--- a/参赛材料/知歇-现场演示脚本.docx
+++ b/参赛材料/知歇-现场演示脚本.docx
@@ -93,7 +93,7 @@
           <w:sz w:val="36"/>
           <w:lang w:eastAsia="zh-CN"/>
         </w:rPr>
-        <w:t>现场演示脚本</w:t>
+        <w:t>知时而歇，张弛有度</w:t>
       </w:r>
     </w:p>
     <w:p>
@@ -231,7 +231,7 @@
           <w:b/>
           <w:lang w:eastAsia="zh-CN"/>
         </w:rPr>
-        <w:t>建议提前在本机跑一遍，不依赖现场电脑</w:t>
+        <w:t>提前在本机跑一遍，不依赖现场电脑</w:t>
       </w:r>
       <w:r>
         <w:rPr>
@@ -239,6 +239,82 @@
           <w:lang w:eastAsia="zh-CN"/>
         </w:rPr>
         <w:t>）</w:t>
+      </w:r>
+    </w:p>
+    <w:p>
+      <w:pPr>
+        <w:spacing w:after="180"/>
+        <w:jc w:val="left"/>
+      </w:pPr>
+      <w:r>
+        <w:t xml:space="preserve">2026-10-11 </w:t>
+      </w:r>
+      <w:r>
+        <w:rPr>
+          <w:rFonts w:ascii="微软雅黑" w:eastAsia="微软雅黑" w:hAnsi="微软雅黑" w:cs="微软雅黑" w:hint="eastAsia"/>
+          <w:lang w:eastAsia="zh-CN"/>
+        </w:rPr>
+        <w:t>随</w:t>
+      </w:r>
+      <w:r>
+        <w:t xml:space="preserve"> PPT </w:t>
+      </w:r>
+      <w:r>
+        <w:rPr>
+          <w:rFonts w:ascii="微软雅黑" w:eastAsia="微软雅黑" w:hAnsi="微软雅黑" w:cs="微软雅黑" w:hint="eastAsia"/>
+          <w:lang w:eastAsia="zh-CN"/>
+        </w:rPr>
+        <w:t>改版同步重写：主线改为</w:t>
+      </w:r>
+      <w:r>
+        <w:t>"</w:t>
+      </w:r>
+      <w:r>
+        <w:rPr>
+          <w:rFonts w:ascii="微软雅黑" w:eastAsia="微软雅黑" w:hAnsi="微软雅黑" w:cs="微软雅黑" w:hint="eastAsia"/>
+          <w:lang w:eastAsia="zh-CN"/>
+        </w:rPr>
+        <w:t>软件怎么用</w:t>
+      </w:r>
+      <w:r>
+        <w:t xml:space="preserve"> + </w:t>
+      </w:r>
+      <w:r>
+        <w:rPr>
+          <w:rFonts w:ascii="微软雅黑" w:eastAsia="微软雅黑" w:hAnsi="微软雅黑" w:cs="微软雅黑" w:hint="eastAsia"/>
+          <w:lang w:eastAsia="zh-CN"/>
+        </w:rPr>
+        <w:t>成果展示</w:t>
+      </w:r>
+      <w:r>
+        <w:t>"</w:t>
+      </w:r>
+      <w:r>
+        <w:rPr>
+          <w:rFonts w:ascii="微软雅黑" w:eastAsia="微软雅黑" w:hAnsi="微软雅黑" w:cs="微软雅黑" w:hint="eastAsia"/>
+          <w:lang w:eastAsia="zh-CN"/>
+        </w:rPr>
+        <w:t>，页码对应新版</w:t>
+      </w:r>
+      <w:r>
+        <w:t xml:space="preserve"> 18 </w:t>
+      </w:r>
+      <w:r>
+        <w:rPr>
+          <w:rFonts w:ascii="微软雅黑" w:eastAsia="微软雅黑" w:hAnsi="微软雅黑" w:cs="微软雅黑" w:hint="eastAsia"/>
+          <w:lang w:eastAsia="zh-CN"/>
+        </w:rPr>
+        <w:t>页；技术名词只在</w:t>
+      </w:r>
+      <w:r>
+        <w:t xml:space="preserve"> P15 / P16 </w:t>
+      </w:r>
+      <w:r>
+        <w:rPr>
+          <w:rFonts w:ascii="微软雅黑" w:eastAsia="微软雅黑" w:hAnsi="微软雅黑" w:cs="微软雅黑" w:hint="eastAsia"/>
+          <w:lang w:eastAsia="zh-CN"/>
+        </w:rPr>
+        <w:t>的讲稿里出现，其余全部说人话。</w:t>
       </w:r>
       <w:r/>
     </w:p>
@@ -665,25 +741,10 @@
             </w:pPr>
             <w:r>
               <w:rPr>
-                <w:b/>
                 <w:color w:val="212121"/>
                 <w:sz w:val="18"/>
               </w:rPr>
-              <w:t>先保持"本机引擎"模式</w:t>
-            </w:r>
-            <w:r>
-              <w:rPr>
-                <w:color w:val="212121"/>
-                <w:sz w:val="18"/>
-              </w:rPr>
-              <w:t xml:space="preserve"> </w:t>
-            </w:r>
-            <w:r>
-              <w:rPr>
-                <w:color w:val="212121"/>
-                <w:sz w:val="18"/>
-              </w:rPr>
-              <w:t>用于第一段演示，再切到</w:t>
+              <w:t>第一段演示用</w:t>
             </w:r>
             <w:r>
               <w:rPr>
@@ -711,7 +772,7 @@
                 <w:color w:val="212121"/>
                 <w:sz w:val="18"/>
               </w:rPr>
-              <w:t>云端</w:t>
+              <w:t>本机引擎</w:t>
             </w:r>
             <w:r>
               <w:rPr>
@@ -739,7 +800,7 @@
                 <w:color w:val="212121"/>
                 <w:sz w:val="18"/>
               </w:rPr>
-              <w:t>用于第二段对比</w:t>
+              <w:t>模式；第二段再切云端做对比</w:t>
             </w:r>
           </w:p>
         </w:tc>
@@ -817,7 +878,7 @@
                 <w:color w:val="212121"/>
                 <w:sz w:val="18"/>
               </w:rPr>
-              <w:t xml:space="preserve"> Wi-Fi / </w:t>
+              <w:t xml:space="preserve"> Wi-Fi</w:t>
             </w:r>
             <w:r>
               <w:rPr>
@@ -831,7 +892,7 @@
                 <w:color w:val="212121"/>
                 <w:sz w:val="18"/>
               </w:rPr>
-              <w:t>拔网线（用于演示离线兜底）</w:t>
+              <w:t>（演示断网兜底）</w:t>
             </w:r>
           </w:p>
         </w:tc>
@@ -864,7 +925,7 @@
                 <w:color w:val="212121"/>
                 <w:sz w:val="18"/>
               </w:rPr>
-              <w:t>备用方案</w:t>
+              <w:t>截图兜底</w:t>
             </w:r>
           </w:p>
         </w:tc>
@@ -895,7 +956,7 @@
                 <w:color w:val="212121"/>
                 <w:sz w:val="18"/>
               </w:rPr>
-              <w:t>本地录屏文件（</w:t>
+              <w:t xml:space="preserve">PPT </w:t>
             </w:r>
             <w:r>
               <w:rPr>
@@ -904,6 +965,126 @@
               </w:rPr>
               <w:t xml:space="preserve"> </w:t>
             </w:r>
+            <w:r>
+              <w:rPr>
+                <w:color w:val="212121"/>
+                <w:sz w:val="18"/>
+              </w:rPr>
+              <w:t>里的</w:t>
+            </w:r>
+            <w:r>
+              <w:rPr>
+                <w:color w:val="212121"/>
+                <w:sz w:val="18"/>
+              </w:rPr>
+              <w:t xml:space="preserve"> </w:t>
+            </w:r>
+            <w:r>
+              <w:rPr>
+                <w:color w:val="212121"/>
+                <w:sz w:val="18"/>
+              </w:rPr>
+              <w:t xml:space="preserve"> 16 </w:t>
+            </w:r>
+            <w:r>
+              <w:rPr>
+                <w:color w:val="212121"/>
+                <w:sz w:val="18"/>
+              </w:rPr>
+              <w:t xml:space="preserve"> </w:t>
+            </w:r>
+            <w:r>
+              <w:rPr>
+                <w:color w:val="212121"/>
+                <w:sz w:val="18"/>
+              </w:rPr>
+              <w:t>张截图占位框已替换为真实截图</w:t>
+            </w:r>
+            <w:r>
+              <w:rPr>
+                <w:color w:val="212121"/>
+                <w:sz w:val="18"/>
+              </w:rPr>
+              <w:t xml:space="preserve"> </w:t>
+            </w:r>
+            <w:r>
+              <w:rPr>
+                <w:color w:val="212121"/>
+                <w:sz w:val="18"/>
+              </w:rPr>
+              <w:t>——</w:t>
+            </w:r>
+            <w:r>
+              <w:rPr>
+                <w:color w:val="212121"/>
+                <w:sz w:val="18"/>
+              </w:rPr>
+              <w:t xml:space="preserve"> </w:t>
+            </w:r>
+            <w:r>
+              <w:rPr>
+                <w:color w:val="212121"/>
+                <w:sz w:val="18"/>
+              </w:rPr>
+              <w:t>现场软件打不开时就改讲截图</w:t>
+            </w:r>
+          </w:p>
+        </w:tc>
+      </w:tr>
+      <w:tr>
+        <w:tc>
+          <w:tcPr>
+            <w:tcW w:type="dxa" w:w="4320"/>
+            <w:vAlign w:val="center"/>
+            <w:tcBorders>
+              <w:top w:val="single" w:sz="6" w:space="0" w:color="E0E0E0"/>
+              <w:bottom w:val="single" w:sz="6" w:space="0" w:color="E0E0E0"/>
+              <w:left w:val="single" w:sz="6" w:space="0" w:color="E0E0E0"/>
+              <w:right w:val="single" w:sz="6" w:space="0" w:color="E0E0E0"/>
+            </w:tcBorders>
+            <w:tcMar>
+              <w:top w:w="120" w:type="dxa"/>
+              <w:bottom w:w="120" w:type="dxa"/>
+              <w:left w:w="168" w:type="dxa"/>
+              <w:right w:w="168" w:type="dxa"/>
+            </w:tcMar>
+          </w:tcPr>
+          <w:p>
+            <w:pPr>
+              <w:jc w:val="left"/>
+              <w:spacing w:line="240" w:lineRule="auto" w:before="45" w:after="45"/>
+            </w:pPr>
+            <w:r>
+              <w:rPr>
+                <w:color w:val="212121"/>
+                <w:sz w:val="18"/>
+              </w:rPr>
+              <w:t>备用录屏</w:t>
+            </w:r>
+          </w:p>
+        </w:tc>
+        <w:tc>
+          <w:tcPr>
+            <w:tcW w:type="dxa" w:w="4320"/>
+            <w:vAlign w:val="center"/>
+            <w:tcBorders>
+              <w:top w:val="single" w:sz="6" w:space="0" w:color="E0E0E0"/>
+              <w:bottom w:val="single" w:sz="6" w:space="0" w:color="E0E0E0"/>
+              <w:left w:val="single" w:sz="6" w:space="0" w:color="E0E0E0"/>
+              <w:right w:val="single" w:sz="6" w:space="0" w:color="E0E0E0"/>
+            </w:tcBorders>
+            <w:tcMar>
+              <w:top w:w="120" w:type="dxa"/>
+              <w:bottom w:w="120" w:type="dxa"/>
+              <w:left w:w="168" w:type="dxa"/>
+              <w:right w:w="168" w:type="dxa"/>
+            </w:tcMar>
+          </w:tcPr>
+          <w:p>
+            <w:pPr>
+              <w:jc w:val="left"/>
+              <w:spacing w:line="240" w:lineRule="auto" w:before="45" w:after="45"/>
+            </w:pPr>
             <w:r>
               <w:rPr>
                 <w:color w:val="212121"/>
@@ -923,7 +1104,7 @@
                 <w:color w:val="212121"/>
                 <w:sz w:val="18"/>
               </w:rPr>
-              <w:t>秒核心流程）已就绪</w:t>
+              <w:t>秒核心流程录屏已就绪</w:t>
             </w:r>
           </w:p>
         </w:tc>
@@ -1022,7 +1203,7 @@
           <w:sz w:val="24"/>
           <w:lang w:eastAsia="zh-CN"/>
         </w:rPr>
-        <w:t>【第 1 段】开场与问题（0:00 — 0:50）</w:t>
+        <w:t>【第 1 段】开场（0:00 — 0:40）</w:t>
       </w:r>
     </w:p>
     <w:p>
@@ -1095,7 +1276,7 @@
           <w:rFonts w:ascii="微软雅黑" w:eastAsia="微软雅黑" w:hAnsi="微软雅黑" w:cs="微软雅黑" w:hint="eastAsia"/>
           <w:lang w:eastAsia="zh-CN"/>
         </w:rPr>
-        <w:t>先问一个问题：</w:t>
+        <w:t>先说清楚一件事：</w:t>
       </w:r>
       <w:r>
         <w:rPr>
@@ -1103,100 +1284,34 @@
           <w:b/>
           <w:lang w:eastAsia="zh-CN"/>
         </w:rPr>
-        <w:t>您上一次连续坐在电脑前，是多久？</w:t>
-      </w:r>
-      <w:r>
-        <w:t xml:space="preserve"> </w:t>
+        <w:t>这个东西已经做完了</w:t>
       </w:r>
       <w:r>
         <w:rPr>
           <w:rFonts w:ascii="微软雅黑" w:eastAsia="微软雅黑" w:hAnsi="微软雅黑" w:cs="微软雅黑" w:hint="eastAsia"/>
           <w:lang w:eastAsia="zh-CN"/>
         </w:rPr>
-        <w:t>对很多人来说，答案是三小时、四小时，中间几乎没起身。这不是因为大家不想休息</w:t>
+        <w:t>。官网可以直接下载，</w:t>
       </w:r>
       <w:r>
-        <w:t>——</w:t>
+        <w:t xml:space="preserve">Windows </w:t>
       </w:r>
       <w:r>
         <w:rPr>
           <w:rFonts w:ascii="微软雅黑" w:eastAsia="微软雅黑" w:hAnsi="微软雅黑" w:cs="微软雅黑" w:hint="eastAsia"/>
           <w:lang w:eastAsia="zh-CN"/>
         </w:rPr>
-        <w:t>而是因为</w:t>
+        <w:t>和</w:t>
       </w:r>
       <w:r>
-        <w:rPr>
-          <w:rFonts w:ascii="微软雅黑" w:eastAsia="微软雅黑" w:hAnsi="微软雅黑" w:cs="微软雅黑" w:hint="eastAsia"/>
-          <w:b/>
-          <w:lang w:eastAsia="zh-CN"/>
-        </w:rPr>
-        <w:t>一进入专注状态，时间感就消失了</w:t>
+        <w:t xml:space="preserve"> macOS </w:t>
       </w:r>
       <w:r>
         <w:rPr>
           <w:rFonts w:ascii="微软雅黑" w:eastAsia="微软雅黑" w:hAnsi="微软雅黑" w:cs="微软雅黑" w:hint="eastAsia"/>
           <w:lang w:eastAsia="zh-CN"/>
         </w:rPr>
-        <w:t>。 而现有的提醒工具，有两个绕不开的毛病：</w:t>
-      </w:r>
-      <w:r>
-        <w:rPr>
-          <w:rFonts w:ascii="微软雅黑" w:eastAsia="微软雅黑" w:hAnsi="微软雅黑" w:cs="微软雅黑" w:hint="eastAsia"/>
-          <w:b/>
-          <w:lang w:eastAsia="zh-CN"/>
-        </w:rPr>
-        <w:t>第一，设置太麻烦</w:t>
-      </w:r>
-      <w:r>
-        <w:rPr>
-          <w:rFonts w:ascii="微软雅黑" w:eastAsia="微软雅黑" w:hAnsi="微软雅黑" w:cs="微软雅黑" w:hint="eastAsia"/>
-          <w:lang w:eastAsia="zh-CN"/>
-        </w:rPr>
-        <w:t>，想设一个</w:t>
-      </w:r>
-      <w:r>
-        <w:t>"</w:t>
-      </w:r>
-      <w:r>
-        <w:rPr>
-          <w:rFonts w:ascii="微软雅黑" w:eastAsia="微软雅黑" w:hAnsi="微软雅黑" w:cs="微软雅黑" w:hint="eastAsia"/>
-          <w:lang w:eastAsia="zh-CN"/>
-        </w:rPr>
-        <w:t>每周一三五下午三点半提醒</w:t>
-      </w:r>
-      <w:r>
-        <w:t>"</w:t>
-      </w:r>
-      <w:r>
-        <w:rPr>
-          <w:rFonts w:ascii="微软雅黑" w:eastAsia="微软雅黑" w:hAnsi="微软雅黑" w:cs="微软雅黑" w:hint="eastAsia"/>
-          <w:lang w:eastAsia="zh-CN"/>
-        </w:rPr>
-        <w:t>，得先理解单次、每天、每周、每月这套概念；</w:t>
-      </w:r>
-      <w:r>
-        <w:rPr>
-          <w:rFonts w:ascii="微软雅黑" w:eastAsia="微软雅黑" w:hAnsi="微软雅黑" w:cs="微软雅黑" w:hint="eastAsia"/>
-          <w:b/>
-          <w:lang w:eastAsia="zh-CN"/>
-        </w:rPr>
-        <w:t>第二，提醒太机械</w:t>
-      </w:r>
-      <w:r>
-        <w:rPr>
-          <w:rFonts w:ascii="微软雅黑" w:eastAsia="微软雅黑" w:hAnsi="微软雅黑" w:cs="微软雅黑" w:hint="eastAsia"/>
-          <w:lang w:eastAsia="zh-CN"/>
-        </w:rPr>
-        <w:t>，固定文案弹几次，大脑就自动过滤了。 我们的答案很直接：</w:t>
-      </w:r>
-      <w:r>
-        <w:rPr>
-          <w:rFonts w:ascii="微软雅黑" w:eastAsia="微软雅黑" w:hAnsi="微软雅黑" w:cs="微软雅黑" w:hint="eastAsia"/>
-          <w:b/>
-          <w:lang w:eastAsia="zh-CN"/>
-        </w:rPr>
-        <w:t>让用户只说一句话，剩下的交给智能体。</w:t>
+        <w:t>都能装，装完打开就能用。今天我主要给大家演示它是怎么用的。</w:t>
       </w:r>
     </w:p>
     <w:p>
@@ -1211,17 +1326,27 @@
           <w:rFonts w:ascii="微软雅黑" w:eastAsia="微软雅黑" w:hAnsi="微软雅黑" w:cs="微软雅黑" w:hint="eastAsia"/>
           <w:lang w:eastAsia="zh-CN"/>
         </w:rPr>
-        <w:t>（切换到</w:t>
+        <w:t>（切到</w:t>
       </w:r>
       <w:r>
-        <w:t xml:space="preserve"> P3 </w:t>
+        <w:t xml:space="preserve"> P2 </w:t>
       </w:r>
       <w:r>
         <w:rPr>
           <w:rFonts w:ascii="微软雅黑" w:eastAsia="微软雅黑" w:hAnsi="微软雅黑" w:cs="微软雅黑" w:hint="eastAsia"/>
           <w:lang w:eastAsia="zh-CN"/>
         </w:rPr>
-        <w:t>解决方案页）</w:t>
+        <w:t>目录，一句话带过：三章</w:t>
+      </w:r>
+      <w:r>
+        <w:t>——</w:t>
+      </w:r>
+      <w:r>
+        <w:rPr>
+          <w:rFonts w:ascii="微软雅黑" w:eastAsia="微软雅黑" w:hAnsi="微软雅黑" w:cs="微软雅黑" w:hint="eastAsia"/>
+          <w:lang w:eastAsia="zh-CN"/>
+        </w:rPr>
+        <w:t>它是什么、怎么用、做得怎么样。第二章是重点。）</w:t>
       </w:r>
       <w:r>
         <w:t>*</w:t>
@@ -1239,316 +1364,7 @@
           <w:sz w:val="24"/>
           <w:lang w:eastAsia="zh-CN"/>
         </w:rPr>
-        <w:t>【第 2 段】产品概述（0:50 — 1:30）</w:t>
-      </w:r>
-    </w:p>
-    <w:p>
-      <w:pPr>
-        <w:spacing w:after="360"/>
-        <w:jc w:val="left"/>
-        <w:pBdr>
-          <w:left w:val="single" w:sz="18" w:space="0" w:color="1565C0"/>
-        </w:pBdr>
-        <w:shd w:val="clear" w:color="auto" w:fill="F5F7FA"/>
-      </w:pPr>
-      <w:r>
-        <w:t xml:space="preserve">  </w:t>
-      </w:r>
-      <w:r>
-        <w:rPr>
-          <w:rFonts w:ascii="微软雅黑" w:eastAsia="微软雅黑" w:hAnsi="微软雅黑" w:cs="微软雅黑" w:hint="eastAsia"/>
-          <w:lang w:eastAsia="zh-CN"/>
-        </w:rPr>
-        <w:t>知歇是一款</w:t>
-      </w:r>
-      <w:r>
-        <w:rPr>
-          <w:rFonts w:ascii="微软雅黑" w:eastAsia="微软雅黑" w:hAnsi="微软雅黑" w:cs="微软雅黑" w:hint="eastAsia"/>
-          <w:b/>
-          <w:lang w:eastAsia="zh-CN"/>
-        </w:rPr>
-        <w:t>融合智能体的桌面休息提醒工具</w:t>
-      </w:r>
-      <w:r>
-        <w:rPr>
-          <w:rFonts w:ascii="微软雅黑" w:eastAsia="微软雅黑" w:hAnsi="微软雅黑" w:cs="微软雅黑" w:hint="eastAsia"/>
-          <w:lang w:eastAsia="zh-CN"/>
-        </w:rPr>
-        <w:t>，支持</w:t>
-      </w:r>
-      <w:r>
-        <w:t xml:space="preserve"> Windows </w:t>
-      </w:r>
-      <w:r>
-        <w:rPr>
-          <w:rFonts w:ascii="微软雅黑" w:eastAsia="微软雅黑" w:hAnsi="微软雅黑" w:cs="微软雅黑" w:hint="eastAsia"/>
-          <w:lang w:eastAsia="zh-CN"/>
-        </w:rPr>
-        <w:t>和</w:t>
-      </w:r>
-      <w:r>
-        <w:t xml:space="preserve"> macOS </w:t>
-      </w:r>
-      <w:r>
-        <w:rPr>
-          <w:rFonts w:ascii="微软雅黑" w:eastAsia="微软雅黑" w:hAnsi="微软雅黑" w:cs="微软雅黑" w:hint="eastAsia"/>
-          <w:lang w:eastAsia="zh-CN"/>
-        </w:rPr>
-        <w:t>双平台。</w:t>
-      </w:r>
-      <w:r>
-        <w:t xml:space="preserve"> </w:t>
-      </w:r>
-      <w:r>
-        <w:rPr>
-          <w:rFonts w:ascii="微软雅黑" w:eastAsia="微软雅黑" w:hAnsi="微软雅黑" w:cs="微软雅黑" w:hint="eastAsia"/>
-          <w:lang w:eastAsia="zh-CN"/>
-        </w:rPr>
-        <w:t>它有三个关键词：</w:t>
-      </w:r>
-      <w:r>
-        <w:t xml:space="preserve"> </w:t>
-      </w:r>
-      <w:r>
-        <w:rPr>
-          <w:rFonts w:ascii="微软雅黑" w:eastAsia="微软雅黑" w:hAnsi="微软雅黑" w:cs="微软雅黑" w:hint="eastAsia"/>
-          <w:b/>
-          <w:lang w:eastAsia="zh-CN"/>
-        </w:rPr>
-        <w:t>一句话生成规则</w:t>
-      </w:r>
-      <w:r>
-        <w:t>——</w:t>
-      </w:r>
-      <w:r>
-        <w:rPr>
-          <w:rFonts w:ascii="微软雅黑" w:eastAsia="微软雅黑" w:hAnsi="微软雅黑" w:cs="微软雅黑" w:hint="eastAsia"/>
-          <w:lang w:eastAsia="zh-CN"/>
-        </w:rPr>
-        <w:t>把</w:t>
-      </w:r>
-      <w:r>
-        <w:t>"</w:t>
-      </w:r>
-      <w:r>
-        <w:rPr>
-          <w:rFonts w:ascii="微软雅黑" w:eastAsia="微软雅黑" w:hAnsi="微软雅黑" w:cs="微软雅黑" w:hint="eastAsia"/>
-          <w:lang w:eastAsia="zh-CN"/>
-        </w:rPr>
-        <w:t>配置</w:t>
-      </w:r>
-      <w:r>
-        <w:t>"</w:t>
-      </w:r>
-      <w:r>
-        <w:rPr>
-          <w:rFonts w:ascii="微软雅黑" w:eastAsia="微软雅黑" w:hAnsi="微软雅黑" w:cs="微软雅黑" w:hint="eastAsia"/>
-          <w:lang w:eastAsia="zh-CN"/>
-        </w:rPr>
-        <w:t>变成</w:t>
-      </w:r>
-      <w:r>
-        <w:t>"</w:t>
-      </w:r>
-      <w:r>
-        <w:rPr>
-          <w:rFonts w:ascii="微软雅黑" w:eastAsia="微软雅黑" w:hAnsi="微软雅黑" w:cs="微软雅黑" w:hint="eastAsia"/>
-          <w:lang w:eastAsia="zh-CN"/>
-        </w:rPr>
-        <w:t>对话</w:t>
-      </w:r>
-      <w:r>
-        <w:t>"</w:t>
-      </w:r>
-      <w:r>
-        <w:rPr>
-          <w:rFonts w:ascii="微软雅黑" w:eastAsia="微软雅黑" w:hAnsi="微软雅黑" w:cs="微软雅黑" w:hint="eastAsia"/>
-          <w:lang w:eastAsia="zh-CN"/>
-        </w:rPr>
-        <w:t>；</w:t>
-      </w:r>
-      <w:r>
-        <w:t xml:space="preserve"> </w:t>
-      </w:r>
-      <w:r>
-        <w:rPr>
-          <w:rFonts w:ascii="微软雅黑" w:eastAsia="微软雅黑" w:hAnsi="微软雅黑" w:cs="微软雅黑" w:hint="eastAsia"/>
-          <w:b/>
-          <w:lang w:eastAsia="zh-CN"/>
-        </w:rPr>
-        <w:t>云端加本机双通道</w:t>
-      </w:r>
-      <w:r>
-        <w:t>——</w:t>
-      </w:r>
-      <w:r>
-        <w:rPr>
-          <w:rFonts w:ascii="微软雅黑" w:eastAsia="微软雅黑" w:hAnsi="微软雅黑" w:cs="微软雅黑" w:hint="eastAsia"/>
-          <w:lang w:eastAsia="zh-CN"/>
-        </w:rPr>
-        <w:t>云端提升理解力，本机引擎保证断网也能用；</w:t>
-      </w:r>
-      <w:r>
-        <w:t xml:space="preserve"> </w:t>
-      </w:r>
-      <w:r>
-        <w:rPr>
-          <w:rFonts w:ascii="微软雅黑" w:eastAsia="微软雅黑" w:hAnsi="微软雅黑" w:cs="微软雅黑" w:hint="eastAsia"/>
-          <w:b/>
-          <w:lang w:eastAsia="zh-CN"/>
-        </w:rPr>
-        <w:t>数据全在本机</w:t>
-      </w:r>
-      <w:r>
-        <w:t>——</w:t>
-      </w:r>
-      <w:r>
-        <w:rPr>
-          <w:rFonts w:ascii="微软雅黑" w:eastAsia="微软雅黑" w:hAnsi="微软雅黑" w:cs="微软雅黑" w:hint="eastAsia"/>
-          <w:lang w:eastAsia="zh-CN"/>
-        </w:rPr>
-        <w:t>不注册账号、不联网、不采集数据。</w:t>
-      </w:r>
-      <w:r>
-        <w:t xml:space="preserve"> </w:t>
-      </w:r>
-      <w:r>
-        <w:rPr>
-          <w:rFonts w:ascii="微软雅黑" w:eastAsia="微软雅黑" w:hAnsi="微软雅黑" w:cs="微软雅黑" w:hint="eastAsia"/>
-          <w:lang w:eastAsia="zh-CN"/>
-        </w:rPr>
-        <w:t>面向的主要人群是</w:t>
-      </w:r>
-      <w:r>
-        <w:rPr>
-          <w:rFonts w:ascii="微软雅黑" w:eastAsia="微软雅黑" w:hAnsi="微软雅黑" w:cs="微软雅黑" w:hint="eastAsia"/>
-          <w:b/>
-          <w:lang w:eastAsia="zh-CN"/>
-        </w:rPr>
-        <w:t>日均在电脑前 4 小时以上的学生和年轻职场人</w:t>
-      </w:r>
-      <w:r>
-        <w:rPr>
-          <w:rFonts w:ascii="微软雅黑" w:eastAsia="微软雅黑" w:hAnsi="微软雅黑" w:cs="微软雅黑" w:hint="eastAsia"/>
-          <w:lang w:eastAsia="zh-CN"/>
-        </w:rPr>
-        <w:t>，另外还有一批次要用户是</w:t>
-      </w:r>
-      <w:r>
-        <w:rPr>
-          <w:rFonts w:ascii="微软雅黑" w:eastAsia="微软雅黑" w:hAnsi="微软雅黑" w:cs="微软雅黑" w:hint="eastAsia"/>
-          <w:b/>
-          <w:lang w:eastAsia="zh-CN"/>
-        </w:rPr>
-        <w:t>给孩子管理电脑使用时段的家长</w:t>
-      </w:r>
-      <w:r>
-        <w:rPr>
-          <w:rFonts w:ascii="微软雅黑" w:eastAsia="微软雅黑" w:hAnsi="微软雅黑" w:cs="微软雅黑" w:hint="eastAsia"/>
-          <w:lang w:eastAsia="zh-CN"/>
-        </w:rPr>
-        <w:t>。</w:t>
-      </w:r>
-    </w:p>
-    <w:p>
-      <w:pPr>
-        <w:jc w:val="left"/>
-      </w:pPr>
-      <w:r>
-        <w:t>*</w:t>
-      </w:r>
-      <w:r>
-        <w:rPr>
-          <w:rFonts w:ascii="微软雅黑" w:eastAsia="微软雅黑" w:hAnsi="微软雅黑" w:cs="微软雅黑" w:hint="eastAsia"/>
-          <w:lang w:eastAsia="zh-CN"/>
-        </w:rPr>
-        <w:t>（</w:t>
-      </w:r>
-      <w:r>
-        <w:t xml:space="preserve">P4 </w:t>
-      </w:r>
-      <w:r>
-        <w:rPr>
-          <w:rFonts w:ascii="微软雅黑" w:eastAsia="微软雅黑" w:hAnsi="微软雅黑" w:cs="微软雅黑" w:hint="eastAsia"/>
-          <w:lang w:eastAsia="zh-CN"/>
-        </w:rPr>
-        <w:t>场景页、</w:t>
-      </w:r>
-      <w:r>
-        <w:t xml:space="preserve">P5 </w:t>
-      </w:r>
-      <w:r>
-        <w:rPr>
-          <w:rFonts w:ascii="微软雅黑" w:eastAsia="微软雅黑" w:hAnsi="微软雅黑" w:cs="微软雅黑" w:hint="eastAsia"/>
-          <w:lang w:eastAsia="zh-CN"/>
-        </w:rPr>
-        <w:t>用户页快速带过，各约</w:t>
-      </w:r>
-      <w:r>
-        <w:t xml:space="preserve"> 15 </w:t>
-      </w:r>
-      <w:r>
-        <w:rPr>
-          <w:rFonts w:ascii="微软雅黑" w:eastAsia="微软雅黑" w:hAnsi="微软雅黑" w:cs="微软雅黑" w:hint="eastAsia"/>
-          <w:lang w:eastAsia="zh-CN"/>
-        </w:rPr>
-        <w:t>秒）</w:t>
-      </w:r>
-      <w:r>
-        <w:t>*</w:t>
-      </w:r>
-    </w:p>
-    <w:p>
-      <w:pPr>
-        <w:spacing w:after="360"/>
-        <w:jc w:val="left"/>
-        <w:pBdr>
-          <w:left w:val="single" w:sz="18" w:space="0" w:color="1565C0"/>
-        </w:pBdr>
-        <w:shd w:val="clear" w:color="auto" w:fill="F5F7FA"/>
-      </w:pPr>
-      <w:r>
-        <w:t xml:space="preserve">  </w:t>
-      </w:r>
-      <w:r>
-        <w:rPr>
-          <w:rFonts w:ascii="微软雅黑" w:eastAsia="微软雅黑" w:hAnsi="微软雅黑" w:cs="微软雅黑" w:hint="eastAsia"/>
-          <w:lang w:eastAsia="zh-CN"/>
-        </w:rPr>
-        <w:t>场景上，我们特别关注</w:t>
-      </w:r>
-      <w:r>
-        <w:rPr>
-          <w:rFonts w:ascii="微软雅黑" w:eastAsia="微软雅黑" w:hAnsi="微软雅黑" w:cs="微软雅黑" w:hint="eastAsia"/>
-          <w:b/>
-          <w:lang w:eastAsia="zh-CN"/>
-        </w:rPr>
-        <w:t>高校机房和实训室</w:t>
-      </w:r>
-      <w:r>
-        <w:t>——</w:t>
-      </w:r>
-      <w:r>
-        <w:rPr>
-          <w:rFonts w:ascii="微软雅黑" w:eastAsia="微软雅黑" w:hAnsi="微软雅黑" w:cs="微软雅黑" w:hint="eastAsia"/>
-          <w:lang w:eastAsia="zh-CN"/>
-        </w:rPr>
-        <w:t>学生长时间上机，老师希望能统一引入休息节律，而且弹窗文案可以换成校风文案；零账号、零联网这一点，正好适合机房批量部署。</w:t>
-      </w:r>
-    </w:p>
-    <w:p>
-      <w:pPr>
-        <w:pStyle w:val="Heading3"/>
-      </w:pPr>
-      <w:r>
-        <w:rPr>
-          <w:rFonts w:ascii="微软雅黑" w:hAnsi="微软雅黑" w:eastAsia="微软雅黑" w:cs="微软雅黑" w:hint="eastAsia"/>
-          <w:b/>
-          <w:color w:val="1565C0"/>
-          <w:sz w:val="24"/>
-          <w:lang w:eastAsia="zh-CN"/>
-        </w:rPr>
-        <w:t>【第 3 段】核心演示（1:30 — 2:30）★重点</w:t>
+        <w:t>【第 2 段】它是什么、给谁用（0:40 — 1:50）</w:t>
       </w:r>
     </w:p>
     <w:p>
@@ -1569,7 +1385,7 @@
           <w:b/>
           <w:lang w:eastAsia="zh-CN"/>
         </w:rPr>
-        <w:t>（切到应用界面，实际操作）</w:t>
+        <w:t>（P4）</w:t>
       </w:r>
       <w:r>
         <w:t xml:space="preserve"> </w:t>
@@ -1579,20 +1395,10 @@
           <w:rFonts w:ascii="微软雅黑" w:eastAsia="微软雅黑" w:hAnsi="微软雅黑" w:cs="微软雅黑" w:hint="eastAsia"/>
           <w:lang w:eastAsia="zh-CN"/>
         </w:rPr>
-        <w:t>我现场演示一下。这是知歇的智能体页面，当前工作在本机引擎模式。</w:t>
+        <w:t>先说为什么做它。大家都有过这种时候：一坐三四个小时，中间几乎没起身。不是不想休息，是现有的提醒工具不好用</w:t>
       </w:r>
       <w:r>
-        <w:t xml:space="preserve"> </w:t>
-      </w:r>
-      <w:r>
-        <w:rPr>
-          <w:rFonts w:ascii="微软雅黑" w:eastAsia="微软雅黑" w:hAnsi="微软雅黑" w:cs="微软雅黑" w:hint="eastAsia"/>
-          <w:lang w:eastAsia="zh-CN"/>
-        </w:rPr>
-        <w:t>我现在说一句话</w:t>
-      </w:r>
-      <w:r>
-        <w:t xml:space="preserve">—— </w:t>
+        <w:t>——</w:t>
       </w:r>
       <w:r>
         <w:rPr>
@@ -1600,7 +1406,64 @@
           <w:b/>
           <w:lang w:eastAsia="zh-CN"/>
         </w:rPr>
-        <w:t>（输入）"每周一三五下午三点半提醒我站起来活动，顺便锁屏"</w:t>
+        <w:t>想设一条"每周一三五下午三点半"，得先把一整套表单弄明白</w:t>
+      </w:r>
+      <w:r>
+        <w:rPr>
+          <w:rFonts w:ascii="微软雅黑" w:eastAsia="微软雅黑" w:hAnsi="微软雅黑" w:cs="微软雅黑" w:hint="eastAsia"/>
+          <w:lang w:eastAsia="zh-CN"/>
+        </w:rPr>
+        <w:t xml:space="preserve">；好不容易设好了，同一句话弹几次，眼睛就自动跳过去了。 </w:t>
+      </w:r>
+      <w:r>
+        <w:rPr>
+          <w:rFonts w:ascii="微软雅黑" w:eastAsia="微软雅黑" w:hAnsi="微软雅黑" w:cs="微软雅黑" w:hint="eastAsia"/>
+          <w:b/>
+          <w:lang w:eastAsia="zh-CN"/>
+        </w:rPr>
+        <w:t>（P5）</w:t>
+      </w:r>
+      <w:r>
+        <w:rPr>
+          <w:rFonts w:ascii="微软雅黑" w:eastAsia="微软雅黑" w:hAnsi="微软雅黑" w:cs="微软雅黑" w:hint="eastAsia"/>
+          <w:lang w:eastAsia="zh-CN"/>
+        </w:rPr>
+        <w:t xml:space="preserve"> 知歇就是冲这两条来的。一句话定义：</w:t>
+      </w:r>
+      <w:r>
+        <w:rPr>
+          <w:rFonts w:ascii="微软雅黑" w:eastAsia="微软雅黑" w:hAnsi="微软雅黑" w:cs="微软雅黑" w:hint="eastAsia"/>
+          <w:b/>
+          <w:lang w:eastAsia="zh-CN"/>
+        </w:rPr>
+        <w:t>会听人话的桌面休息提醒工具</w:t>
+      </w:r>
+      <w:r>
+        <w:rPr>
+          <w:rFonts w:ascii="微软雅黑" w:eastAsia="微软雅黑" w:hAnsi="微软雅黑" w:cs="微软雅黑" w:hint="eastAsia"/>
+          <w:lang w:eastAsia="zh-CN"/>
+        </w:rPr>
+        <w:t>。说一句话，软件里的智能体</w:t>
+      </w:r>
+      <w:r>
+        <w:t>——</w:t>
+      </w:r>
+      <w:r>
+        <w:rPr>
+          <w:rFonts w:ascii="微软雅黑" w:eastAsia="微软雅黑" w:hAnsi="微软雅黑" w:cs="微软雅黑" w:hint="eastAsia"/>
+          <w:lang w:eastAsia="zh-CN"/>
+        </w:rPr>
+        <w:t>就是那个帮你把话变成提醒的小助手</w:t>
+      </w:r>
+      <w:r>
+        <w:t>——</w:t>
+      </w:r>
+      <w:r>
+        <w:rPr>
+          <w:rFonts w:ascii="微软雅黑" w:eastAsia="微软雅黑" w:hAnsi="微软雅黑" w:cs="微软雅黑" w:hint="eastAsia"/>
+          <w:lang w:eastAsia="zh-CN"/>
+        </w:rPr>
+        <w:t>把它变成一条能用的提醒。它从官网直接下载，两个平台都能装，数据都在自己电脑上，不用注册。</w:t>
       </w:r>
       <w:r>
         <w:t xml:space="preserve"> </w:t>
@@ -1611,227 +1474,14 @@
           <w:b/>
           <w:lang w:eastAsia="zh-CN"/>
         </w:rPr>
-        <w:t>（点击"解析需求"，停顿 1 秒）</w:t>
+        <w:t>（P6）</w:t>
       </w:r>
       <w:r>
         <w:rPr>
           <w:rFonts w:ascii="微软雅黑" w:eastAsia="微软雅黑" w:hAnsi="微软雅黑" w:cs="微软雅黑" w:hint="eastAsia"/>
           <w:lang w:eastAsia="zh-CN"/>
         </w:rPr>
-        <w:t xml:space="preserve"> 结果出来了。请注意这几个字段：类型是</w:t>
-      </w:r>
-      <w:r>
-        <w:rPr>
-          <w:rFonts w:ascii="微软雅黑" w:eastAsia="微软雅黑" w:hAnsi="微软雅黑" w:cs="微软雅黑" w:hint="eastAsia"/>
-          <w:b/>
-          <w:lang w:eastAsia="zh-CN"/>
-        </w:rPr>
-        <w:t>每周</w:t>
-      </w:r>
-      <w:r>
-        <w:rPr>
-          <w:rFonts w:ascii="微软雅黑" w:eastAsia="微软雅黑" w:hAnsi="微软雅黑" w:cs="微软雅黑" w:hint="eastAsia"/>
-          <w:lang w:eastAsia="zh-CN"/>
-        </w:rPr>
-        <w:t>，时间是</w:t>
-      </w:r>
-      <w:r>
-        <w:rPr>
-          <w:b/>
-        </w:rPr>
-        <w:t>15:30</w:t>
-      </w:r>
-      <w:r>
-        <w:rPr>
-          <w:rFonts w:ascii="微软雅黑" w:eastAsia="微软雅黑" w:hAnsi="微软雅黑" w:cs="微软雅黑" w:hint="eastAsia"/>
-          <w:lang w:eastAsia="zh-CN"/>
-        </w:rPr>
-        <w:t>，重复是</w:t>
-      </w:r>
-      <w:r>
-        <w:rPr>
-          <w:rFonts w:ascii="微软雅黑" w:eastAsia="微软雅黑" w:hAnsi="微软雅黑" w:cs="微软雅黑" w:hint="eastAsia"/>
-          <w:b/>
-          <w:lang w:eastAsia="zh-CN"/>
-        </w:rPr>
-        <w:t>周一、周三、周五</w:t>
-      </w:r>
-      <w:r>
-        <w:rPr>
-          <w:rFonts w:ascii="微软雅黑" w:eastAsia="微软雅黑" w:hAnsi="微软雅黑" w:cs="微软雅黑" w:hint="eastAsia"/>
-          <w:lang w:eastAsia="zh-CN"/>
-        </w:rPr>
-        <w:t>，系统操作是</w:t>
-      </w:r>
-      <w:r>
-        <w:rPr>
-          <w:rFonts w:ascii="微软雅黑" w:eastAsia="微软雅黑" w:hAnsi="微软雅黑" w:cs="微软雅黑" w:hint="eastAsia"/>
-          <w:b/>
-          <w:lang w:eastAsia="zh-CN"/>
-        </w:rPr>
-        <w:t>锁屏</w:t>
-      </w:r>
-      <w:r>
-        <w:rPr>
-          <w:rFonts w:ascii="微软雅黑" w:eastAsia="微软雅黑" w:hAnsi="微软雅黑" w:cs="微软雅黑" w:hint="eastAsia"/>
-          <w:lang w:eastAsia="zh-CN"/>
-        </w:rPr>
-        <w:t>。而且这里标注了结果来源是</w:t>
-      </w:r>
-      <w:r>
-        <w:t>"</w:t>
-      </w:r>
-      <w:r>
-        <w:rPr>
-          <w:rFonts w:ascii="微软雅黑" w:eastAsia="微软雅黑" w:hAnsi="微软雅黑" w:cs="微软雅黑" w:hint="eastAsia"/>
-          <w:lang w:eastAsia="zh-CN"/>
-        </w:rPr>
-        <w:t>本机引擎</w:t>
-      </w:r>
-      <w:r>
-        <w:t>"</w:t>
-      </w:r>
-      <w:r>
-        <w:rPr>
-          <w:rFonts w:ascii="微软雅黑" w:eastAsia="微软雅黑" w:hAnsi="微软雅黑" w:cs="微软雅黑" w:hint="eastAsia"/>
-          <w:lang w:eastAsia="zh-CN"/>
-        </w:rPr>
-        <w:t>。</w:t>
-      </w:r>
-      <w:r>
-        <w:t xml:space="preserve"> </w:t>
-      </w:r>
-      <w:r>
-        <w:rPr>
-          <w:rFonts w:ascii="微软雅黑" w:eastAsia="微软雅黑" w:hAnsi="微软雅黑" w:cs="微软雅黑" w:hint="eastAsia"/>
-          <w:b/>
-          <w:lang w:eastAsia="zh-CN"/>
-        </w:rPr>
-        <w:t>（点击"加入时间锚点"）</w:t>
-      </w:r>
-      <w:r>
-        <w:t xml:space="preserve"> </w:t>
-      </w:r>
-      <w:r>
-        <w:rPr>
-          <w:rFonts w:ascii="微软雅黑" w:eastAsia="微软雅黑" w:hAnsi="微软雅黑" w:cs="微软雅黑" w:hint="eastAsia"/>
-          <w:lang w:eastAsia="zh-CN"/>
-        </w:rPr>
-        <w:t>一键加入，自动跳转到时间锚点页</w:t>
-      </w:r>
-      <w:r>
-        <w:t>——</w:t>
-      </w:r>
-      <w:r>
-        <w:rPr>
-          <w:rFonts w:ascii="微软雅黑" w:eastAsia="微软雅黑" w:hAnsi="微软雅黑" w:cs="微软雅黑" w:hint="eastAsia"/>
-          <w:lang w:eastAsia="zh-CN"/>
-        </w:rPr>
-        <w:t>这条提醒已经可用了。</w:t>
-      </w:r>
-      <w:r>
-        <w:t xml:space="preserve"> </w:t>
-      </w:r>
-      <w:r>
-        <w:rPr>
-          <w:rFonts w:ascii="微软雅黑" w:eastAsia="微软雅黑" w:hAnsi="微软雅黑" w:cs="微软雅黑" w:hint="eastAsia"/>
-          <w:lang w:eastAsia="zh-CN"/>
-        </w:rPr>
-        <w:t>现在演示</w:t>
-      </w:r>
-      <w:r>
-        <w:rPr>
-          <w:rFonts w:ascii="微软雅黑" w:eastAsia="微软雅黑" w:hAnsi="微软雅黑" w:cs="微软雅黑" w:hint="eastAsia"/>
-          <w:b/>
-          <w:lang w:eastAsia="zh-CN"/>
-        </w:rPr>
-        <w:t>断网</w:t>
-      </w:r>
-      <w:r>
-        <w:rPr>
-          <w:rFonts w:ascii="微软雅黑" w:eastAsia="微软雅黑" w:hAnsi="微软雅黑" w:cs="微软雅黑" w:hint="eastAsia"/>
-          <w:lang w:eastAsia="zh-CN"/>
-        </w:rPr>
-        <w:t xml:space="preserve">的情况。 </w:t>
-      </w:r>
-      <w:r>
-        <w:rPr>
-          <w:rFonts w:ascii="微软雅黑" w:eastAsia="微软雅黑" w:hAnsi="微软雅黑" w:cs="微软雅黑" w:hint="eastAsia"/>
-          <w:b/>
-          <w:lang w:eastAsia="zh-CN"/>
-        </w:rPr>
-        <w:t>（关闭 Wi-Fi）</w:t>
-      </w:r>
-      <w:r>
-        <w:rPr>
-          <w:rFonts w:ascii="微软雅黑" w:eastAsia="微软雅黑" w:hAnsi="微软雅黑" w:cs="微软雅黑" w:hint="eastAsia"/>
-          <w:lang w:eastAsia="zh-CN"/>
-        </w:rPr>
-        <w:t xml:space="preserve"> 我先把网络断开，重新解析同样一句话。 </w:t>
-      </w:r>
-      <w:r>
-        <w:rPr>
-          <w:rFonts w:ascii="微软雅黑" w:eastAsia="微软雅黑" w:hAnsi="微软雅黑" w:cs="微软雅黑" w:hint="eastAsia"/>
-          <w:b/>
-          <w:lang w:eastAsia="zh-CN"/>
-        </w:rPr>
-        <w:t>（再次解析）</w:t>
-      </w:r>
-      <w:r>
-        <w:t xml:space="preserve"> </w:t>
-      </w:r>
-      <w:r>
-        <w:rPr>
-          <w:rFonts w:ascii="微软雅黑" w:eastAsia="微软雅黑" w:hAnsi="微软雅黑" w:cs="微软雅黑" w:hint="eastAsia"/>
-          <w:lang w:eastAsia="zh-CN"/>
-        </w:rPr>
-        <w:t>可以看到，功能完全没有中断，界面提示</w:t>
-      </w:r>
-      <w:r>
-        <w:t>"</w:t>
-      </w:r>
-      <w:r>
-        <w:rPr>
-          <w:rFonts w:ascii="微软雅黑" w:eastAsia="微软雅黑" w:hAnsi="微软雅黑" w:cs="微软雅黑" w:hint="eastAsia"/>
-          <w:lang w:eastAsia="zh-CN"/>
-        </w:rPr>
-        <w:t>云端不可用，已自动切换本机规则引擎</w:t>
-      </w:r>
-      <w:r>
-        <w:t>"</w:t>
-      </w:r>
-      <w:r>
-        <w:rPr>
-          <w:rFonts w:ascii="微软雅黑" w:eastAsia="微软雅黑" w:hAnsi="微软雅黑" w:cs="微软雅黑" w:hint="eastAsia"/>
-          <w:lang w:eastAsia="zh-CN"/>
-        </w:rPr>
-        <w:t>。</w:t>
-      </w:r>
-      <w:r>
-        <w:rPr>
-          <w:rFonts w:ascii="微软雅黑" w:eastAsia="微软雅黑" w:hAnsi="微软雅黑" w:cs="微软雅黑" w:hint="eastAsia"/>
-          <w:b/>
-          <w:lang w:eastAsia="zh-CN"/>
-        </w:rPr>
-        <w:t>这正是我们要保证的：网络是可选增强，不是必要依赖。</w:t>
-      </w:r>
-    </w:p>
-    <w:p>
-      <w:pPr>
-        <w:jc w:val="left"/>
-      </w:pPr>
-      <w:r>
-        <w:t>*</w:t>
-      </w:r>
-      <w:r>
-        <w:rPr>
-          <w:rFonts w:ascii="微软雅黑" w:eastAsia="微软雅黑" w:hAnsi="微软雅黑" w:cs="微软雅黑" w:hint="eastAsia"/>
-          <w:lang w:eastAsia="zh-CN"/>
-        </w:rPr>
-        <w:t>（若时间紧张：断网段可略过，直接进入下一段；如有录屏可替代）</w:t>
-      </w:r>
-      <w:r>
-        <w:t>*</w:t>
+        <w:t xml:space="preserve"> 打开软件就五个入口：休息节律、时间锚点、智能体、偏好调校、关于。每个管一件事，不用学。</w:t>
       </w:r>
     </w:p>
     <w:p>
@@ -1846,7 +1496,7 @@
           <w:sz w:val="24"/>
           <w:lang w:eastAsia="zh-CN"/>
         </w:rPr>
-        <w:t>【第 4 段】智能体开发过程（2:30 — 4:30）★本赛道重点</w:t>
+        <w:t>【第 3 段】核心演示：一句话到弹窗（1:50 — 2:50）★重点</w:t>
       </w:r>
     </w:p>
     <w:p>
@@ -1867,14 +1517,14 @@
           <w:b/>
           <w:lang w:eastAsia="zh-CN"/>
         </w:rPr>
-        <w:t>（切到 P7 架构页）</w:t>
+        <w:t>（切到应用界面，实际操作；P8 做底）</w:t>
       </w:r>
       <w:r>
         <w:rPr>
           <w:rFonts w:ascii="微软雅黑" w:eastAsia="微软雅黑" w:hAnsi="微软雅黑" w:cs="微软雅黑" w:hint="eastAsia"/>
           <w:lang w:eastAsia="zh-CN"/>
         </w:rPr>
-        <w:t xml:space="preserve"> 接下来是智能体的开发过程，这也是我们最想讲清楚的部分。 整个智能体是</w:t>
+        <w:t xml:space="preserve"> 我现场演示一下。这是智能体页，当前是本机引擎模式。 </w:t>
       </w:r>
       <w:r>
         <w:rPr>
@@ -1882,14 +1532,30 @@
           <w:b/>
           <w:lang w:eastAsia="zh-CN"/>
         </w:rPr>
-        <w:t>双通道架构</w:t>
+        <w:t>（输入）</w:t>
+      </w:r>
+      <w:r>
+        <w:t>"</w:t>
       </w:r>
       <w:r>
         <w:rPr>
           <w:rFonts w:ascii="微软雅黑" w:eastAsia="微软雅黑" w:hAnsi="微软雅黑" w:cs="微软雅黑" w:hint="eastAsia"/>
           <w:lang w:eastAsia="zh-CN"/>
         </w:rPr>
-        <w:t>：上面是</w:t>
+        <w:t>每周一三五下午三点半提醒我站起来活动，顺便锁屏</w:t>
+      </w:r>
+      <w:r>
+        <w:t>"——</w:t>
+      </w:r>
+      <w:r>
+        <w:rPr>
+          <w:rFonts w:ascii="微软雅黑" w:eastAsia="微软雅黑" w:hAnsi="微软雅黑" w:cs="微软雅黑" w:hint="eastAsia"/>
+          <w:lang w:eastAsia="zh-CN"/>
+        </w:rPr>
+        <w:t>就这一句。</w:t>
+      </w:r>
+      <w:r>
+        <w:t xml:space="preserve"> </w:t>
       </w:r>
       <w:r>
         <w:rPr>
@@ -1897,24 +1563,30 @@
           <w:b/>
           <w:lang w:eastAsia="zh-CN"/>
         </w:rPr>
-        <w:t>云端大模型</w:t>
+        <w:t>（点"解析需求"）</w:t>
+      </w:r>
+      <w:r>
+        <w:t xml:space="preserve"> </w:t>
       </w:r>
       <w:r>
         <w:rPr>
           <w:rFonts w:ascii="微软雅黑" w:eastAsia="微软雅黑" w:hAnsi="微软雅黑" w:cs="微软雅黑" w:hint="eastAsia"/>
           <w:lang w:eastAsia="zh-CN"/>
         </w:rPr>
-        <w:t>，接入的是</w:t>
+        <w:t>结果出来了：类型每周、时间</w:t>
       </w:r>
       <w:r>
-        <w:t xml:space="preserve"> OpenAI </w:t>
+        <w:t xml:space="preserve"> 15:30</w:t>
       </w:r>
       <w:r>
         <w:rPr>
           <w:rFonts w:ascii="微软雅黑" w:eastAsia="微软雅黑" w:hAnsi="微软雅黑" w:cs="微软雅黑" w:hint="eastAsia"/>
           <w:lang w:eastAsia="zh-CN"/>
         </w:rPr>
-        <w:t>兼容接口；下面是</w:t>
+        <w:t>、周一三五、附加锁屏，旁边还标了这结果是本机引擎给的。</w:t>
+      </w:r>
+      <w:r>
+        <w:t xml:space="preserve"> </w:t>
       </w:r>
       <w:r>
         <w:rPr>
@@ -1922,14 +1594,14 @@
           <w:b/>
           <w:lang w:eastAsia="zh-CN"/>
         </w:rPr>
-        <w:t>纯 Rust 实现的本机规则引擎</w:t>
+        <w:t>（点"加入时间锚点"）</w:t>
       </w:r>
       <w:r>
         <w:rPr>
           <w:rFonts w:ascii="微软雅黑" w:eastAsia="微软雅黑" w:hAnsi="微软雅黑" w:cs="微软雅黑" w:hint="eastAsia"/>
           <w:lang w:eastAsia="zh-CN"/>
         </w:rPr>
-        <w:t>。两条通道的输出，都会先经过中间的</w:t>
+        <w:t xml:space="preserve"> 一键加入，自动跳到锚点页，这条提醒已经能用了。</w:t>
       </w:r>
       <w:r>
         <w:rPr>
@@ -1937,14 +1609,10 @@
           <w:b/>
           <w:lang w:eastAsia="zh-CN"/>
         </w:rPr>
-        <w:t>统一校验层</w:t>
+        <w:t>全程没填过一张表单。</w:t>
       </w:r>
       <w:r>
-        <w:rPr>
-          <w:rFonts w:ascii="微软雅黑" w:eastAsia="微软雅黑" w:hAnsi="微软雅黑" w:cs="微软雅黑" w:hint="eastAsia"/>
-          <w:lang w:eastAsia="zh-CN"/>
-        </w:rPr>
-        <w:t>，然后才会写进用户的提醒数据。 我们有三条设计原则：</w:t>
+        <w:t xml:space="preserve"> </w:t>
       </w:r>
       <w:r>
         <w:rPr>
@@ -1952,14 +1620,75 @@
           <w:b/>
           <w:lang w:eastAsia="zh-CN"/>
         </w:rPr>
-        <w:t>云端提升上限、本机保底可用、校验优先落库</w:t>
+        <w:t>（等测试锚点触发 / 切 P10）</w:t>
       </w:r>
       <w:r>
         <w:rPr>
           <w:rFonts w:ascii="微软雅黑" w:eastAsia="微软雅黑" w:hAnsi="微软雅黑" w:cs="微软雅黑" w:hint="eastAsia"/>
           <w:lang w:eastAsia="zh-CN"/>
         </w:rPr>
-        <w:t>。</w:t>
+        <w:t xml:space="preserve"> 到点之后是这样：整个屏幕挡一下，中间是我自己写的那句话。可以稍后提醒，也可以直接结束。</w:t>
+      </w:r>
+      <w:r>
+        <w:rPr>
+          <w:rFonts w:ascii="微软雅黑" w:eastAsia="微软雅黑" w:hAnsi="微软雅黑" w:cs="微软雅黑" w:hint="eastAsia"/>
+          <w:b/>
+          <w:lang w:eastAsia="zh-CN"/>
+        </w:rPr>
+        <w:t>如果带锁屏关机，会先倒数 60 秒，这期间随时能反悔</w:t>
+      </w:r>
+      <w:r>
+        <w:t>——</w:t>
+      </w:r>
+      <w:r>
+        <w:rPr>
+          <w:rFonts w:ascii="微软雅黑" w:eastAsia="微软雅黑" w:hAnsi="微软雅黑" w:cs="微软雅黑" w:hint="eastAsia"/>
+          <w:lang w:eastAsia="zh-CN"/>
+        </w:rPr>
+        <w:t>约束力有了，安全感也有。</w:t>
+      </w:r>
+    </w:p>
+    <w:p>
+      <w:pPr>
+        <w:jc w:val="left"/>
+      </w:pPr>
+      <w:r>
+        <w:t>*</w:t>
+      </w:r>
+      <w:r>
+        <w:rPr>
+          <w:rFonts w:ascii="微软雅黑" w:eastAsia="微软雅黑" w:hAnsi="微软雅黑" w:cs="微软雅黑" w:hint="eastAsia"/>
+          <w:lang w:eastAsia="zh-CN"/>
+        </w:rPr>
+        <w:t>（时间紧的话：跳过现场操作，直接按</w:t>
+      </w:r>
+      <w:r>
+        <w:t xml:space="preserve"> P8→P10 </w:t>
+      </w:r>
+      <w:r>
+        <w:rPr>
+          <w:rFonts w:ascii="微软雅黑" w:eastAsia="微软雅黑" w:hAnsi="微软雅黑" w:cs="微软雅黑" w:hint="eastAsia"/>
+          <w:lang w:eastAsia="zh-CN"/>
+        </w:rPr>
+        <w:t>的截图讲，效果几乎一样。）</w:t>
+      </w:r>
+      <w:r>
+        <w:t>*</w:t>
+      </w:r>
+    </w:p>
+    <w:p>
+      <w:pPr>
+        <w:pStyle w:val="Heading3"/>
+      </w:pPr>
+      <w:r>
+        <w:rPr>
+          <w:rFonts w:ascii="微软雅黑" w:hAnsi="微软雅黑" w:eastAsia="微软雅黑" w:cs="微软雅黑" w:hint="eastAsia"/>
+          <w:b/>
+          <w:color w:val="1565C0"/>
+          <w:sz w:val="24"/>
+          <w:lang w:eastAsia="zh-CN"/>
+        </w:rPr>
+        <w:t>【第 4 段】日常使用与断网（2:50 — 3:50）</w:t>
       </w:r>
     </w:p>
     <w:p>
@@ -1980,14 +1709,14 @@
           <w:b/>
           <w:lang w:eastAsia="zh-CN"/>
         </w:rPr>
-        <w:t>（切到 P8 本机引擎页）</w:t>
+        <w:t>（P11）</w:t>
       </w:r>
       <w:r>
         <w:rPr>
           <w:rFonts w:ascii="微软雅黑" w:eastAsia="微软雅黑" w:hAnsi="微软雅黑" w:cs="微软雅黑" w:hint="eastAsia"/>
           <w:lang w:eastAsia="zh-CN"/>
         </w:rPr>
-        <w:t xml:space="preserve"> 本机引擎我们重点覆盖了五类中文高频表达：</w:t>
+        <w:t xml:space="preserve"> 平时用就两件事。一是</w:t>
       </w:r>
       <w:r>
         <w:rPr>
@@ -1995,17 +1724,39 @@
           <w:b/>
           <w:lang w:eastAsia="zh-CN"/>
         </w:rPr>
-        <w:t>中文数字时间</w:t>
-      </w:r>
-      <w:r>
-        <w:t>——"</w:t>
+        <w:t>休息节律</w:t>
       </w:r>
       <w:r>
         <w:rPr>
           <w:rFonts w:ascii="微软雅黑" w:eastAsia="微软雅黑" w:hAnsi="微软雅黑" w:cs="微软雅黑" w:hint="eastAsia"/>
           <w:lang w:eastAsia="zh-CN"/>
         </w:rPr>
-        <w:t>下午三点</w:t>
+        <w:t>：默认每</w:t>
+      </w:r>
+      <w:r>
+        <w:t xml:space="preserve"> 40 </w:t>
+      </w:r>
+      <w:r>
+        <w:rPr>
+          <w:rFonts w:ascii="微软雅黑" w:eastAsia="微软雅黑" w:hAnsi="微软雅黑" w:cs="微软雅黑" w:hint="eastAsia"/>
+          <w:lang w:eastAsia="zh-CN"/>
+        </w:rPr>
+        <w:t>分钟提醒一次，间隔和提示语随便改，界面上有进度条。二是</w:t>
+      </w:r>
+      <w:r>
+        <w:rPr>
+          <w:rFonts w:ascii="微软雅黑" w:eastAsia="微软雅黑" w:hAnsi="微软雅黑" w:cs="微软雅黑" w:hint="eastAsia"/>
+          <w:b/>
+          <w:lang w:eastAsia="zh-CN"/>
+        </w:rPr>
+        <w:t>休息建议</w:t>
+      </w:r>
+      <w:r>
+        <w:rPr>
+          <w:rFonts w:ascii="微软雅黑" w:eastAsia="微软雅黑" w:hAnsi="微软雅黑" w:cs="微软雅黑" w:hint="eastAsia"/>
+          <w:lang w:eastAsia="zh-CN"/>
+        </w:rPr>
+        <w:t>：不知道该干嘛的时候点一下</w:t>
       </w:r>
       <w:r>
         <w:t>"</w:t>
@@ -2015,35 +1766,7 @@
           <w:rFonts w:ascii="微软雅黑" w:eastAsia="微软雅黑" w:hAnsi="微软雅黑" w:cs="微软雅黑" w:hint="eastAsia"/>
           <w:lang w:eastAsia="zh-CN"/>
         </w:rPr>
-        <w:t>解析成</w:t>
-      </w:r>
-      <w:r>
-        <w:t xml:space="preserve"> 15:00</w:t>
-      </w:r>
-      <w:r>
-        <w:rPr>
-          <w:rFonts w:ascii="微软雅黑" w:eastAsia="微软雅黑" w:hAnsi="微软雅黑" w:cs="微软雅黑" w:hint="eastAsia"/>
-          <w:lang w:eastAsia="zh-CN"/>
-        </w:rPr>
-        <w:t>；</w:t>
-      </w:r>
-      <w:r>
-        <w:rPr>
-          <w:rFonts w:ascii="微软雅黑" w:eastAsia="微软雅黑" w:hAnsi="微软雅黑" w:cs="微软雅黑" w:hint="eastAsia"/>
-          <w:b/>
-          <w:lang w:eastAsia="zh-CN"/>
-        </w:rPr>
-        <w:t>相对时间</w:t>
-      </w:r>
-      <w:r>
-        <w:t>——"30</w:t>
-      </w:r>
-      <w:r>
-        <w:rPr>
-          <w:rFonts w:ascii="微软雅黑" w:eastAsia="微软雅黑" w:hAnsi="微软雅黑" w:cs="微软雅黑" w:hint="eastAsia"/>
-          <w:lang w:eastAsia="zh-CN"/>
-        </w:rPr>
-        <w:t>分钟后</w:t>
+        <w:t>换个建议</w:t>
       </w:r>
       <w:r>
         <w:t>"</w:t>
@@ -2053,7 +1776,20 @@
           <w:rFonts w:ascii="微软雅黑" w:eastAsia="微软雅黑" w:hAnsi="微软雅黑" w:cs="微软雅黑" w:hint="eastAsia"/>
           <w:lang w:eastAsia="zh-CN"/>
         </w:rPr>
-        <w:t>；</w:t>
+        <w:t>，它根据你设的间隔和已经提醒过几次，给一句能马上做的事</w:t>
+      </w:r>
+      <w:r>
+        <w:t>——</w:t>
+      </w:r>
+      <w:r>
+        <w:rPr>
+          <w:rFonts w:ascii="微软雅黑" w:eastAsia="微软雅黑" w:hAnsi="微软雅黑" w:cs="微软雅黑" w:hint="eastAsia"/>
+          <w:lang w:eastAsia="zh-CN"/>
+        </w:rPr>
+        <w:t>站起来走几步，喝口水。</w:t>
+      </w:r>
+      <w:r>
+        <w:t xml:space="preserve"> </w:t>
       </w:r>
       <w:r>
         <w:rPr>
@@ -2061,17 +1797,63 @@
           <w:b/>
           <w:lang w:eastAsia="zh-CN"/>
         </w:rPr>
-        <w:t>连写周几</w:t>
-      </w:r>
-      <w:r>
-        <w:t>——"</w:t>
+        <w:t>（P12）</w:t>
       </w:r>
       <w:r>
         <w:rPr>
           <w:rFonts w:ascii="微软雅黑" w:eastAsia="微软雅黑" w:hAnsi="微软雅黑" w:cs="微软雅黑" w:hint="eastAsia"/>
           <w:lang w:eastAsia="zh-CN"/>
         </w:rPr>
-        <w:t>每周一三五</w:t>
+        <w:t xml:space="preserve"> 再说一个大家可能关心的：</w:t>
+      </w:r>
+      <w:r>
+        <w:rPr>
+          <w:rFonts w:ascii="微软雅黑" w:eastAsia="微软雅黑" w:hAnsi="微软雅黑" w:cs="微软雅黑" w:hint="eastAsia"/>
+          <w:b/>
+          <w:lang w:eastAsia="zh-CN"/>
+        </w:rPr>
+        <w:t>没网怎么办？</w:t>
+      </w:r>
+      <w:r>
+        <w:t xml:space="preserve"> </w:t>
+      </w:r>
+      <w:r>
+        <w:rPr>
+          <w:rFonts w:ascii="微软雅黑" w:eastAsia="微软雅黑" w:hAnsi="微软雅黑" w:cs="微软雅黑" w:hint="eastAsia"/>
+          <w:lang w:eastAsia="zh-CN"/>
+        </w:rPr>
+        <w:t>我现在把</w:t>
+      </w:r>
+      <w:r>
+        <w:t xml:space="preserve"> Wi-Fi </w:t>
+      </w:r>
+      <w:r>
+        <w:rPr>
+          <w:rFonts w:ascii="微软雅黑" w:eastAsia="微软雅黑" w:hAnsi="微软雅黑" w:cs="微软雅黑" w:hint="eastAsia"/>
+          <w:lang w:eastAsia="zh-CN"/>
+        </w:rPr>
+        <w:t>关掉</w:t>
+      </w:r>
+      <w:r>
+        <w:t xml:space="preserve">—— </w:t>
+      </w:r>
+      <w:r>
+        <w:rPr>
+          <w:rFonts w:ascii="微软雅黑" w:eastAsia="微软雅黑" w:hAnsi="微软雅黑" w:cs="微软雅黑" w:hint="eastAsia"/>
+          <w:b/>
+          <w:lang w:eastAsia="zh-CN"/>
+        </w:rPr>
+        <w:t>（断网后再解析一次）</w:t>
+      </w:r>
+      <w:r>
+        <w:t xml:space="preserve"> </w:t>
+      </w:r>
+      <w:r>
+        <w:rPr>
+          <w:rFonts w:ascii="微软雅黑" w:eastAsia="微软雅黑" w:hAnsi="微软雅黑" w:cs="微软雅黑" w:hint="eastAsia"/>
+          <w:lang w:eastAsia="zh-CN"/>
+        </w:rPr>
+        <w:t>还能用。它会提示</w:t>
       </w:r>
       <w:r>
         <w:t>"</w:t>
@@ -2081,25 +1863,7 @@
           <w:rFonts w:ascii="微软雅黑" w:eastAsia="微软雅黑" w:hAnsi="微软雅黑" w:cs="微软雅黑" w:hint="eastAsia"/>
           <w:lang w:eastAsia="zh-CN"/>
         </w:rPr>
-        <w:t>；</w:t>
-      </w:r>
-      <w:r>
-        <w:rPr>
-          <w:rFonts w:ascii="微软雅黑" w:eastAsia="微软雅黑" w:hAnsi="微软雅黑" w:cs="微软雅黑" w:hint="eastAsia"/>
-          <w:b/>
-          <w:lang w:eastAsia="zh-CN"/>
-        </w:rPr>
-        <w:t>日期词</w:t>
-      </w:r>
-      <w:r>
-        <w:t>——"</w:t>
-      </w:r>
-      <w:r>
-        <w:rPr>
-          <w:rFonts w:ascii="微软雅黑" w:eastAsia="微软雅黑" w:hAnsi="微软雅黑" w:cs="微软雅黑" w:hint="eastAsia"/>
-          <w:lang w:eastAsia="zh-CN"/>
-        </w:rPr>
-        <w:t>今天、明天、后天</w:t>
+        <w:t>云端不可用，已自动切换本机规则引擎</w:t>
       </w:r>
       <w:r>
         <w:t>"</w:t>
@@ -2109,15 +1873,7 @@
           <w:rFonts w:ascii="微软雅黑" w:eastAsia="微软雅黑" w:hAnsi="微软雅黑" w:cs="微软雅黑" w:hint="eastAsia"/>
           <w:lang w:eastAsia="zh-CN"/>
         </w:rPr>
-        <w:t>；还有</w:t>
-      </w:r>
-      <w:r>
-        <w:rPr>
-          <w:rFonts w:ascii="微软雅黑" w:eastAsia="微软雅黑" w:hAnsi="微软雅黑" w:cs="微软雅黑" w:hint="eastAsia"/>
-          <w:b/>
-          <w:lang w:eastAsia="zh-CN"/>
-        </w:rPr>
-        <w:t>系统操作词</w:t>
+        <w:t>。因为软件自己带了一套规则，断网照样听懂你。想让它更聪明，填三个格子</w:t>
       </w:r>
       <w:r>
         <w:t>——</w:t>
@@ -2127,17 +1883,40 @@
           <w:rFonts w:ascii="微软雅黑" w:eastAsia="微软雅黑" w:hAnsi="微软雅黑" w:cs="微软雅黑" w:hint="eastAsia"/>
           <w:lang w:eastAsia="zh-CN"/>
         </w:rPr>
-        <w:t>锁屏、关机、重启。</w:t>
+        <w:t>地址、模型名、密钥</w:t>
       </w:r>
       <w:r>
-        <w:t xml:space="preserve"> </w:t>
+        <w:t>——</w:t>
       </w:r>
       <w:r>
         <w:rPr>
           <w:rFonts w:ascii="微软雅黑" w:eastAsia="微软雅黑" w:hAnsi="微软雅黑" w:cs="微软雅黑" w:hint="eastAsia"/>
           <w:lang w:eastAsia="zh-CN"/>
         </w:rPr>
-        <w:t>这套引擎没有任何外部依赖，断网也完全可用。</w:t>
+        <w:t>就能接上，全程不用写代码。</w:t>
+      </w:r>
+      <w:r>
+        <w:rPr>
+          <w:rFonts w:ascii="微软雅黑" w:eastAsia="微软雅黑" w:hAnsi="微软雅黑" w:cs="微软雅黑" w:hint="eastAsia"/>
+          <w:b/>
+          <w:lang w:eastAsia="zh-CN"/>
+        </w:rPr>
+        <w:t>接上了更聪明，不接照样好用。</w:t>
+      </w:r>
+    </w:p>
+    <w:p>
+      <w:pPr>
+        <w:pStyle w:val="Heading3"/>
+      </w:pPr>
+      <w:r>
+        <w:rPr>
+          <w:rFonts w:ascii="微软雅黑" w:hAnsi="微软雅黑" w:eastAsia="微软雅黑" w:cs="微软雅黑" w:hint="eastAsia"/>
+          <w:b/>
+          <w:color w:val="1565C0"/>
+          <w:sz w:val="24"/>
+          <w:lang w:eastAsia="zh-CN"/>
+        </w:rPr>
+        <w:t>【第 5 段】做得怎么样（3:50 — 5:10）</w:t>
       </w:r>
     </w:p>
     <w:p>
@@ -2158,17 +1937,69 @@
           <w:b/>
           <w:lang w:eastAsia="zh-CN"/>
         </w:rPr>
-        <w:t>（切到 P9 校验层页）</w:t>
-      </w:r>
-      <w:r>
-        <w:t xml:space="preserve"> ★ </w:t>
+        <w:t>（P14）</w:t>
       </w:r>
       <w:r>
         <w:rPr>
           <w:rFonts w:ascii="微软雅黑" w:eastAsia="微软雅黑" w:hAnsi="微软雅黑" w:cs="微软雅黑" w:hint="eastAsia"/>
           <w:lang w:eastAsia="zh-CN"/>
         </w:rPr>
-        <w:t>这是我们花最多心思的地方。</w:t>
+        <w:t xml:space="preserve"> 下面用数字说话。这个软件有 </w:t>
+      </w:r>
+      <w:r>
+        <w:rPr>
+          <w:rFonts w:ascii="微软雅黑" w:eastAsia="微软雅黑" w:hAnsi="微软雅黑" w:cs="微软雅黑" w:hint="eastAsia"/>
+          <w:b/>
+          <w:lang w:eastAsia="zh-CN"/>
+        </w:rPr>
+        <w:t>138 项自动检查，全部通过</w:t>
+      </w:r>
+      <w:r>
+        <w:rPr>
+          <w:rFonts w:ascii="微软雅黑" w:eastAsia="微软雅黑" w:hAnsi="微软雅黑" w:cs="微软雅黑" w:hint="eastAsia"/>
+          <w:lang w:eastAsia="zh-CN"/>
+        </w:rPr>
+        <w:t>：界面部分</w:t>
+      </w:r>
+      <w:r>
+        <w:t xml:space="preserve"> 77 </w:t>
+      </w:r>
+      <w:r>
+        <w:rPr>
+          <w:rFonts w:ascii="微软雅黑" w:eastAsia="微软雅黑" w:hAnsi="微软雅黑" w:cs="微软雅黑" w:hint="eastAsia"/>
+          <w:lang w:eastAsia="zh-CN"/>
+        </w:rPr>
+        <w:t>项，核心逻辑</w:t>
+      </w:r>
+      <w:r>
+        <w:t xml:space="preserve"> 61 </w:t>
+      </w:r>
+      <w:r>
+        <w:rPr>
+          <w:rFonts w:ascii="微软雅黑" w:eastAsia="微软雅黑" w:hAnsi="微软雅黑" w:cs="微软雅黑" w:hint="eastAsia"/>
+          <w:lang w:eastAsia="zh-CN"/>
+        </w:rPr>
+        <w:t>项，通过率</w:t>
+      </w:r>
+      <w:r>
+        <w:t xml:space="preserve"> 100%</w:t>
+      </w:r>
+      <w:r>
+        <w:rPr>
+          <w:rFonts w:ascii="微软雅黑" w:eastAsia="微软雅黑" w:hAnsi="微软雅黑" w:cs="微软雅黑" w:hint="eastAsia"/>
+          <w:lang w:eastAsia="zh-CN"/>
+        </w:rPr>
+        <w:t>。每改一次代码就自动跑一遍，有一项不过，这次改动就不算完</w:t>
+      </w:r>
+      <w:r>
+        <w:t>——</w:t>
+      </w:r>
+      <w:r>
+        <w:rPr>
+          <w:rFonts w:ascii="微软雅黑" w:eastAsia="微软雅黑" w:hAnsi="微软雅黑" w:cs="微软雅黑" w:hint="eastAsia"/>
+          <w:lang w:eastAsia="zh-CN"/>
+        </w:rPr>
+        <w:t>所以刚才演示的每一步，不是今天运气好，是每次跑都一样。</w:t>
       </w:r>
       <w:r>
         <w:t xml:space="preserve"> </w:t>
@@ -2178,7 +2009,10 @@
           <w:rFonts w:ascii="微软雅黑" w:eastAsia="微软雅黑" w:hAnsi="微软雅黑" w:cs="微软雅黑" w:hint="eastAsia"/>
           <w:lang w:eastAsia="zh-CN"/>
         </w:rPr>
-        <w:t>大模型有一个绕不开的问题：</w:t>
+        <w:t>加上刚才说的：官网能下载、两个平台能装、中英双语、不用注册</w:t>
+      </w:r>
+      <w:r>
+        <w:t>——</w:t>
       </w:r>
       <w:r>
         <w:rPr>
@@ -2186,24 +2020,105 @@
           <w:b/>
           <w:lang w:eastAsia="zh-CN"/>
         </w:rPr>
-        <w:t>它可能编造数据</w:t>
+        <w:t>这是一个做完的东西，不是一个效果图</w:t>
       </w:r>
       <w:r>
         <w:rPr>
           <w:rFonts w:ascii="微软雅黑" w:eastAsia="微软雅黑" w:hAnsi="微软雅黑" w:cs="微软雅黑" w:hint="eastAsia"/>
           <w:lang w:eastAsia="zh-CN"/>
         </w:rPr>
-        <w:t>。很多</w:t>
+        <w:t xml:space="preserve">。 </w:t>
       </w:r>
       <w:r>
-        <w:t xml:space="preserve"> AI </w:t>
+        <w:rPr>
+          <w:rFonts w:ascii="微软雅黑" w:eastAsia="微软雅黑" w:hAnsi="微软雅黑" w:cs="微软雅黑" w:hint="eastAsia"/>
+          <w:b/>
+          <w:lang w:eastAsia="zh-CN"/>
+        </w:rPr>
+        <w:t>（P15，技术交代，40 秒）</w:t>
+      </w:r>
+      <w:r>
+        <w:t xml:space="preserve"> </w:t>
       </w:r>
       <w:r>
         <w:rPr>
           <w:rFonts w:ascii="微软雅黑" w:eastAsia="微软雅黑" w:hAnsi="微软雅黑" w:cs="微软雅黑" w:hint="eastAsia"/>
           <w:lang w:eastAsia="zh-CN"/>
         </w:rPr>
-        <w:t>应用的做法是把模型输出直接当结果用</w:t>
+        <w:t>用什么做的，简单交代一下：桌面外壳是</w:t>
+      </w:r>
+      <w:r>
+        <w:t xml:space="preserve"> Tauri 2</w:t>
+      </w:r>
+      <w:r>
+        <w:rPr>
+          <w:rFonts w:ascii="微软雅黑" w:eastAsia="微软雅黑" w:hAnsi="微软雅黑" w:cs="微软雅黑" w:hint="eastAsia"/>
+          <w:lang w:eastAsia="zh-CN"/>
+        </w:rPr>
+        <w:t>，界面是</w:t>
+      </w:r>
+      <w:r>
+        <w:t xml:space="preserve"> Vue 3 </w:t>
+      </w:r>
+      <w:r>
+        <w:rPr>
+          <w:rFonts w:ascii="微软雅黑" w:eastAsia="微软雅黑" w:hAnsi="微软雅黑" w:cs="微软雅黑" w:hint="eastAsia"/>
+          <w:lang w:eastAsia="zh-CN"/>
+        </w:rPr>
+        <w:t>加</w:t>
+      </w:r>
+      <w:r>
+        <w:t xml:space="preserve"> TypeScript</w:t>
+      </w:r>
+      <w:r>
+        <w:rPr>
+          <w:rFonts w:ascii="微软雅黑" w:eastAsia="微软雅黑" w:hAnsi="微软雅黑" w:cs="微软雅黑" w:hint="eastAsia"/>
+          <w:lang w:eastAsia="zh-CN"/>
+        </w:rPr>
+        <w:t>，核心逻辑用</w:t>
+      </w:r>
+      <w:r>
+        <w:t xml:space="preserve"> Rust </w:t>
+      </w:r>
+      <w:r>
+        <w:rPr>
+          <w:rFonts w:ascii="微软雅黑" w:eastAsia="微软雅黑" w:hAnsi="微软雅黑" w:cs="微软雅黑" w:hint="eastAsia"/>
+          <w:lang w:eastAsia="zh-CN"/>
+        </w:rPr>
+        <w:t>写，同一套代码出两个平台。数据就存在你自己电脑的一个文件里，写入时先写临时文件再替换，写到一半断电也不会坏。</w:t>
+      </w:r>
+      <w:r>
+        <w:t xml:space="preserve"> </w:t>
+      </w:r>
+      <w:r>
+        <w:rPr>
+          <w:rFonts w:ascii="微软雅黑" w:eastAsia="微软雅黑" w:hAnsi="微软雅黑" w:cs="微软雅黑" w:hint="eastAsia"/>
+          <w:b/>
+          <w:lang w:eastAsia="zh-CN"/>
+        </w:rPr>
+        <w:t>（P16，另一条设计，40 秒）</w:t>
+      </w:r>
+      <w:r>
+        <w:rPr>
+          <w:rFonts w:ascii="微软雅黑" w:eastAsia="微软雅黑" w:hAnsi="微软雅黑" w:cs="微软雅黑" w:hint="eastAsia"/>
+          <w:lang w:eastAsia="zh-CN"/>
+        </w:rPr>
+        <w:t xml:space="preserve"> 还有一条我们最看重的：</w:t>
+      </w:r>
+      <w:r>
+        <w:rPr>
+          <w:rFonts w:ascii="微软雅黑" w:eastAsia="微软雅黑" w:hAnsi="微软雅黑" w:cs="微软雅黑" w:hint="eastAsia"/>
+          <w:b/>
+          <w:lang w:eastAsia="zh-CN"/>
+        </w:rPr>
+        <w:t>AI 说的，软件会再核一遍</w:t>
+      </w:r>
+      <w:r>
+        <w:rPr>
+          <w:rFonts w:ascii="微软雅黑" w:eastAsia="微软雅黑" w:hAnsi="微软雅黑" w:cs="微软雅黑" w:hint="eastAsia"/>
+          <w:lang w:eastAsia="zh-CN"/>
+        </w:rPr>
+        <w:t>。大模型只负责提个建议，写不写进去软件说了算</w:t>
       </w:r>
       <w:r>
         <w:t>——</w:t>
@@ -2213,17 +2128,17 @@
           <w:rFonts w:ascii="微软雅黑" w:eastAsia="微软雅黑" w:hAnsi="微软雅黑" w:cs="微软雅黑" w:hint="eastAsia"/>
           <w:lang w:eastAsia="zh-CN"/>
         </w:rPr>
-        <w:t>一旦出错，用户的提醒列表就被污染了，而且很难定位。</w:t>
+        <w:t>类型只认四种、时间必须是合法的时分、不合规的直接退回或丢掉。而且结果会先摆成表单，你点确认才真的写进去。</w:t>
       </w:r>
       <w:r>
-        <w:t xml:space="preserve"> </w:t>
+        <w:t xml:space="preserve">AI </w:t>
       </w:r>
       <w:r>
         <w:rPr>
           <w:rFonts w:ascii="微软雅黑" w:eastAsia="微软雅黑" w:hAnsi="微软雅黑" w:cs="微软雅黑" w:hint="eastAsia"/>
           <w:lang w:eastAsia="zh-CN"/>
         </w:rPr>
-        <w:t>我们的做法是：</w:t>
+        <w:t>可能胡说，但</w:t>
       </w:r>
       <w:r>
         <w:rPr>
@@ -2231,150 +2146,29 @@
           <w:b/>
           <w:lang w:eastAsia="zh-CN"/>
         </w:rPr>
-        <w:t>模型只负责"提出建议"，系统负责"判断能不能执行"</w:t>
+        <w:t>胡说的东西写不进你的提醒列表</w:t>
       </w:r>
       <w:r>
         <w:rPr>
           <w:rFonts w:ascii="微软雅黑" w:eastAsia="微软雅黑" w:hAnsi="微软雅黑" w:cs="微软雅黑" w:hint="eastAsia"/>
           <w:lang w:eastAsia="zh-CN"/>
         </w:rPr>
-        <w:t>。</w:t>
+        <w:t>。这条也有专门的检查盯着：故意喂一堆乱七八糟的字段，验证全被挡下。</w:t>
       </w:r>
-      <w:r>
-        <w:t xml:space="preserve"> </w:t>
-      </w:r>
+    </w:p>
+    <w:p>
+      <w:pPr>
+        <w:pStyle w:val="Heading3"/>
+      </w:pPr>
       <w:r>
         <w:rPr>
-          <w:rFonts w:ascii="微软雅黑" w:eastAsia="微软雅黑" w:hAnsi="微软雅黑" w:cs="微软雅黑" w:hint="eastAsia"/>
+          <w:rFonts w:ascii="微软雅黑" w:hAnsi="微软雅黑" w:eastAsia="微软雅黑" w:cs="微软雅黑" w:hint="eastAsia"/>
+          <w:b/>
+          <w:color w:val="1565C0"/>
+          <w:sz w:val="24"/>
           <w:lang w:eastAsia="zh-CN"/>
         </w:rPr>
-        <w:t>具体而言，无论结果来自云端还是本机，都必须通过白名单校验：类型只能是单次、每天、每周、每月四种；时间是合法的</w:t>
-      </w:r>
-      <w:r>
-        <w:t xml:space="preserve"> HH:MM</w:t>
-      </w:r>
-      <w:r>
-        <w:rPr>
-          <w:rFonts w:ascii="微软雅黑" w:eastAsia="微软雅黑" w:hAnsi="微软雅黑" w:cs="微软雅黑" w:hint="eastAsia"/>
-          <w:lang w:eastAsia="zh-CN"/>
-        </w:rPr>
-        <w:t>；星期限定</w:t>
-      </w:r>
-      <w:r>
-        <w:t xml:space="preserve"> 0 </w:t>
-      </w:r>
-      <w:r>
-        <w:rPr>
-          <w:rFonts w:ascii="微软雅黑" w:eastAsia="微软雅黑" w:hAnsi="微软雅黑" w:cs="微软雅黑" w:hint="eastAsia"/>
-          <w:lang w:eastAsia="zh-CN"/>
-        </w:rPr>
-        <w:t>到</w:t>
-      </w:r>
-      <w:r>
-        <w:t xml:space="preserve"> 6</w:t>
-      </w:r>
-      <w:r>
-        <w:rPr>
-          <w:rFonts w:ascii="微软雅黑" w:eastAsia="微软雅黑" w:hAnsi="微软雅黑" w:cs="微软雅黑" w:hint="eastAsia"/>
-          <w:lang w:eastAsia="zh-CN"/>
-        </w:rPr>
-        <w:t>；日期限定</w:t>
-      </w:r>
-      <w:r>
-        <w:t xml:space="preserve"> 1 </w:t>
-      </w:r>
-      <w:r>
-        <w:rPr>
-          <w:rFonts w:ascii="微软雅黑" w:eastAsia="微软雅黑" w:hAnsi="微软雅黑" w:cs="微软雅黑" w:hint="eastAsia"/>
-          <w:lang w:eastAsia="zh-CN"/>
-        </w:rPr>
-        <w:t>到</w:t>
-      </w:r>
-      <w:r>
-        <w:t xml:space="preserve"> 31</w:t>
-      </w:r>
-      <w:r>
-        <w:rPr>
-          <w:rFonts w:ascii="微软雅黑" w:eastAsia="微软雅黑" w:hAnsi="微软雅黑" w:cs="微软雅黑" w:hint="eastAsia"/>
-          <w:lang w:eastAsia="zh-CN"/>
-        </w:rPr>
-        <w:t>；系统操作只能是锁屏、关机、重启。</w:t>
-      </w:r>
-      <w:r>
-        <w:rPr>
-          <w:rFonts w:ascii="微软雅黑" w:eastAsia="微软雅黑" w:hAnsi="微软雅黑" w:cs="微软雅黑" w:hint="eastAsia"/>
-          <w:b/>
-          <w:lang w:eastAsia="zh-CN"/>
-        </w:rPr>
-        <w:t>任何一个字段不合法，要么被过滤掉，要么回落到默认值。</w:t>
-      </w:r>
-      <w:r>
-        <w:t xml:space="preserve"> </w:t>
-      </w:r>
-      <w:r>
-        <w:rPr>
-          <w:rFonts w:ascii="微软雅黑" w:eastAsia="微软雅黑" w:hAnsi="微软雅黑" w:cs="微软雅黑" w:hint="eastAsia"/>
-          <w:lang w:eastAsia="zh-CN"/>
-        </w:rPr>
-        <w:t>而且这是我们用测试证明过的</w:t>
-      </w:r>
-      <w:r>
-        <w:t>——</w:t>
-      </w:r>
-      <w:r>
-        <w:rPr>
-          <w:rFonts w:ascii="微软雅黑" w:eastAsia="微软雅黑" w:hAnsi="微软雅黑" w:cs="微软雅黑" w:hint="eastAsia"/>
-          <w:lang w:eastAsia="zh-CN"/>
-        </w:rPr>
-        <w:t>有一个单元测试专门构造了</w:t>
-      </w:r>
-      <w:r>
-        <w:t>"</w:t>
-      </w:r>
-      <w:r>
-        <w:rPr>
-          <w:rFonts w:ascii="微软雅黑" w:eastAsia="微软雅黑" w:hAnsi="微软雅黑" w:cs="微软雅黑" w:hint="eastAsia"/>
-          <w:lang w:eastAsia="zh-CN"/>
-        </w:rPr>
-        <w:t>非法类型加非法时间加越界星期加越界日期</w:t>
-      </w:r>
-      <w:r>
-        <w:t>"</w:t>
-      </w:r>
-      <w:r>
-        <w:rPr>
-          <w:rFonts w:ascii="微软雅黑" w:eastAsia="微软雅黑" w:hAnsi="微软雅黑" w:cs="微软雅黑" w:hint="eastAsia"/>
-          <w:lang w:eastAsia="zh-CN"/>
-        </w:rPr>
-        <w:t>的脏数据，验证全部被正确拦截。</w:t>
-      </w:r>
-      <w:r>
-        <w:t xml:space="preserve"> </w:t>
-      </w:r>
-      <w:r>
-        <w:rPr>
-          <w:rFonts w:ascii="微软雅黑" w:eastAsia="微软雅黑" w:hAnsi="微软雅黑" w:cs="微软雅黑" w:hint="eastAsia"/>
-          <w:lang w:eastAsia="zh-CN"/>
-        </w:rPr>
-        <w:t>另外，解析结果会以表单可视化呈现，</w:t>
-      </w:r>
-      <w:r>
-        <w:rPr>
-          <w:rFonts w:ascii="微软雅黑" w:eastAsia="微软雅黑" w:hAnsi="微软雅黑" w:cs="微软雅黑" w:hint="eastAsia"/>
-          <w:b/>
-          <w:lang w:eastAsia="zh-CN"/>
-        </w:rPr>
-        <w:t>用户点确认才会写入</w:t>
-      </w:r>
-      <w:r>
-        <w:t>——</w:t>
-      </w:r>
-      <w:r>
-        <w:rPr>
-          <w:rFonts w:ascii="微软雅黑" w:eastAsia="微软雅黑" w:hAnsi="微软雅黑" w:cs="微软雅黑" w:hint="eastAsia"/>
-          <w:lang w:eastAsia="zh-CN"/>
-        </w:rPr>
-        <w:t>人始终在最终决策的位置上。</w:t>
+        <w:t>【第 6 段】不一样的地方（5:10 — 6:20）</w:t>
       </w:r>
     </w:p>
     <w:p>
@@ -2395,14 +2189,14 @@
           <w:b/>
           <w:lang w:eastAsia="zh-CN"/>
         </w:rPr>
-        <w:t>（切到 P10 低代码页）</w:t>
+        <w:t>（P17）</w:t>
       </w:r>
       <w:r>
         <w:rPr>
           <w:rFonts w:ascii="微软雅黑" w:eastAsia="微软雅黑" w:hAnsi="微软雅黑" w:cs="微软雅黑" w:hint="eastAsia"/>
           <w:lang w:eastAsia="zh-CN"/>
         </w:rPr>
-        <w:t xml:space="preserve"> 关于赛道的低代码要求：普通用户</w:t>
+        <w:t xml:space="preserve"> 总结一下我们跟别人不一样的地方： 第一，</w:t>
       </w:r>
       <w:r>
         <w:rPr>
@@ -2410,14 +2204,52 @@
           <w:b/>
           <w:lang w:eastAsia="zh-CN"/>
         </w:rPr>
-        <w:t>装完即用，零配置、零联网</w:t>
+        <w:t>说一句话就把提醒设好</w:t>
       </w:r>
       <w:r>
         <w:rPr>
           <w:rFonts w:ascii="微软雅黑" w:eastAsia="微软雅黑" w:hAnsi="微软雅黑" w:cs="微软雅黑" w:hint="eastAsia"/>
           <w:lang w:eastAsia="zh-CN"/>
         </w:rPr>
-        <w:t>；进阶用户如果想用云端更强的理解力，只需要填三格表单</w:t>
+        <w:t>，不用点一堆表单； 第二，</w:t>
+      </w:r>
+      <w:r>
+        <w:rPr>
+          <w:rFonts w:ascii="微软雅黑" w:eastAsia="微软雅黑" w:hAnsi="微软雅黑" w:cs="微软雅黑" w:hint="eastAsia"/>
+          <w:b/>
+          <w:lang w:eastAsia="zh-CN"/>
+        </w:rPr>
+        <w:t>没网也能听懂你</w:t>
+      </w:r>
+      <w:r>
+        <w:rPr>
+          <w:rFonts w:ascii="微软雅黑" w:eastAsia="微软雅黑" w:hAnsi="微软雅黑" w:cs="微软雅黑" w:hint="eastAsia"/>
+          <w:lang w:eastAsia="zh-CN"/>
+        </w:rPr>
+        <w:t>，软件自带规则，功能不断； 第三，</w:t>
+      </w:r>
+      <w:r>
+        <w:rPr>
+          <w:rFonts w:ascii="微软雅黑" w:eastAsia="微软雅黑" w:hAnsi="微软雅黑" w:cs="微软雅黑" w:hint="eastAsia"/>
+          <w:b/>
+          <w:lang w:eastAsia="zh-CN"/>
+        </w:rPr>
+        <w:t>AI 说的会先核一遍</w:t>
+      </w:r>
+      <w:r>
+        <w:rPr>
+          <w:rFonts w:ascii="微软雅黑" w:eastAsia="微软雅黑" w:hAnsi="微软雅黑" w:cs="微软雅黑" w:hint="eastAsia"/>
+          <w:lang w:eastAsia="zh-CN"/>
+        </w:rPr>
+        <w:t>，不合规的写不进去； 第四，</w:t>
+      </w:r>
+      <w:r>
+        <w:rPr>
+          <w:rFonts w:ascii="微软雅黑" w:eastAsia="微软雅黑" w:hAnsi="微软雅黑" w:cs="微软雅黑" w:hint="eastAsia"/>
+          <w:b/>
+          <w:lang w:eastAsia="zh-CN"/>
+        </w:rPr>
+        <w:t>这是一个人加 AI 助手做出来的</w:t>
       </w:r>
       <w:r>
         <w:t>——</w:t>
@@ -2427,420 +2259,27 @@
           <w:rFonts w:ascii="微软雅黑" w:eastAsia="微软雅黑" w:hAnsi="微软雅黑" w:cs="微软雅黑" w:hint="eastAsia"/>
           <w:lang w:eastAsia="zh-CN"/>
         </w:rPr>
-        <w:t>接口地址、模型名、密钥，</w:t>
+        <w:t>想法、结构、检查都是我自己定的，</w:t>
       </w:r>
       <w:r>
-        <w:rPr>
-          <w:rFonts w:ascii="微软雅黑" w:eastAsia="微软雅黑" w:hAnsi="微软雅黑" w:cs="微软雅黑" w:hint="eastAsia"/>
-          <w:b/>
-          <w:lang w:eastAsia="zh-CN"/>
-        </w:rPr>
-        <w:t>全程不写一行代码</w:t>
+        <w:t xml:space="preserve">AI </w:t>
       </w:r>
       <w:r>
         <w:rPr>
           <w:rFonts w:ascii="微软雅黑" w:eastAsia="微软雅黑" w:hAnsi="微软雅黑" w:cs="微软雅黑" w:hint="eastAsia"/>
           <w:lang w:eastAsia="zh-CN"/>
         </w:rPr>
-        <w:t>。这就是我们理解的</w:t>
+        <w:t>帮忙写代码，</w:t>
       </w:r>
       <w:r>
-        <w:t>"</w:t>
+        <w:t xml:space="preserve">138 </w:t>
       </w:r>
       <w:r>
         <w:rPr>
           <w:rFonts w:ascii="微软雅黑" w:eastAsia="微软雅黑" w:hAnsi="微软雅黑" w:cs="微软雅黑" w:hint="eastAsia"/>
           <w:lang w:eastAsia="zh-CN"/>
         </w:rPr>
-        <w:t>用户侧的零代码接入</w:t>
-      </w:r>
-      <w:r>
-        <w:t>"</w:t>
-      </w:r>
-      <w:r>
-        <w:rPr>
-          <w:rFonts w:ascii="微软雅黑" w:eastAsia="微软雅黑" w:hAnsi="微软雅黑" w:cs="微软雅黑" w:hint="eastAsia"/>
-          <w:lang w:eastAsia="zh-CN"/>
-        </w:rPr>
-        <w:t>。</w:t>
-      </w:r>
-    </w:p>
-    <w:p>
-      <w:pPr>
-        <w:pStyle w:val="Heading3"/>
-      </w:pPr>
-      <w:r>
-        <w:rPr>
-          <w:rFonts w:ascii="微软雅黑" w:hAnsi="微软雅黑" w:eastAsia="微软雅黑" w:cs="微软雅黑" w:hint="eastAsia"/>
-          <w:b/>
-          <w:color w:val="1565C0"/>
-          <w:sz w:val="24"/>
-          <w:lang w:eastAsia="zh-CN"/>
-        </w:rPr>
-        <w:t>【第 5 段】工程质量与实施（4:30 — 5:30）</w:t>
-      </w:r>
-    </w:p>
-    <w:p>
-      <w:pPr>
-        <w:spacing w:after="360"/>
-        <w:jc w:val="left"/>
-        <w:pBdr>
-          <w:left w:val="single" w:sz="18" w:space="0" w:color="1565C0"/>
-        </w:pBdr>
-        <w:shd w:val="clear" w:color="auto" w:fill="F5F7FA"/>
-      </w:pPr>
-      <w:r>
-        <w:t xml:space="preserve">  </w:t>
-      </w:r>
-      <w:r>
-        <w:rPr>
-          <w:rFonts w:ascii="微软雅黑" w:eastAsia="微软雅黑" w:hAnsi="微软雅黑" w:cs="微软雅黑" w:hint="eastAsia"/>
-          <w:b/>
-          <w:lang w:eastAsia="zh-CN"/>
-        </w:rPr>
-        <w:t>（切到 P12 工程质量页）</w:t>
-      </w:r>
-      <w:r>
-        <w:rPr>
-          <w:rFonts w:ascii="微软雅黑" w:eastAsia="微软雅黑" w:hAnsi="微软雅黑" w:cs="微软雅黑" w:hint="eastAsia"/>
-          <w:lang w:eastAsia="zh-CN"/>
-        </w:rPr>
-        <w:t xml:space="preserve"> 这不是一个只有演示效果的项目。我们有</w:t>
-      </w:r>
-      <w:r>
-        <w:rPr>
-          <w:rFonts w:ascii="微软雅黑" w:eastAsia="微软雅黑" w:hAnsi="微软雅黑" w:cs="微软雅黑" w:hint="eastAsia"/>
-          <w:b/>
-          <w:lang w:eastAsia="zh-CN"/>
-        </w:rPr>
-        <w:t>138 项自动化测试，全部通过</w:t>
-      </w:r>
-      <w:r>
-        <w:t>——</w:t>
-      </w:r>
-      <w:r>
-        <w:rPr>
-          <w:rFonts w:ascii="微软雅黑" w:eastAsia="微软雅黑" w:hAnsi="微软雅黑" w:cs="微软雅黑" w:hint="eastAsia"/>
-          <w:lang w:eastAsia="zh-CN"/>
-        </w:rPr>
-        <w:t>前端</w:t>
-      </w:r>
-      <w:r>
-        <w:t xml:space="preserve"> 77 </w:t>
-      </w:r>
-      <w:r>
-        <w:rPr>
-          <w:rFonts w:ascii="微软雅黑" w:eastAsia="微软雅黑" w:hAnsi="微软雅黑" w:cs="微软雅黑" w:hint="eastAsia"/>
-          <w:lang w:eastAsia="zh-CN"/>
-        </w:rPr>
-        <w:t>项，</w:t>
-      </w:r>
-      <w:r>
-        <w:t xml:space="preserve">Rust 61 </w:t>
-      </w:r>
-      <w:r>
-        <w:rPr>
-          <w:rFonts w:ascii="微软雅黑" w:eastAsia="微软雅黑" w:hAnsi="微软雅黑" w:cs="微软雅黑" w:hint="eastAsia"/>
-          <w:lang w:eastAsia="zh-CN"/>
-        </w:rPr>
-        <w:t>项。</w:t>
-      </w:r>
-      <w:r>
-        <w:t xml:space="preserve"> </w:t>
-      </w:r>
-      <w:r>
-        <w:rPr>
-          <w:rFonts w:ascii="微软雅黑" w:eastAsia="微软雅黑" w:hAnsi="微软雅黑" w:cs="微软雅黑" w:hint="eastAsia"/>
-          <w:lang w:eastAsia="zh-CN"/>
-        </w:rPr>
-        <w:t>测试重点覆盖的是最容易出问题的</w:t>
-      </w:r>
-      <w:r>
-        <w:rPr>
-          <w:rFonts w:ascii="微软雅黑" w:eastAsia="微软雅黑" w:hAnsi="微软雅黑" w:cs="微软雅黑" w:hint="eastAsia"/>
-          <w:b/>
-          <w:lang w:eastAsia="zh-CN"/>
-        </w:rPr>
-        <w:t>时序和状态</w:t>
-      </w:r>
-      <w:r>
-        <w:rPr>
-          <w:rFonts w:ascii="微软雅黑" w:eastAsia="微软雅黑" w:hAnsi="微软雅黑" w:cs="微软雅黑" w:hint="eastAsia"/>
-          <w:lang w:eastAsia="zh-CN"/>
-        </w:rPr>
-        <w:t>：比如延迟到达的旧提醒不能覆盖新提醒、按</w:t>
-      </w:r>
-      <w:r>
-        <w:t xml:space="preserve"> Escape </w:t>
-      </w:r>
-      <w:r>
-        <w:rPr>
-          <w:rFonts w:ascii="微软雅黑" w:eastAsia="微软雅黑" w:hAnsi="微软雅黑" w:cs="微软雅黑" w:hint="eastAsia"/>
-          <w:lang w:eastAsia="zh-CN"/>
-        </w:rPr>
-        <w:t>关闭不会产生重复隐藏、关机失败时弹窗会保留并提供重试、导入数据后残留的倒计时会被清除。</w:t>
-      </w:r>
-      <w:r>
-        <w:t xml:space="preserve"> </w:t>
-      </w:r>
-      <w:r>
-        <w:rPr>
-          <w:rFonts w:ascii="微软雅黑" w:eastAsia="微软雅黑" w:hAnsi="微软雅黑" w:cs="微软雅黑" w:hint="eastAsia"/>
-          <w:lang w:eastAsia="zh-CN"/>
-        </w:rPr>
-        <w:t>数据层面我们做了</w:t>
-      </w:r>
-      <w:r>
-        <w:rPr>
-          <w:rFonts w:ascii="微软雅黑" w:eastAsia="微软雅黑" w:hAnsi="微软雅黑" w:cs="微软雅黑" w:hint="eastAsia"/>
-          <w:b/>
-          <w:lang w:eastAsia="zh-CN"/>
-        </w:rPr>
-        <w:t>原子写入</w:t>
-      </w:r>
-      <w:r>
-        <w:t>——</w:t>
-      </w:r>
-      <w:r>
-        <w:rPr>
-          <w:rFonts w:ascii="微软雅黑" w:eastAsia="微软雅黑" w:hAnsi="微软雅黑" w:cs="微软雅黑" w:hint="eastAsia"/>
-          <w:lang w:eastAsia="zh-CN"/>
-        </w:rPr>
-        <w:t>先写临时文件、成功后再替换，写入中断不会破坏原有数据；数据文件带版本号，版本不匹配时</w:t>
-      </w:r>
-      <w:r>
-        <w:rPr>
-          <w:rFonts w:ascii="微软雅黑" w:eastAsia="微软雅黑" w:hAnsi="微软雅黑" w:cs="微软雅黑" w:hint="eastAsia"/>
-          <w:b/>
-          <w:lang w:eastAsia="zh-CN"/>
-        </w:rPr>
-        <w:t>先备份再重建</w:t>
-      </w:r>
-      <w:r>
-        <w:rPr>
-          <w:rFonts w:ascii="微软雅黑" w:eastAsia="微软雅黑" w:hAnsi="微软雅黑" w:cs="微软雅黑" w:hint="eastAsia"/>
-          <w:lang w:eastAsia="zh-CN"/>
-        </w:rPr>
-        <w:t>，不静默丢弃用户数据。</w:t>
-      </w:r>
-      <w:r>
-        <w:t xml:space="preserve"> </w:t>
-      </w:r>
-      <w:r>
-        <w:rPr>
-          <w:rFonts w:ascii="微软雅黑" w:eastAsia="微软雅黑" w:hAnsi="微软雅黑" w:cs="微软雅黑" w:hint="eastAsia"/>
-          <w:lang w:eastAsia="zh-CN"/>
-        </w:rPr>
-        <w:t>双平台方面，</w:t>
-      </w:r>
-      <w:r>
-        <w:t xml:space="preserve">Windows </w:t>
-      </w:r>
-      <w:r>
-        <w:rPr>
-          <w:rFonts w:ascii="微软雅黑" w:eastAsia="微软雅黑" w:hAnsi="微软雅黑" w:cs="微软雅黑" w:hint="eastAsia"/>
-          <w:lang w:eastAsia="zh-CN"/>
-        </w:rPr>
-        <w:t>的</w:t>
-      </w:r>
-      <w:r>
-        <w:t xml:space="preserve"> x64</w:t>
-      </w:r>
-      <w:r>
-        <w:rPr>
-          <w:rFonts w:ascii="微软雅黑" w:eastAsia="微软雅黑" w:hAnsi="微软雅黑" w:cs="微软雅黑" w:hint="eastAsia"/>
-          <w:lang w:eastAsia="zh-CN"/>
-        </w:rPr>
-        <w:t>、</w:t>
-      </w:r>
-      <w:r>
-        <w:t xml:space="preserve">ARM64 </w:t>
-      </w:r>
-      <w:r>
-        <w:rPr>
-          <w:rFonts w:ascii="微软雅黑" w:eastAsia="微软雅黑" w:hAnsi="微软雅黑" w:cs="微软雅黑" w:hint="eastAsia"/>
-          <w:lang w:eastAsia="zh-CN"/>
-        </w:rPr>
-        <w:t>安装包和</w:t>
-      </w:r>
-      <w:r>
-        <w:t xml:space="preserve"> macOS </w:t>
-      </w:r>
-      <w:r>
-        <w:rPr>
-          <w:rFonts w:ascii="微软雅黑" w:eastAsia="微软雅黑" w:hAnsi="微软雅黑" w:cs="微软雅黑" w:hint="eastAsia"/>
-          <w:lang w:eastAsia="zh-CN"/>
-        </w:rPr>
-        <w:t>的</w:t>
-      </w:r>
-      <w:r>
-        <w:t xml:space="preserve"> DMG </w:t>
-      </w:r>
-      <w:r>
-        <w:rPr>
-          <w:rFonts w:ascii="微软雅黑" w:eastAsia="微软雅黑" w:hAnsi="微软雅黑" w:cs="微软雅黑" w:hint="eastAsia"/>
-          <w:lang w:eastAsia="zh-CN"/>
-        </w:rPr>
-        <w:t>都已构建并真机验证通过。</w:t>
-      </w:r>
-      <w:r>
-        <w:t xml:space="preserve"> </w:t>
-      </w:r>
-      <w:r>
-        <w:rPr>
-          <w:rFonts w:ascii="微软雅黑" w:eastAsia="微软雅黑" w:hAnsi="微软雅黑" w:cs="微软雅黑" w:hint="eastAsia"/>
-          <w:b/>
-          <w:lang w:eastAsia="zh-CN"/>
-        </w:rPr>
-        <w:t>（切到 P13 隐私页）</w:t>
-      </w:r>
-      <w:r>
-        <w:t xml:space="preserve"> </w:t>
-      </w:r>
-      <w:r>
-        <w:rPr>
-          <w:rFonts w:ascii="微软雅黑" w:eastAsia="微软雅黑" w:hAnsi="微软雅黑" w:cs="微软雅黑" w:hint="eastAsia"/>
-          <w:lang w:eastAsia="zh-CN"/>
-        </w:rPr>
-        <w:t>隐私上我们是三个</w:t>
-      </w:r>
-      <w:r>
-        <w:t>"</w:t>
-      </w:r>
-      <w:r>
-        <w:rPr>
-          <w:rFonts w:ascii="微软雅黑" w:eastAsia="微软雅黑" w:hAnsi="微软雅黑" w:cs="微软雅黑" w:hint="eastAsia"/>
-          <w:lang w:eastAsia="zh-CN"/>
-        </w:rPr>
-        <w:t>零</w:t>
-      </w:r>
-      <w:r>
-        <w:t>"</w:t>
-      </w:r>
-      <w:r>
-        <w:rPr>
-          <w:rFonts w:ascii="微软雅黑" w:eastAsia="微软雅黑" w:hAnsi="微软雅黑" w:cs="微软雅黑" w:hint="eastAsia"/>
-          <w:lang w:eastAsia="zh-CN"/>
-        </w:rPr>
-        <w:t>：</w:t>
-      </w:r>
-      <w:r>
-        <w:rPr>
-          <w:rFonts w:ascii="微软雅黑" w:eastAsia="微软雅黑" w:hAnsi="微软雅黑" w:cs="微软雅黑" w:hint="eastAsia"/>
-          <w:b/>
-          <w:lang w:eastAsia="zh-CN"/>
-        </w:rPr>
-        <w:t>零账号、零遥测、默认零联网</w:t>
-      </w:r>
-      <w:r>
-        <w:rPr>
-          <w:rFonts w:ascii="微软雅黑" w:eastAsia="微软雅黑" w:hAnsi="微软雅黑" w:cs="微软雅黑" w:hint="eastAsia"/>
-          <w:lang w:eastAsia="zh-CN"/>
-        </w:rPr>
-        <w:t>。启用云端后，也</w:t>
-      </w:r>
-      <w:r>
-        <w:rPr>
-          <w:rFonts w:ascii="微软雅黑" w:eastAsia="微软雅黑" w:hAnsi="微软雅黑" w:cs="微软雅黑" w:hint="eastAsia"/>
-          <w:b/>
-          <w:lang w:eastAsia="zh-CN"/>
-        </w:rPr>
-        <w:t>只发送用户输入的那一句话</w:t>
-      </w:r>
-      <w:r>
-        <w:rPr>
-          <w:rFonts w:ascii="微软雅黑" w:eastAsia="微软雅黑" w:hAnsi="微软雅黑" w:cs="微软雅黑" w:hint="eastAsia"/>
-          <w:lang w:eastAsia="zh-CN"/>
-        </w:rPr>
-        <w:t>，不发送提醒列表、设置或设备信息。</w:t>
-      </w:r>
-    </w:p>
-    <w:p>
-      <w:pPr>
-        <w:pStyle w:val="Heading3"/>
-      </w:pPr>
-      <w:r>
-        <w:rPr>
-          <w:rFonts w:ascii="微软雅黑" w:hAnsi="微软雅黑" w:eastAsia="微软雅黑" w:cs="微软雅黑" w:hint="eastAsia"/>
-          <w:b/>
-          <w:color w:val="1565C0"/>
-          <w:sz w:val="24"/>
-          <w:lang w:eastAsia="zh-CN"/>
-        </w:rPr>
-        <w:t>【第 6 段】创新点与价值（5:30 — 6:20）</w:t>
-      </w:r>
-    </w:p>
-    <w:p>
-      <w:pPr>
-        <w:spacing w:after="360"/>
-        <w:jc w:val="left"/>
-        <w:pBdr>
-          <w:left w:val="single" w:sz="18" w:space="0" w:color="1565C0"/>
-        </w:pBdr>
-        <w:shd w:val="clear" w:color="auto" w:fill="F5F7FA"/>
-      </w:pPr>
-      <w:r>
-        <w:t xml:space="preserve">  </w:t>
-      </w:r>
-      <w:r>
-        <w:rPr>
-          <w:rFonts w:ascii="微软雅黑" w:eastAsia="微软雅黑" w:hAnsi="微软雅黑" w:cs="微软雅黑" w:hint="eastAsia"/>
-          <w:b/>
-          <w:lang w:eastAsia="zh-CN"/>
-        </w:rPr>
-        <w:t>（切到 P14、P15 创新点页）</w:t>
-      </w:r>
-      <w:r>
-        <w:rPr>
-          <w:rFonts w:ascii="微软雅黑" w:eastAsia="微软雅黑" w:hAnsi="微软雅黑" w:cs="微软雅黑" w:hint="eastAsia"/>
-          <w:lang w:eastAsia="zh-CN"/>
-        </w:rPr>
-        <w:t xml:space="preserve"> 总结一下我们的创新点： 第一，</w:t>
-      </w:r>
-      <w:r>
-        <w:rPr>
-          <w:rFonts w:ascii="微软雅黑" w:eastAsia="微软雅黑" w:hAnsi="微软雅黑" w:cs="微软雅黑" w:hint="eastAsia"/>
-          <w:b/>
-          <w:lang w:eastAsia="zh-CN"/>
-        </w:rPr>
-        <w:t>一句话生成提醒规则</w:t>
-      </w:r>
-      <w:r>
-        <w:rPr>
-          <w:rFonts w:ascii="微软雅黑" w:eastAsia="微软雅黑" w:hAnsi="微软雅黑" w:cs="微软雅黑" w:hint="eastAsia"/>
-          <w:lang w:eastAsia="zh-CN"/>
-        </w:rPr>
-        <w:t>，把配置变成对话； 第二，</w:t>
-      </w:r>
-      <w:r>
-        <w:rPr>
-          <w:rFonts w:ascii="微软雅黑" w:eastAsia="微软雅黑" w:hAnsi="微软雅黑" w:cs="微软雅黑" w:hint="eastAsia"/>
-          <w:b/>
-          <w:lang w:eastAsia="zh-CN"/>
-        </w:rPr>
-        <w:t>云端加本机双通道</w:t>
-      </w:r>
-      <w:r>
-        <w:rPr>
-          <w:rFonts w:ascii="微软雅黑" w:eastAsia="微软雅黑" w:hAnsi="微软雅黑" w:cs="微软雅黑" w:hint="eastAsia"/>
-          <w:lang w:eastAsia="zh-CN"/>
-        </w:rPr>
-        <w:t>，理解力和可用性兼得； 第三，</w:t>
-      </w:r>
-      <w:r>
-        <w:rPr>
-          <w:rFonts w:ascii="微软雅黑" w:eastAsia="微软雅黑" w:hAnsi="微软雅黑" w:cs="微软雅黑" w:hint="eastAsia"/>
-          <w:b/>
-          <w:lang w:eastAsia="zh-CN"/>
-        </w:rPr>
-        <w:t>校验优先的落地设计</w:t>
-      </w:r>
-      <w:r>
-        <w:rPr>
-          <w:rFonts w:ascii="微软雅黑" w:eastAsia="微软雅黑" w:hAnsi="微软雅黑" w:cs="微软雅黑" w:hint="eastAsia"/>
-          <w:lang w:eastAsia="zh-CN"/>
-        </w:rPr>
-        <w:t>，让</w:t>
+        <w:t>项检查兜底。这也是我作为一个高职学生，用</w:t>
       </w:r>
       <w:r>
         <w:t xml:space="preserve"> AI </w:t>
@@ -2850,55 +2289,7 @@
           <w:rFonts w:ascii="微软雅黑" w:eastAsia="微软雅黑" w:hAnsi="微软雅黑" w:cs="微软雅黑" w:hint="eastAsia"/>
           <w:lang w:eastAsia="zh-CN"/>
         </w:rPr>
-        <w:t>的不确定性不污染用户数据；</w:t>
-      </w:r>
-      <w:r>
-        <w:t xml:space="preserve"> </w:t>
-      </w:r>
-      <w:r>
-        <w:rPr>
-          <w:rFonts w:ascii="微软雅黑" w:eastAsia="微软雅黑" w:hAnsi="微软雅黑" w:cs="微软雅黑" w:hint="eastAsia"/>
-          <w:lang w:eastAsia="zh-CN"/>
-        </w:rPr>
-        <w:t>第四，</w:t>
-      </w:r>
-      <w:r>
-        <w:rPr>
-          <w:rFonts w:ascii="微软雅黑" w:eastAsia="微软雅黑" w:hAnsi="微软雅黑" w:cs="微软雅黑" w:hint="eastAsia"/>
-          <w:b/>
-          <w:lang w:eastAsia="zh-CN"/>
-        </w:rPr>
-        <w:t>人机协同的开发范式</w:t>
-      </w:r>
-      <w:r>
-        <w:t>——</w:t>
-      </w:r>
-      <w:r>
-        <w:rPr>
-          <w:rFonts w:ascii="微软雅黑" w:eastAsia="微软雅黑" w:hAnsi="微软雅黑" w:cs="微软雅黑" w:hint="eastAsia"/>
-          <w:lang w:eastAsia="zh-CN"/>
-        </w:rPr>
-        <w:t>项目由我独立主导，借助</w:t>
-      </w:r>
-      <w:r>
-        <w:t xml:space="preserve"> AIGC </w:t>
-      </w:r>
-      <w:r>
-        <w:rPr>
-          <w:rFonts w:ascii="微软雅黑" w:eastAsia="微软雅黑" w:hAnsi="微软雅黑" w:cs="微软雅黑" w:hint="eastAsia"/>
-          <w:lang w:eastAsia="zh-CN"/>
-        </w:rPr>
-        <w:t>工具完成跨平台工程实现，并用</w:t>
-      </w:r>
-      <w:r>
-        <w:t xml:space="preserve"> 138 </w:t>
-      </w:r>
-      <w:r>
-        <w:rPr>
-          <w:rFonts w:ascii="微软雅黑" w:eastAsia="微软雅黑" w:hAnsi="微软雅黑" w:cs="微软雅黑" w:hint="eastAsia"/>
-          <w:lang w:eastAsia="zh-CN"/>
-        </w:rPr>
-        <w:t>项自动化测试形成可验证的闭环；</w:t>
+        <w:t>辅助开发做出跨平台软件的完整过程；</w:t>
       </w:r>
       <w:r>
         <w:t xml:space="preserve"> </w:t>
@@ -2916,7 +2307,7 @@
           <w:b/>
           <w:lang w:eastAsia="zh-CN"/>
         </w:rPr>
-        <w:t>温和的休息倡议</w:t>
+        <w:t>立场是让你休息</w:t>
       </w:r>
       <w:r>
         <w:t>——</w:t>
@@ -2926,68 +2317,7 @@
           <w:rFonts w:ascii="微软雅黑" w:eastAsia="微软雅黑" w:hAnsi="微软雅黑" w:cs="微软雅黑" w:hint="eastAsia"/>
           <w:lang w:eastAsia="zh-CN"/>
         </w:rPr>
-        <w:t>我们的立场是</w:t>
-      </w:r>
-      <w:r>
-        <w:t>"</w:t>
-      </w:r>
-      <w:r>
-        <w:rPr>
-          <w:rFonts w:ascii="微软雅黑" w:eastAsia="微软雅黑" w:hAnsi="微软雅黑" w:cs="微软雅黑" w:hint="eastAsia"/>
-          <w:lang w:eastAsia="zh-CN"/>
-        </w:rPr>
-        <w:t>知时而歇</w:t>
-      </w:r>
-      <w:r>
-        <w:t>"</w:t>
-      </w:r>
-      <w:r>
-        <w:rPr>
-          <w:rFonts w:ascii="微软雅黑" w:eastAsia="微软雅黑" w:hAnsi="微软雅黑" w:cs="微软雅黑" w:hint="eastAsia"/>
-          <w:lang w:eastAsia="zh-CN"/>
-        </w:rPr>
-        <w:t>，不是</w:t>
-      </w:r>
-      <w:r>
-        <w:t>"</w:t>
-      </w:r>
-      <w:r>
-        <w:rPr>
-          <w:rFonts w:ascii="微软雅黑" w:eastAsia="微软雅黑" w:hAnsi="微软雅黑" w:cs="微软雅黑" w:hint="eastAsia"/>
-          <w:lang w:eastAsia="zh-CN"/>
-        </w:rPr>
-        <w:t>效率压榨</w:t>
-      </w:r>
-      <w:r>
-        <w:t>"</w:t>
-      </w:r>
-      <w:r>
-        <w:rPr>
-          <w:rFonts w:ascii="微软雅黑" w:eastAsia="微软雅黑" w:hAnsi="微软雅黑" w:cs="微软雅黑" w:hint="eastAsia"/>
-          <w:lang w:eastAsia="zh-CN"/>
-        </w:rPr>
-        <w:t>，所有文案都刻意避免制造焦虑。</w:t>
-      </w:r>
-    </w:p>
-    <w:p>
-      <w:pPr>
-        <w:spacing w:after="360"/>
-        <w:jc w:val="left"/>
-        <w:pBdr>
-          <w:left w:val="single" w:sz="18" w:space="0" w:color="1565C0"/>
-        </w:pBdr>
-        <w:shd w:val="clear" w:color="auto" w:fill="F5F7FA"/>
-      </w:pPr>
-      <w:r>
-        <w:t xml:space="preserve">  </w:t>
-      </w:r>
-      <w:r>
-        <w:rPr>
-          <w:rFonts w:ascii="微软雅黑" w:eastAsia="微软雅黑" w:hAnsi="微软雅黑" w:cs="微软雅黑" w:hint="eastAsia"/>
-          <w:b/>
-          <w:lang w:eastAsia="zh-CN"/>
-        </w:rPr>
-        <w:t>（切到 P16 价值页）</w:t>
+        <w:t>不催你干活，不比谁更拼，文案也不制造焦虑。</w:t>
       </w:r>
       <w:r>
         <w:t xml:space="preserve"> </w:t>
@@ -2997,27 +2327,17 @@
           <w:rFonts w:ascii="微软雅黑" w:eastAsia="微软雅黑" w:hAnsi="微软雅黑" w:cs="微软雅黑" w:hint="eastAsia"/>
           <w:lang w:eastAsia="zh-CN"/>
         </w:rPr>
-        <w:t>价值上，健康层面它是最直接的久坐干预手段；教育层面它为</w:t>
+        <w:t>跟常用工具比就一句话：建提醒，别人填表单，我们说一句话；断网，别人多半歇菜，我们照样能用；到点锁屏关机，别人基本没有，我们还有</w:t>
       </w:r>
       <w:r>
-        <w:t xml:space="preserve">"AI </w:t>
+        <w:t xml:space="preserve"> 60 </w:t>
       </w:r>
       <w:r>
         <w:rPr>
           <w:rFonts w:ascii="微软雅黑" w:eastAsia="微软雅黑" w:hAnsi="微软雅黑" w:cs="微软雅黑" w:hint="eastAsia"/>
           <w:lang w:eastAsia="zh-CN"/>
         </w:rPr>
-        <w:t>辅助开发</w:t>
-      </w:r>
-      <w:r>
-        <w:t>"</w:t>
-      </w:r>
-      <w:r>
-        <w:rPr>
-          <w:rFonts w:ascii="微软雅黑" w:eastAsia="微软雅黑" w:hAnsi="微软雅黑" w:cs="微软雅黑" w:hint="eastAsia"/>
-          <w:lang w:eastAsia="zh-CN"/>
-        </w:rPr>
-        <w:t>提供了一个可检验的案例；推广层面，零账号零联网零广告，非常适合机房批量部署。</w:t>
+        <w:t>秒反悔；账号，别人不少要登录，我们数据就在你自己电脑上。</w:t>
       </w:r>
     </w:p>
     <w:p>
@@ -3053,7 +2373,7 @@
           <w:b/>
           <w:lang w:eastAsia="zh-CN"/>
         </w:rPr>
-        <w:t>（切到 P19 总结页，停顿半秒）</w:t>
+        <w:t>（切到 P18，停顿半秒）</w:t>
       </w:r>
       <w:r>
         <w:t xml:space="preserve"> </w:t>
@@ -3086,7 +2406,7 @@
           <w:rFonts w:ascii="微软雅黑" w:eastAsia="微软雅黑" w:hAnsi="微软雅黑" w:cs="微软雅黑" w:hint="eastAsia"/>
           <w:lang w:eastAsia="zh-CN"/>
         </w:rPr>
-        <w:t>的工具。 谢谢各位评委老师。</w:t>
+        <w:t>的工具。软件已经做完，官网可以直接下载。 谢谢各位评委老师。</w:t>
       </w:r>
     </w:p>
     <w:p>
@@ -3518,7 +2838,7 @@
                 <w:color w:val="212121"/>
                 <w:sz w:val="18"/>
               </w:rPr>
-              <w:t>场景页与用户页各压到</w:t>
+              <w:t>第</w:t>
             </w:r>
             <w:r>
               <w:rPr>
@@ -3532,7 +2852,7 @@
                 <w:color w:val="212121"/>
                 <w:sz w:val="18"/>
               </w:rPr>
-              <w:t xml:space="preserve"> 10 </w:t>
+              <w:t xml:space="preserve"> 2 </w:t>
             </w:r>
             <w:r>
               <w:rPr>
@@ -3546,7 +2866,91 @@
                 <w:color w:val="212121"/>
                 <w:sz w:val="18"/>
               </w:rPr>
-              <w:t>秒；断网演示改用口头说明</w:t>
+              <w:t>段压到</w:t>
+            </w:r>
+            <w:r>
+              <w:rPr>
+                <w:color w:val="212121"/>
+                <w:sz w:val="18"/>
+              </w:rPr>
+              <w:t xml:space="preserve"> </w:t>
+            </w:r>
+            <w:r>
+              <w:rPr>
+                <w:color w:val="212121"/>
+                <w:sz w:val="18"/>
+              </w:rPr>
+              <w:t xml:space="preserve"> 30 </w:t>
+            </w:r>
+            <w:r>
+              <w:rPr>
+                <w:color w:val="212121"/>
+                <w:sz w:val="18"/>
+              </w:rPr>
+              <w:t xml:space="preserve"> </w:t>
+            </w:r>
+            <w:r>
+              <w:rPr>
+                <w:color w:val="212121"/>
+                <w:sz w:val="18"/>
+              </w:rPr>
+              <w:t>秒；第</w:t>
+            </w:r>
+            <w:r>
+              <w:rPr>
+                <w:color w:val="212121"/>
+                <w:sz w:val="18"/>
+              </w:rPr>
+              <w:t xml:space="preserve"> </w:t>
+            </w:r>
+            <w:r>
+              <w:rPr>
+                <w:color w:val="212121"/>
+                <w:sz w:val="18"/>
+              </w:rPr>
+              <w:t xml:space="preserve"> 5 </w:t>
+            </w:r>
+            <w:r>
+              <w:rPr>
+                <w:color w:val="212121"/>
+                <w:sz w:val="18"/>
+              </w:rPr>
+              <w:t xml:space="preserve"> </w:t>
+            </w:r>
+            <w:r>
+              <w:rPr>
+                <w:color w:val="212121"/>
+                <w:sz w:val="18"/>
+              </w:rPr>
+              <w:t>段只讲</w:t>
+            </w:r>
+            <w:r>
+              <w:rPr>
+                <w:color w:val="212121"/>
+                <w:sz w:val="18"/>
+              </w:rPr>
+              <w:t xml:space="preserve"> </w:t>
+            </w:r>
+            <w:r>
+              <w:rPr>
+                <w:color w:val="212121"/>
+                <w:sz w:val="18"/>
+              </w:rPr>
+              <w:t xml:space="preserve"> 138 </w:t>
+            </w:r>
+            <w:r>
+              <w:rPr>
+                <w:color w:val="212121"/>
+                <w:sz w:val="18"/>
+              </w:rPr>
+              <w:t xml:space="preserve"> </w:t>
+            </w:r>
+            <w:r>
+              <w:rPr>
+                <w:color w:val="212121"/>
+                <w:sz w:val="18"/>
+              </w:rPr>
+              <w:t>和校验两条</w:t>
             </w:r>
           </w:p>
         </w:tc>
@@ -3652,7 +3056,7 @@
                 <w:color w:val="212121"/>
                 <w:sz w:val="18"/>
               </w:rPr>
-              <w:t>4</w:t>
+              <w:t>3</w:t>
             </w:r>
             <w:r>
               <w:rPr>
@@ -3711,7 +3115,7 @@
                 <w:color w:val="212121"/>
                 <w:sz w:val="18"/>
               </w:rPr>
-              <w:t>演示改为播放</w:t>
+              <w:t>演示改播</w:t>
             </w:r>
             <w:r>
               <w:rPr>
@@ -3739,35 +3143,7 @@
                 <w:color w:val="212121"/>
                 <w:sz w:val="18"/>
               </w:rPr>
-              <w:t>秒录屏；价值页</w:t>
-            </w:r>
-            <w:r>
-              <w:rPr>
-                <w:color w:val="212121"/>
-                <w:sz w:val="18"/>
-              </w:rPr>
-              <w:t xml:space="preserve"> </w:t>
-            </w:r>
-            <w:r>
-              <w:rPr>
-                <w:color w:val="212121"/>
-                <w:sz w:val="18"/>
-              </w:rPr>
-              <w:t xml:space="preserve"> 15 </w:t>
-            </w:r>
-            <w:r>
-              <w:rPr>
-                <w:color w:val="212121"/>
-                <w:sz w:val="18"/>
-              </w:rPr>
-              <w:t xml:space="preserve"> </w:t>
-            </w:r>
-            <w:r>
-              <w:rPr>
-                <w:color w:val="212121"/>
-                <w:sz w:val="18"/>
-              </w:rPr>
-              <w:t>秒带过</w:t>
+              <w:t>秒录屏；断网段口头一句带过</w:t>
             </w:r>
           </w:p>
         </w:tc>
@@ -3873,7 +3249,7 @@
                 <w:color w:val="212121"/>
                 <w:sz w:val="18"/>
               </w:rPr>
-              <w:t xml:space="preserve"> + 4 + 6</w:t>
+              <w:t xml:space="preserve"> + 3 + 6</w:t>
             </w:r>
           </w:p>
         </w:tc>
@@ -3904,7 +3280,35 @@
                 <w:color w:val="212121"/>
                 <w:sz w:val="18"/>
               </w:rPr>
-              <w:t>只讲架构、校验层、创新点三件事</w:t>
+              <w:t>只讲三步建提醒、</w:t>
+            </w:r>
+            <w:r>
+              <w:rPr>
+                <w:color w:val="212121"/>
+                <w:sz w:val="18"/>
+              </w:rPr>
+              <w:t xml:space="preserve"> </w:t>
+            </w:r>
+            <w:r>
+              <w:rPr>
+                <w:color w:val="212121"/>
+                <w:sz w:val="18"/>
+              </w:rPr>
+              <w:t xml:space="preserve">60 </w:t>
+            </w:r>
+            <w:r>
+              <w:rPr>
+                <w:color w:val="212121"/>
+                <w:sz w:val="18"/>
+              </w:rPr>
+              <w:t xml:space="preserve"> </w:t>
+            </w:r>
+            <w:r>
+              <w:rPr>
+                <w:color w:val="212121"/>
+                <w:sz w:val="18"/>
+              </w:rPr>
+              <w:t>秒反悔、五个不一样</w:t>
             </w:r>
           </w:p>
         </w:tc>
@@ -3937,7 +3341,7 @@
           <w:rFonts w:ascii="微软雅黑" w:eastAsia="微软雅黑" w:hAnsi="微软雅黑" w:cs="微软雅黑" w:hint="eastAsia"/>
           <w:lang w:eastAsia="zh-CN"/>
         </w:rPr>
-        <w:t>一句话生成规则（演示）；</w:t>
+        <w:t>一句话建提醒（演示）；</w:t>
       </w:r>
       <w:r>
         <w:t xml:space="preserve">② </w:t>
@@ -3947,7 +3351,7 @@
           <w:rFonts w:ascii="微软雅黑" w:eastAsia="微软雅黑" w:hAnsi="微软雅黑" w:cs="微软雅黑" w:hint="eastAsia"/>
           <w:lang w:eastAsia="zh-CN"/>
         </w:rPr>
-        <w:t>校验优先落库；</w:t>
+        <w:t>断网也照样用；</w:t>
       </w:r>
       <w:r>
         <w:t xml:space="preserve">③ 138 </w:t>
@@ -3957,7 +3361,17 @@
           <w:rFonts w:ascii="微软雅黑" w:eastAsia="微软雅黑" w:hAnsi="微软雅黑" w:cs="微软雅黑" w:hint="eastAsia"/>
           <w:lang w:eastAsia="zh-CN"/>
         </w:rPr>
-        <w:t>项测试。</w:t>
+        <w:t>项检查</w:t>
+      </w:r>
+      <w:r>
+        <w:t xml:space="preserve"> + </w:t>
+      </w:r>
+      <w:r>
+        <w:rPr>
+          <w:rFonts w:ascii="微软雅黑" w:eastAsia="微软雅黑" w:hAnsi="微软雅黑" w:cs="微软雅黑" w:hint="eastAsia"/>
+          <w:lang w:eastAsia="zh-CN"/>
+        </w:rPr>
+        <w:t>能下载能装能用。</w:t>
       </w:r>
     </w:p>
     <w:p>
@@ -4607,7 +4021,7 @@
                 <w:color w:val="212121"/>
                 <w:sz w:val="18"/>
               </w:rPr>
-              <w:t>结果区出现：类型、时间、重复、系统操作，并标注来源</w:t>
+              <w:t>结果区列出：类型、时间、重复、系统操作，并标注来源</w:t>
             </w:r>
           </w:p>
         </w:tc>
@@ -4839,7 +4253,49 @@
                 <w:color w:val="212121"/>
                 <w:sz w:val="18"/>
               </w:rPr>
-              <w:t>结果来源仍可用，页面提示已切换本机规则引擎</w:t>
+              <w:t>页面提示</w:t>
+            </w:r>
+            <w:r>
+              <w:rPr>
+                <w:color w:val="212121"/>
+                <w:sz w:val="18"/>
+              </w:rPr>
+              <w:t xml:space="preserve"> </w:t>
+            </w:r>
+            <w:r>
+              <w:rPr>
+                <w:color w:val="212121"/>
+                <w:sz w:val="18"/>
+              </w:rPr>
+              <w:t>"</w:t>
+            </w:r>
+            <w:r>
+              <w:rPr>
+                <w:color w:val="212121"/>
+                <w:sz w:val="18"/>
+              </w:rPr>
+              <w:t xml:space="preserve"> </w:t>
+            </w:r>
+            <w:r>
+              <w:rPr>
+                <w:color w:val="212121"/>
+                <w:sz w:val="18"/>
+              </w:rPr>
+              <w:t>云端不可用，已自动切换本机规则引擎</w:t>
+            </w:r>
+            <w:r>
+              <w:rPr>
+                <w:color w:val="212121"/>
+                <w:sz w:val="18"/>
+              </w:rPr>
+              <w:t xml:space="preserve"> </w:t>
+            </w:r>
+            <w:r>
+              <w:rPr>
+                <w:color w:val="212121"/>
+                <w:sz w:val="18"/>
+              </w:rPr>
+              <w:t>"</w:t>
             </w:r>
           </w:p>
         </w:tc>
@@ -5169,7 +4625,7 @@
                 <w:color w:val="212121"/>
                 <w:sz w:val="18"/>
               </w:rPr>
-              <w:t>文案</w:t>
+              <w:t>提示语</w:t>
             </w:r>
             <w:r>
               <w:rPr>
@@ -5197,7 +4653,35 @@
                 <w:color w:val="212121"/>
                 <w:sz w:val="18"/>
               </w:rPr>
-              <w:t>「稍后提醒」</w:t>
+              <w:t>「稍后提醒」；带锁屏时看</w:t>
+            </w:r>
+            <w:r>
+              <w:rPr>
+                <w:color w:val="212121"/>
+                <w:sz w:val="18"/>
+              </w:rPr>
+              <w:t xml:space="preserve"> </w:t>
+            </w:r>
+            <w:r>
+              <w:rPr>
+                <w:color w:val="212121"/>
+                <w:sz w:val="18"/>
+              </w:rPr>
+              <w:t xml:space="preserve"> 60 </w:t>
+            </w:r>
+            <w:r>
+              <w:rPr>
+                <w:color w:val="212121"/>
+                <w:sz w:val="18"/>
+              </w:rPr>
+              <w:t xml:space="preserve"> </w:t>
+            </w:r>
+            <w:r>
+              <w:rPr>
+                <w:color w:val="212121"/>
+                <w:sz w:val="18"/>
+              </w:rPr>
+              <w:t>秒倒计时</w:t>
             </w:r>
           </w:p>
         </w:tc>
@@ -5420,6 +4904,126 @@
                 <w:color w:val="212121"/>
                 <w:sz w:val="18"/>
               </w:rPr>
+              <w:t>软件完全打不开</w:t>
+            </w:r>
+          </w:p>
+        </w:tc>
+        <w:tc>
+          <w:tcPr>
+            <w:tcW w:type="dxa" w:w="4320"/>
+            <w:vAlign w:val="center"/>
+            <w:tcBorders>
+              <w:top w:val="single" w:sz="6" w:space="0" w:color="E0E0E0"/>
+              <w:bottom w:val="single" w:sz="6" w:space="0" w:color="E0E0E0"/>
+              <w:left w:val="single" w:sz="6" w:space="0" w:color="E0E0E0"/>
+              <w:right w:val="single" w:sz="6" w:space="0" w:color="E0E0E0"/>
+            </w:tcBorders>
+            <w:tcMar>
+              <w:top w:w="120" w:type="dxa"/>
+              <w:bottom w:w="120" w:type="dxa"/>
+              <w:left w:w="168" w:type="dxa"/>
+              <w:right w:w="168" w:type="dxa"/>
+            </w:tcMar>
+          </w:tcPr>
+          <w:p>
+            <w:pPr>
+              <w:jc w:val="left"/>
+              <w:spacing w:line="240" w:lineRule="auto" w:before="45" w:after="45"/>
+            </w:pPr>
+            <w:r>
+              <w:rPr>
+                <w:color w:val="212121"/>
+                <w:sz w:val="18"/>
+              </w:rPr>
+              <w:t>改讲</w:t>
+            </w:r>
+            <w:r>
+              <w:rPr>
+                <w:color w:val="212121"/>
+                <w:sz w:val="18"/>
+              </w:rPr>
+              <w:t xml:space="preserve"> </w:t>
+            </w:r>
+            <w:r>
+              <w:rPr>
+                <w:color w:val="212121"/>
+                <w:sz w:val="18"/>
+              </w:rPr>
+              <w:t xml:space="preserve"> PPT </w:t>
+            </w:r>
+            <w:r>
+              <w:rPr>
+                <w:color w:val="212121"/>
+                <w:sz w:val="18"/>
+              </w:rPr>
+              <w:t xml:space="preserve"> </w:t>
+            </w:r>
+            <w:r>
+              <w:rPr>
+                <w:color w:val="212121"/>
+                <w:sz w:val="18"/>
+              </w:rPr>
+              <w:t>里的截图（</w:t>
+            </w:r>
+            <w:r>
+              <w:rPr>
+                <w:color w:val="212121"/>
+                <w:sz w:val="18"/>
+              </w:rPr>
+              <w:t xml:space="preserve"> </w:t>
+            </w:r>
+            <w:r>
+              <w:rPr>
+                <w:color w:val="212121"/>
+                <w:sz w:val="18"/>
+              </w:rPr>
+              <w:t xml:space="preserve">16 </w:t>
+            </w:r>
+            <w:r>
+              <w:rPr>
+                <w:color w:val="212121"/>
+                <w:sz w:val="18"/>
+              </w:rPr>
+              <w:t xml:space="preserve"> </w:t>
+            </w:r>
+            <w:r>
+              <w:rPr>
+                <w:color w:val="212121"/>
+                <w:sz w:val="18"/>
+              </w:rPr>
+              <w:t>张占位框已替换为真实截图），并播放录屏</w:t>
+            </w:r>
+          </w:p>
+        </w:tc>
+      </w:tr>
+      <w:tr>
+        <w:tc>
+          <w:tcPr>
+            <w:tcW w:type="dxa" w:w="4320"/>
+            <w:vAlign w:val="center"/>
+            <w:tcBorders>
+              <w:top w:val="single" w:sz="6" w:space="0" w:color="E0E0E0"/>
+              <w:bottom w:val="single" w:sz="6" w:space="0" w:color="E0E0E0"/>
+              <w:left w:val="single" w:sz="6" w:space="0" w:color="E0E0E0"/>
+              <w:right w:val="single" w:sz="6" w:space="0" w:color="E0E0E0"/>
+            </w:tcBorders>
+            <w:tcMar>
+              <w:top w:w="120" w:type="dxa"/>
+              <w:bottom w:w="120" w:type="dxa"/>
+              <w:left w:w="168" w:type="dxa"/>
+              <w:right w:w="168" w:type="dxa"/>
+            </w:tcMar>
+          </w:tcPr>
+          <w:p>
+            <w:pPr>
+              <w:jc w:val="left"/>
+              <w:spacing w:line="240" w:lineRule="auto" w:before="45" w:after="45"/>
+            </w:pPr>
+            <w:r>
+              <w:rPr>
+                <w:color w:val="212121"/>
+                <w:sz w:val="18"/>
+              </w:rPr>
               <w:t>弹窗未触发</w:t>
             </w:r>
           </w:p>
@@ -5543,7 +5147,7 @@
                 <w:color w:val="212121"/>
                 <w:sz w:val="18"/>
               </w:rPr>
-              <w:t>正好可以看到离线兜底</w:t>
+              <w:t>正好可以看到断网兜底</w:t>
             </w:r>
             <w:r>
               <w:rPr>

--- a/参赛材料/知歇-现场演示脚本.docx
+++ b/参赛材料/知歇-现场演示脚本.docx
@@ -93,7 +93,41 @@
           <w:sz w:val="36"/>
           <w:lang w:eastAsia="zh-CN"/>
         </w:rPr>
-        <w:t>知时而歇，张弛有度</w:t>
+        <w:t>知歇</w:t>
+      </w:r>
+      <w:r>
+        <w:rPr>
+          <w:rFonts w:ascii="微软雅黑" w:hAnsi="微软雅黑"/>
+          <w:color w:val="212121"/>
+          <w:sz w:val="36"/>
+        </w:rPr>
+        <w:t xml:space="preserve"> ZhiXie · </w:t>
+      </w:r>
+      <w:r>
+        <w:rPr>
+          <w:rFonts w:ascii="微软雅黑" w:hAnsi="微软雅黑" w:eastAsia="微软雅黑" w:cs="微软雅黑" w:hint="eastAsia"/>
+          <w:color w:val="212121"/>
+          <w:sz w:val="36"/>
+          <w:lang w:eastAsia="zh-CN"/>
+        </w:rPr>
+        <w:t>现场演示脚本（</w:t>
+      </w:r>
+      <w:r>
+        <w:rPr>
+          <w:rFonts w:ascii="微软雅黑" w:hAnsi="微软雅黑"/>
+          <w:color w:val="212121"/>
+          <w:sz w:val="36"/>
+        </w:rPr>
+        <w:t xml:space="preserve">30 </w:t>
+      </w:r>
+      <w:r>
+        <w:rPr>
+          <w:rFonts w:ascii="微软雅黑" w:hAnsi="微软雅黑" w:eastAsia="微软雅黑" w:cs="微软雅黑" w:hint="eastAsia"/>
+          <w:color w:val="212121"/>
+          <w:sz w:val="36"/>
+          <w:lang w:eastAsia="zh-CN"/>
+        </w:rPr>
+        <w:t>页版）</w:t>
       </w:r>
     </w:p>
     <w:p>
@@ -143,7 +177,7 @@
           <w:b/>
           <w:lang w:eastAsia="zh-CN"/>
         </w:rPr>
-        <w:t>6 分 40 秒</w:t>
+        <w:t>约 9 分钟</w:t>
       </w:r>
       <w:r>
         <w:rPr>
@@ -153,7 +187,7 @@
         <w:t>（含</w:t>
       </w:r>
       <w:r>
-        <w:t xml:space="preserve"> 60 </w:t>
+        <w:t xml:space="preserve"> 90 </w:t>
       </w:r>
       <w:r>
         <w:rPr>
@@ -183,24 +217,14 @@
         <w:t>建议预留至</w:t>
       </w:r>
       <w:r>
-        <w:t xml:space="preserve"> 7 </w:t>
+        <w:t xml:space="preserve"> 10 </w:t>
       </w:r>
       <w:r>
         <w:rPr>
           <w:rFonts w:ascii="微软雅黑" w:eastAsia="微软雅黑" w:hAnsi="微软雅黑" w:cs="微软雅黑" w:hint="eastAsia"/>
           <w:lang w:eastAsia="zh-CN"/>
         </w:rPr>
-        <w:t>分</w:t>
-      </w:r>
-      <w:r>
-        <w:t xml:space="preserve"> 30 </w:t>
-      </w:r>
-      <w:r>
-        <w:rPr>
-          <w:rFonts w:ascii="微软雅黑" w:eastAsia="微软雅黑" w:hAnsi="微软雅黑" w:cs="微软雅黑" w:hint="eastAsia"/>
-          <w:lang w:eastAsia="zh-CN"/>
-        </w:rPr>
-        <w:t>秒以应对停顿</w:t>
+        <w:t>分钟以应对停顿</w:t>
       </w:r>
     </w:p>
     <w:p>
@@ -247,6 +271,45 @@
         <w:jc w:val="left"/>
       </w:pPr>
       <w:r>
+        <w:rPr>
+          <w:rFonts w:ascii="微软雅黑" w:eastAsia="微软雅黑" w:hAnsi="微软雅黑" w:cs="微软雅黑" w:hint="eastAsia"/>
+          <w:lang w:eastAsia="zh-CN"/>
+        </w:rPr>
+        <w:t>页码对应：</w:t>
+      </w:r>
+      <w:r>
+        <w:rPr>
+          <w:rFonts w:ascii="微软雅黑" w:hAnsi="微软雅黑" w:eastAsia="微软雅黑" w:cs="微软雅黑" w:hint="eastAsia"/>
+          <w:color w:val="0288D1"/>
+          <w:sz w:val="18"/>
+          <w:lang w:eastAsia="zh-CN"/>
+        </w:rPr>
+        <w:t>参赛材料/知歇-路演/知歇-路演.pptx</w:t>
+      </w:r>
+      <w:r>
+        <w:rPr>
+          <w:rFonts w:ascii="微软雅黑" w:eastAsia="微软雅黑" w:hAnsi="微软雅黑" w:cs="微软雅黑" w:hint="eastAsia"/>
+          <w:lang w:eastAsia="zh-CN"/>
+        </w:rPr>
+        <w:t>（</w:t>
+      </w:r>
+      <w:r>
+        <w:t xml:space="preserve">30 </w:t>
+      </w:r>
+      <w:r>
+        <w:rPr>
+          <w:rFonts w:ascii="微软雅黑" w:eastAsia="微软雅黑" w:hAnsi="微软雅黑" w:cs="微软雅黑" w:hint="eastAsia"/>
+          <w:lang w:eastAsia="zh-CN"/>
+        </w:rPr>
+        <w:t>页）</w:t>
+      </w:r>
+    </w:p>
+    <w:p>
+      <w:pPr>
+        <w:spacing w:after="180"/>
+        <w:jc w:val="left"/>
+      </w:pPr>
+      <w:r>
         <w:t xml:space="preserve">2026-10-11 </w:t>
       </w:r>
       <w:r>
@@ -264,57 +327,57 @@
           <w:rFonts w:ascii="微软雅黑" w:eastAsia="微软雅黑" w:hAnsi="微软雅黑" w:cs="微软雅黑" w:hint="eastAsia"/>
           <w:lang w:eastAsia="zh-CN"/>
         </w:rPr>
-        <w:t>改版同步重写：主线改为</w:t>
-      </w:r>
-      <w:r>
-        <w:t>"</w:t>
+        <w:t>由</w:t>
+      </w:r>
+      <w:r>
+        <w:t xml:space="preserve"> 18 </w:t>
       </w:r>
       <w:r>
         <w:rPr>
           <w:rFonts w:ascii="微软雅黑" w:eastAsia="微软雅黑" w:hAnsi="微软雅黑" w:cs="微软雅黑" w:hint="eastAsia"/>
           <w:lang w:eastAsia="zh-CN"/>
         </w:rPr>
-        <w:t>软件怎么用</w:t>
-      </w:r>
-      <w:r>
-        <w:t xml:space="preserve"> + </w:t>
+        <w:t>页重构为</w:t>
+      </w:r>
+      <w:r>
+        <w:t xml:space="preserve"> 30 </w:t>
       </w:r>
       <w:r>
         <w:rPr>
           <w:rFonts w:ascii="微软雅黑" w:eastAsia="微软雅黑" w:hAnsi="微软雅黑" w:cs="微软雅黑" w:hint="eastAsia"/>
           <w:lang w:eastAsia="zh-CN"/>
         </w:rPr>
-        <w:t>成果展示</w:t>
-      </w:r>
-      <w:r>
-        <w:t>"</w:t>
+        <w:t>页同步重写：新增「架构与工作流程」（</w:t>
+      </w:r>
+      <w:r>
+        <w:t>P09–P14</w:t>
       </w:r>
       <w:r>
         <w:rPr>
           <w:rFonts w:ascii="微软雅黑" w:eastAsia="微软雅黑" w:hAnsi="微软雅黑" w:cs="微软雅黑" w:hint="eastAsia"/>
           <w:lang w:eastAsia="zh-CN"/>
         </w:rPr>
-        <w:t>，页码对应新版</w:t>
-      </w:r>
-      <w:r>
-        <w:t xml:space="preserve"> 18 </w:t>
+        <w:t>）与「</w:t>
+      </w:r>
+      <w:r>
+        <w:t xml:space="preserve">AI </w:t>
       </w:r>
       <w:r>
         <w:rPr>
           <w:rFonts w:ascii="微软雅黑" w:eastAsia="微软雅黑" w:hAnsi="微软雅黑" w:cs="微软雅黑" w:hint="eastAsia"/>
           <w:lang w:eastAsia="zh-CN"/>
         </w:rPr>
-        <w:t>页；技术名词只在</w:t>
-      </w:r>
-      <w:r>
-        <w:t xml:space="preserve"> P15 / P16 </w:t>
+        <w:t>辅助开发全过程」（</w:t>
+      </w:r>
+      <w:r>
+        <w:t>P15–P19</w:t>
       </w:r>
       <w:r>
         <w:rPr>
           <w:rFonts w:ascii="微软雅黑" w:eastAsia="微软雅黑" w:hAnsi="微软雅黑" w:cs="微软雅黑" w:hint="eastAsia"/>
           <w:lang w:eastAsia="zh-CN"/>
         </w:rPr>
-        <w:t>的讲稿里出现，其余全部说人话。</w:t>
+        <w:t>）两大段讲稿；技术名词只在这两段出现，其余全部说人话。</w:t>
       </w:r>
       <w:r/>
     </w:p>
@@ -984,7 +1047,22 @@
                 <w:color w:val="212121"/>
                 <w:sz w:val="18"/>
               </w:rPr>
-              <w:t xml:space="preserve"> 16 </w:t>
+              <w:t xml:space="preserve"> </w:t>
+            </w:r>
+            <w:r>
+              <w:rPr>
+                <w:color w:val="212121"/>
+                <w:sz w:val="18"/>
+              </w:rPr>
+              <w:t xml:space="preserve"> </w:t>
+            </w:r>
+            <w:r>
+              <w:rPr>
+                <w:b/>
+                <w:color w:val="212121"/>
+                <w:sz w:val="18"/>
+              </w:rPr>
+              <w:t>20 张</w:t>
             </w:r>
             <w:r>
               <w:rPr>
@@ -998,7 +1076,7 @@
                 <w:color w:val="212121"/>
                 <w:sz w:val="18"/>
               </w:rPr>
-              <w:t>张截图占位框已替换为真实截图</w:t>
+              <w:t>截图占位框已替换为真实截图</w:t>
             </w:r>
             <w:r>
               <w:rPr>
@@ -1203,7 +1281,7 @@
           <w:sz w:val="24"/>
           <w:lang w:eastAsia="zh-CN"/>
         </w:rPr>
-        <w:t>【第 1 段】开场（0:00 — 0:40）</w:t>
+        <w:t>【第 1 段】开场（0:00 — 0:40）· P01—P02</w:t>
       </w:r>
     </w:p>
     <w:p>
@@ -1311,7 +1389,7 @@
           <w:rFonts w:ascii="微软雅黑" w:eastAsia="微软雅黑" w:hAnsi="微软雅黑" w:cs="微软雅黑" w:hint="eastAsia"/>
           <w:lang w:eastAsia="zh-CN"/>
         </w:rPr>
-        <w:t>都能装，装完打开就能用。今天我主要给大家演示它是怎么用的。</w:t>
+        <w:t>都能装，装完打开就能用。今天我主要讲三件事：为什么要做、它是怎么做出来的、以及它现在能用到什么程度。</w:t>
       </w:r>
     </w:p>
     <w:p>
@@ -1329,7 +1407,7 @@
         <w:t>（切到</w:t>
       </w:r>
       <w:r>
-        <w:t xml:space="preserve"> P2 </w:t>
+        <w:t xml:space="preserve"> P02 </w:t>
       </w:r>
       <w:r>
         <w:rPr>
@@ -1346,7 +1424,7 @@
           <w:rFonts w:ascii="微软雅黑" w:eastAsia="微软雅黑" w:hAnsi="微软雅黑" w:cs="微软雅黑" w:hint="eastAsia"/>
           <w:lang w:eastAsia="zh-CN"/>
         </w:rPr>
-        <w:t>它是什么、怎么用、做得怎么样。第二章是重点。）</w:t>
+        <w:t>背景与方案、实现、成果。中间一章是重点。）</w:t>
       </w:r>
       <w:r>
         <w:t>*</w:t>
@@ -1364,7 +1442,7 @@
           <w:sz w:val="24"/>
           <w:lang w:eastAsia="zh-CN"/>
         </w:rPr>
-        <w:t>【第 2 段】它是什么、给谁用（0:40 — 1:50）</w:t>
+        <w:t>【第 2 段】背景与方案（0:40 — 2:10）· P03—P07</w:t>
       </w:r>
     </w:p>
     <w:p>
@@ -1385,20 +1463,14 @@
           <w:b/>
           <w:lang w:eastAsia="zh-CN"/>
         </w:rPr>
-        <w:t>（P4）</w:t>
-      </w:r>
-      <w:r>
-        <w:t xml:space="preserve"> </w:t>
+        <w:t>（P04）</w:t>
       </w:r>
       <w:r>
         <w:rPr>
           <w:rFonts w:ascii="微软雅黑" w:eastAsia="微软雅黑" w:hAnsi="微软雅黑" w:cs="微软雅黑" w:hint="eastAsia"/>
           <w:lang w:eastAsia="zh-CN"/>
         </w:rPr>
-        <w:t>先说为什么做它。大家都有过这种时候：一坐三四个小时，中间几乎没起身。不是不想休息，是现有的提醒工具不好用</w:t>
-      </w:r>
-      <w:r>
-        <w:t>——</w:t>
+        <w:t xml:space="preserve"> 先说为什么做它。大家都有过这种时候：一坐三四个小时，中间几乎没起身。不是不想休息，是一进入专注，时间感就没了。 </w:t>
       </w:r>
       <w:r>
         <w:rPr>
@@ -1406,14 +1478,14 @@
           <w:b/>
           <w:lang w:eastAsia="zh-CN"/>
         </w:rPr>
-        <w:t>想设一条"每周一三五下午三点半"，得先把一整套表单弄明白</w:t>
+        <w:t>（P05）</w:t>
       </w:r>
       <w:r>
         <w:rPr>
           <w:rFonts w:ascii="微软雅黑" w:eastAsia="微软雅黑" w:hAnsi="微软雅黑" w:cs="微软雅黑" w:hint="eastAsia"/>
           <w:lang w:eastAsia="zh-CN"/>
         </w:rPr>
-        <w:t xml:space="preserve">；好不容易设好了，同一句话弹几次，眼睛就自动跳过去了。 </w:t>
+        <w:t xml:space="preserve"> 第一个毛病：</w:t>
       </w:r>
       <w:r>
         <w:rPr>
@@ -1421,7 +1493,105 @@
           <w:b/>
           <w:lang w:eastAsia="zh-CN"/>
         </w:rPr>
-        <w:t>（P5）</w:t>
+        <w:t>设置太麻烦</w:t>
+      </w:r>
+      <w:r>
+        <w:rPr>
+          <w:rFonts w:ascii="微软雅黑" w:eastAsia="微软雅黑" w:hAnsi="微软雅黑" w:cs="微软雅黑" w:hint="eastAsia"/>
+          <w:lang w:eastAsia="zh-CN"/>
+        </w:rPr>
+        <w:t>。想设一条</w:t>
+      </w:r>
+      <w:r>
+        <w:t>"</w:t>
+      </w:r>
+      <w:r>
+        <w:rPr>
+          <w:rFonts w:ascii="微软雅黑" w:eastAsia="微软雅黑" w:hAnsi="微软雅黑" w:cs="微软雅黑" w:hint="eastAsia"/>
+          <w:lang w:eastAsia="zh-CN"/>
+        </w:rPr>
+        <w:t>每周一三五下午三点半</w:t>
+      </w:r>
+      <w:r>
+        <w:t>"</w:t>
+      </w:r>
+      <w:r>
+        <w:rPr>
+          <w:rFonts w:ascii="微软雅黑" w:eastAsia="微软雅黑" w:hAnsi="微软雅黑" w:cs="微软雅黑" w:hint="eastAsia"/>
+          <w:lang w:eastAsia="zh-CN"/>
+        </w:rPr>
+        <w:t>，得先把</w:t>
+      </w:r>
+      <w:r>
+        <w:t>"</w:t>
+      </w:r>
+      <w:r>
+        <w:rPr>
+          <w:rFonts w:ascii="微软雅黑" w:eastAsia="微软雅黑" w:hAnsi="微软雅黑" w:cs="微软雅黑" w:hint="eastAsia"/>
+          <w:lang w:eastAsia="zh-CN"/>
+        </w:rPr>
+        <w:t>单次、每天、每周、每月</w:t>
+      </w:r>
+      <w:r>
+        <w:t>"</w:t>
+      </w:r>
+      <w:r>
+        <w:rPr>
+          <w:rFonts w:ascii="微软雅黑" w:eastAsia="微软雅黑" w:hAnsi="微软雅黑" w:cs="微软雅黑" w:hint="eastAsia"/>
+          <w:lang w:eastAsia="zh-CN"/>
+        </w:rPr>
+        <w:t>这套说法弄明白，再选时间、勾星期、设重复，一步都不能漏。所以很多人的真实做法是</w:t>
+      </w:r>
+      <w:r>
+        <w:t>——</w:t>
+      </w:r>
+      <w:r>
+        <w:rPr>
+          <w:rFonts w:ascii="微软雅黑" w:eastAsia="微软雅黑" w:hAnsi="微软雅黑" w:cs="微软雅黑" w:hint="eastAsia"/>
+          <w:lang w:eastAsia="zh-CN"/>
+        </w:rPr>
+        <w:t>干脆不设。</w:t>
+      </w:r>
+      <w:r>
+        <w:t xml:space="preserve"> </w:t>
+      </w:r>
+      <w:r>
+        <w:rPr>
+          <w:rFonts w:ascii="微软雅黑" w:eastAsia="微软雅黑" w:hAnsi="微软雅黑" w:cs="微软雅黑" w:hint="eastAsia"/>
+          <w:b/>
+          <w:lang w:eastAsia="zh-CN"/>
+        </w:rPr>
+        <w:t>（P06）</w:t>
+      </w:r>
+      <w:r>
+        <w:rPr>
+          <w:rFonts w:ascii="微软雅黑" w:eastAsia="微软雅黑" w:hAnsi="微软雅黑" w:cs="微软雅黑" w:hint="eastAsia"/>
+          <w:lang w:eastAsia="zh-CN"/>
+        </w:rPr>
+        <w:t xml:space="preserve"> 第二个毛病：</w:t>
+      </w:r>
+      <w:r>
+        <w:rPr>
+          <w:rFonts w:ascii="微软雅黑" w:eastAsia="微软雅黑" w:hAnsi="微软雅黑" w:cs="微软雅黑" w:hint="eastAsia"/>
+          <w:b/>
+          <w:lang w:eastAsia="zh-CN"/>
+        </w:rPr>
+        <w:t>提醒看腻了</w:t>
+      </w:r>
+      <w:r>
+        <w:rPr>
+          <w:rFonts w:ascii="微软雅黑" w:eastAsia="微软雅黑" w:hAnsi="微软雅黑" w:cs="微软雅黑" w:hint="eastAsia"/>
+          <w:lang w:eastAsia="zh-CN"/>
+        </w:rPr>
+        <w:t xml:space="preserve">。同一句话弹几次，眼睛就自动跳过去了。固定文案的问题不是难听，是不再被看见。 </w:t>
+      </w:r>
+      <w:r>
+        <w:rPr>
+          <w:rFonts w:ascii="微软雅黑" w:eastAsia="微软雅黑" w:hAnsi="微软雅黑" w:cs="微软雅黑" w:hint="eastAsia"/>
+          <w:b/>
+          <w:lang w:eastAsia="zh-CN"/>
+        </w:rPr>
+        <w:t>（P07）</w:t>
       </w:r>
       <w:r>
         <w:rPr>
@@ -1464,24 +1634,6 @@
           <w:lang w:eastAsia="zh-CN"/>
         </w:rPr>
         <w:t>把它变成一条能用的提醒。它从官网直接下载，两个平台都能装，数据都在自己电脑上，不用注册。</w:t>
-      </w:r>
-      <w:r>
-        <w:t xml:space="preserve"> </w:t>
-      </w:r>
-      <w:r>
-        <w:rPr>
-          <w:rFonts w:ascii="微软雅黑" w:eastAsia="微软雅黑" w:hAnsi="微软雅黑" w:cs="微软雅黑" w:hint="eastAsia"/>
-          <w:b/>
-          <w:lang w:eastAsia="zh-CN"/>
-        </w:rPr>
-        <w:t>（P6）</w:t>
-      </w:r>
-      <w:r>
-        <w:rPr>
-          <w:rFonts w:ascii="微软雅黑" w:eastAsia="微软雅黑" w:hAnsi="微软雅黑" w:cs="微软雅黑" w:hint="eastAsia"/>
-          <w:lang w:eastAsia="zh-CN"/>
-        </w:rPr>
-        <w:t xml:space="preserve"> 打开软件就五个入口：休息节律、时间锚点、智能体、偏好调校、关于。每个管一件事，不用学。</w:t>
       </w:r>
     </w:p>
     <w:p>
@@ -1496,7 +1648,7 @@
           <w:sz w:val="24"/>
           <w:lang w:eastAsia="zh-CN"/>
         </w:rPr>
-        <w:t>【第 3 段】核心演示：一句话到弹窗（1:50 — 2:50）★重点</w:t>
+        <w:t>【第 3 段】实现一：软件怎么搭的、怎么跑的（2:10 — 4:20）★重点 · P08—P14</w:t>
       </w:r>
     </w:p>
     <w:p>
@@ -1517,14 +1669,30 @@
           <w:b/>
           <w:lang w:eastAsia="zh-CN"/>
         </w:rPr>
-        <w:t>（切到应用界面，实际操作；P8 做底）</w:t>
+        <w:t>（P08 章扉）</w:t>
+      </w:r>
+      <w:r>
+        <w:t xml:space="preserve"> </w:t>
       </w:r>
       <w:r>
         <w:rPr>
           <w:rFonts w:ascii="微软雅黑" w:eastAsia="微软雅黑" w:hAnsi="微软雅黑" w:cs="微软雅黑" w:hint="eastAsia"/>
           <w:lang w:eastAsia="zh-CN"/>
         </w:rPr>
-        <w:t xml:space="preserve"> 我现场演示一下。这是智能体页，当前是本机引擎模式。 </w:t>
+        <w:t>这一章讲两件事：软件的结构怎么搭的，以及我是怎么用</w:t>
+      </w:r>
+      <w:r>
+        <w:t xml:space="preserve"> AI </w:t>
+      </w:r>
+      <w:r>
+        <w:rPr>
+          <w:rFonts w:ascii="微软雅黑" w:eastAsia="微软雅黑" w:hAnsi="微软雅黑" w:cs="微软雅黑" w:hint="eastAsia"/>
+          <w:lang w:eastAsia="zh-CN"/>
+        </w:rPr>
+        <w:t>工具把它做出来的。</w:t>
+      </w:r>
+      <w:r>
+        <w:t xml:space="preserve"> </w:t>
       </w:r>
       <w:r>
         <w:rPr>
@@ -1532,30 +1700,14 @@
           <w:b/>
           <w:lang w:eastAsia="zh-CN"/>
         </w:rPr>
-        <w:t>（输入）</w:t>
-      </w:r>
-      <w:r>
-        <w:t>"</w:t>
+        <w:t>（P09 架构图）</w:t>
       </w:r>
       <w:r>
         <w:rPr>
           <w:rFonts w:ascii="微软雅黑" w:eastAsia="微软雅黑" w:hAnsi="微软雅黑" w:cs="微软雅黑" w:hint="eastAsia"/>
           <w:lang w:eastAsia="zh-CN"/>
         </w:rPr>
-        <w:t>每周一三五下午三点半提醒我站起来活动，顺便锁屏</w:t>
-      </w:r>
-      <w:r>
-        <w:t>"——</w:t>
-      </w:r>
-      <w:r>
-        <w:rPr>
-          <w:rFonts w:ascii="微软雅黑" w:eastAsia="微软雅黑" w:hAnsi="微软雅黑" w:cs="微软雅黑" w:hint="eastAsia"/>
-          <w:lang w:eastAsia="zh-CN"/>
-        </w:rPr>
-        <w:t>就这一句。</w:t>
-      </w:r>
-      <w:r>
-        <w:t xml:space="preserve"> </w:t>
+        <w:t xml:space="preserve"> 整体就一句话：</w:t>
       </w:r>
       <w:r>
         <w:rPr>
@@ -1563,30 +1715,24 @@
           <w:b/>
           <w:lang w:eastAsia="zh-CN"/>
         </w:rPr>
-        <w:t>（点"解析需求"）</w:t>
-      </w:r>
-      <w:r>
-        <w:t xml:space="preserve"> </w:t>
+        <w:t>一句话进来，一条提醒出去</w:t>
       </w:r>
       <w:r>
         <w:rPr>
           <w:rFonts w:ascii="微软雅黑" w:eastAsia="微软雅黑" w:hAnsi="微软雅黑" w:cs="微软雅黑" w:hint="eastAsia"/>
           <w:lang w:eastAsia="zh-CN"/>
         </w:rPr>
-        <w:t>结果出来了：类型每周、时间</w:t>
-      </w:r>
-      <w:r>
-        <w:t xml:space="preserve"> 15:30</w:t>
+        <w:t>。中间两条路</w:t>
+      </w:r>
+      <w:r>
+        <w:t>——</w:t>
       </w:r>
       <w:r>
         <w:rPr>
           <w:rFonts w:ascii="微软雅黑" w:eastAsia="微软雅黑" w:hAnsi="微软雅黑" w:cs="微软雅黑" w:hint="eastAsia"/>
           <w:lang w:eastAsia="zh-CN"/>
         </w:rPr>
-        <w:t>、周一三五、附加锁屏，旁边还标了这结果是本机引擎给的。</w:t>
-      </w:r>
-      <w:r>
-        <w:t xml:space="preserve"> </w:t>
+        <w:t>联网的时候交给网上的大模型去理解，说法更自由；没网的时候走软件自带的一套规则。</w:t>
       </w:r>
       <w:r>
         <w:rPr>
@@ -1594,14 +1740,67 @@
           <w:b/>
           <w:lang w:eastAsia="zh-CN"/>
         </w:rPr>
-        <w:t>（点"加入时间锚点"）</w:t>
+        <w:t>这两条路的结果，都要先过同一道检查，才写进数据。</w:t>
       </w:r>
       <w:r>
         <w:rPr>
           <w:rFonts w:ascii="微软雅黑" w:eastAsia="微软雅黑" w:hAnsi="微软雅黑" w:cs="微软雅黑" w:hint="eastAsia"/>
           <w:lang w:eastAsia="zh-CN"/>
         </w:rPr>
-        <w:t xml:space="preserve"> 一键加入，自动跳到锚点页，这条提醒已经能用了。</w:t>
+        <w:t>（这一页是全篇唯一集中讲技术的地方：桌面外壳</w:t>
+      </w:r>
+      <w:r>
+        <w:t xml:space="preserve"> Tauri 2</w:t>
+      </w:r>
+      <w:r>
+        <w:rPr>
+          <w:rFonts w:ascii="微软雅黑" w:eastAsia="微软雅黑" w:hAnsi="微软雅黑" w:cs="微软雅黑" w:hint="eastAsia"/>
+          <w:lang w:eastAsia="zh-CN"/>
+        </w:rPr>
+        <w:t>，界面</w:t>
+      </w:r>
+      <w:r>
+        <w:t xml:space="preserve"> Vue 3 + TypeScript</w:t>
+      </w:r>
+      <w:r>
+        <w:rPr>
+          <w:rFonts w:ascii="微软雅黑" w:eastAsia="微软雅黑" w:hAnsi="微软雅黑" w:cs="微软雅黑" w:hint="eastAsia"/>
+          <w:lang w:eastAsia="zh-CN"/>
+        </w:rPr>
+        <w:t>，核心逻辑</w:t>
+      </w:r>
+      <w:r>
+        <w:t xml:space="preserve"> Rust</w:t>
+      </w:r>
+      <w:r>
+        <w:rPr>
+          <w:rFonts w:ascii="微软雅黑" w:eastAsia="微软雅黑" w:hAnsi="微软雅黑" w:cs="微软雅黑" w:hint="eastAsia"/>
+          <w:lang w:eastAsia="zh-CN"/>
+        </w:rPr>
+        <w:t>，同一套代码出</w:t>
+      </w:r>
+      <w:r>
+        <w:t xml:space="preserve"> Windows </w:t>
+      </w:r>
+      <w:r>
+        <w:rPr>
+          <w:rFonts w:ascii="微软雅黑" w:eastAsia="微软雅黑" w:hAnsi="微软雅黑" w:cs="微软雅黑" w:hint="eastAsia"/>
+          <w:lang w:eastAsia="zh-CN"/>
+        </w:rPr>
+        <w:t>和</w:t>
+      </w:r>
+      <w:r>
+        <w:t xml:space="preserve"> macOS </w:t>
+      </w:r>
+      <w:r>
+        <w:rPr>
+          <w:rFonts w:ascii="微软雅黑" w:eastAsia="微软雅黑" w:hAnsi="微软雅黑" w:cs="微软雅黑" w:hint="eastAsia"/>
+          <w:lang w:eastAsia="zh-CN"/>
+        </w:rPr>
+        <w:t>两版；数据就存在你自己电脑的一个文件里，先写临时文件再替换，写到一半断电也不会坏。）</w:t>
+      </w:r>
+      <w:r>
+        <w:t xml:space="preserve"> </w:t>
       </w:r>
       <w:r>
         <w:rPr>
@@ -1609,10 +1808,57 @@
           <w:b/>
           <w:lang w:eastAsia="zh-CN"/>
         </w:rPr>
-        <w:t>全程没填过一张表单。</w:t>
+        <w:t>（P10 五步流程）</w:t>
       </w:r>
       <w:r>
         <w:t xml:space="preserve"> </w:t>
+      </w:r>
+      <w:r>
+        <w:rPr>
+          <w:rFonts w:ascii="微软雅黑" w:eastAsia="微软雅黑" w:hAnsi="微软雅黑" w:cs="微软雅黑" w:hint="eastAsia"/>
+          <w:lang w:eastAsia="zh-CN"/>
+        </w:rPr>
+        <w:t>拆成五步就是：你说一句话</w:t>
+      </w:r>
+      <w:r>
+        <w:t xml:space="preserve"> → </w:t>
+      </w:r>
+      <w:r>
+        <w:rPr>
+          <w:rFonts w:ascii="微软雅黑" w:eastAsia="微软雅黑" w:hAnsi="微软雅黑" w:cs="微软雅黑" w:hint="eastAsia"/>
+          <w:lang w:eastAsia="zh-CN"/>
+        </w:rPr>
+        <w:t>智能体去理解</w:t>
+      </w:r>
+      <w:r>
+        <w:t xml:space="preserve"> → </w:t>
+      </w:r>
+      <w:r>
+        <w:rPr>
+          <w:rFonts w:ascii="微软雅黑" w:eastAsia="微软雅黑" w:hAnsi="微软雅黑" w:cs="微软雅黑" w:hint="eastAsia"/>
+          <w:lang w:eastAsia="zh-CN"/>
+        </w:rPr>
+        <w:t>系统先核一遍</w:t>
+      </w:r>
+      <w:r>
+        <w:t xml:space="preserve"> → </w:t>
+      </w:r>
+      <w:r>
+        <w:rPr>
+          <w:rFonts w:ascii="微软雅黑" w:eastAsia="微软雅黑" w:hAnsi="微软雅黑" w:cs="微软雅黑" w:hint="eastAsia"/>
+          <w:lang w:eastAsia="zh-CN"/>
+        </w:rPr>
+        <w:t>你点确认</w:t>
+      </w:r>
+      <w:r>
+        <w:t xml:space="preserve"> → </w:t>
+      </w:r>
+      <w:r>
+        <w:rPr>
+          <w:rFonts w:ascii="微软雅黑" w:eastAsia="微软雅黑" w:hAnsi="微软雅黑" w:cs="微软雅黑" w:hint="eastAsia"/>
+          <w:lang w:eastAsia="zh-CN"/>
+        </w:rPr>
+        <w:t>写进提醒列表。</w:t>
       </w:r>
       <w:r>
         <w:rPr>
@@ -1620,14 +1866,10 @@
           <w:b/>
           <w:lang w:eastAsia="zh-CN"/>
         </w:rPr>
-        <w:t>（等测试锚点触发 / 切 P10）</w:t>
-      </w:r>
-      <w:r>
-        <w:rPr>
-          <w:rFonts w:ascii="微软雅黑" w:eastAsia="微软雅黑" w:hAnsi="微软雅黑" w:cs="微软雅黑" w:hint="eastAsia"/>
-          <w:lang w:eastAsia="zh-CN"/>
-        </w:rPr>
-        <w:t xml:space="preserve"> 到点之后是这样：整个屏幕挡一下，中间是我自己写的那句话。可以稍后提醒，也可以直接结束。</w:t>
+        <w:t>最后一步之前，一直有人把关。</w:t>
+      </w:r>
+      <w:r>
+        <w:t xml:space="preserve"> </w:t>
       </w:r>
       <w:r>
         <w:rPr>
@@ -1635,7 +1877,179 @@
           <w:b/>
           <w:lang w:eastAsia="zh-CN"/>
         </w:rPr>
-        <w:t>如果带锁屏关机，会先倒数 60 秒，这期间随时能反悔</w:t>
+        <w:t>（P11）</w:t>
+      </w:r>
+      <w:r>
+        <w:rPr>
+          <w:rFonts w:ascii="微软雅黑" w:eastAsia="微软雅黑" w:hAnsi="微软雅黑" w:cs="微软雅黑" w:hint="eastAsia"/>
+          <w:lang w:eastAsia="zh-CN"/>
+        </w:rPr>
+        <w:t xml:space="preserve"> 联网这条路：语序随便、说法自由，不用迁就关键词；等太久或者连不上会自动退回本机规则，不会卡住。 </w:t>
+      </w:r>
+      <w:r>
+        <w:rPr>
+          <w:rFonts w:ascii="微软雅黑" w:eastAsia="微软雅黑" w:hAnsi="微软雅黑" w:cs="微软雅黑" w:hint="eastAsia"/>
+          <w:b/>
+          <w:lang w:eastAsia="zh-CN"/>
+        </w:rPr>
+        <w:t>（P12）</w:t>
+      </w:r>
+      <w:r>
+        <w:t xml:space="preserve"> </w:t>
+      </w:r>
+      <w:r>
+        <w:rPr>
+          <w:rFonts w:ascii="微软雅黑" w:eastAsia="微软雅黑" w:hAnsi="微软雅黑" w:cs="微软雅黑" w:hint="eastAsia"/>
+          <w:lang w:eastAsia="zh-CN"/>
+        </w:rPr>
+        <w:t>没网这条路：软件自带规则，</w:t>
+      </w:r>
+      <w:r>
+        <w:t>"</w:t>
+      </w:r>
+      <w:r>
+        <w:rPr>
+          <w:rFonts w:ascii="微软雅黑" w:eastAsia="微软雅黑" w:hAnsi="微软雅黑" w:cs="微软雅黑" w:hint="eastAsia"/>
+          <w:lang w:eastAsia="zh-CN"/>
+        </w:rPr>
+        <w:t>每天下午三点提醒我喝水</w:t>
+      </w:r>
+      <w:r>
+        <w:t xml:space="preserve">""30 </w:t>
+      </w:r>
+      <w:r>
+        <w:rPr>
+          <w:rFonts w:ascii="微软雅黑" w:eastAsia="微软雅黑" w:hAnsi="微软雅黑" w:cs="微软雅黑" w:hint="eastAsia"/>
+          <w:lang w:eastAsia="zh-CN"/>
+        </w:rPr>
+        <w:t>分钟后接水</w:t>
+      </w:r>
+      <w:r>
+        <w:t>""</w:t>
+      </w:r>
+      <w:r>
+        <w:rPr>
+          <w:rFonts w:ascii="微软雅黑" w:eastAsia="微软雅黑" w:hAnsi="微软雅黑" w:cs="微软雅黑" w:hint="eastAsia"/>
+          <w:lang w:eastAsia="zh-CN"/>
+        </w:rPr>
+        <w:t>每周一三五</w:t>
+      </w:r>
+      <w:r>
+        <w:t xml:space="preserve"> 17:30 </w:t>
+      </w:r>
+      <w:r>
+        <w:rPr>
+          <w:rFonts w:ascii="微软雅黑" w:eastAsia="微软雅黑" w:hAnsi="微软雅黑" w:cs="微软雅黑" w:hint="eastAsia"/>
+          <w:lang w:eastAsia="zh-CN"/>
+        </w:rPr>
+        <w:t>锁屏</w:t>
+      </w:r>
+      <w:r>
+        <w:t>"</w:t>
+      </w:r>
+      <w:r>
+        <w:rPr>
+          <w:rFonts w:ascii="微软雅黑" w:eastAsia="微软雅黑" w:hAnsi="微软雅黑" w:cs="微软雅黑" w:hint="eastAsia"/>
+          <w:lang w:eastAsia="zh-CN"/>
+        </w:rPr>
+        <w:t>这些日常说法照样能认。</w:t>
+      </w:r>
+      <w:r>
+        <w:rPr>
+          <w:rFonts w:ascii="微软雅黑" w:eastAsia="微软雅黑" w:hAnsi="微软雅黑" w:cs="微软雅黑" w:hint="eastAsia"/>
+          <w:b/>
+          <w:lang w:eastAsia="zh-CN"/>
+        </w:rPr>
+        <w:t>不用配任何东西，装完就是这个模式。</w:t>
+      </w:r>
+      <w:r>
+        <w:t xml:space="preserve"> </w:t>
+      </w:r>
+      <w:r>
+        <w:rPr>
+          <w:rFonts w:ascii="微软雅黑" w:eastAsia="微软雅黑" w:hAnsi="微软雅黑" w:cs="微软雅黑" w:hint="eastAsia"/>
+          <w:b/>
+          <w:lang w:eastAsia="zh-CN"/>
+        </w:rPr>
+        <w:t>（P13）</w:t>
+      </w:r>
+      <w:r>
+        <w:t xml:space="preserve"> </w:t>
+      </w:r>
+      <w:r>
+        <w:rPr>
+          <w:rFonts w:ascii="微软雅黑" w:eastAsia="微软雅黑" w:hAnsi="微软雅黑" w:cs="微软雅黑" w:hint="eastAsia"/>
+          <w:lang w:eastAsia="zh-CN"/>
+        </w:rPr>
+        <w:t>最关键的是中间那道检查：类型只认四种、时间必须是合法的时分、星期只能</w:t>
+      </w:r>
+      <w:r>
+        <w:t xml:space="preserve"> 0 </w:t>
+      </w:r>
+      <w:r>
+        <w:rPr>
+          <w:rFonts w:ascii="微软雅黑" w:eastAsia="微软雅黑" w:hAnsi="微软雅黑" w:cs="微软雅黑" w:hint="eastAsia"/>
+          <w:lang w:eastAsia="zh-CN"/>
+        </w:rPr>
+        <w:t>到</w:t>
+      </w:r>
+      <w:r>
+        <w:t xml:space="preserve"> 6</w:t>
+      </w:r>
+      <w:r>
+        <w:rPr>
+          <w:rFonts w:ascii="微软雅黑" w:eastAsia="微软雅黑" w:hAnsi="微软雅黑" w:cs="微软雅黑" w:hint="eastAsia"/>
+          <w:lang w:eastAsia="zh-CN"/>
+        </w:rPr>
+        <w:t>、系统操作只认锁屏关机重启</w:t>
+      </w:r>
+      <w:r>
+        <w:t>——</w:t>
+      </w:r>
+      <w:r>
+        <w:rPr>
+          <w:rFonts w:ascii="微软雅黑" w:eastAsia="微软雅黑" w:hAnsi="微软雅黑" w:cs="微软雅黑" w:hint="eastAsia"/>
+          <w:lang w:eastAsia="zh-CN"/>
+        </w:rPr>
+        <w:t>不合规的退回或丢掉。</w:t>
+      </w:r>
+      <w:r>
+        <w:rPr>
+          <w:rFonts w:ascii="微软雅黑" w:eastAsia="微软雅黑" w:hAnsi="微软雅黑" w:cs="微软雅黑" w:hint="eastAsia"/>
+          <w:b/>
+          <w:lang w:eastAsia="zh-CN"/>
+        </w:rPr>
+        <w:t>大模型只负责提建议，能不能写进去软件说了算。</w:t>
+      </w:r>
+      <w:r>
+        <w:rPr>
+          <w:rFonts w:ascii="微软雅黑" w:eastAsia="微软雅黑" w:hAnsi="微软雅黑" w:cs="微软雅黑" w:hint="eastAsia"/>
+          <w:lang w:eastAsia="zh-CN"/>
+        </w:rPr>
+        <w:t xml:space="preserve">而且结果会先摆成表单，你点确认才真的写入。 </w:t>
+      </w:r>
+      <w:r>
+        <w:rPr>
+          <w:rFonts w:ascii="微软雅黑" w:eastAsia="微软雅黑" w:hAnsi="微软雅黑" w:cs="微软雅黑" w:hint="eastAsia"/>
+          <w:b/>
+          <w:lang w:eastAsia="zh-CN"/>
+        </w:rPr>
+        <w:t>（P14）</w:t>
+      </w:r>
+      <w:r>
+        <w:rPr>
+          <w:rFonts w:ascii="微软雅黑" w:eastAsia="微软雅黑" w:hAnsi="微软雅黑" w:cs="微软雅黑" w:hint="eastAsia"/>
+          <w:lang w:eastAsia="zh-CN"/>
+        </w:rPr>
+        <w:t xml:space="preserve"> 到点是整屏弹窗，两个选择：稍后提醒，或者直接结束。</w:t>
+      </w:r>
+      <w:r>
+        <w:rPr>
+          <w:rFonts w:ascii="微软雅黑" w:eastAsia="微软雅黑" w:hAnsi="微软雅黑" w:cs="微软雅黑" w:hint="eastAsia"/>
+          <w:b/>
+          <w:lang w:eastAsia="zh-CN"/>
+        </w:rPr>
+        <w:t>如果带锁屏关机，会先倒数 60 秒，这期间随时能点掉</w:t>
       </w:r>
       <w:r>
         <w:t>——</w:t>
@@ -1646,34 +2060,6 @@
           <w:lang w:eastAsia="zh-CN"/>
         </w:rPr>
         <w:t>约束力有了，安全感也有。</w:t>
-      </w:r>
-    </w:p>
-    <w:p>
-      <w:pPr>
-        <w:jc w:val="left"/>
-      </w:pPr>
-      <w:r>
-        <w:t>*</w:t>
-      </w:r>
-      <w:r>
-        <w:rPr>
-          <w:rFonts w:ascii="微软雅黑" w:eastAsia="微软雅黑" w:hAnsi="微软雅黑" w:cs="微软雅黑" w:hint="eastAsia"/>
-          <w:lang w:eastAsia="zh-CN"/>
-        </w:rPr>
-        <w:t>（时间紧的话：跳过现场操作，直接按</w:t>
-      </w:r>
-      <w:r>
-        <w:t xml:space="preserve"> P8→P10 </w:t>
-      </w:r>
-      <w:r>
-        <w:rPr>
-          <w:rFonts w:ascii="微软雅黑" w:eastAsia="微软雅黑" w:hAnsi="微软雅黑" w:cs="微软雅黑" w:hint="eastAsia"/>
-          <w:lang w:eastAsia="zh-CN"/>
-        </w:rPr>
-        <w:t>的截图讲，效果几乎一样。）</w:t>
-      </w:r>
-      <w:r>
-        <w:t>*</w:t>
       </w:r>
     </w:p>
     <w:p>
@@ -1688,7 +2074,7 @@
           <w:sz w:val="24"/>
           <w:lang w:eastAsia="zh-CN"/>
         </w:rPr>
-        <w:t>【第 4 段】日常使用与断网（2:50 — 3:50）</w:t>
+        <w:t>【第 4 段】实现二：我是怎么用 AI 工具把它做出来的（4:20 — 6:10）★重点 · P15—P19</w:t>
       </w:r>
     </w:p>
     <w:p>
@@ -1709,14 +2095,27 @@
           <w:b/>
           <w:lang w:eastAsia="zh-CN"/>
         </w:rPr>
-        <w:t>（P11）</w:t>
+        <w:t>（P15）</w:t>
+      </w:r>
+      <w:r>
+        <w:t xml:space="preserve"> </w:t>
       </w:r>
       <w:r>
         <w:rPr>
           <w:rFonts w:ascii="微软雅黑" w:eastAsia="微软雅黑" w:hAnsi="微软雅黑" w:cs="微软雅黑" w:hint="eastAsia"/>
           <w:lang w:eastAsia="zh-CN"/>
         </w:rPr>
-        <w:t xml:space="preserve"> 平时用就两件事。一是</w:t>
+        <w:t>这个项目是一个人加</w:t>
+      </w:r>
+      <w:r>
+        <w:t xml:space="preserve"> AI </w:t>
+      </w:r>
+      <w:r>
+        <w:rPr>
+          <w:rFonts w:ascii="微软雅黑" w:eastAsia="微软雅黑" w:hAnsi="微软雅黑" w:cs="微软雅黑" w:hint="eastAsia"/>
+          <w:lang w:eastAsia="zh-CN"/>
+        </w:rPr>
+        <w:t>助手做出来的。分工很明确：</w:t>
       </w:r>
       <w:r>
         <w:rPr>
@@ -1724,24 +2123,24 @@
           <w:b/>
           <w:lang w:eastAsia="zh-CN"/>
         </w:rPr>
-        <w:t>休息节律</w:t>
+        <w:t>我负责</w:t>
       </w:r>
       <w:r>
         <w:rPr>
           <w:rFonts w:ascii="微软雅黑" w:eastAsia="微软雅黑" w:hAnsi="微软雅黑" w:cs="微软雅黑" w:hint="eastAsia"/>
           <w:lang w:eastAsia="zh-CN"/>
         </w:rPr>
-        <w:t>：默认每</w:t>
-      </w:r>
-      <w:r>
-        <w:t xml:space="preserve"> 40 </w:t>
+        <w:t>定需求、定结构、定规矩、定测试</w:t>
+      </w:r>
+      <w:r>
+        <w:t xml:space="preserve">——138 </w:t>
       </w:r>
       <w:r>
         <w:rPr>
           <w:rFonts w:ascii="微软雅黑" w:eastAsia="微软雅黑" w:hAnsi="微软雅黑" w:cs="微软雅黑" w:hint="eastAsia"/>
           <w:lang w:eastAsia="zh-CN"/>
         </w:rPr>
-        <w:t>分钟提醒一次，间隔和提示语随便改，界面上有进度条。二是</w:t>
+        <w:t>项检查的题目是我出的；</w:t>
       </w:r>
       <w:r>
         <w:rPr>
@@ -1749,47 +2148,14 @@
           <w:b/>
           <w:lang w:eastAsia="zh-CN"/>
         </w:rPr>
-        <w:t>休息建议</w:t>
+        <w:t>AI 负责</w:t>
       </w:r>
       <w:r>
         <w:rPr>
           <w:rFonts w:ascii="微软雅黑" w:eastAsia="微软雅黑" w:hAnsi="微软雅黑" w:cs="微软雅黑" w:hint="eastAsia"/>
           <w:lang w:eastAsia="zh-CN"/>
         </w:rPr>
-        <w:t>：不知道该干嘛的时候点一下</w:t>
-      </w:r>
-      <w:r>
-        <w:t>"</w:t>
-      </w:r>
-      <w:r>
-        <w:rPr>
-          <w:rFonts w:ascii="微软雅黑" w:eastAsia="微软雅黑" w:hAnsi="微软雅黑" w:cs="微软雅黑" w:hint="eastAsia"/>
-          <w:lang w:eastAsia="zh-CN"/>
-        </w:rPr>
-        <w:t>换个建议</w:t>
-      </w:r>
-      <w:r>
-        <w:t>"</w:t>
-      </w:r>
-      <w:r>
-        <w:rPr>
-          <w:rFonts w:ascii="微软雅黑" w:eastAsia="微软雅黑" w:hAnsi="微软雅黑" w:cs="微软雅黑" w:hint="eastAsia"/>
-          <w:lang w:eastAsia="zh-CN"/>
-        </w:rPr>
-        <w:t>，它根据你设的间隔和已经提醒过几次，给一句能马上做的事</w:t>
-      </w:r>
-      <w:r>
-        <w:t>——</w:t>
-      </w:r>
-      <w:r>
-        <w:rPr>
-          <w:rFonts w:ascii="微软雅黑" w:eastAsia="微软雅黑" w:hAnsi="微软雅黑" w:cs="微软雅黑" w:hint="eastAsia"/>
-          <w:lang w:eastAsia="zh-CN"/>
-        </w:rPr>
-        <w:t>站起来走几步，喝口水。</w:t>
-      </w:r>
-      <w:r>
-        <w:t xml:space="preserve"> </w:t>
+        <w:t>写跨平台的实现代码、补两个系统的差异细节、打磨界面文案，出错时一起查原因。</w:t>
       </w:r>
       <w:r>
         <w:rPr>
@@ -1797,14 +2163,10 @@
           <w:b/>
           <w:lang w:eastAsia="zh-CN"/>
         </w:rPr>
-        <w:t>（P12）</w:t>
-      </w:r>
-      <w:r>
-        <w:rPr>
-          <w:rFonts w:ascii="微软雅黑" w:eastAsia="微软雅黑" w:hAnsi="微软雅黑" w:cs="微软雅黑" w:hint="eastAsia"/>
-          <w:lang w:eastAsia="zh-CN"/>
-        </w:rPr>
-        <w:t xml:space="preserve"> 再说一个大家可能关心的：</w:t>
+        <w:t>AI 写出来的每一行我都逐条看过，能不能留下由测试说了算。</w:t>
+      </w:r>
+      <w:r>
+        <w:t xml:space="preserve"> </w:t>
       </w:r>
       <w:r>
         <w:rPr>
@@ -1812,30 +2174,14 @@
           <w:b/>
           <w:lang w:eastAsia="zh-CN"/>
         </w:rPr>
-        <w:t>没网怎么办？</w:t>
-      </w:r>
-      <w:r>
-        <w:t xml:space="preserve"> </w:t>
+        <w:t>（P16）</w:t>
       </w:r>
       <w:r>
         <w:rPr>
           <w:rFonts w:ascii="微软雅黑" w:eastAsia="微软雅黑" w:hAnsi="微软雅黑" w:cs="微软雅黑" w:hint="eastAsia"/>
           <w:lang w:eastAsia="zh-CN"/>
         </w:rPr>
-        <w:t>我现在把</w:t>
-      </w:r>
-      <w:r>
-        <w:t xml:space="preserve"> Wi-Fi </w:t>
-      </w:r>
-      <w:r>
-        <w:rPr>
-          <w:rFonts w:ascii="微软雅黑" w:eastAsia="微软雅黑" w:hAnsi="微软雅黑" w:cs="微软雅黑" w:hint="eastAsia"/>
-          <w:lang w:eastAsia="zh-CN"/>
-        </w:rPr>
-        <w:t>关掉</w:t>
-      </w:r>
-      <w:r>
-        <w:t xml:space="preserve">—— </w:t>
+        <w:t xml:space="preserve"> 用大模型最要紧的一件事是</w:t>
       </w:r>
       <w:r>
         <w:rPr>
@@ -1843,57 +2189,24 @@
           <w:b/>
           <w:lang w:eastAsia="zh-CN"/>
         </w:rPr>
-        <w:t>（断网后再解析一次）</w:t>
-      </w:r>
-      <w:r>
-        <w:t xml:space="preserve"> </w:t>
+        <w:t>提示词</w:t>
       </w:r>
       <w:r>
         <w:rPr>
           <w:rFonts w:ascii="微软雅黑" w:eastAsia="微软雅黑" w:hAnsi="微软雅黑" w:cs="微软雅黑" w:hint="eastAsia"/>
           <w:lang w:eastAsia="zh-CN"/>
         </w:rPr>
-        <w:t>还能用。它会提示</w:t>
-      </w:r>
-      <w:r>
-        <w:t>"</w:t>
+        <w:t>：先把输出格式约束死</w:t>
+      </w:r>
+      <w:r>
+        <w:t>——</w:t>
       </w:r>
       <w:r>
         <w:rPr>
           <w:rFonts w:ascii="微软雅黑" w:eastAsia="微软雅黑" w:hAnsi="微软雅黑" w:cs="微软雅黑" w:hint="eastAsia"/>
           <w:lang w:eastAsia="zh-CN"/>
         </w:rPr>
-        <w:t>云端不可用，已自动切换本机规则引擎</w:t>
-      </w:r>
-      <w:r>
-        <w:t>"</w:t>
-      </w:r>
-      <w:r>
-        <w:rPr>
-          <w:rFonts w:ascii="微软雅黑" w:eastAsia="微软雅黑" w:hAnsi="微软雅黑" w:cs="微软雅黑" w:hint="eastAsia"/>
-          <w:lang w:eastAsia="zh-CN"/>
-        </w:rPr>
-        <w:t>。因为软件自己带了一套规则，断网照样听懂你。想让它更聪明，填三个格子</w:t>
-      </w:r>
-      <w:r>
-        <w:t>——</w:t>
-      </w:r>
-      <w:r>
-        <w:rPr>
-          <w:rFonts w:ascii="微软雅黑" w:eastAsia="微软雅黑" w:hAnsi="微软雅黑" w:cs="微软雅黑" w:hint="eastAsia"/>
-          <w:lang w:eastAsia="zh-CN"/>
-        </w:rPr>
-        <w:t>地址、模型名、密钥</w:t>
-      </w:r>
-      <w:r>
-        <w:t>——</w:t>
-      </w:r>
-      <w:r>
-        <w:rPr>
-          <w:rFonts w:ascii="微软雅黑" w:eastAsia="微软雅黑" w:hAnsi="微软雅黑" w:cs="微软雅黑" w:hint="eastAsia"/>
-          <w:lang w:eastAsia="zh-CN"/>
-        </w:rPr>
-        <w:t>就能接上，全程不用写代码。</w:t>
+        <w:t>只准输出类型、时间、重复、系统操作、标题这五样；再把随机性调低，同一句话多问几次结果必须一致；最后留退路，它多说的废话能挑出来，挑不出就退回本机规则。</w:t>
       </w:r>
       <w:r>
         <w:rPr>
@@ -1901,7 +2214,268 @@
           <w:b/>
           <w:lang w:eastAsia="zh-CN"/>
         </w:rPr>
-        <w:t>接上了更聪明，不接照样好用。</w:t>
+        <w:t>顺序不能反：先有固定格式，才谈得上让它理解。</w:t>
+      </w:r>
+      <w:r>
+        <w:t xml:space="preserve"> </w:t>
+      </w:r>
+      <w:r>
+        <w:rPr>
+          <w:rFonts w:ascii="微软雅黑" w:eastAsia="微软雅黑" w:hAnsi="微软雅黑" w:cs="微软雅黑" w:hint="eastAsia"/>
+          <w:b/>
+          <w:lang w:eastAsia="zh-CN"/>
+        </w:rPr>
+        <w:t>（P17）</w:t>
+      </w:r>
+      <w:r>
+        <w:t xml:space="preserve"> </w:t>
+      </w:r>
+      <w:r>
+        <w:rPr>
+          <w:rFonts w:ascii="微软雅黑" w:eastAsia="微软雅黑" w:hAnsi="微软雅黑" w:cs="微软雅黑" w:hint="eastAsia"/>
+          <w:lang w:eastAsia="zh-CN"/>
+        </w:rPr>
+        <w:t>模型选型上我们不绑死一家：接口用通用格式，想换就改</w:t>
+      </w:r>
+      <w:r>
+        <w:t>"</w:t>
+      </w:r>
+      <w:r>
+        <w:rPr>
+          <w:rFonts w:ascii="微软雅黑" w:eastAsia="微软雅黑" w:hAnsi="微软雅黑" w:cs="微软雅黑" w:hint="eastAsia"/>
+          <w:lang w:eastAsia="zh-CN"/>
+        </w:rPr>
+        <w:t>地址</w:t>
+      </w:r>
+      <w:r>
+        <w:t>"</w:t>
+      </w:r>
+      <w:r>
+        <w:rPr>
+          <w:rFonts w:ascii="微软雅黑" w:eastAsia="微软雅黑" w:hAnsi="微软雅黑" w:cs="微软雅黑" w:hint="eastAsia"/>
+          <w:lang w:eastAsia="zh-CN"/>
+        </w:rPr>
+        <w:t>和</w:t>
+      </w:r>
+      <w:r>
+        <w:t>"</w:t>
+      </w:r>
+      <w:r>
+        <w:rPr>
+          <w:rFonts w:ascii="微软雅黑" w:eastAsia="微软雅黑" w:hAnsi="微软雅黑" w:cs="微软雅黑" w:hint="eastAsia"/>
+          <w:lang w:eastAsia="zh-CN"/>
+        </w:rPr>
+        <w:t>模型名</w:t>
+      </w:r>
+      <w:r>
+        <w:t>"</w:t>
+      </w:r>
+      <w:r>
+        <w:rPr>
+          <w:rFonts w:ascii="微软雅黑" w:eastAsia="微软雅黑" w:hAnsi="微软雅黑" w:cs="微软雅黑" w:hint="eastAsia"/>
+          <w:lang w:eastAsia="zh-CN"/>
+        </w:rPr>
+        <w:t>两格，不用动代码，</w:t>
+      </w:r>
+      <w:r>
+        <w:rPr>
+          <w:rFonts w:ascii="微软雅黑" w:eastAsia="微软雅黑" w:hAnsi="微软雅黑" w:cs="微软雅黑" w:hint="eastAsia"/>
+          <w:b/>
+          <w:lang w:eastAsia="zh-CN"/>
+        </w:rPr>
+        <w:t>不填也完全能用</w:t>
+      </w:r>
+      <w:r>
+        <w:rPr>
+          <w:rFonts w:ascii="微软雅黑" w:eastAsia="微软雅黑" w:hAnsi="微软雅黑" w:cs="微软雅黑" w:hint="eastAsia"/>
+          <w:lang w:eastAsia="zh-CN"/>
+        </w:rPr>
+        <w:t xml:space="preserve">，密钥只存本机。 </w:t>
+      </w:r>
+      <w:r>
+        <w:rPr>
+          <w:rFonts w:ascii="微软雅黑" w:eastAsia="微软雅黑" w:hAnsi="微软雅黑" w:cs="微软雅黑" w:hint="eastAsia"/>
+          <w:b/>
+          <w:lang w:eastAsia="zh-CN"/>
+        </w:rPr>
+        <w:t>（P18 真实案例，建议放慢）</w:t>
+      </w:r>
+      <w:r>
+        <w:t xml:space="preserve"> </w:t>
+      </w:r>
+      <w:r>
+        <w:rPr>
+          <w:rFonts w:ascii="微软雅黑" w:eastAsia="微软雅黑" w:hAnsi="微软雅黑" w:cs="微软雅黑" w:hint="eastAsia"/>
+          <w:lang w:eastAsia="zh-CN"/>
+        </w:rPr>
+        <w:t>举个真实的返工。我说</w:t>
+      </w:r>
+      <w:r>
+        <w:t>"</w:t>
+      </w:r>
+      <w:r>
+        <w:rPr>
+          <w:rFonts w:ascii="微软雅黑" w:eastAsia="微软雅黑" w:hAnsi="微软雅黑" w:cs="微软雅黑" w:hint="eastAsia"/>
+          <w:lang w:eastAsia="zh-CN"/>
+        </w:rPr>
+        <w:t>三十分钟后锁屏</w:t>
+      </w:r>
+      <w:r>
+        <w:t>"</w:t>
+      </w:r>
+      <w:r>
+        <w:rPr>
+          <w:rFonts w:ascii="微软雅黑" w:eastAsia="微软雅黑" w:hAnsi="微软雅黑" w:cs="微软雅黑" w:hint="eastAsia"/>
+          <w:lang w:eastAsia="zh-CN"/>
+        </w:rPr>
+        <w:t>，它被排到了第二天早上</w:t>
+      </w:r>
+      <w:r>
+        <w:t xml:space="preserve"> 9 </w:t>
+      </w:r>
+      <w:r>
+        <w:rPr>
+          <w:rFonts w:ascii="微软雅黑" w:eastAsia="微软雅黑" w:hAnsi="微软雅黑" w:cs="微软雅黑" w:hint="eastAsia"/>
+          <w:lang w:eastAsia="zh-CN"/>
+        </w:rPr>
+        <w:t>点。定位下来是：代码只认阿拉伯数字，</w:t>
+      </w:r>
+      <w:r>
+        <w:t>"</w:t>
+      </w:r>
+      <w:r>
+        <w:rPr>
+          <w:rFonts w:ascii="微软雅黑" w:eastAsia="微软雅黑" w:hAnsi="微软雅黑" w:cs="微软雅黑" w:hint="eastAsia"/>
+          <w:lang w:eastAsia="zh-CN"/>
+        </w:rPr>
+        <w:t>三十</w:t>
+      </w:r>
+      <w:r>
+        <w:t>"</w:t>
+      </w:r>
+      <w:r>
+        <w:rPr>
+          <w:rFonts w:ascii="微软雅黑" w:eastAsia="微软雅黑" w:hAnsi="微软雅黑" w:cs="微软雅黑" w:hint="eastAsia"/>
+          <w:lang w:eastAsia="zh-CN"/>
+        </w:rPr>
+        <w:t>取不到，就当成没说时间。改法是按</w:t>
+      </w:r>
+      <w:r>
+        <w:t>"</w:t>
+      </w:r>
+      <w:r>
+        <w:rPr>
+          <w:rFonts w:ascii="微软雅黑" w:eastAsia="微软雅黑" w:hAnsi="微软雅黑" w:cs="微软雅黑" w:hint="eastAsia"/>
+          <w:lang w:eastAsia="zh-CN"/>
+        </w:rPr>
+        <w:t>数量词</w:t>
+      </w:r>
+      <w:r>
+        <w:t xml:space="preserve"> + </w:t>
+      </w:r>
+      <w:r>
+        <w:rPr>
+          <w:rFonts w:ascii="微软雅黑" w:eastAsia="微软雅黑" w:hAnsi="微软雅黑" w:cs="微软雅黑" w:hint="eastAsia"/>
+          <w:lang w:eastAsia="zh-CN"/>
+        </w:rPr>
+        <w:t>单位</w:t>
+      </w:r>
+      <w:r>
+        <w:t xml:space="preserve"> + </w:t>
+      </w:r>
+      <w:r>
+        <w:rPr>
+          <w:rFonts w:ascii="微软雅黑" w:eastAsia="微软雅黑" w:hAnsi="微软雅黑" w:cs="微软雅黑" w:hint="eastAsia"/>
+          <w:lang w:eastAsia="zh-CN"/>
+        </w:rPr>
+        <w:t>后</w:t>
+      </w:r>
+      <w:r>
+        <w:t>"</w:t>
+      </w:r>
+      <w:r>
+        <w:rPr>
+          <w:rFonts w:ascii="微软雅黑" w:eastAsia="微软雅黑" w:hAnsi="微软雅黑" w:cs="微软雅黑" w:hint="eastAsia"/>
+          <w:lang w:eastAsia="zh-CN"/>
+        </w:rPr>
+        <w:t>来扫，中文数字也能认；修完再补一条测试专门盯这个偏移分钟数。顺带还揪出两个隐患：日期里的</w:t>
+      </w:r>
+      <w:r>
+        <w:t>"</w:t>
+      </w:r>
+      <w:r>
+        <w:rPr>
+          <w:rFonts w:ascii="微软雅黑" w:eastAsia="微软雅黑" w:hAnsi="微软雅黑" w:cs="微软雅黑" w:hint="eastAsia"/>
+          <w:lang w:eastAsia="zh-CN"/>
+        </w:rPr>
+        <w:t>号</w:t>
+      </w:r>
+      <w:r>
+        <w:t>""</w:t>
+      </w:r>
+      <w:r>
+        <w:rPr>
+          <w:rFonts w:ascii="微软雅黑" w:eastAsia="微软雅黑" w:hAnsi="微软雅黑" w:cs="微软雅黑" w:hint="eastAsia"/>
+          <w:lang w:eastAsia="zh-CN"/>
+        </w:rPr>
+        <w:t>日</w:t>
+      </w:r>
+      <w:r>
+        <w:t>"</w:t>
+      </w:r>
+      <w:r>
+        <w:rPr>
+          <w:rFonts w:ascii="微软雅黑" w:eastAsia="微软雅黑" w:hAnsi="微软雅黑" w:cs="微软雅黑" w:hint="eastAsia"/>
+          <w:lang w:eastAsia="zh-CN"/>
+        </w:rPr>
+        <w:t>是三字节，取字符会越界崩溃；相对时长的半截词会留在标题里。</w:t>
+      </w:r>
+      <w:r>
+        <w:rPr>
+          <w:rFonts w:ascii="微软雅黑" w:eastAsia="微软雅黑" w:hAnsi="微软雅黑" w:cs="微软雅黑" w:hint="eastAsia"/>
+          <w:b/>
+          <w:lang w:eastAsia="zh-CN"/>
+        </w:rPr>
+        <w:t>AI 写的代码，也要靠调试和测试才敢用。</w:t>
+      </w:r>
+      <w:r>
+        <w:t xml:space="preserve"> </w:t>
+      </w:r>
+      <w:r>
+        <w:rPr>
+          <w:rFonts w:ascii="微软雅黑" w:eastAsia="微软雅黑" w:hAnsi="微软雅黑" w:cs="微软雅黑" w:hint="eastAsia"/>
+          <w:b/>
+          <w:lang w:eastAsia="zh-CN"/>
+        </w:rPr>
+        <w:t>（P19）</w:t>
+      </w:r>
+      <w:r>
+        <w:t xml:space="preserve"> </w:t>
+      </w:r>
+      <w:r>
+        <w:rPr>
+          <w:rFonts w:ascii="微软雅黑" w:eastAsia="微软雅黑" w:hAnsi="微软雅黑" w:cs="微软雅黑" w:hint="eastAsia"/>
+          <w:lang w:eastAsia="zh-CN"/>
+        </w:rPr>
+        <w:t>所以最后是这套检查：界面逻辑和核心逻辑分开跑，每次改动全量重跑；故意喂一堆乱七八糟的字段，验证全被挡下；修一个</w:t>
+      </w:r>
+      <w:r>
+        <w:t xml:space="preserve"> bug </w:t>
+      </w:r>
+      <w:r>
+        <w:rPr>
+          <w:rFonts w:ascii="微软雅黑" w:eastAsia="微软雅黑" w:hAnsi="微软雅黑" w:cs="微软雅黑" w:hint="eastAsia"/>
+          <w:lang w:eastAsia="zh-CN"/>
+        </w:rPr>
+        <w:t>就补一条测试。</w:t>
+      </w:r>
+      <w:r>
+        <w:rPr>
+          <w:rFonts w:ascii="微软雅黑" w:eastAsia="微软雅黑" w:hAnsi="微软雅黑" w:cs="微软雅黑" w:hint="eastAsia"/>
+          <w:b/>
+          <w:lang w:eastAsia="zh-CN"/>
+        </w:rPr>
+        <w:t>AI 写得快，但敢不敢用，是测试说了算。</w:t>
       </w:r>
     </w:p>
     <w:p>
@@ -1916,7 +2490,7 @@
           <w:sz w:val="24"/>
           <w:lang w:eastAsia="zh-CN"/>
         </w:rPr>
-        <w:t>【第 5 段】做得怎么样（3:50 — 5:10）</w:t>
+        <w:t>【第 5 段】成果：六段成品演示（6:10 — 8:00）★重点 · P20—P27</w:t>
       </w:r>
     </w:p>
     <w:p>
@@ -1937,14 +2511,14 @@
           <w:b/>
           <w:lang w:eastAsia="zh-CN"/>
         </w:rPr>
-        <w:t>（P14）</w:t>
+        <w:t>（P20 章扉）</w:t>
       </w:r>
       <w:r>
         <w:rPr>
           <w:rFonts w:ascii="微软雅黑" w:eastAsia="微软雅黑" w:hAnsi="微软雅黑" w:cs="微软雅黑" w:hint="eastAsia"/>
           <w:lang w:eastAsia="zh-CN"/>
         </w:rPr>
-        <w:t xml:space="preserve"> 下面用数字说话。这个软件有 </w:t>
+        <w:t xml:space="preserve"> 下面看它现在长什么样、好不好用。 </w:t>
       </w:r>
       <w:r>
         <w:rPr>
@@ -1952,67 +2526,14 @@
           <w:b/>
           <w:lang w:eastAsia="zh-CN"/>
         </w:rPr>
-        <w:t>138 项自动检查，全部通过</w:t>
+        <w:t>（P21，配合真实软件）</w:t>
       </w:r>
       <w:r>
         <w:rPr>
           <w:rFonts w:ascii="微软雅黑" w:eastAsia="微软雅黑" w:hAnsi="微软雅黑" w:cs="微软雅黑" w:hint="eastAsia"/>
           <w:lang w:eastAsia="zh-CN"/>
         </w:rPr>
-        <w:t>：界面部分</w:t>
-      </w:r>
-      <w:r>
-        <w:t xml:space="preserve"> 77 </w:t>
-      </w:r>
-      <w:r>
-        <w:rPr>
-          <w:rFonts w:ascii="微软雅黑" w:eastAsia="微软雅黑" w:hAnsi="微软雅黑" w:cs="微软雅黑" w:hint="eastAsia"/>
-          <w:lang w:eastAsia="zh-CN"/>
-        </w:rPr>
-        <w:t>项，核心逻辑</w:t>
-      </w:r>
-      <w:r>
-        <w:t xml:space="preserve"> 61 </w:t>
-      </w:r>
-      <w:r>
-        <w:rPr>
-          <w:rFonts w:ascii="微软雅黑" w:eastAsia="微软雅黑" w:hAnsi="微软雅黑" w:cs="微软雅黑" w:hint="eastAsia"/>
-          <w:lang w:eastAsia="zh-CN"/>
-        </w:rPr>
-        <w:t>项，通过率</w:t>
-      </w:r>
-      <w:r>
-        <w:t xml:space="preserve"> 100%</w:t>
-      </w:r>
-      <w:r>
-        <w:rPr>
-          <w:rFonts w:ascii="微软雅黑" w:eastAsia="微软雅黑" w:hAnsi="微软雅黑" w:cs="微软雅黑" w:hint="eastAsia"/>
-          <w:lang w:eastAsia="zh-CN"/>
-        </w:rPr>
-        <w:t>。每改一次代码就自动跑一遍，有一项不过，这次改动就不算完</w:t>
-      </w:r>
-      <w:r>
-        <w:t>——</w:t>
-      </w:r>
-      <w:r>
-        <w:rPr>
-          <w:rFonts w:ascii="微软雅黑" w:eastAsia="微软雅黑" w:hAnsi="微软雅黑" w:cs="微软雅黑" w:hint="eastAsia"/>
-          <w:lang w:eastAsia="zh-CN"/>
-        </w:rPr>
-        <w:t>所以刚才演示的每一步，不是今天运气好，是每次跑都一样。</w:t>
-      </w:r>
-      <w:r>
-        <w:t xml:space="preserve"> </w:t>
-      </w:r>
-      <w:r>
-        <w:rPr>
-          <w:rFonts w:ascii="微软雅黑" w:eastAsia="微软雅黑" w:hAnsi="微软雅黑" w:cs="微软雅黑" w:hint="eastAsia"/>
-          <w:lang w:eastAsia="zh-CN"/>
-        </w:rPr>
-        <w:t>加上刚才说的：官网能下载、两个平台能装、中英双语、不用注册</w:t>
-      </w:r>
-      <w:r>
-        <w:t>——</w:t>
+        <w:t xml:space="preserve"> 打开就五个入口：休息节律、时间锚点、智能体、偏好调校、关于，各管一件事。 </w:t>
       </w:r>
       <w:r>
         <w:rPr>
@@ -2020,14 +2541,47 @@
           <w:b/>
           <w:lang w:eastAsia="zh-CN"/>
         </w:rPr>
-        <w:t>这是一个做完的东西，不是一个效果图</w:t>
+        <w:t>（P22，现场操作）</w:t>
+      </w:r>
+      <w:r>
+        <w:t xml:space="preserve"> </w:t>
       </w:r>
       <w:r>
         <w:rPr>
           <w:rFonts w:ascii="微软雅黑" w:eastAsia="微软雅黑" w:hAnsi="微软雅黑" w:cs="微软雅黑" w:hint="eastAsia"/>
           <w:lang w:eastAsia="zh-CN"/>
         </w:rPr>
-        <w:t xml:space="preserve">。 </w:t>
+        <w:t>我演示一遍。这是智能体页，当前本机引擎模式。输入</w:t>
+      </w:r>
+      <w:r>
+        <w:t>"</w:t>
+      </w:r>
+      <w:r>
+        <w:rPr>
+          <w:rFonts w:ascii="微软雅黑" w:eastAsia="微软雅黑" w:hAnsi="微软雅黑" w:cs="微软雅黑" w:hint="eastAsia"/>
+          <w:lang w:eastAsia="zh-CN"/>
+        </w:rPr>
+        <w:t>每周一三五下午三点半提醒我站起来活动，顺便锁屏</w:t>
+      </w:r>
+      <w:r>
+        <w:t>"——</w:t>
+      </w:r>
+      <w:r>
+        <w:rPr>
+          <w:rFonts w:ascii="微软雅黑" w:eastAsia="微软雅黑" w:hAnsi="微软雅黑" w:cs="微软雅黑" w:hint="eastAsia"/>
+          <w:lang w:eastAsia="zh-CN"/>
+        </w:rPr>
+        <w:t>就这一句。点解析：类型每周、时间</w:t>
+      </w:r>
+      <w:r>
+        <w:t xml:space="preserve"> 15:30</w:t>
+      </w:r>
+      <w:r>
+        <w:rPr>
+          <w:rFonts w:ascii="微软雅黑" w:eastAsia="微软雅黑" w:hAnsi="微软雅黑" w:cs="微软雅黑" w:hint="eastAsia"/>
+          <w:lang w:eastAsia="zh-CN"/>
+        </w:rPr>
+        <w:t>、周一三五、附加锁屏，旁边标了结果来源。点加入，自动跳到锚点页，这条提醒已经能用了。</w:t>
       </w:r>
       <w:r>
         <w:rPr>
@@ -2035,57 +2589,7 @@
           <w:b/>
           <w:lang w:eastAsia="zh-CN"/>
         </w:rPr>
-        <w:t>（P15，技术交代，40 秒）</w:t>
-      </w:r>
-      <w:r>
-        <w:t xml:space="preserve"> </w:t>
-      </w:r>
-      <w:r>
-        <w:rPr>
-          <w:rFonts w:ascii="微软雅黑" w:eastAsia="微软雅黑" w:hAnsi="微软雅黑" w:cs="微软雅黑" w:hint="eastAsia"/>
-          <w:lang w:eastAsia="zh-CN"/>
-        </w:rPr>
-        <w:t>用什么做的，简单交代一下：桌面外壳是</w:t>
-      </w:r>
-      <w:r>
-        <w:t xml:space="preserve"> Tauri 2</w:t>
-      </w:r>
-      <w:r>
-        <w:rPr>
-          <w:rFonts w:ascii="微软雅黑" w:eastAsia="微软雅黑" w:hAnsi="微软雅黑" w:cs="微软雅黑" w:hint="eastAsia"/>
-          <w:lang w:eastAsia="zh-CN"/>
-        </w:rPr>
-        <w:t>，界面是</w:t>
-      </w:r>
-      <w:r>
-        <w:t xml:space="preserve"> Vue 3 </w:t>
-      </w:r>
-      <w:r>
-        <w:rPr>
-          <w:rFonts w:ascii="微软雅黑" w:eastAsia="微软雅黑" w:hAnsi="微软雅黑" w:cs="微软雅黑" w:hint="eastAsia"/>
-          <w:lang w:eastAsia="zh-CN"/>
-        </w:rPr>
-        <w:t>加</w:t>
-      </w:r>
-      <w:r>
-        <w:t xml:space="preserve"> TypeScript</w:t>
-      </w:r>
-      <w:r>
-        <w:rPr>
-          <w:rFonts w:ascii="微软雅黑" w:eastAsia="微软雅黑" w:hAnsi="微软雅黑" w:cs="微软雅黑" w:hint="eastAsia"/>
-          <w:lang w:eastAsia="zh-CN"/>
-        </w:rPr>
-        <w:t>，核心逻辑用</w:t>
-      </w:r>
-      <w:r>
-        <w:t xml:space="preserve"> Rust </w:t>
-      </w:r>
-      <w:r>
-        <w:rPr>
-          <w:rFonts w:ascii="微软雅黑" w:eastAsia="微软雅黑" w:hAnsi="微软雅黑" w:cs="微软雅黑" w:hint="eastAsia"/>
-          <w:lang w:eastAsia="zh-CN"/>
-        </w:rPr>
-        <w:t>写，同一套代码出两个平台。数据就存在你自己电脑的一个文件里，写入时先写临时文件再替换，写到一半断电也不会坏。</w:t>
+        <w:t>全程没填过一张表单。</w:t>
       </w:r>
       <w:r>
         <w:t xml:space="preserve"> </w:t>
@@ -2096,14 +2600,14 @@
           <w:b/>
           <w:lang w:eastAsia="zh-CN"/>
         </w:rPr>
-        <w:t>（P16，另一条设计，40 秒）</w:t>
+        <w:t>（P23）</w:t>
       </w:r>
       <w:r>
         <w:rPr>
           <w:rFonts w:ascii="微软雅黑" w:eastAsia="微软雅黑" w:hAnsi="微软雅黑" w:cs="微软雅黑" w:hint="eastAsia"/>
           <w:lang w:eastAsia="zh-CN"/>
         </w:rPr>
-        <w:t xml:space="preserve"> 还有一条我们最看重的：</w:t>
+        <w:t xml:space="preserve"> 到点是整个屏幕挡一下，中间是你自己写的那句话；底图、配色、字号都能换，改的时候能实时预览。关掉后缩回托盘继续计时，不打扰你。 </w:t>
       </w:r>
       <w:r>
         <w:rPr>
@@ -2111,34 +2615,30 @@
           <w:b/>
           <w:lang w:eastAsia="zh-CN"/>
         </w:rPr>
-        <w:t>AI 说的，软件会再核一遍</w:t>
+        <w:t>（P24）</w:t>
+      </w:r>
+      <w:r>
+        <w:t xml:space="preserve"> </w:t>
       </w:r>
       <w:r>
         <w:rPr>
           <w:rFonts w:ascii="微软雅黑" w:eastAsia="微软雅黑" w:hAnsi="微软雅黑" w:cs="微软雅黑" w:hint="eastAsia"/>
           <w:lang w:eastAsia="zh-CN"/>
         </w:rPr>
-        <w:t>。大模型只负责提个建议，写不写进去软件说了算</w:t>
-      </w:r>
-      <w:r>
-        <w:t>——</w:t>
+        <w:t>带锁屏关机时，右下角先倒数</w:t>
+      </w:r>
+      <w:r>
+        <w:t xml:space="preserve"> 60 </w:t>
       </w:r>
       <w:r>
         <w:rPr>
           <w:rFonts w:ascii="微软雅黑" w:eastAsia="微软雅黑" w:hAnsi="微软雅黑" w:cs="微软雅黑" w:hint="eastAsia"/>
           <w:lang w:eastAsia="zh-CN"/>
         </w:rPr>
-        <w:t>类型只认四种、时间必须是合法的时分、不合规的直接退回或丢掉。而且结果会先摆成表单，你点确认才真的写进去。</w:t>
-      </w:r>
-      <w:r>
-        <w:t xml:space="preserve">AI </w:t>
-      </w:r>
-      <w:r>
-        <w:rPr>
-          <w:rFonts w:ascii="微软雅黑" w:eastAsia="微软雅黑" w:hAnsi="微软雅黑" w:cs="微软雅黑" w:hint="eastAsia"/>
-          <w:lang w:eastAsia="zh-CN"/>
-        </w:rPr>
-        <w:t>可能胡说，但</w:t>
+        <w:t>秒，这期间随时能点掉；执行失败弹窗会留着让你重试。</w:t>
+      </w:r>
+      <w:r>
+        <w:t xml:space="preserve"> </w:t>
       </w:r>
       <w:r>
         <w:rPr>
@@ -2146,14 +2646,233 @@
           <w:b/>
           <w:lang w:eastAsia="zh-CN"/>
         </w:rPr>
-        <w:t>胡说的东西写不进你的提醒列表</w:t>
+        <w:t>（P25）</w:t>
+      </w:r>
+      <w:r>
+        <w:t xml:space="preserve"> </w:t>
       </w:r>
       <w:r>
         <w:rPr>
           <w:rFonts w:ascii="微软雅黑" w:eastAsia="微软雅黑" w:hAnsi="微软雅黑" w:cs="微软雅黑" w:hint="eastAsia"/>
           <w:lang w:eastAsia="zh-CN"/>
         </w:rPr>
-        <w:t>。这条也有专门的检查盯着：故意喂一堆乱七八糟的字段，验证全被挡下。</w:t>
+        <w:t>平时还有两件事：休息节律默认每</w:t>
+      </w:r>
+      <w:r>
+        <w:t xml:space="preserve"> 40 </w:t>
+      </w:r>
+      <w:r>
+        <w:rPr>
+          <w:rFonts w:ascii="微软雅黑" w:eastAsia="微软雅黑" w:hAnsi="微软雅黑" w:cs="微软雅黑" w:hint="eastAsia"/>
+          <w:lang w:eastAsia="zh-CN"/>
+        </w:rPr>
+        <w:t>分钟提醒一次，间隔和提示语随时改；不知道该干嘛时点</w:t>
+      </w:r>
+      <w:r>
+        <w:t>"</w:t>
+      </w:r>
+      <w:r>
+        <w:rPr>
+          <w:rFonts w:ascii="微软雅黑" w:eastAsia="微软雅黑" w:hAnsi="微软雅黑" w:cs="微软雅黑" w:hint="eastAsia"/>
+          <w:lang w:eastAsia="zh-CN"/>
+        </w:rPr>
+        <w:t>换个建议</w:t>
+      </w:r>
+      <w:r>
+        <w:t>"</w:t>
+      </w:r>
+      <w:r>
+        <w:rPr>
+          <w:rFonts w:ascii="微软雅黑" w:eastAsia="微软雅黑" w:hAnsi="微软雅黑" w:cs="微软雅黑" w:hint="eastAsia"/>
+          <w:lang w:eastAsia="zh-CN"/>
+        </w:rPr>
+        <w:t>，它按你的间隔和已提醒次数，给一句能马上做的事。</w:t>
+      </w:r>
+      <w:r>
+        <w:t xml:space="preserve"> </w:t>
+      </w:r>
+      <w:r>
+        <w:rPr>
+          <w:rFonts w:ascii="微软雅黑" w:eastAsia="微软雅黑" w:hAnsi="微软雅黑" w:cs="微软雅黑" w:hint="eastAsia"/>
+          <w:b/>
+          <w:lang w:eastAsia="zh-CN"/>
+        </w:rPr>
+        <w:t>（P26，现场断网）</w:t>
+      </w:r>
+      <w:r>
+        <w:t xml:space="preserve"> </w:t>
+      </w:r>
+      <w:r>
+        <w:rPr>
+          <w:rFonts w:ascii="微软雅黑" w:eastAsia="微软雅黑" w:hAnsi="微软雅黑" w:cs="微软雅黑" w:hint="eastAsia"/>
+          <w:lang w:eastAsia="zh-CN"/>
+        </w:rPr>
+        <w:t>再说大家关心的：没网怎么办？我现在把</w:t>
+      </w:r>
+      <w:r>
+        <w:t xml:space="preserve"> Wi-Fi </w:t>
+      </w:r>
+      <w:r>
+        <w:rPr>
+          <w:rFonts w:ascii="微软雅黑" w:eastAsia="微软雅黑" w:hAnsi="微软雅黑" w:cs="微软雅黑" w:hint="eastAsia"/>
+          <w:lang w:eastAsia="zh-CN"/>
+        </w:rPr>
+        <w:t>关掉</w:t>
+      </w:r>
+      <w:r>
+        <w:t>——</w:t>
+      </w:r>
+      <w:r>
+        <w:rPr>
+          <w:rFonts w:ascii="微软雅黑" w:eastAsia="微软雅黑" w:hAnsi="微软雅黑" w:cs="微软雅黑" w:hint="eastAsia"/>
+          <w:lang w:eastAsia="zh-CN"/>
+        </w:rPr>
+        <w:t>再解析一次，</w:t>
+      </w:r>
+      <w:r>
+        <w:rPr>
+          <w:rFonts w:ascii="微软雅黑" w:eastAsia="微软雅黑" w:hAnsi="微软雅黑" w:cs="微软雅黑" w:hint="eastAsia"/>
+          <w:b/>
+          <w:lang w:eastAsia="zh-CN"/>
+        </w:rPr>
+        <w:t>还能用</w:t>
+      </w:r>
+      <w:r>
+        <w:rPr>
+          <w:rFonts w:ascii="微软雅黑" w:eastAsia="微软雅黑" w:hAnsi="微软雅黑" w:cs="微软雅黑" w:hint="eastAsia"/>
+          <w:lang w:eastAsia="zh-CN"/>
+        </w:rPr>
+        <w:t>。它会提示</w:t>
+      </w:r>
+      <w:r>
+        <w:t>"</w:t>
+      </w:r>
+      <w:r>
+        <w:rPr>
+          <w:rFonts w:ascii="微软雅黑" w:eastAsia="微软雅黑" w:hAnsi="微软雅黑" w:cs="微软雅黑" w:hint="eastAsia"/>
+          <w:lang w:eastAsia="zh-CN"/>
+        </w:rPr>
+        <w:t>云端不可用，已自动切换本机规则引擎</w:t>
+      </w:r>
+      <w:r>
+        <w:t>"</w:t>
+      </w:r>
+      <w:r>
+        <w:rPr>
+          <w:rFonts w:ascii="微软雅黑" w:eastAsia="微软雅黑" w:hAnsi="微软雅黑" w:cs="微软雅黑" w:hint="eastAsia"/>
+          <w:lang w:eastAsia="zh-CN"/>
+        </w:rPr>
+        <w:t>。想更聪明就填三个格子：地址、模型名、密钥，不用写代码。</w:t>
+      </w:r>
+      <w:r>
+        <w:rPr>
+          <w:rFonts w:ascii="微软雅黑" w:eastAsia="微软雅黑" w:hAnsi="微软雅黑" w:cs="微软雅黑" w:hint="eastAsia"/>
+          <w:b/>
+          <w:lang w:eastAsia="zh-CN"/>
+        </w:rPr>
+        <w:t>接上了更聪明，不接照样好用。</w:t>
+      </w:r>
+      <w:r>
+        <w:t xml:space="preserve"> </w:t>
+      </w:r>
+      <w:r>
+        <w:rPr>
+          <w:rFonts w:ascii="微软雅黑" w:eastAsia="微软雅黑" w:hAnsi="微软雅黑" w:cs="微软雅黑" w:hint="eastAsia"/>
+          <w:b/>
+          <w:lang w:eastAsia="zh-CN"/>
+        </w:rPr>
+        <w:t>（P27）</w:t>
+      </w:r>
+      <w:r>
+        <w:rPr>
+          <w:rFonts w:ascii="微软雅黑" w:eastAsia="微软雅黑" w:hAnsi="微软雅黑" w:cs="微软雅黑" w:hint="eastAsia"/>
+          <w:lang w:eastAsia="zh-CN"/>
+        </w:rPr>
+        <w:t xml:space="preserve"> 用数字收尾：</w:t>
+      </w:r>
+      <w:r>
+        <w:rPr>
+          <w:rFonts w:ascii="微软雅黑" w:eastAsia="微软雅黑" w:hAnsi="微软雅黑" w:cs="微软雅黑" w:hint="eastAsia"/>
+          <w:b/>
+          <w:lang w:eastAsia="zh-CN"/>
+        </w:rPr>
+        <w:t>138 项自动检查全部通过</w:t>
+      </w:r>
+      <w:r>
+        <w:rPr>
+          <w:rFonts w:ascii="微软雅黑" w:eastAsia="微软雅黑" w:hAnsi="微软雅黑" w:cs="微软雅黑" w:hint="eastAsia"/>
+          <w:lang w:eastAsia="zh-CN"/>
+        </w:rPr>
+        <w:t>（界面</w:t>
+      </w:r>
+      <w:r>
+        <w:t xml:space="preserve"> 77 + </w:t>
+      </w:r>
+      <w:r>
+        <w:rPr>
+          <w:rFonts w:ascii="微软雅黑" w:eastAsia="微软雅黑" w:hAnsi="微软雅黑" w:cs="微软雅黑" w:hint="eastAsia"/>
+          <w:lang w:eastAsia="zh-CN"/>
+        </w:rPr>
+        <w:t>核心</w:t>
+      </w:r>
+      <w:r>
+        <w:t xml:space="preserve"> 61</w:t>
+      </w:r>
+      <w:r>
+        <w:rPr>
+          <w:rFonts w:ascii="微软雅黑" w:eastAsia="微软雅黑" w:hAnsi="微软雅黑" w:cs="微软雅黑" w:hint="eastAsia"/>
+          <w:lang w:eastAsia="zh-CN"/>
+        </w:rPr>
+        <w:t>，通过率</w:t>
+      </w:r>
+      <w:r>
+        <w:t xml:space="preserve"> 100%</w:t>
+      </w:r>
+      <w:r>
+        <w:rPr>
+          <w:rFonts w:ascii="微软雅黑" w:eastAsia="微软雅黑" w:hAnsi="微软雅黑" w:cs="微软雅黑" w:hint="eastAsia"/>
+          <w:lang w:eastAsia="zh-CN"/>
+        </w:rPr>
+        <w:t>），每改一次代码自动跑一遍，有一项不过这次改动就不算完。加上官网能下载、两个平台能装、中英双语、不用注册</w:t>
+      </w:r>
+      <w:r>
+        <w:t>——</w:t>
+      </w:r>
+      <w:r>
+        <w:rPr>
+          <w:rFonts w:ascii="微软雅黑" w:eastAsia="微软雅黑" w:hAnsi="微软雅黑" w:cs="微软雅黑" w:hint="eastAsia"/>
+          <w:b/>
+          <w:lang w:eastAsia="zh-CN"/>
+        </w:rPr>
+        <w:t>这是一个做完的东西，不是一个效果图。</w:t>
+      </w:r>
+    </w:p>
+    <w:p>
+      <w:pPr>
+        <w:jc w:val="left"/>
+      </w:pPr>
+      <w:r>
+        <w:t>*</w:t>
+      </w:r>
+      <w:r>
+        <w:rPr>
+          <w:rFonts w:ascii="微软雅黑" w:eastAsia="微软雅黑" w:hAnsi="微软雅黑" w:cs="微软雅黑" w:hint="eastAsia"/>
+          <w:lang w:eastAsia="zh-CN"/>
+        </w:rPr>
+        <w:t>（时间紧的话：跳过现场操作，直接按</w:t>
+      </w:r>
+      <w:r>
+        <w:t xml:space="preserve"> P22 / P23 / P24 / P26 </w:t>
+      </w:r>
+      <w:r>
+        <w:rPr>
+          <w:rFonts w:ascii="微软雅黑" w:eastAsia="微软雅黑" w:hAnsi="微软雅黑" w:cs="微软雅黑" w:hint="eastAsia"/>
+          <w:lang w:eastAsia="zh-CN"/>
+        </w:rPr>
+        <w:t>的截图讲，效果几乎一样。）</w:t>
+      </w:r>
+      <w:r>
+        <w:t>*</w:t>
       </w:r>
     </w:p>
     <w:p>
@@ -2168,7 +2887,7 @@
           <w:sz w:val="24"/>
           <w:lang w:eastAsia="zh-CN"/>
         </w:rPr>
-        <w:t>【第 6 段】不一样的地方（5:10 — 6:20）</w:t>
+        <w:t>【第 6 段】不一样的地方 + 横向对比（8:00 — 8:50）· P28—P29</w:t>
       </w:r>
     </w:p>
     <w:p>
@@ -2189,7 +2908,7 @@
           <w:b/>
           <w:lang w:eastAsia="zh-CN"/>
         </w:rPr>
-        <w:t>（P17）</w:t>
+        <w:t>（P28）</w:t>
       </w:r>
       <w:r>
         <w:rPr>
@@ -2325,9 +3044,20 @@
       <w:r>
         <w:rPr>
           <w:rFonts w:ascii="微软雅黑" w:eastAsia="微软雅黑" w:hAnsi="微软雅黑" w:cs="微软雅黑" w:hint="eastAsia"/>
+          <w:b/>
           <w:lang w:eastAsia="zh-CN"/>
         </w:rPr>
-        <w:t>跟常用工具比就一句话：建提醒，别人填表单，我们说一句话；断网，别人多半歇菜，我们照样能用；到点锁屏关机，别人基本没有，我们还有</w:t>
+        <w:t>（P29）</w:t>
+      </w:r>
+      <w:r>
+        <w:t xml:space="preserve"> </w:t>
+      </w:r>
+      <w:r>
+        <w:rPr>
+          <w:rFonts w:ascii="微软雅黑" w:eastAsia="微软雅黑" w:hAnsi="微软雅黑" w:cs="微软雅黑" w:hint="eastAsia"/>
+          <w:lang w:eastAsia="zh-CN"/>
+        </w:rPr>
+        <w:t>跟常用工具比就四行：建提醒，别人填表单，我们说一句话；断网，别人多半歇菜，我们照样能用；到点锁屏关机，别人基本没有，我们还有</w:t>
       </w:r>
       <w:r>
         <w:t xml:space="preserve"> 60 </w:t>
@@ -2352,7 +3082,7 @@
           <w:sz w:val="24"/>
           <w:lang w:eastAsia="zh-CN"/>
         </w:rPr>
-        <w:t>【第 7 段】收尾（6:20 — 6:40）</w:t>
+        <w:t>【第 7 段】收尾（8:50 — 9:10）· P30</w:t>
       </w:r>
     </w:p>
     <w:p>
@@ -2373,7 +3103,7 @@
           <w:b/>
           <w:lang w:eastAsia="zh-CN"/>
         </w:rPr>
-        <w:t>（切到 P18，停顿半秒）</w:t>
+        <w:t>（切到 P30，停顿半秒）</w:t>
       </w:r>
       <w:r>
         <w:t xml:space="preserve"> </w:t>
@@ -2569,7 +3299,7 @@
                 <w:color w:val="212121"/>
                 <w:sz w:val="18"/>
               </w:rPr>
-              <w:t xml:space="preserve">7—8 </w:t>
+              <w:t xml:space="preserve">9—10 </w:t>
             </w:r>
             <w:r>
               <w:rPr>
@@ -2678,7 +3408,7 @@
                 <w:color w:val="212121"/>
                 <w:sz w:val="18"/>
               </w:rPr>
-              <w:t xml:space="preserve">5—6 </w:t>
+              <w:t xml:space="preserve">6—7 </w:t>
             </w:r>
             <w:r>
               <w:rPr>
@@ -2779,7 +3509,7 @@
                 <w:color w:val="212121"/>
                 <w:sz w:val="18"/>
               </w:rPr>
-              <w:t>4</w:t>
+              <w:t>5</w:t>
             </w:r>
             <w:r>
               <w:rPr>
@@ -2908,7 +3638,7 @@
                 <w:color w:val="212121"/>
                 <w:sz w:val="18"/>
               </w:rPr>
-              <w:t xml:space="preserve"> 5 </w:t>
+              <w:t xml:space="preserve"> 4 </w:t>
             </w:r>
             <w:r>
               <w:rPr>
@@ -2936,21 +3666,7 @@
                 <w:color w:val="212121"/>
                 <w:sz w:val="18"/>
               </w:rPr>
-              <w:t xml:space="preserve"> 138 </w:t>
-            </w:r>
-            <w:r>
-              <w:rPr>
-                <w:color w:val="212121"/>
-                <w:sz w:val="18"/>
-              </w:rPr>
-              <w:t xml:space="preserve"> </w:t>
-            </w:r>
-            <w:r>
-              <w:rPr>
-                <w:color w:val="212121"/>
-                <w:sz w:val="18"/>
-              </w:rPr>
-              <w:t>和校验两条</w:t>
+              <w:t xml:space="preserve"> P15 + P18</w:t>
             </w:r>
           </w:p>
         </w:tc>
@@ -2983,7 +3699,7 @@
                 <w:color w:val="212121"/>
                 <w:sz w:val="18"/>
               </w:rPr>
-              <w:t xml:space="preserve">4 </w:t>
+              <w:t xml:space="preserve">5 </w:t>
             </w:r>
             <w:r>
               <w:rPr>
@@ -3056,7 +3772,7 @@
                 <w:color w:val="212121"/>
                 <w:sz w:val="18"/>
               </w:rPr>
-              <w:t>3</w:t>
+              <w:t>5</w:t>
             </w:r>
             <w:r>
               <w:rPr>
@@ -3143,7 +3859,35 @@
                 <w:color w:val="212121"/>
                 <w:sz w:val="18"/>
               </w:rPr>
-              <w:t>秒录屏；断网段口头一句带过</w:t>
+              <w:t>秒录屏；实现章只留</w:t>
+            </w:r>
+            <w:r>
+              <w:rPr>
+                <w:color w:val="212121"/>
+                <w:sz w:val="18"/>
+              </w:rPr>
+              <w:t xml:space="preserve"> </w:t>
+            </w:r>
+            <w:r>
+              <w:rPr>
+                <w:color w:val="212121"/>
+                <w:sz w:val="18"/>
+              </w:rPr>
+              <w:t xml:space="preserve"> P10 </w:t>
+            </w:r>
+            <w:r>
+              <w:rPr>
+                <w:color w:val="212121"/>
+                <w:sz w:val="18"/>
+              </w:rPr>
+              <w:t xml:space="preserve"> </w:t>
+            </w:r>
+            <w:r>
+              <w:rPr>
+                <w:color w:val="212121"/>
+                <w:sz w:val="18"/>
+              </w:rPr>
+              <w:t>五步流程</w:t>
             </w:r>
           </w:p>
         </w:tc>
@@ -3249,7 +3993,7 @@
                 <w:color w:val="212121"/>
                 <w:sz w:val="18"/>
               </w:rPr>
-              <w:t xml:space="preserve"> + 3 + 6</w:t>
+              <w:t xml:space="preserve"> + 5 + 6</w:t>
             </w:r>
           </w:p>
         </w:tc>
@@ -3398,14 +4142,15 @@
         <w:tblLayout w:type="autofit"/>
       </w:tblPr>
       <w:tblGrid>
-        <w:gridCol w:w="2880"/>
-        <w:gridCol w:w="2880"/>
-        <w:gridCol w:w="2880"/>
+        <w:gridCol w:w="2160"/>
+        <w:gridCol w:w="2160"/>
+        <w:gridCol w:w="2160"/>
+        <w:gridCol w:w="2160"/>
       </w:tblGrid>
       <w:tr>
         <w:tc>
           <w:tcPr>
-            <w:tcW w:type="dxa" w:w="2880"/>
+            <w:tcW w:type="dxa" w:w="2160"/>
             <w:vAlign w:val="center"/>
             <w:tcBorders>
               <w:top w:val="single" w:sz="6" w:space="0" w:color="E0E0E0"/>
@@ -3439,7 +4184,7 @@
         </w:tc>
         <w:tc>
           <w:tcPr>
-            <w:tcW w:type="dxa" w:w="2880"/>
+            <w:tcW w:type="dxa" w:w="2160"/>
             <w:vAlign w:val="center"/>
             <w:tcBorders>
               <w:top w:val="single" w:sz="6" w:space="0" w:color="E0E0E0"/>
@@ -3473,7 +4218,77 @@
         </w:tc>
         <w:tc>
           <w:tcPr>
-            <w:tcW w:type="dxa" w:w="2880"/>
+            <w:tcW w:type="dxa" w:w="2160"/>
+            <w:vAlign w:val="center"/>
+            <w:tcBorders>
+              <w:top w:val="single" w:sz="6" w:space="0" w:color="E0E0E0"/>
+              <w:bottom w:val="single" w:sz="6" w:space="0" w:color="E0E0E0"/>
+              <w:left w:val="single" w:sz="6" w:space="0" w:color="E0E0E0"/>
+              <w:right w:val="single" w:sz="6" w:space="0" w:color="E0E0E0"/>
+            </w:tcBorders>
+            <w:shd w:val="clear" w:color="auto" w:fill="F5F7FA"/>
+            <w:tcMar>
+              <w:top w:w="120" w:type="dxa"/>
+              <w:bottom w:w="120" w:type="dxa"/>
+              <w:left w:w="168" w:type="dxa"/>
+              <w:right w:w="168" w:type="dxa"/>
+            </w:tcMar>
+          </w:tcPr>
+          <w:p>
+            <w:pPr>
+              <w:jc w:val="left"/>
+              <w:spacing w:line="240" w:lineRule="auto" w:before="45" w:after="45"/>
+            </w:pPr>
+            <w:r>
+              <w:rPr>
+                <w:rFonts w:ascii="微软雅黑" w:hAnsi="微软雅黑" w:eastAsia="微软雅黑" w:hint="eastAsia"/>
+                <w:b/>
+                <w:color w:val="1A237E"/>
+                <w:sz w:val="18"/>
+              </w:rPr>
+              <w:t>对应</w:t>
+            </w:r>
+            <w:r>
+              <w:rPr>
+                <w:rFonts w:ascii="微软雅黑" w:hAnsi="微软雅黑" w:eastAsia="微软雅黑" w:hint="eastAsia"/>
+                <w:b/>
+                <w:color w:val="1A237E"/>
+                <w:sz w:val="18"/>
+              </w:rPr>
+              <w:t xml:space="preserve"> </w:t>
+            </w:r>
+            <w:r>
+              <w:rPr>
+                <w:rFonts w:ascii="微软雅黑" w:hAnsi="微软雅黑" w:eastAsia="微软雅黑" w:hint="eastAsia"/>
+                <w:b/>
+                <w:color w:val="1A237E"/>
+                <w:sz w:val="18"/>
+              </w:rPr>
+              <w:t xml:space="preserve"> PPT </w:t>
+            </w:r>
+            <w:r>
+              <w:rPr>
+                <w:rFonts w:ascii="微软雅黑" w:hAnsi="微软雅黑" w:eastAsia="微软雅黑" w:hint="eastAsia"/>
+                <w:b/>
+                <w:color w:val="1A237E"/>
+                <w:sz w:val="18"/>
+              </w:rPr>
+              <w:t xml:space="preserve"> </w:t>
+            </w:r>
+            <w:r>
+              <w:rPr>
+                <w:rFonts w:ascii="微软雅黑" w:hAnsi="微软雅黑" w:eastAsia="微软雅黑" w:hint="eastAsia"/>
+                <w:b/>
+                <w:color w:val="1A237E"/>
+                <w:sz w:val="18"/>
+              </w:rPr>
+              <w:t>页</w:t>
+            </w:r>
+          </w:p>
+        </w:tc>
+        <w:tc>
+          <w:tcPr>
+            <w:tcW w:type="dxa" w:w="2160"/>
             <w:vAlign w:val="center"/>
             <w:tcBorders>
               <w:top w:val="single" w:sz="6" w:space="0" w:color="E0E0E0"/>
@@ -3509,7 +4324,7 @@
       <w:tr>
         <w:tc>
           <w:tcPr>
-            <w:tcW w:type="dxa" w:w="2880"/>
+            <w:tcW w:type="dxa" w:w="2160"/>
             <w:vAlign w:val="center"/>
             <w:tcBorders>
               <w:top w:val="single" w:sz="6" w:space="0" w:color="E0E0E0"/>
@@ -3540,7 +4355,7 @@
         </w:tc>
         <w:tc>
           <w:tcPr>
-            <w:tcW w:type="dxa" w:w="2880"/>
+            <w:tcW w:type="dxa" w:w="2160"/>
             <w:vAlign w:val="center"/>
             <w:tcBorders>
               <w:top w:val="single" w:sz="6" w:space="0" w:color="E0E0E0"/>
@@ -3571,7 +4386,38 @@
         </w:tc>
         <w:tc>
           <w:tcPr>
-            <w:tcW w:type="dxa" w:w="2880"/>
+            <w:tcW w:type="dxa" w:w="2160"/>
+            <w:vAlign w:val="center"/>
+            <w:tcBorders>
+              <w:top w:val="single" w:sz="6" w:space="0" w:color="E0E0E0"/>
+              <w:bottom w:val="single" w:sz="6" w:space="0" w:color="E0E0E0"/>
+              <w:left w:val="single" w:sz="6" w:space="0" w:color="E0E0E0"/>
+              <w:right w:val="single" w:sz="6" w:space="0" w:color="E0E0E0"/>
+            </w:tcBorders>
+            <w:tcMar>
+              <w:top w:w="120" w:type="dxa"/>
+              <w:bottom w:w="120" w:type="dxa"/>
+              <w:left w:w="168" w:type="dxa"/>
+              <w:right w:w="168" w:type="dxa"/>
+            </w:tcMar>
+          </w:tcPr>
+          <w:p>
+            <w:pPr>
+              <w:jc w:val="left"/>
+              <w:spacing w:line="240" w:lineRule="auto" w:before="45" w:after="45"/>
+            </w:pPr>
+            <w:r>
+              <w:rPr>
+                <w:color w:val="212121"/>
+                <w:sz w:val="18"/>
+              </w:rPr>
+              <w:t>P21</w:t>
+            </w:r>
+          </w:p>
+        </w:tc>
+        <w:tc>
+          <w:tcPr>
+            <w:tcW w:type="dxa" w:w="2160"/>
             <w:vAlign w:val="center"/>
             <w:tcBorders>
               <w:top w:val="single" w:sz="6" w:space="0" w:color="E0E0E0"/>
@@ -3716,7 +4562,7 @@
       <w:tr>
         <w:tc>
           <w:tcPr>
-            <w:tcW w:type="dxa" w:w="2880"/>
+            <w:tcW w:type="dxa" w:w="2160"/>
             <w:vAlign w:val="center"/>
             <w:tcBorders>
               <w:top w:val="single" w:sz="6" w:space="0" w:color="E0E0E0"/>
@@ -3747,7 +4593,7 @@
         </w:tc>
         <w:tc>
           <w:tcPr>
-            <w:tcW w:type="dxa" w:w="2880"/>
+            <w:tcW w:type="dxa" w:w="2160"/>
             <w:vAlign w:val="center"/>
             <w:tcBorders>
               <w:top w:val="single" w:sz="6" w:space="0" w:color="E0E0E0"/>
@@ -3778,7 +4624,38 @@
         </w:tc>
         <w:tc>
           <w:tcPr>
-            <w:tcW w:type="dxa" w:w="2880"/>
+            <w:tcW w:type="dxa" w:w="2160"/>
+            <w:vAlign w:val="center"/>
+            <w:tcBorders>
+              <w:top w:val="single" w:sz="6" w:space="0" w:color="E0E0E0"/>
+              <w:bottom w:val="single" w:sz="6" w:space="0" w:color="E0E0E0"/>
+              <w:left w:val="single" w:sz="6" w:space="0" w:color="E0E0E0"/>
+              <w:right w:val="single" w:sz="6" w:space="0" w:color="E0E0E0"/>
+            </w:tcBorders>
+            <w:tcMar>
+              <w:top w:w="120" w:type="dxa"/>
+              <w:bottom w:w="120" w:type="dxa"/>
+              <w:left w:w="168" w:type="dxa"/>
+              <w:right w:w="168" w:type="dxa"/>
+            </w:tcMar>
+          </w:tcPr>
+          <w:p>
+            <w:pPr>
+              <w:jc w:val="left"/>
+              <w:spacing w:line="240" w:lineRule="auto" w:before="45" w:after="45"/>
+            </w:pPr>
+            <w:r>
+              <w:rPr>
+                <w:color w:val="212121"/>
+                <w:sz w:val="18"/>
+              </w:rPr>
+              <w:t>P11 / P12</w:t>
+            </w:r>
+          </w:p>
+        </w:tc>
+        <w:tc>
+          <w:tcPr>
+            <w:tcW w:type="dxa" w:w="2160"/>
             <w:vAlign w:val="center"/>
             <w:tcBorders>
               <w:top w:val="single" w:sz="6" w:space="0" w:color="E0E0E0"/>
@@ -3839,7 +4716,7 @@
       <w:tr>
         <w:tc>
           <w:tcPr>
-            <w:tcW w:type="dxa" w:w="2880"/>
+            <w:tcW w:type="dxa" w:w="2160"/>
             <w:vAlign w:val="center"/>
             <w:tcBorders>
               <w:top w:val="single" w:sz="6" w:space="0" w:color="E0E0E0"/>
@@ -3870,7 +4747,7 @@
         </w:tc>
         <w:tc>
           <w:tcPr>
-            <w:tcW w:type="dxa" w:w="2880"/>
+            <w:tcW w:type="dxa" w:w="2160"/>
             <w:vAlign w:val="center"/>
             <w:tcBorders>
               <w:top w:val="single" w:sz="6" w:space="0" w:color="E0E0E0"/>
@@ -3901,7 +4778,38 @@
         </w:tc>
         <w:tc>
           <w:tcPr>
-            <w:tcW w:type="dxa" w:w="2880"/>
+            <w:tcW w:type="dxa" w:w="2160"/>
+            <w:vAlign w:val="center"/>
+            <w:tcBorders>
+              <w:top w:val="single" w:sz="6" w:space="0" w:color="E0E0E0"/>
+              <w:bottom w:val="single" w:sz="6" w:space="0" w:color="E0E0E0"/>
+              <w:left w:val="single" w:sz="6" w:space="0" w:color="E0E0E0"/>
+              <w:right w:val="single" w:sz="6" w:space="0" w:color="E0E0E0"/>
+            </w:tcBorders>
+            <w:tcMar>
+              <w:top w:w="120" w:type="dxa"/>
+              <w:bottom w:w="120" w:type="dxa"/>
+              <w:left w:w="168" w:type="dxa"/>
+              <w:right w:w="168" w:type="dxa"/>
+            </w:tcMar>
+          </w:tcPr>
+          <w:p>
+            <w:pPr>
+              <w:jc w:val="left"/>
+              <w:spacing w:line="240" w:lineRule="auto" w:before="45" w:after="45"/>
+            </w:pPr>
+            <w:r>
+              <w:rPr>
+                <w:color w:val="212121"/>
+                <w:sz w:val="18"/>
+              </w:rPr>
+              <w:t>P22</w:t>
+            </w:r>
+          </w:p>
+        </w:tc>
+        <w:tc>
+          <w:tcPr>
+            <w:tcW w:type="dxa" w:w="2160"/>
             <w:vAlign w:val="center"/>
             <w:tcBorders>
               <w:top w:val="single" w:sz="6" w:space="0" w:color="E0E0E0"/>
@@ -3934,7 +4842,7 @@
       <w:tr>
         <w:tc>
           <w:tcPr>
-            <w:tcW w:type="dxa" w:w="2880"/>
+            <w:tcW w:type="dxa" w:w="2160"/>
             <w:vAlign w:val="center"/>
             <w:tcBorders>
               <w:top w:val="single" w:sz="6" w:space="0" w:color="E0E0E0"/>
@@ -3965,7 +4873,7 @@
         </w:tc>
         <w:tc>
           <w:tcPr>
-            <w:tcW w:type="dxa" w:w="2880"/>
+            <w:tcW w:type="dxa" w:w="2160"/>
             <w:vAlign w:val="center"/>
             <w:tcBorders>
               <w:top w:val="single" w:sz="6" w:space="0" w:color="E0E0E0"/>
@@ -3996,7 +4904,38 @@
         </w:tc>
         <w:tc>
           <w:tcPr>
-            <w:tcW w:type="dxa" w:w="2880"/>
+            <w:tcW w:type="dxa" w:w="2160"/>
+            <w:vAlign w:val="center"/>
+            <w:tcBorders>
+              <w:top w:val="single" w:sz="6" w:space="0" w:color="E0E0E0"/>
+              <w:bottom w:val="single" w:sz="6" w:space="0" w:color="E0E0E0"/>
+              <w:left w:val="single" w:sz="6" w:space="0" w:color="E0E0E0"/>
+              <w:right w:val="single" w:sz="6" w:space="0" w:color="E0E0E0"/>
+            </w:tcBorders>
+            <w:tcMar>
+              <w:top w:w="120" w:type="dxa"/>
+              <w:bottom w:w="120" w:type="dxa"/>
+              <w:left w:w="168" w:type="dxa"/>
+              <w:right w:w="168" w:type="dxa"/>
+            </w:tcMar>
+          </w:tcPr>
+          <w:p>
+            <w:pPr>
+              <w:jc w:val="left"/>
+              <w:spacing w:line="240" w:lineRule="auto" w:before="45" w:after="45"/>
+            </w:pPr>
+            <w:r>
+              <w:rPr>
+                <w:color w:val="212121"/>
+                <w:sz w:val="18"/>
+              </w:rPr>
+              <w:t>P13 / P22</w:t>
+            </w:r>
+          </w:p>
+        </w:tc>
+        <w:tc>
+          <w:tcPr>
+            <w:tcW w:type="dxa" w:w="2160"/>
             <w:vAlign w:val="center"/>
             <w:tcBorders>
               <w:top w:val="single" w:sz="6" w:space="0" w:color="E0E0E0"/>
@@ -4029,7 +4968,7 @@
       <w:tr>
         <w:tc>
           <w:tcPr>
-            <w:tcW w:type="dxa" w:w="2880"/>
+            <w:tcW w:type="dxa" w:w="2160"/>
             <w:vAlign w:val="center"/>
             <w:tcBorders>
               <w:top w:val="single" w:sz="6" w:space="0" w:color="E0E0E0"/>
@@ -4060,7 +4999,7 @@
         </w:tc>
         <w:tc>
           <w:tcPr>
-            <w:tcW w:type="dxa" w:w="2880"/>
+            <w:tcW w:type="dxa" w:w="2160"/>
             <w:vAlign w:val="center"/>
             <w:tcBorders>
               <w:top w:val="single" w:sz="6" w:space="0" w:color="E0E0E0"/>
@@ -4091,7 +5030,38 @@
         </w:tc>
         <w:tc>
           <w:tcPr>
-            <w:tcW w:type="dxa" w:w="2880"/>
+            <w:tcW w:type="dxa" w:w="2160"/>
+            <w:vAlign w:val="center"/>
+            <w:tcBorders>
+              <w:top w:val="single" w:sz="6" w:space="0" w:color="E0E0E0"/>
+              <w:bottom w:val="single" w:sz="6" w:space="0" w:color="E0E0E0"/>
+              <w:left w:val="single" w:sz="6" w:space="0" w:color="E0E0E0"/>
+              <w:right w:val="single" w:sz="6" w:space="0" w:color="E0E0E0"/>
+            </w:tcBorders>
+            <w:tcMar>
+              <w:top w:w="120" w:type="dxa"/>
+              <w:bottom w:w="120" w:type="dxa"/>
+              <w:left w:w="168" w:type="dxa"/>
+              <w:right w:w="168" w:type="dxa"/>
+            </w:tcMar>
+          </w:tcPr>
+          <w:p>
+            <w:pPr>
+              <w:jc w:val="left"/>
+              <w:spacing w:line="240" w:lineRule="auto" w:before="45" w:after="45"/>
+            </w:pPr>
+            <w:r>
+              <w:rPr>
+                <w:color w:val="212121"/>
+                <w:sz w:val="18"/>
+              </w:rPr>
+              <w:t>P22</w:t>
+            </w:r>
+          </w:p>
+        </w:tc>
+        <w:tc>
+          <w:tcPr>
+            <w:tcW w:type="dxa" w:w="2160"/>
             <w:vAlign w:val="center"/>
             <w:tcBorders>
               <w:top w:val="single" w:sz="6" w:space="0" w:color="E0E0E0"/>
@@ -4124,7 +5094,7 @@
       <w:tr>
         <w:tc>
           <w:tcPr>
-            <w:tcW w:type="dxa" w:w="2880"/>
+            <w:tcW w:type="dxa" w:w="2160"/>
             <w:vAlign w:val="center"/>
             <w:tcBorders>
               <w:top w:val="single" w:sz="6" w:space="0" w:color="E0E0E0"/>
@@ -4155,7 +5125,7 @@
         </w:tc>
         <w:tc>
           <w:tcPr>
-            <w:tcW w:type="dxa" w:w="2880"/>
+            <w:tcW w:type="dxa" w:w="2160"/>
             <w:vAlign w:val="center"/>
             <w:tcBorders>
               <w:top w:val="single" w:sz="6" w:space="0" w:color="E0E0E0"/>
@@ -4228,7 +5198,38 @@
         </w:tc>
         <w:tc>
           <w:tcPr>
-            <w:tcW w:type="dxa" w:w="2880"/>
+            <w:tcW w:type="dxa" w:w="2160"/>
+            <w:vAlign w:val="center"/>
+            <w:tcBorders>
+              <w:top w:val="single" w:sz="6" w:space="0" w:color="E0E0E0"/>
+              <w:bottom w:val="single" w:sz="6" w:space="0" w:color="E0E0E0"/>
+              <w:left w:val="single" w:sz="6" w:space="0" w:color="E0E0E0"/>
+              <w:right w:val="single" w:sz="6" w:space="0" w:color="E0E0E0"/>
+            </w:tcBorders>
+            <w:tcMar>
+              <w:top w:w="120" w:type="dxa"/>
+              <w:bottom w:w="120" w:type="dxa"/>
+              <w:left w:w="168" w:type="dxa"/>
+              <w:right w:w="168" w:type="dxa"/>
+            </w:tcMar>
+          </w:tcPr>
+          <w:p>
+            <w:pPr>
+              <w:jc w:val="left"/>
+              <w:spacing w:line="240" w:lineRule="auto" w:before="45" w:after="45"/>
+            </w:pPr>
+            <w:r>
+              <w:rPr>
+                <w:color w:val="212121"/>
+                <w:sz w:val="18"/>
+              </w:rPr>
+              <w:t>P26</w:t>
+            </w:r>
+          </w:p>
+        </w:tc>
+        <w:tc>
+          <w:tcPr>
+            <w:tcW w:type="dxa" w:w="2160"/>
             <w:vAlign w:val="center"/>
             <w:tcBorders>
               <w:top w:val="single" w:sz="6" w:space="0" w:color="E0E0E0"/>
@@ -4303,7 +5304,7 @@
       <w:tr>
         <w:tc>
           <w:tcPr>
-            <w:tcW w:type="dxa" w:w="2880"/>
+            <w:tcW w:type="dxa" w:w="2160"/>
             <w:vAlign w:val="center"/>
             <w:tcBorders>
               <w:top w:val="single" w:sz="6" w:space="0" w:color="E0E0E0"/>
@@ -4334,7 +5335,7 @@
         </w:tc>
         <w:tc>
           <w:tcPr>
-            <w:tcW w:type="dxa" w:w="2880"/>
+            <w:tcW w:type="dxa" w:w="2160"/>
             <w:vAlign w:val="center"/>
             <w:tcBorders>
               <w:top w:val="single" w:sz="6" w:space="0" w:color="E0E0E0"/>
@@ -4365,7 +5366,38 @@
         </w:tc>
         <w:tc>
           <w:tcPr>
-            <w:tcW w:type="dxa" w:w="2880"/>
+            <w:tcW w:type="dxa" w:w="2160"/>
+            <w:vAlign w:val="center"/>
+            <w:tcBorders>
+              <w:top w:val="single" w:sz="6" w:space="0" w:color="E0E0E0"/>
+              <w:bottom w:val="single" w:sz="6" w:space="0" w:color="E0E0E0"/>
+              <w:left w:val="single" w:sz="6" w:space="0" w:color="E0E0E0"/>
+              <w:right w:val="single" w:sz="6" w:space="0" w:color="E0E0E0"/>
+            </w:tcBorders>
+            <w:tcMar>
+              <w:top w:w="120" w:type="dxa"/>
+              <w:bottom w:w="120" w:type="dxa"/>
+              <w:left w:w="168" w:type="dxa"/>
+              <w:right w:w="168" w:type="dxa"/>
+            </w:tcMar>
+          </w:tcPr>
+          <w:p>
+            <w:pPr>
+              <w:jc w:val="left"/>
+              <w:spacing w:line="240" w:lineRule="auto" w:before="45" w:after="45"/>
+            </w:pPr>
+            <w:r>
+              <w:rPr>
+                <w:color w:val="212121"/>
+                <w:sz w:val="18"/>
+              </w:rPr>
+              <w:t>P17 / P26</w:t>
+            </w:r>
+          </w:p>
+        </w:tc>
+        <w:tc>
+          <w:tcPr>
+            <w:tcW w:type="dxa" w:w="2160"/>
             <w:vAlign w:val="center"/>
             <w:tcBorders>
               <w:top w:val="single" w:sz="6" w:space="0" w:color="E0E0E0"/>
@@ -4454,7 +5486,7 @@
       <w:tr>
         <w:tc>
           <w:tcPr>
-            <w:tcW w:type="dxa" w:w="2880"/>
+            <w:tcW w:type="dxa" w:w="2160"/>
             <w:vAlign w:val="center"/>
             <w:tcBorders>
               <w:top w:val="single" w:sz="6" w:space="0" w:color="E0E0E0"/>
@@ -4485,7 +5517,7 @@
         </w:tc>
         <w:tc>
           <w:tcPr>
-            <w:tcW w:type="dxa" w:w="2880"/>
+            <w:tcW w:type="dxa" w:w="2160"/>
             <w:vAlign w:val="center"/>
             <w:tcBorders>
               <w:top w:val="single" w:sz="6" w:space="0" w:color="E0E0E0"/>
@@ -4544,7 +5576,38 @@
         </w:tc>
         <w:tc>
           <w:tcPr>
-            <w:tcW w:type="dxa" w:w="2880"/>
+            <w:tcW w:type="dxa" w:w="2160"/>
+            <w:vAlign w:val="center"/>
+            <w:tcBorders>
+              <w:top w:val="single" w:sz="6" w:space="0" w:color="E0E0E0"/>
+              <w:bottom w:val="single" w:sz="6" w:space="0" w:color="E0E0E0"/>
+              <w:left w:val="single" w:sz="6" w:space="0" w:color="E0E0E0"/>
+              <w:right w:val="single" w:sz="6" w:space="0" w:color="E0E0E0"/>
+            </w:tcBorders>
+            <w:tcMar>
+              <w:top w:w="120" w:type="dxa"/>
+              <w:bottom w:w="120" w:type="dxa"/>
+              <w:left w:w="168" w:type="dxa"/>
+              <w:right w:w="168" w:type="dxa"/>
+            </w:tcMar>
+          </w:tcPr>
+          <w:p>
+            <w:pPr>
+              <w:jc w:val="left"/>
+              <w:spacing w:line="240" w:lineRule="auto" w:before="45" w:after="45"/>
+            </w:pPr>
+            <w:r>
+              <w:rPr>
+                <w:color w:val="212121"/>
+                <w:sz w:val="18"/>
+              </w:rPr>
+              <w:t>P23 / P24</w:t>
+            </w:r>
+          </w:p>
+        </w:tc>
+        <w:tc>
+          <w:tcPr>
+            <w:tcW w:type="dxa" w:w="2160"/>
             <w:vAlign w:val="center"/>
             <w:tcBorders>
               <w:top w:val="single" w:sz="6" w:space="0" w:color="E0E0E0"/>
@@ -4639,7 +5702,7 @@
                 <w:color w:val="212121"/>
                 <w:sz w:val="18"/>
               </w:rPr>
-              <w:t xml:space="preserve"> + </w:t>
+              <w:t xml:space="preserve"> +</w:t>
             </w:r>
             <w:r>
               <w:rPr>
@@ -4977,7 +6040,7 @@
                 <w:color w:val="212121"/>
                 <w:sz w:val="18"/>
               </w:rPr>
-              <w:t xml:space="preserve">16 </w:t>
+              <w:t xml:space="preserve">20 </w:t>
             </w:r>
             <w:r>
               <w:rPr>
@@ -5162,6 +6225,48 @@
                 <w:sz w:val="18"/>
               </w:rPr>
               <w:t>"</w:t>
+            </w:r>
+            <w:r>
+              <w:rPr>
+                <w:color w:val="212121"/>
+                <w:sz w:val="18"/>
+              </w:rPr>
+              <w:t xml:space="preserve"> </w:t>
+            </w:r>
+            <w:r>
+              <w:rPr>
+                <w:color w:val="212121"/>
+                <w:sz w:val="18"/>
+              </w:rPr>
+              <w:t>（对应</w:t>
+            </w:r>
+            <w:r>
+              <w:rPr>
+                <w:color w:val="212121"/>
+                <w:sz w:val="18"/>
+              </w:rPr>
+              <w:t xml:space="preserve"> </w:t>
+            </w:r>
+            <w:r>
+              <w:rPr>
+                <w:color w:val="212121"/>
+                <w:sz w:val="18"/>
+              </w:rPr>
+              <w:t xml:space="preserve"> P26</w:t>
+            </w:r>
+            <w:r>
+              <w:rPr>
+                <w:color w:val="212121"/>
+                <w:sz w:val="18"/>
+              </w:rPr>
+              <w:t xml:space="preserve"> </w:t>
+            </w:r>
+            <w:r>
+              <w:rPr>
+                <w:color w:val="212121"/>
+                <w:sz w:val="18"/>
+              </w:rPr>
+              <w:t>）</w:t>
             </w:r>
           </w:p>
         </w:tc>

--- a/参赛材料/知歇-现场演示脚本.docx
+++ b/参赛材料/知歇-现场演示脚本.docx
@@ -118,7 +118,7 @@
           <w:color w:val="212121"/>
           <w:sz w:val="36"/>
         </w:rPr>
-        <w:t xml:space="preserve">30 </w:t>
+        <w:t xml:space="preserve">38 </w:t>
       </w:r>
       <w:r>
         <w:rPr>
@@ -177,24 +177,14 @@
           <w:b/>
           <w:lang w:eastAsia="zh-CN"/>
         </w:rPr>
-        <w:t>约 9 分钟</w:t>
+        <w:t>约 9 分 50 秒</w:t>
       </w:r>
       <w:r>
         <w:rPr>
           <w:rFonts w:ascii="微软雅黑" w:eastAsia="微软雅黑" w:hAnsi="微软雅黑" w:cs="微软雅黑" w:hint="eastAsia"/>
           <w:lang w:eastAsia="zh-CN"/>
         </w:rPr>
-        <w:t>（含</w:t>
-      </w:r>
-      <w:r>
-        <w:t xml:space="preserve"> 90 </w:t>
-      </w:r>
-      <w:r>
-        <w:rPr>
-          <w:rFonts w:ascii="微软雅黑" w:eastAsia="微软雅黑" w:hAnsi="微软雅黑" w:cs="微软雅黑" w:hint="eastAsia"/>
-          <w:lang w:eastAsia="zh-CN"/>
-        </w:rPr>
-        <w:t>秒现场</w:t>
+        <w:t>（不含可选现场</w:t>
       </w:r>
       <w:r>
         <w:t xml:space="preserve"> Demo</w:t>
@@ -294,7 +284,7 @@
         <w:t>（</w:t>
       </w:r>
       <w:r>
-        <w:t xml:space="preserve">30 </w:t>
+        <w:t xml:space="preserve">38 </w:t>
       </w:r>
       <w:r>
         <w:rPr>
@@ -310,7 +300,7 @@
         <w:jc w:val="left"/>
       </w:pPr>
       <w:r>
-        <w:t xml:space="preserve">2026-10-11 </w:t>
+        <w:t xml:space="preserve">2026-10-12 </w:t>
       </w:r>
       <w:r>
         <w:rPr>
@@ -330,7 +320,7 @@
         <w:t>由</w:t>
       </w:r>
       <w:r>
-        <w:t xml:space="preserve"> 18 </w:t>
+        <w:t xml:space="preserve"> 30 </w:t>
       </w:r>
       <w:r>
         <w:rPr>
@@ -340,44 +330,104 @@
         <w:t>页重构为</w:t>
       </w:r>
       <w:r>
-        <w:t xml:space="preserve"> 30 </w:t>
+        <w:t xml:space="preserve"> 38 </w:t>
       </w:r>
       <w:r>
         <w:rPr>
           <w:rFonts w:ascii="微软雅黑" w:eastAsia="微软雅黑" w:hAnsi="微软雅黑" w:cs="微软雅黑" w:hint="eastAsia"/>
           <w:lang w:eastAsia="zh-CN"/>
         </w:rPr>
-        <w:t>页同步重写：新增「架构与工作流程」（</w:t>
-      </w:r>
-      <w:r>
-        <w:t>P09–P14</w:t>
+        <w:t>页同步重写：目录改为八章（应用场景</w:t>
+      </w:r>
+      <w:r>
+        <w:t xml:space="preserve"> → </w:t>
       </w:r>
       <w:r>
         <w:rPr>
           <w:rFonts w:ascii="微软雅黑" w:eastAsia="微软雅黑" w:hAnsi="微软雅黑" w:cs="微软雅黑" w:hint="eastAsia"/>
           <w:lang w:eastAsia="zh-CN"/>
         </w:rPr>
-        <w:t>）与「</w:t>
-      </w:r>
-      <w:r>
-        <w:t xml:space="preserve">AI </w:t>
+        <w:t>项目概述</w:t>
+      </w:r>
+      <w:r>
+        <w:t xml:space="preserve"> → </w:t>
       </w:r>
       <w:r>
         <w:rPr>
           <w:rFonts w:ascii="微软雅黑" w:eastAsia="微软雅黑" w:hAnsi="微软雅黑" w:cs="微软雅黑" w:hint="eastAsia"/>
           <w:lang w:eastAsia="zh-CN"/>
         </w:rPr>
-        <w:t>辅助开发全过程」（</w:t>
-      </w:r>
-      <w:r>
-        <w:t>P15–P19</w:t>
+        <w:t>目标用户群体</w:t>
+      </w:r>
+      <w:r>
+        <w:t xml:space="preserve"> → </w:t>
       </w:r>
       <w:r>
         <w:rPr>
           <w:rFonts w:ascii="微软雅黑" w:eastAsia="微软雅黑" w:hAnsi="微软雅黑" w:cs="微软雅黑" w:hint="eastAsia"/>
           <w:lang w:eastAsia="zh-CN"/>
         </w:rPr>
-        <w:t>）两大段讲稿；技术名词只在这两段出现，其余全部说人话。</w:t>
+        <w:t>智能体开发过程</w:t>
+      </w:r>
+      <w:r>
+        <w:t xml:space="preserve"> → </w:t>
+      </w:r>
+      <w:r>
+        <w:rPr>
+          <w:rFonts w:ascii="微软雅黑" w:eastAsia="微软雅黑" w:hAnsi="微软雅黑" w:cs="微软雅黑" w:hint="eastAsia"/>
+          <w:lang w:eastAsia="zh-CN"/>
+        </w:rPr>
+        <w:t>实施计划</w:t>
+      </w:r>
+      <w:r>
+        <w:t xml:space="preserve"> → </w:t>
+      </w:r>
+      <w:r>
+        <w:rPr>
+          <w:rFonts w:ascii="微软雅黑" w:eastAsia="微软雅黑" w:hAnsi="微软雅黑" w:cs="微软雅黑" w:hint="eastAsia"/>
+          <w:lang w:eastAsia="zh-CN"/>
+        </w:rPr>
+        <w:t>预期成果</w:t>
+      </w:r>
+      <w:r>
+        <w:t xml:space="preserve"> → </w:t>
+      </w:r>
+      <w:r>
+        <w:rPr>
+          <w:rFonts w:ascii="微软雅黑" w:eastAsia="微软雅黑" w:hAnsi="微软雅黑" w:cs="微软雅黑" w:hint="eastAsia"/>
+          <w:lang w:eastAsia="zh-CN"/>
+        </w:rPr>
+        <w:t>创新点</w:t>
+      </w:r>
+      <w:r>
+        <w:t xml:space="preserve"> → </w:t>
+      </w:r>
+      <w:r>
+        <w:rPr>
+          <w:rFonts w:ascii="微软雅黑" w:eastAsia="微软雅黑" w:hAnsi="微软雅黑" w:cs="微软雅黑" w:hint="eastAsia"/>
+          <w:lang w:eastAsia="zh-CN"/>
+        </w:rPr>
+        <w:t>应用价值）；技术名词只允许出现在</w:t>
+      </w:r>
+      <w:r>
+        <w:t xml:space="preserve"> P10 </w:t>
+      </w:r>
+      <w:r>
+        <w:rPr>
+          <w:rFonts w:ascii="微软雅黑" w:eastAsia="微软雅黑" w:hAnsi="微软雅黑" w:cs="微软雅黑" w:hint="eastAsia"/>
+          <w:lang w:eastAsia="zh-CN"/>
+        </w:rPr>
+        <w:t>与</w:t>
+      </w:r>
+      <w:r>
+        <w:t xml:space="preserve"> P17–P23</w:t>
+      </w:r>
+      <w:r>
+        <w:rPr>
+          <w:rFonts w:ascii="微软雅黑" w:eastAsia="微软雅黑" w:hAnsi="微软雅黑" w:cs="微软雅黑" w:hint="eastAsia"/>
+          <w:lang w:eastAsia="zh-CN"/>
+        </w:rPr>
+        <w:t>，其余全部说人话。</w:t>
       </w:r>
       <w:r/>
     </w:p>
@@ -386,7 +436,7 @@
         <w:sectPr>
           <w:type w:val="nextPage"/>
           <w:pgSz w:w="11906" w:h="16838"/>
-          <w:pgMar w:top="1417" w:bottom="1134" w:left="1417" w:right="1417"/>
+          <w:pgMar w:top="1440" w:bottom="1440" w:left="1797" w:right="1797"/>
         </w:sectPr>
       </w:pPr>
     </w:p>
@@ -955,7 +1005,35 @@
                 <w:color w:val="212121"/>
                 <w:sz w:val="18"/>
               </w:rPr>
-              <w:t>（演示断网兜底）</w:t>
+              <w:t>（演示断网兜底，对应</w:t>
+            </w:r>
+            <w:r>
+              <w:rPr>
+                <w:color w:val="212121"/>
+                <w:sz w:val="18"/>
+              </w:rPr>
+              <w:t xml:space="preserve"> </w:t>
+            </w:r>
+            <w:r>
+              <w:rPr>
+                <w:color w:val="212121"/>
+                <w:sz w:val="18"/>
+              </w:rPr>
+              <w:t xml:space="preserve"> P21</w:t>
+            </w:r>
+            <w:r>
+              <w:rPr>
+                <w:color w:val="212121"/>
+                <w:sz w:val="18"/>
+              </w:rPr>
+              <w:t xml:space="preserve"> </w:t>
+            </w:r>
+            <w:r>
+              <w:rPr>
+                <w:color w:val="212121"/>
+                <w:sz w:val="18"/>
+              </w:rPr>
+              <w:t>）</w:t>
             </w:r>
           </w:p>
         </w:tc>
@@ -1062,7 +1140,7 @@
                 <w:color w:val="212121"/>
                 <w:sz w:val="18"/>
               </w:rPr>
-              <w:t>20 张</w:t>
+              <w:t>13 处</w:t>
             </w:r>
             <w:r>
               <w:rPr>
@@ -1076,7 +1154,7 @@
                 <w:color w:val="212121"/>
                 <w:sz w:val="18"/>
               </w:rPr>
-              <w:t>截图占位框已替换为真实截图</w:t>
+              <w:t>占位框已替换为真实素材</w:t>
             </w:r>
             <w:r>
               <w:rPr>
@@ -1105,6 +1183,169 @@
                 <w:sz w:val="18"/>
               </w:rPr>
               <w:t>现场软件打不开时就改讲截图</w:t>
+            </w:r>
+          </w:p>
+        </w:tc>
+      </w:tr>
+      <w:tr>
+        <w:tc>
+          <w:tcPr>
+            <w:tcW w:type="dxa" w:w="4320"/>
+            <w:vAlign w:val="center"/>
+            <w:tcBorders>
+              <w:top w:val="single" w:sz="6" w:space="0" w:color="E0E0E0"/>
+              <w:bottom w:val="single" w:sz="6" w:space="0" w:color="E0E0E0"/>
+              <w:left w:val="single" w:sz="6" w:space="0" w:color="E0E0E0"/>
+              <w:right w:val="single" w:sz="6" w:space="0" w:color="E0E0E0"/>
+            </w:tcBorders>
+            <w:tcMar>
+              <w:top w:w="120" w:type="dxa"/>
+              <w:bottom w:w="120" w:type="dxa"/>
+              <w:left w:w="168" w:type="dxa"/>
+              <w:right w:w="168" w:type="dxa"/>
+            </w:tcMar>
+          </w:tcPr>
+          <w:p>
+            <w:pPr>
+              <w:jc w:val="left"/>
+              <w:spacing w:line="240" w:lineRule="auto" w:before="45" w:after="45"/>
+            </w:pPr>
+            <w:r>
+              <w:rPr>
+                <w:color w:val="212121"/>
+                <w:sz w:val="18"/>
+              </w:rPr>
+              <w:t>数据图三处（</w:t>
+            </w:r>
+            <w:r>
+              <w:rPr>
+                <w:color w:val="212121"/>
+                <w:sz w:val="18"/>
+              </w:rPr>
+              <w:t xml:space="preserve"> </w:t>
+            </w:r>
+            <w:r>
+              <w:rPr>
+                <w:color w:val="212121"/>
+                <w:sz w:val="18"/>
+              </w:rPr>
+              <w:t>⑪⑫⑬</w:t>
+            </w:r>
+            <w:r>
+              <w:rPr>
+                <w:color w:val="212121"/>
+                <w:sz w:val="18"/>
+              </w:rPr>
+              <w:t xml:space="preserve"> </w:t>
+            </w:r>
+            <w:r>
+              <w:rPr>
+                <w:color w:val="212121"/>
+                <w:sz w:val="18"/>
+              </w:rPr>
+              <w:t>）</w:t>
+            </w:r>
+          </w:p>
+        </w:tc>
+        <w:tc>
+          <w:tcPr>
+            <w:tcW w:type="dxa" w:w="4320"/>
+            <w:vAlign w:val="center"/>
+            <w:tcBorders>
+              <w:top w:val="single" w:sz="6" w:space="0" w:color="E0E0E0"/>
+              <w:bottom w:val="single" w:sz="6" w:space="0" w:color="E0E0E0"/>
+              <w:left w:val="single" w:sz="6" w:space="0" w:color="E0E0E0"/>
+              <w:right w:val="single" w:sz="6" w:space="0" w:color="E0E0E0"/>
+            </w:tcBorders>
+            <w:tcMar>
+              <w:top w:w="120" w:type="dxa"/>
+              <w:bottom w:w="120" w:type="dxa"/>
+              <w:left w:w="168" w:type="dxa"/>
+              <w:right w:w="168" w:type="dxa"/>
+            </w:tcMar>
+          </w:tcPr>
+          <w:p>
+            <w:pPr>
+              <w:jc w:val="left"/>
+              <w:spacing w:line="240" w:lineRule="auto" w:before="45" w:after="45"/>
+            </w:pPr>
+            <w:r>
+              <w:rPr>
+                <w:color w:val="212121"/>
+                <w:sz w:val="18"/>
+              </w:rPr>
+              <w:t>若真实调研数据未到位，照常讲观点并说明</w:t>
+            </w:r>
+            <w:r>
+              <w:rPr>
+                <w:color w:val="212121"/>
+                <w:sz w:val="18"/>
+              </w:rPr>
+              <w:t xml:space="preserve"> </w:t>
+            </w:r>
+            <w:r>
+              <w:rPr>
+                <w:color w:val="212121"/>
+                <w:sz w:val="18"/>
+              </w:rPr>
+              <w:t>"</w:t>
+            </w:r>
+            <w:r>
+              <w:rPr>
+                <w:color w:val="212121"/>
+                <w:sz w:val="18"/>
+              </w:rPr>
+              <w:t xml:space="preserve"> </w:t>
+            </w:r>
+            <w:r>
+              <w:rPr>
+                <w:color w:val="212121"/>
+                <w:sz w:val="18"/>
+              </w:rPr>
+              <w:t>调研数据整理中</w:t>
+            </w:r>
+            <w:r>
+              <w:rPr>
+                <w:color w:val="212121"/>
+                <w:sz w:val="18"/>
+              </w:rPr>
+              <w:t xml:space="preserve"> </w:t>
+            </w:r>
+            <w:r>
+              <w:rPr>
+                <w:color w:val="212121"/>
+                <w:sz w:val="18"/>
+              </w:rPr>
+              <w:t>"</w:t>
+            </w:r>
+            <w:r>
+              <w:rPr>
+                <w:color w:val="212121"/>
+                <w:sz w:val="18"/>
+              </w:rPr>
+              <w:t xml:space="preserve"> </w:t>
+            </w:r>
+            <w:r>
+              <w:rPr>
+                <w:color w:val="212121"/>
+                <w:sz w:val="18"/>
+              </w:rPr>
+              <w:t>，</w:t>
+            </w:r>
+            <w:r>
+              <w:rPr>
+                <w:color w:val="212121"/>
+                <w:sz w:val="18"/>
+              </w:rPr>
+              <w:t xml:space="preserve"> </w:t>
+            </w:r>
+            <w:r>
+              <w:rPr>
+                <w:b/>
+                <w:color w:val="212121"/>
+                <w:sz w:val="18"/>
+              </w:rPr>
+              <w:t>不现场编数字</w:t>
             </w:r>
           </w:p>
         </w:tc>
@@ -1281,7 +1522,7 @@
           <w:sz w:val="24"/>
           <w:lang w:eastAsia="zh-CN"/>
         </w:rPr>
-        <w:t>【第 1 段】开场（0:00 — 0:40）· P01—P02</w:t>
+        <w:t>【第 1 段】开场（0:00 — 0:30）· P01—P02</w:t>
       </w:r>
     </w:p>
     <w:p>
@@ -1389,7 +1630,10 @@
           <w:rFonts w:ascii="微软雅黑" w:eastAsia="微软雅黑" w:hAnsi="微软雅黑" w:cs="微软雅黑" w:hint="eastAsia"/>
           <w:lang w:eastAsia="zh-CN"/>
         </w:rPr>
-        <w:t>都能装，装完打开就能用。今天我主要讲三件事：为什么要做、它是怎么做出来的、以及它现在能用到什么程度。</w:t>
+        <w:t>都能装，装完打开就能用。</w:t>
+      </w:r>
+      <w:r>
+        <w:t xml:space="preserve"> </w:t>
       </w:r>
     </w:p>
     <w:p>
@@ -1414,17 +1658,7 @@
           <w:rFonts w:ascii="微软雅黑" w:eastAsia="微软雅黑" w:hAnsi="微软雅黑" w:cs="微软雅黑" w:hint="eastAsia"/>
           <w:lang w:eastAsia="zh-CN"/>
         </w:rPr>
-        <w:t>目录，一句话带过：三章</w:t>
-      </w:r>
-      <w:r>
-        <w:t>——</w:t>
-      </w:r>
-      <w:r>
-        <w:rPr>
-          <w:rFonts w:ascii="微软雅黑" w:eastAsia="微软雅黑" w:hAnsi="微软雅黑" w:cs="微软雅黑" w:hint="eastAsia"/>
-          <w:lang w:eastAsia="zh-CN"/>
-        </w:rPr>
-        <w:t>背景与方案、实现、成果。中间一章是重点。）</w:t>
+        <w:t>目录，一句话带过：八章，从应用场景讲到应用价值；中间智能体开发过程和创新点两章是重点。）</w:t>
       </w:r>
       <w:r>
         <w:t>*</w:t>
@@ -1442,7 +1676,7 @@
           <w:sz w:val="24"/>
           <w:lang w:eastAsia="zh-CN"/>
         </w:rPr>
-        <w:t>【第 2 段】背景与方案（0:40 — 2:10）· P03—P07</w:t>
+        <w:t>【第 2 段】应用场景（0:30 — 1:20）· P03—P06</w:t>
       </w:r>
     </w:p>
     <w:p>
@@ -1470,7 +1704,7 @@
           <w:rFonts w:ascii="微软雅黑" w:eastAsia="微软雅黑" w:hAnsi="微软雅黑" w:cs="微软雅黑" w:hint="eastAsia"/>
           <w:lang w:eastAsia="zh-CN"/>
         </w:rPr>
-        <w:t xml:space="preserve"> 先说为什么做它。大家都有过这种时候：一坐三四个小时，中间几乎没起身。不是不想休息，是一进入专注，时间感就没了。 </w:t>
+        <w:t xml:space="preserve"> 大家都有过这种时候：一坐三四个小时，中间几乎没起身。不是不想休息，是一进入专注，时间感就没了。身体一直在发信号，只是被忽略。 </w:t>
       </w:r>
       <w:r>
         <w:rPr>
@@ -1485,75 +1719,7 @@
           <w:rFonts w:ascii="微软雅黑" w:eastAsia="微软雅黑" w:hAnsi="微软雅黑" w:cs="微软雅黑" w:hint="eastAsia"/>
           <w:lang w:eastAsia="zh-CN"/>
         </w:rPr>
-        <w:t xml:space="preserve"> 第一个毛病：</w:t>
-      </w:r>
-      <w:r>
-        <w:rPr>
-          <w:rFonts w:ascii="微软雅黑" w:eastAsia="微软雅黑" w:hAnsi="微软雅黑" w:cs="微软雅黑" w:hint="eastAsia"/>
-          <w:b/>
-          <w:lang w:eastAsia="zh-CN"/>
-        </w:rPr>
-        <w:t>设置太麻烦</w:t>
-      </w:r>
-      <w:r>
-        <w:rPr>
-          <w:rFonts w:ascii="微软雅黑" w:eastAsia="微软雅黑" w:hAnsi="微软雅黑" w:cs="微软雅黑" w:hint="eastAsia"/>
-          <w:lang w:eastAsia="zh-CN"/>
-        </w:rPr>
-        <w:t>。想设一条</w:t>
-      </w:r>
-      <w:r>
-        <w:t>"</w:t>
-      </w:r>
-      <w:r>
-        <w:rPr>
-          <w:rFonts w:ascii="微软雅黑" w:eastAsia="微软雅黑" w:hAnsi="微软雅黑" w:cs="微软雅黑" w:hint="eastAsia"/>
-          <w:lang w:eastAsia="zh-CN"/>
-        </w:rPr>
-        <w:t>每周一三五下午三点半</w:t>
-      </w:r>
-      <w:r>
-        <w:t>"</w:t>
-      </w:r>
-      <w:r>
-        <w:rPr>
-          <w:rFonts w:ascii="微软雅黑" w:eastAsia="微软雅黑" w:hAnsi="微软雅黑" w:cs="微软雅黑" w:hint="eastAsia"/>
-          <w:lang w:eastAsia="zh-CN"/>
-        </w:rPr>
-        <w:t>，得先把</w:t>
-      </w:r>
-      <w:r>
-        <w:t>"</w:t>
-      </w:r>
-      <w:r>
-        <w:rPr>
-          <w:rFonts w:ascii="微软雅黑" w:eastAsia="微软雅黑" w:hAnsi="微软雅黑" w:cs="微软雅黑" w:hint="eastAsia"/>
-          <w:lang w:eastAsia="zh-CN"/>
-        </w:rPr>
-        <w:t>单次、每天、每周、每月</w:t>
-      </w:r>
-      <w:r>
-        <w:t>"</w:t>
-      </w:r>
-      <w:r>
-        <w:rPr>
-          <w:rFonts w:ascii="微软雅黑" w:eastAsia="微软雅黑" w:hAnsi="微软雅黑" w:cs="微软雅黑" w:hint="eastAsia"/>
-          <w:lang w:eastAsia="zh-CN"/>
-        </w:rPr>
-        <w:t>这套说法弄明白，再选时间、勾星期、设重复，一步都不能漏。所以很多人的真实做法是</w:t>
-      </w:r>
-      <w:r>
-        <w:t>——</w:t>
-      </w:r>
-      <w:r>
-        <w:rPr>
-          <w:rFonts w:ascii="微软雅黑" w:eastAsia="微软雅黑" w:hAnsi="微软雅黑" w:cs="微软雅黑" w:hint="eastAsia"/>
-          <w:lang w:eastAsia="zh-CN"/>
-        </w:rPr>
-        <w:t>干脆不设。</w:t>
-      </w:r>
-      <w:r>
-        <w:t xml:space="preserve"> </w:t>
+        <w:t xml:space="preserve"> 对久坐办公的人来说更明显：盯着屏幕久了，人会习惯性硬撑，视疲劳、肩颈僵硬都是慢性的。这个问题不靠意志力解决，靠一个提醒。 </w:t>
       </w:r>
       <w:r>
         <w:rPr>
@@ -1564,76 +1730,34 @@
         <w:t>（P06）</w:t>
       </w:r>
       <w:r>
+        <w:t xml:space="preserve"> </w:t>
+      </w:r>
+      <w:r>
         <w:rPr>
           <w:rFonts w:ascii="微软雅黑" w:eastAsia="微软雅黑" w:hAnsi="微软雅黑" w:cs="微软雅黑" w:hint="eastAsia"/>
           <w:lang w:eastAsia="zh-CN"/>
         </w:rPr>
-        <w:t xml:space="preserve"> 第二个毛病：</w:t>
-      </w:r>
-      <w:r>
-        <w:rPr>
-          <w:rFonts w:ascii="微软雅黑" w:eastAsia="微软雅黑" w:hAnsi="微软雅黑" w:cs="微软雅黑" w:hint="eastAsia"/>
-          <w:b/>
-          <w:lang w:eastAsia="zh-CN"/>
-        </w:rPr>
-        <w:t>提醒看腻了</w:t>
+        <w:t>还有一个前提：换台电脑也得能用。知歇在</w:t>
+      </w:r>
+      <w:r>
+        <w:t xml:space="preserve"> Windows </w:t>
       </w:r>
       <w:r>
         <w:rPr>
           <w:rFonts w:ascii="微软雅黑" w:eastAsia="微软雅黑" w:hAnsi="微软雅黑" w:cs="微软雅黑" w:hint="eastAsia"/>
           <w:lang w:eastAsia="zh-CN"/>
         </w:rPr>
-        <w:t xml:space="preserve">。同一句话弹几次，眼睛就自动跳过去了。固定文案的问题不是难听，是不再被看见。 </w:t>
-      </w:r>
-      <w:r>
-        <w:rPr>
-          <w:rFonts w:ascii="微软雅黑" w:eastAsia="微软雅黑" w:hAnsi="微软雅黑" w:cs="微软雅黑" w:hint="eastAsia"/>
-          <w:b/>
-          <w:lang w:eastAsia="zh-CN"/>
-        </w:rPr>
-        <w:t>（P07）</w:t>
+        <w:t>和</w:t>
+      </w:r>
+      <w:r>
+        <w:t xml:space="preserve"> macOS </w:t>
       </w:r>
       <w:r>
         <w:rPr>
           <w:rFonts w:ascii="微软雅黑" w:eastAsia="微软雅黑" w:hAnsi="微软雅黑" w:cs="微软雅黑" w:hint="eastAsia"/>
           <w:lang w:eastAsia="zh-CN"/>
         </w:rPr>
-        <w:t xml:space="preserve"> 知歇就是冲这两条来的。一句话定义：</w:t>
-      </w:r>
-      <w:r>
-        <w:rPr>
-          <w:rFonts w:ascii="微软雅黑" w:eastAsia="微软雅黑" w:hAnsi="微软雅黑" w:cs="微软雅黑" w:hint="eastAsia"/>
-          <w:b/>
-          <w:lang w:eastAsia="zh-CN"/>
-        </w:rPr>
-        <w:t>会听人话的桌面休息提醒工具</w:t>
-      </w:r>
-      <w:r>
-        <w:rPr>
-          <w:rFonts w:ascii="微软雅黑" w:eastAsia="微软雅黑" w:hAnsi="微软雅黑" w:cs="微软雅黑" w:hint="eastAsia"/>
-          <w:lang w:eastAsia="zh-CN"/>
-        </w:rPr>
-        <w:t>。说一句话，软件里的智能体</w:t>
-      </w:r>
-      <w:r>
-        <w:t>——</w:t>
-      </w:r>
-      <w:r>
-        <w:rPr>
-          <w:rFonts w:ascii="微软雅黑" w:eastAsia="微软雅黑" w:hAnsi="微软雅黑" w:cs="微软雅黑" w:hint="eastAsia"/>
-          <w:lang w:eastAsia="zh-CN"/>
-        </w:rPr>
-        <w:t>就是那个帮你把话变成提醒的小助手</w:t>
-      </w:r>
-      <w:r>
-        <w:t>——</w:t>
-      </w:r>
-      <w:r>
-        <w:rPr>
-          <w:rFonts w:ascii="微软雅黑" w:eastAsia="微软雅黑" w:hAnsi="微软雅黑" w:cs="微软雅黑" w:hint="eastAsia"/>
-          <w:lang w:eastAsia="zh-CN"/>
-        </w:rPr>
-        <w:t>把它变成一条能用的提醒。它从官网直接下载，两个平台都能装，数据都在自己电脑上，不用注册。</w:t>
+        <w:t>上都有安装包，提醒数据存在自己电脑上，不上传、不绑定账号。</w:t>
       </w:r>
     </w:p>
     <w:p>
@@ -1648,7 +1772,7 @@
           <w:sz w:val="24"/>
           <w:lang w:eastAsia="zh-CN"/>
         </w:rPr>
-        <w:t>【第 3 段】实现一：软件怎么搭的、怎么跑的（2:10 — 4:20）★重点 · P08—P14</w:t>
+        <w:t>【第 3 段】项目概述（1:20 — 2:40）· P07—P11</w:t>
       </w:r>
     </w:p>
     <w:p>
@@ -1669,30 +1793,14 @@
           <w:b/>
           <w:lang w:eastAsia="zh-CN"/>
         </w:rPr>
-        <w:t>（P08 章扉）</w:t>
-      </w:r>
-      <w:r>
-        <w:t xml:space="preserve"> </w:t>
+        <w:t>（P08）</w:t>
       </w:r>
       <w:r>
         <w:rPr>
           <w:rFonts w:ascii="微软雅黑" w:eastAsia="微软雅黑" w:hAnsi="微软雅黑" w:cs="微软雅黑" w:hint="eastAsia"/>
           <w:lang w:eastAsia="zh-CN"/>
         </w:rPr>
-        <w:t>这一章讲两件事：软件的结构怎么搭的，以及我是怎么用</w:t>
-      </w:r>
-      <w:r>
-        <w:t xml:space="preserve"> AI </w:t>
-      </w:r>
-      <w:r>
-        <w:rPr>
-          <w:rFonts w:ascii="微软雅黑" w:eastAsia="微软雅黑" w:hAnsi="微软雅黑" w:cs="微软雅黑" w:hint="eastAsia"/>
-          <w:lang w:eastAsia="zh-CN"/>
-        </w:rPr>
-        <w:t>工具把它做出来的。</w:t>
-      </w:r>
-      <w:r>
-        <w:t xml:space="preserve"> </w:t>
+        <w:t xml:space="preserve"> 一句话定义：</w:t>
       </w:r>
       <w:r>
         <w:rPr>
@@ -1700,7 +1808,85 @@
           <w:b/>
           <w:lang w:eastAsia="zh-CN"/>
         </w:rPr>
-        <w:t>（P09 架构图）</w:t>
+        <w:t>会听人话的桌面休息提醒工具</w:t>
+      </w:r>
+      <w:r>
+        <w:rPr>
+          <w:rFonts w:ascii="微软雅黑" w:eastAsia="微软雅黑" w:hAnsi="微软雅黑" w:cs="微软雅黑" w:hint="eastAsia"/>
+          <w:lang w:eastAsia="zh-CN"/>
+        </w:rPr>
+        <w:t>。说一句</w:t>
+      </w:r>
+      <w:r>
+        <w:t>"</w:t>
+      </w:r>
+      <w:r>
+        <w:rPr>
+          <w:rFonts w:ascii="微软雅黑" w:eastAsia="微软雅黑" w:hAnsi="微软雅黑" w:cs="微软雅黑" w:hint="eastAsia"/>
+          <w:lang w:eastAsia="zh-CN"/>
+        </w:rPr>
+        <w:t>每久坐</w:t>
+      </w:r>
+      <w:r>
+        <w:t xml:space="preserve"> 50 </w:t>
+      </w:r>
+      <w:r>
+        <w:rPr>
+          <w:rFonts w:ascii="微软雅黑" w:eastAsia="微软雅黑" w:hAnsi="微软雅黑" w:cs="微软雅黑" w:hint="eastAsia"/>
+          <w:lang w:eastAsia="zh-CN"/>
+        </w:rPr>
+        <w:t>分钟提醒我</w:t>
+      </w:r>
+      <w:r>
+        <w:t>"</w:t>
+      </w:r>
+      <w:r>
+        <w:rPr>
+          <w:rFonts w:ascii="微软雅黑" w:eastAsia="微软雅黑" w:hAnsi="微软雅黑" w:cs="微软雅黑" w:hint="eastAsia"/>
+          <w:lang w:eastAsia="zh-CN"/>
+        </w:rPr>
+        <w:t>，它就把提醒建好了，不用填表单。到点弹窗，可以推迟，也能顺带锁屏。它从官网直接下载，装上就能用。</w:t>
+      </w:r>
+      <w:r>
+        <w:t xml:space="preserve"> </w:t>
+      </w:r>
+      <w:r>
+        <w:rPr>
+          <w:rFonts w:ascii="微软雅黑" w:eastAsia="微软雅黑" w:hAnsi="微软雅黑" w:cs="微软雅黑" w:hint="eastAsia"/>
+          <w:b/>
+          <w:lang w:eastAsia="zh-CN"/>
+        </w:rPr>
+        <w:t>（P09）</w:t>
+      </w:r>
+      <w:r>
+        <w:rPr>
+          <w:rFonts w:ascii="微软雅黑" w:eastAsia="微软雅黑" w:hAnsi="微软雅黑" w:cs="微软雅黑" w:hint="eastAsia"/>
+          <w:lang w:eastAsia="zh-CN"/>
+        </w:rPr>
+        <w:t xml:space="preserve"> 软件一共五个入口：休息节律、时间锚点、智能体、偏好调校、本机数据。</w:t>
+      </w:r>
+      <w:r>
+        <w:rPr>
+          <w:rFonts w:ascii="微软雅黑" w:eastAsia="微软雅黑" w:hAnsi="微软雅黑" w:cs="微软雅黑" w:hint="eastAsia"/>
+          <w:b/>
+          <w:lang w:eastAsia="zh-CN"/>
+        </w:rPr>
+        <w:t>智能体，就是软件里那个帮你把话变成提醒的小助手</w:t>
+      </w:r>
+      <w:r>
+        <w:rPr>
+          <w:rFonts w:ascii="微软雅黑" w:eastAsia="微软雅黑" w:hAnsi="微软雅黑" w:cs="微软雅黑" w:hint="eastAsia"/>
+          <w:lang w:eastAsia="zh-CN"/>
+        </w:rPr>
+        <w:t xml:space="preserve">，这是它最核心的入口。 </w:t>
+      </w:r>
+      <w:r>
+        <w:rPr>
+          <w:rFonts w:ascii="微软雅黑" w:eastAsia="微软雅黑" w:hAnsi="微软雅黑" w:cs="微软雅黑" w:hint="eastAsia"/>
+          <w:b/>
+          <w:lang w:eastAsia="zh-CN"/>
+        </w:rPr>
+        <w:t>（P10 架构图）</w:t>
       </w:r>
       <w:r>
         <w:rPr>
@@ -1747,7 +1933,7 @@
           <w:rFonts w:ascii="微软雅黑" w:eastAsia="微软雅黑" w:hAnsi="微软雅黑" w:cs="微软雅黑" w:hint="eastAsia"/>
           <w:lang w:eastAsia="zh-CN"/>
         </w:rPr>
-        <w:t>（这一页是全篇唯一集中讲技术的地方：桌面外壳</w:t>
+        <w:t>（本页是全篇少数讲技术的地方：桌面外壳</w:t>
       </w:r>
       <w:r>
         <w:t xml:space="preserve"> Tauri 2</w:t>
@@ -1797,7 +1983,7 @@
           <w:rFonts w:ascii="微软雅黑" w:eastAsia="微软雅黑" w:hAnsi="微软雅黑" w:cs="微软雅黑" w:hint="eastAsia"/>
           <w:lang w:eastAsia="zh-CN"/>
         </w:rPr>
-        <w:t>两版；数据就存在你自己电脑的一个文件里，先写临时文件再替换，写到一半断电也不会坏。）</w:t>
+        <w:t>两版。）</w:t>
       </w:r>
       <w:r>
         <w:t xml:space="preserve"> </w:t>
@@ -1808,7 +1994,7 @@
           <w:b/>
           <w:lang w:eastAsia="zh-CN"/>
         </w:rPr>
-        <w:t>（P10 五步流程）</w:t>
+        <w:t>（P11 五步流程）</w:t>
       </w:r>
       <w:r>
         <w:t xml:space="preserve"> </w:t>
@@ -1869,197 +2055,77 @@
         <w:t>最后一步之前，一直有人把关。</w:t>
       </w:r>
       <w:r>
-        <w:t xml:space="preserve"> </w:t>
-      </w:r>
-      <w:r>
-        <w:rPr>
-          <w:rFonts w:ascii="微软雅黑" w:eastAsia="微软雅黑" w:hAnsi="微软雅黑" w:cs="微软雅黑" w:hint="eastAsia"/>
-          <w:b/>
-          <w:lang w:eastAsia="zh-CN"/>
-        </w:rPr>
-        <w:t>（P11）</w:t>
+        <w:t xml:space="preserve"> *</w:t>
       </w:r>
       <w:r>
         <w:rPr>
           <w:rFonts w:ascii="微软雅黑" w:eastAsia="微软雅黑" w:hAnsi="微软雅黑" w:cs="微软雅黑" w:hint="eastAsia"/>
           <w:lang w:eastAsia="zh-CN"/>
         </w:rPr>
-        <w:t xml:space="preserve"> 联网这条路：语序随便、说法自由，不用迁就关键词；等太久或者连不上会自动退回本机规则，不会卡住。 </w:t>
-      </w:r>
-      <w:r>
-        <w:rPr>
-          <w:rFonts w:ascii="微软雅黑" w:eastAsia="微软雅黑" w:hAnsi="微软雅黑" w:cs="微软雅黑" w:hint="eastAsia"/>
-          <w:b/>
-          <w:lang w:eastAsia="zh-CN"/>
-        </w:rPr>
-        <w:t>（P12）</w:t>
-      </w:r>
-      <w:r>
-        <w:t xml:space="preserve"> </w:t>
+        <w:t>（可选现场</w:t>
+      </w:r>
+      <w:r>
+        <w:t xml:space="preserve"> Demo</w:t>
       </w:r>
       <w:r>
         <w:rPr>
           <w:rFonts w:ascii="微软雅黑" w:eastAsia="微软雅黑" w:hAnsi="微软雅黑" w:cs="微软雅黑" w:hint="eastAsia"/>
           <w:lang w:eastAsia="zh-CN"/>
         </w:rPr>
-        <w:t>没网这条路：软件自带规则，</w:t>
-      </w:r>
-      <w:r>
-        <w:t>"</w:t>
+        <w:t>，</w:t>
+      </w:r>
+      <w:r>
+        <w:t xml:space="preserve">60—90 </w:t>
       </w:r>
       <w:r>
         <w:rPr>
           <w:rFonts w:ascii="微软雅黑" w:eastAsia="微软雅黑" w:hAnsi="微软雅黑" w:cs="微软雅黑" w:hint="eastAsia"/>
           <w:lang w:eastAsia="zh-CN"/>
         </w:rPr>
-        <w:t>每天下午三点提醒我喝水</w:t>
-      </w:r>
-      <w:r>
-        <w:t xml:space="preserve">""30 </w:t>
+        <w:t>秒：时间富余时在此插入，按</w:t>
+      </w:r>
+      <w:r>
+        <w:t>"</w:t>
       </w:r>
       <w:r>
         <w:rPr>
           <w:rFonts w:ascii="微软雅黑" w:eastAsia="微软雅黑" w:hAnsi="微软雅黑" w:cs="微软雅黑" w:hint="eastAsia"/>
           <w:lang w:eastAsia="zh-CN"/>
         </w:rPr>
-        <w:t>分钟后接水</w:t>
-      </w:r>
-      <w:r>
-        <w:t>""</w:t>
+        <w:t>演示操作对照表</w:t>
+      </w:r>
+      <w:r>
+        <w:t>"</w:t>
       </w:r>
       <w:r>
         <w:rPr>
           <w:rFonts w:ascii="微软雅黑" w:eastAsia="微软雅黑" w:hAnsi="微软雅黑" w:cs="微软雅黑" w:hint="eastAsia"/>
           <w:lang w:eastAsia="zh-CN"/>
         </w:rPr>
-        <w:t>每周一三五</w:t>
-      </w:r>
-      <w:r>
-        <w:t xml:space="preserve"> 17:30 </w:t>
+        <w:t>步骤</w:t>
+      </w:r>
+      <w:r>
+        <w:t xml:space="preserve"> 1—5 </w:t>
       </w:r>
       <w:r>
         <w:rPr>
           <w:rFonts w:ascii="微软雅黑" w:eastAsia="微软雅黑" w:hAnsi="微软雅黑" w:cs="微软雅黑" w:hint="eastAsia"/>
           <w:lang w:eastAsia="zh-CN"/>
         </w:rPr>
-        <w:t>锁屏</w:t>
-      </w:r>
-      <w:r>
-        <w:t>"</w:t>
+        <w:t>操作；时间紧就跳过，靠</w:t>
+      </w:r>
+      <w:r>
+        <w:t xml:space="preserve"> P20—P22 </w:t>
       </w:r>
       <w:r>
         <w:rPr>
           <w:rFonts w:ascii="微软雅黑" w:eastAsia="微软雅黑" w:hAnsi="微软雅黑" w:cs="微软雅黑" w:hint="eastAsia"/>
           <w:lang w:eastAsia="zh-CN"/>
         </w:rPr>
-        <w:t>这些日常说法照样能认。</w:t>
-      </w:r>
-      <w:r>
-        <w:rPr>
-          <w:rFonts w:ascii="微软雅黑" w:eastAsia="微软雅黑" w:hAnsi="微软雅黑" w:cs="微软雅黑" w:hint="eastAsia"/>
-          <w:b/>
-          <w:lang w:eastAsia="zh-CN"/>
-        </w:rPr>
-        <w:t>不用配任何东西，装完就是这个模式。</w:t>
-      </w:r>
-      <w:r>
-        <w:t xml:space="preserve"> </w:t>
-      </w:r>
-      <w:r>
-        <w:rPr>
-          <w:rFonts w:ascii="微软雅黑" w:eastAsia="微软雅黑" w:hAnsi="微软雅黑" w:cs="微软雅黑" w:hint="eastAsia"/>
-          <w:b/>
-          <w:lang w:eastAsia="zh-CN"/>
-        </w:rPr>
-        <w:t>（P13）</w:t>
-      </w:r>
-      <w:r>
-        <w:t xml:space="preserve"> </w:t>
-      </w:r>
-      <w:r>
-        <w:rPr>
-          <w:rFonts w:ascii="微软雅黑" w:eastAsia="微软雅黑" w:hAnsi="微软雅黑" w:cs="微软雅黑" w:hint="eastAsia"/>
-          <w:lang w:eastAsia="zh-CN"/>
-        </w:rPr>
-        <w:t>最关键的是中间那道检查：类型只认四种、时间必须是合法的时分、星期只能</w:t>
-      </w:r>
-      <w:r>
-        <w:t xml:space="preserve"> 0 </w:t>
-      </w:r>
-      <w:r>
-        <w:rPr>
-          <w:rFonts w:ascii="微软雅黑" w:eastAsia="微软雅黑" w:hAnsi="微软雅黑" w:cs="微软雅黑" w:hint="eastAsia"/>
-          <w:lang w:eastAsia="zh-CN"/>
-        </w:rPr>
-        <w:t>到</w:t>
-      </w:r>
-      <w:r>
-        <w:t xml:space="preserve"> 6</w:t>
-      </w:r>
-      <w:r>
-        <w:rPr>
-          <w:rFonts w:ascii="微软雅黑" w:eastAsia="微软雅黑" w:hAnsi="微软雅黑" w:cs="微软雅黑" w:hint="eastAsia"/>
-          <w:lang w:eastAsia="zh-CN"/>
-        </w:rPr>
-        <w:t>、系统操作只认锁屏关机重启</w:t>
-      </w:r>
-      <w:r>
-        <w:t>——</w:t>
-      </w:r>
-      <w:r>
-        <w:rPr>
-          <w:rFonts w:ascii="微软雅黑" w:eastAsia="微软雅黑" w:hAnsi="微软雅黑" w:cs="微软雅黑" w:hint="eastAsia"/>
-          <w:lang w:eastAsia="zh-CN"/>
-        </w:rPr>
-        <w:t>不合规的退回或丢掉。</w:t>
-      </w:r>
-      <w:r>
-        <w:rPr>
-          <w:rFonts w:ascii="微软雅黑" w:eastAsia="微软雅黑" w:hAnsi="微软雅黑" w:cs="微软雅黑" w:hint="eastAsia"/>
-          <w:b/>
-          <w:lang w:eastAsia="zh-CN"/>
-        </w:rPr>
-        <w:t>大模型只负责提建议，能不能写进去软件说了算。</w:t>
-      </w:r>
-      <w:r>
-        <w:rPr>
-          <w:rFonts w:ascii="微软雅黑" w:eastAsia="微软雅黑" w:hAnsi="微软雅黑" w:cs="微软雅黑" w:hint="eastAsia"/>
-          <w:lang w:eastAsia="zh-CN"/>
-        </w:rPr>
-        <w:t xml:space="preserve">而且结果会先摆成表单，你点确认才真的写入。 </w:t>
-      </w:r>
-      <w:r>
-        <w:rPr>
-          <w:rFonts w:ascii="微软雅黑" w:eastAsia="微软雅黑" w:hAnsi="微软雅黑" w:cs="微软雅黑" w:hint="eastAsia"/>
-          <w:b/>
-          <w:lang w:eastAsia="zh-CN"/>
-        </w:rPr>
-        <w:t>（P14）</w:t>
-      </w:r>
-      <w:r>
-        <w:rPr>
-          <w:rFonts w:ascii="微软雅黑" w:eastAsia="微软雅黑" w:hAnsi="微软雅黑" w:cs="微软雅黑" w:hint="eastAsia"/>
-          <w:lang w:eastAsia="zh-CN"/>
-        </w:rPr>
-        <w:t xml:space="preserve"> 到点是整屏弹窗，两个选择：稍后提醒，或者直接结束。</w:t>
-      </w:r>
-      <w:r>
-        <w:rPr>
-          <w:rFonts w:ascii="微软雅黑" w:eastAsia="微软雅黑" w:hAnsi="微软雅黑" w:cs="微软雅黑" w:hint="eastAsia"/>
-          <w:b/>
-          <w:lang w:eastAsia="zh-CN"/>
-        </w:rPr>
-        <w:t>如果带锁屏关机，会先倒数 60 秒，这期间随时能点掉</w:t>
-      </w:r>
-      <w:r>
-        <w:t>——</w:t>
-      </w:r>
-      <w:r>
-        <w:rPr>
-          <w:rFonts w:ascii="微软雅黑" w:eastAsia="微软雅黑" w:hAnsi="微软雅黑" w:cs="微软雅黑" w:hint="eastAsia"/>
-          <w:lang w:eastAsia="zh-CN"/>
-        </w:rPr>
-        <w:t>约束力有了，安全感也有。</w:t>
+        <w:t>截图兜底。）</w:t>
+      </w:r>
+      <w:r>
+        <w:t>*</w:t>
       </w:r>
     </w:p>
     <w:p>
@@ -2074,7 +2140,7 @@
           <w:sz w:val="24"/>
           <w:lang w:eastAsia="zh-CN"/>
         </w:rPr>
-        <w:t>【第 4 段】实现二：我是怎么用 AI 工具把它做出来的（4:20 — 6:10）★重点 · P15—P19</w:t>
+        <w:t>【第 4 段】目标用户群体（2:40 — 3:30）· P12—P15</w:t>
       </w:r>
     </w:p>
     <w:p>
@@ -2095,27 +2161,14 @@
           <w:b/>
           <w:lang w:eastAsia="zh-CN"/>
         </w:rPr>
-        <w:t>（P15）</w:t>
-      </w:r>
-      <w:r>
-        <w:t xml:space="preserve"> </w:t>
+        <w:t>（P13）</w:t>
       </w:r>
       <w:r>
         <w:rPr>
           <w:rFonts w:ascii="微软雅黑" w:eastAsia="微软雅黑" w:hAnsi="微软雅黑" w:cs="微软雅黑" w:hint="eastAsia"/>
           <w:lang w:eastAsia="zh-CN"/>
         </w:rPr>
-        <w:t>这个项目是一个人加</w:t>
-      </w:r>
-      <w:r>
-        <w:t xml:space="preserve"> AI </w:t>
-      </w:r>
-      <w:r>
-        <w:rPr>
-          <w:rFonts w:ascii="微软雅黑" w:eastAsia="微软雅黑" w:hAnsi="微软雅黑" w:cs="微软雅黑" w:hint="eastAsia"/>
-          <w:lang w:eastAsia="zh-CN"/>
-        </w:rPr>
-        <w:t>助手做出来的。分工很明确：</w:t>
+        <w:t xml:space="preserve"> 谁最需要它？第一类是在校生、备考族。备考、写论文、做实验，一坐一整天；有手机有电脑，却少一个提醒自己休息的。 </w:t>
       </w:r>
       <w:r>
         <w:rPr>
@@ -2123,24 +2176,14 @@
           <w:b/>
           <w:lang w:eastAsia="zh-CN"/>
         </w:rPr>
-        <w:t>我负责</w:t>
+        <w:t>（P14）</w:t>
       </w:r>
       <w:r>
         <w:rPr>
           <w:rFonts w:ascii="微软雅黑" w:eastAsia="微软雅黑" w:hAnsi="微软雅黑" w:cs="微软雅黑" w:hint="eastAsia"/>
           <w:lang w:eastAsia="zh-CN"/>
         </w:rPr>
-        <w:t>定需求、定结构、定规矩、定测试</w:t>
-      </w:r>
-      <w:r>
-        <w:t xml:space="preserve">——138 </w:t>
-      </w:r>
-      <w:r>
-        <w:rPr>
-          <w:rFonts w:ascii="微软雅黑" w:eastAsia="微软雅黑" w:hAnsi="微软雅黑" w:cs="微软雅黑" w:hint="eastAsia"/>
-          <w:lang w:eastAsia="zh-CN"/>
-        </w:rPr>
-        <w:t>项检查的题目是我出的；</w:t>
+        <w:t xml:space="preserve"> 第二类是久坐办公族：程序、文案、设计、运营。视疲劳、肩颈问题常年排在前面，他们要的是不打断、又能见效的提醒。 </w:t>
       </w:r>
       <w:r>
         <w:rPr>
@@ -2148,14 +2191,20 @@
           <w:b/>
           <w:lang w:eastAsia="zh-CN"/>
         </w:rPr>
-        <w:t>AI 负责</w:t>
+        <w:t>（P15）</w:t>
+      </w:r>
+      <w:r>
+        <w:t xml:space="preserve"> </w:t>
       </w:r>
       <w:r>
         <w:rPr>
           <w:rFonts w:ascii="微软雅黑" w:eastAsia="微软雅黑" w:hAnsi="微软雅黑" w:cs="微软雅黑" w:hint="eastAsia"/>
           <w:lang w:eastAsia="zh-CN"/>
         </w:rPr>
-        <w:t>写跨平台的实现代码、补两个系统的差异细节、打磨界面文案，出错时一起查原因。</w:t>
+        <w:t>这两类人群的规模和需求，我们都准备了调研数据支撑</w:t>
+      </w:r>
+      <w:r>
+        <w:t>——</w:t>
       </w:r>
       <w:r>
         <w:rPr>
@@ -2163,319 +2212,7 @@
           <w:b/>
           <w:lang w:eastAsia="zh-CN"/>
         </w:rPr>
-        <w:t>AI 写出来的每一行我都逐条看过，能不能留下由测试说了算。</w:t>
-      </w:r>
-      <w:r>
-        <w:t xml:space="preserve"> </w:t>
-      </w:r>
-      <w:r>
-        <w:rPr>
-          <w:rFonts w:ascii="微软雅黑" w:eastAsia="微软雅黑" w:hAnsi="微软雅黑" w:cs="微软雅黑" w:hint="eastAsia"/>
-          <w:b/>
-          <w:lang w:eastAsia="zh-CN"/>
-        </w:rPr>
-        <w:t>（P16）</w:t>
-      </w:r>
-      <w:r>
-        <w:rPr>
-          <w:rFonts w:ascii="微软雅黑" w:eastAsia="微软雅黑" w:hAnsi="微软雅黑" w:cs="微软雅黑" w:hint="eastAsia"/>
-          <w:lang w:eastAsia="zh-CN"/>
-        </w:rPr>
-        <w:t xml:space="preserve"> 用大模型最要紧的一件事是</w:t>
-      </w:r>
-      <w:r>
-        <w:rPr>
-          <w:rFonts w:ascii="微软雅黑" w:eastAsia="微软雅黑" w:hAnsi="微软雅黑" w:cs="微软雅黑" w:hint="eastAsia"/>
-          <w:b/>
-          <w:lang w:eastAsia="zh-CN"/>
-        </w:rPr>
-        <w:t>提示词</w:t>
-      </w:r>
-      <w:r>
-        <w:rPr>
-          <w:rFonts w:ascii="微软雅黑" w:eastAsia="微软雅黑" w:hAnsi="微软雅黑" w:cs="微软雅黑" w:hint="eastAsia"/>
-          <w:lang w:eastAsia="zh-CN"/>
-        </w:rPr>
-        <w:t>：先把输出格式约束死</w:t>
-      </w:r>
-      <w:r>
-        <w:t>——</w:t>
-      </w:r>
-      <w:r>
-        <w:rPr>
-          <w:rFonts w:ascii="微软雅黑" w:eastAsia="微软雅黑" w:hAnsi="微软雅黑" w:cs="微软雅黑" w:hint="eastAsia"/>
-          <w:lang w:eastAsia="zh-CN"/>
-        </w:rPr>
-        <w:t>只准输出类型、时间、重复、系统操作、标题这五样；再把随机性调低，同一句话多问几次结果必须一致；最后留退路，它多说的废话能挑出来，挑不出就退回本机规则。</w:t>
-      </w:r>
-      <w:r>
-        <w:rPr>
-          <w:rFonts w:ascii="微软雅黑" w:eastAsia="微软雅黑" w:hAnsi="微软雅黑" w:cs="微软雅黑" w:hint="eastAsia"/>
-          <w:b/>
-          <w:lang w:eastAsia="zh-CN"/>
-        </w:rPr>
-        <w:t>顺序不能反：先有固定格式，才谈得上让它理解。</w:t>
-      </w:r>
-      <w:r>
-        <w:t xml:space="preserve"> </w:t>
-      </w:r>
-      <w:r>
-        <w:rPr>
-          <w:rFonts w:ascii="微软雅黑" w:eastAsia="微软雅黑" w:hAnsi="微软雅黑" w:cs="微软雅黑" w:hint="eastAsia"/>
-          <w:b/>
-          <w:lang w:eastAsia="zh-CN"/>
-        </w:rPr>
-        <w:t>（P17）</w:t>
-      </w:r>
-      <w:r>
-        <w:t xml:space="preserve"> </w:t>
-      </w:r>
-      <w:r>
-        <w:rPr>
-          <w:rFonts w:ascii="微软雅黑" w:eastAsia="微软雅黑" w:hAnsi="微软雅黑" w:cs="微软雅黑" w:hint="eastAsia"/>
-          <w:lang w:eastAsia="zh-CN"/>
-        </w:rPr>
-        <w:t>模型选型上我们不绑死一家：接口用通用格式，想换就改</w:t>
-      </w:r>
-      <w:r>
-        <w:t>"</w:t>
-      </w:r>
-      <w:r>
-        <w:rPr>
-          <w:rFonts w:ascii="微软雅黑" w:eastAsia="微软雅黑" w:hAnsi="微软雅黑" w:cs="微软雅黑" w:hint="eastAsia"/>
-          <w:lang w:eastAsia="zh-CN"/>
-        </w:rPr>
-        <w:t>地址</w:t>
-      </w:r>
-      <w:r>
-        <w:t>"</w:t>
-      </w:r>
-      <w:r>
-        <w:rPr>
-          <w:rFonts w:ascii="微软雅黑" w:eastAsia="微软雅黑" w:hAnsi="微软雅黑" w:cs="微软雅黑" w:hint="eastAsia"/>
-          <w:lang w:eastAsia="zh-CN"/>
-        </w:rPr>
-        <w:t>和</w:t>
-      </w:r>
-      <w:r>
-        <w:t>"</w:t>
-      </w:r>
-      <w:r>
-        <w:rPr>
-          <w:rFonts w:ascii="微软雅黑" w:eastAsia="微软雅黑" w:hAnsi="微软雅黑" w:cs="微软雅黑" w:hint="eastAsia"/>
-          <w:lang w:eastAsia="zh-CN"/>
-        </w:rPr>
-        <w:t>模型名</w:t>
-      </w:r>
-      <w:r>
-        <w:t>"</w:t>
-      </w:r>
-      <w:r>
-        <w:rPr>
-          <w:rFonts w:ascii="微软雅黑" w:eastAsia="微软雅黑" w:hAnsi="微软雅黑" w:cs="微软雅黑" w:hint="eastAsia"/>
-          <w:lang w:eastAsia="zh-CN"/>
-        </w:rPr>
-        <w:t>两格，不用动代码，</w:t>
-      </w:r>
-      <w:r>
-        <w:rPr>
-          <w:rFonts w:ascii="微软雅黑" w:eastAsia="微软雅黑" w:hAnsi="微软雅黑" w:cs="微软雅黑" w:hint="eastAsia"/>
-          <w:b/>
-          <w:lang w:eastAsia="zh-CN"/>
-        </w:rPr>
-        <w:t>不填也完全能用</w:t>
-      </w:r>
-      <w:r>
-        <w:rPr>
-          <w:rFonts w:ascii="微软雅黑" w:eastAsia="微软雅黑" w:hAnsi="微软雅黑" w:cs="微软雅黑" w:hint="eastAsia"/>
-          <w:lang w:eastAsia="zh-CN"/>
-        </w:rPr>
-        <w:t xml:space="preserve">，密钥只存本机。 </w:t>
-      </w:r>
-      <w:r>
-        <w:rPr>
-          <w:rFonts w:ascii="微软雅黑" w:eastAsia="微软雅黑" w:hAnsi="微软雅黑" w:cs="微软雅黑" w:hint="eastAsia"/>
-          <w:b/>
-          <w:lang w:eastAsia="zh-CN"/>
-        </w:rPr>
-        <w:t>（P18 真实案例，建议放慢）</w:t>
-      </w:r>
-      <w:r>
-        <w:t xml:space="preserve"> </w:t>
-      </w:r>
-      <w:r>
-        <w:rPr>
-          <w:rFonts w:ascii="微软雅黑" w:eastAsia="微软雅黑" w:hAnsi="微软雅黑" w:cs="微软雅黑" w:hint="eastAsia"/>
-          <w:lang w:eastAsia="zh-CN"/>
-        </w:rPr>
-        <w:t>举个真实的返工。我说</w:t>
-      </w:r>
-      <w:r>
-        <w:t>"</w:t>
-      </w:r>
-      <w:r>
-        <w:rPr>
-          <w:rFonts w:ascii="微软雅黑" w:eastAsia="微软雅黑" w:hAnsi="微软雅黑" w:cs="微软雅黑" w:hint="eastAsia"/>
-          <w:lang w:eastAsia="zh-CN"/>
-        </w:rPr>
-        <w:t>三十分钟后锁屏</w:t>
-      </w:r>
-      <w:r>
-        <w:t>"</w:t>
-      </w:r>
-      <w:r>
-        <w:rPr>
-          <w:rFonts w:ascii="微软雅黑" w:eastAsia="微软雅黑" w:hAnsi="微软雅黑" w:cs="微软雅黑" w:hint="eastAsia"/>
-          <w:lang w:eastAsia="zh-CN"/>
-        </w:rPr>
-        <w:t>，它被排到了第二天早上</w:t>
-      </w:r>
-      <w:r>
-        <w:t xml:space="preserve"> 9 </w:t>
-      </w:r>
-      <w:r>
-        <w:rPr>
-          <w:rFonts w:ascii="微软雅黑" w:eastAsia="微软雅黑" w:hAnsi="微软雅黑" w:cs="微软雅黑" w:hint="eastAsia"/>
-          <w:lang w:eastAsia="zh-CN"/>
-        </w:rPr>
-        <w:t>点。定位下来是：代码只认阿拉伯数字，</w:t>
-      </w:r>
-      <w:r>
-        <w:t>"</w:t>
-      </w:r>
-      <w:r>
-        <w:rPr>
-          <w:rFonts w:ascii="微软雅黑" w:eastAsia="微软雅黑" w:hAnsi="微软雅黑" w:cs="微软雅黑" w:hint="eastAsia"/>
-          <w:lang w:eastAsia="zh-CN"/>
-        </w:rPr>
-        <w:t>三十</w:t>
-      </w:r>
-      <w:r>
-        <w:t>"</w:t>
-      </w:r>
-      <w:r>
-        <w:rPr>
-          <w:rFonts w:ascii="微软雅黑" w:eastAsia="微软雅黑" w:hAnsi="微软雅黑" w:cs="微软雅黑" w:hint="eastAsia"/>
-          <w:lang w:eastAsia="zh-CN"/>
-        </w:rPr>
-        <w:t>取不到，就当成没说时间。改法是按</w:t>
-      </w:r>
-      <w:r>
-        <w:t>"</w:t>
-      </w:r>
-      <w:r>
-        <w:rPr>
-          <w:rFonts w:ascii="微软雅黑" w:eastAsia="微软雅黑" w:hAnsi="微软雅黑" w:cs="微软雅黑" w:hint="eastAsia"/>
-          <w:lang w:eastAsia="zh-CN"/>
-        </w:rPr>
-        <w:t>数量词</w:t>
-      </w:r>
-      <w:r>
-        <w:t xml:space="preserve"> + </w:t>
-      </w:r>
-      <w:r>
-        <w:rPr>
-          <w:rFonts w:ascii="微软雅黑" w:eastAsia="微软雅黑" w:hAnsi="微软雅黑" w:cs="微软雅黑" w:hint="eastAsia"/>
-          <w:lang w:eastAsia="zh-CN"/>
-        </w:rPr>
-        <w:t>单位</w:t>
-      </w:r>
-      <w:r>
-        <w:t xml:space="preserve"> + </w:t>
-      </w:r>
-      <w:r>
-        <w:rPr>
-          <w:rFonts w:ascii="微软雅黑" w:eastAsia="微软雅黑" w:hAnsi="微软雅黑" w:cs="微软雅黑" w:hint="eastAsia"/>
-          <w:lang w:eastAsia="zh-CN"/>
-        </w:rPr>
-        <w:t>后</w:t>
-      </w:r>
-      <w:r>
-        <w:t>"</w:t>
-      </w:r>
-      <w:r>
-        <w:rPr>
-          <w:rFonts w:ascii="微软雅黑" w:eastAsia="微软雅黑" w:hAnsi="微软雅黑" w:cs="微软雅黑" w:hint="eastAsia"/>
-          <w:lang w:eastAsia="zh-CN"/>
-        </w:rPr>
-        <w:t>来扫，中文数字也能认；修完再补一条测试专门盯这个偏移分钟数。顺带还揪出两个隐患：日期里的</w:t>
-      </w:r>
-      <w:r>
-        <w:t>"</w:t>
-      </w:r>
-      <w:r>
-        <w:rPr>
-          <w:rFonts w:ascii="微软雅黑" w:eastAsia="微软雅黑" w:hAnsi="微软雅黑" w:cs="微软雅黑" w:hint="eastAsia"/>
-          <w:lang w:eastAsia="zh-CN"/>
-        </w:rPr>
-        <w:t>号</w:t>
-      </w:r>
-      <w:r>
-        <w:t>""</w:t>
-      </w:r>
-      <w:r>
-        <w:rPr>
-          <w:rFonts w:ascii="微软雅黑" w:eastAsia="微软雅黑" w:hAnsi="微软雅黑" w:cs="微软雅黑" w:hint="eastAsia"/>
-          <w:lang w:eastAsia="zh-CN"/>
-        </w:rPr>
-        <w:t>日</w:t>
-      </w:r>
-      <w:r>
-        <w:t>"</w:t>
-      </w:r>
-      <w:r>
-        <w:rPr>
-          <w:rFonts w:ascii="微软雅黑" w:eastAsia="微软雅黑" w:hAnsi="微软雅黑" w:cs="微软雅黑" w:hint="eastAsia"/>
-          <w:lang w:eastAsia="zh-CN"/>
-        </w:rPr>
-        <w:t>是三字节，取字符会越界崩溃；相对时长的半截词会留在标题里。</w:t>
-      </w:r>
-      <w:r>
-        <w:rPr>
-          <w:rFonts w:ascii="微软雅黑" w:eastAsia="微软雅黑" w:hAnsi="微软雅黑" w:cs="微软雅黑" w:hint="eastAsia"/>
-          <w:b/>
-          <w:lang w:eastAsia="zh-CN"/>
-        </w:rPr>
-        <w:t>AI 写的代码，也要靠调试和测试才敢用。</w:t>
-      </w:r>
-      <w:r>
-        <w:t xml:space="preserve"> </w:t>
-      </w:r>
-      <w:r>
-        <w:rPr>
-          <w:rFonts w:ascii="微软雅黑" w:eastAsia="微软雅黑" w:hAnsi="微软雅黑" w:cs="微软雅黑" w:hint="eastAsia"/>
-          <w:b/>
-          <w:lang w:eastAsia="zh-CN"/>
-        </w:rPr>
-        <w:t>（P19）</w:t>
-      </w:r>
-      <w:r>
-        <w:t xml:space="preserve"> </w:t>
-      </w:r>
-      <w:r>
-        <w:rPr>
-          <w:rFonts w:ascii="微软雅黑" w:eastAsia="微软雅黑" w:hAnsi="微软雅黑" w:cs="微软雅黑" w:hint="eastAsia"/>
-          <w:lang w:eastAsia="zh-CN"/>
-        </w:rPr>
-        <w:t>所以最后是这套检查：界面逻辑和核心逻辑分开跑，每次改动全量重跑；故意喂一堆乱七八糟的字段，验证全被挡下；修一个</w:t>
-      </w:r>
-      <w:r>
-        <w:t xml:space="preserve"> bug </w:t>
-      </w:r>
-      <w:r>
-        <w:rPr>
-          <w:rFonts w:ascii="微软雅黑" w:eastAsia="微软雅黑" w:hAnsi="微软雅黑" w:cs="微软雅黑" w:hint="eastAsia"/>
-          <w:lang w:eastAsia="zh-CN"/>
-        </w:rPr>
-        <w:t>就补一条测试。</w:t>
-      </w:r>
-      <w:r>
-        <w:rPr>
-          <w:rFonts w:ascii="微软雅黑" w:eastAsia="微软雅黑" w:hAnsi="微软雅黑" w:cs="微软雅黑" w:hint="eastAsia"/>
-          <w:b/>
-          <w:lang w:eastAsia="zh-CN"/>
-        </w:rPr>
-        <w:t>AI 写得快，但敢不敢用，是测试说了算。</w:t>
+        <w:t>（指向数据图）这里放的是我们的问卷结果，具体数字以调研报告为准。</w:t>
       </w:r>
     </w:p>
     <w:p>
@@ -2490,7 +2227,7 @@
           <w:sz w:val="24"/>
           <w:lang w:eastAsia="zh-CN"/>
         </w:rPr>
-        <w:t>【第 5 段】成果：六段成品演示（6:10 — 8:00）★重点 · P20—P27</w:t>
+        <w:t>【第 5 段】智能体开发过程（3:30 — 6:00）★重点 · P16—P23</w:t>
       </w:r>
     </w:p>
     <w:p>
@@ -2511,14 +2248,27 @@
           <w:b/>
           <w:lang w:eastAsia="zh-CN"/>
         </w:rPr>
-        <w:t>（P20 章扉）</w:t>
+        <w:t>（P17 分工）</w:t>
+      </w:r>
+      <w:r>
+        <w:t xml:space="preserve"> </w:t>
       </w:r>
       <w:r>
         <w:rPr>
           <w:rFonts w:ascii="微软雅黑" w:eastAsia="微软雅黑" w:hAnsi="微软雅黑" w:cs="微软雅黑" w:hint="eastAsia"/>
           <w:lang w:eastAsia="zh-CN"/>
         </w:rPr>
-        <w:t xml:space="preserve"> 下面看它现在长什么样、好不好用。 </w:t>
+        <w:t>这个项目是一个人加</w:t>
+      </w:r>
+      <w:r>
+        <w:t xml:space="preserve"> AI </w:t>
+      </w:r>
+      <w:r>
+        <w:rPr>
+          <w:rFonts w:ascii="微软雅黑" w:eastAsia="微软雅黑" w:hAnsi="微软雅黑" w:cs="微软雅黑" w:hint="eastAsia"/>
+          <w:lang w:eastAsia="zh-CN"/>
+        </w:rPr>
+        <w:t>助手做出来的。分工很明确：</w:t>
       </w:r>
       <w:r>
         <w:rPr>
@@ -2526,14 +2276,24 @@
           <w:b/>
           <w:lang w:eastAsia="zh-CN"/>
         </w:rPr>
-        <w:t>（P21，配合真实软件）</w:t>
+        <w:t>我负责</w:t>
       </w:r>
       <w:r>
         <w:rPr>
           <w:rFonts w:ascii="微软雅黑" w:eastAsia="微软雅黑" w:hAnsi="微软雅黑" w:cs="微软雅黑" w:hint="eastAsia"/>
           <w:lang w:eastAsia="zh-CN"/>
         </w:rPr>
-        <w:t xml:space="preserve"> 打开就五个入口：休息节律、时间锚点、智能体、偏好调校、关于，各管一件事。 </w:t>
+        <w:t>定方向和边界、设计数据结构和交互、做关键判断、跑测试把关</w:t>
+      </w:r>
+      <w:r>
+        <w:t xml:space="preserve">——138 </w:t>
+      </w:r>
+      <w:r>
+        <w:rPr>
+          <w:rFonts w:ascii="微软雅黑" w:eastAsia="微软雅黑" w:hAnsi="微软雅黑" w:cs="微软雅黑" w:hint="eastAsia"/>
+          <w:lang w:eastAsia="zh-CN"/>
+        </w:rPr>
+        <w:t>项检查的题目是我出的；</w:t>
       </w:r>
       <w:r>
         <w:rPr>
@@ -2541,47 +2301,14 @@
           <w:b/>
           <w:lang w:eastAsia="zh-CN"/>
         </w:rPr>
-        <w:t>（P22，现场操作）</w:t>
-      </w:r>
-      <w:r>
-        <w:t xml:space="preserve"> </w:t>
+        <w:t>AI 负责</w:t>
       </w:r>
       <w:r>
         <w:rPr>
           <w:rFonts w:ascii="微软雅黑" w:eastAsia="微软雅黑" w:hAnsi="微软雅黑" w:cs="微软雅黑" w:hint="eastAsia"/>
           <w:lang w:eastAsia="zh-CN"/>
         </w:rPr>
-        <w:t>我演示一遍。这是智能体页，当前本机引擎模式。输入</w:t>
-      </w:r>
-      <w:r>
-        <w:t>"</w:t>
-      </w:r>
-      <w:r>
-        <w:rPr>
-          <w:rFonts w:ascii="微软雅黑" w:eastAsia="微软雅黑" w:hAnsi="微软雅黑" w:cs="微软雅黑" w:hint="eastAsia"/>
-          <w:lang w:eastAsia="zh-CN"/>
-        </w:rPr>
-        <w:t>每周一三五下午三点半提醒我站起来活动，顺便锁屏</w:t>
-      </w:r>
-      <w:r>
-        <w:t>"——</w:t>
-      </w:r>
-      <w:r>
-        <w:rPr>
-          <w:rFonts w:ascii="微软雅黑" w:eastAsia="微软雅黑" w:hAnsi="微软雅黑" w:cs="微软雅黑" w:hint="eastAsia"/>
-          <w:lang w:eastAsia="zh-CN"/>
-        </w:rPr>
-        <w:t>就这一句。点解析：类型每周、时间</w:t>
-      </w:r>
-      <w:r>
-        <w:t xml:space="preserve"> 15:30</w:t>
-      </w:r>
-      <w:r>
-        <w:rPr>
-          <w:rFonts w:ascii="微软雅黑" w:eastAsia="微软雅黑" w:hAnsi="微软雅黑" w:cs="微软雅黑" w:hint="eastAsia"/>
-          <w:lang w:eastAsia="zh-CN"/>
-        </w:rPr>
-        <w:t>、周一三五、附加锁屏，旁边标了结果来源。点加入，自动跳到锚点页，这条提醒已经能用了。</w:t>
+        <w:t>写代码和界面、起草文档文案、查资料给建议。</w:t>
       </w:r>
       <w:r>
         <w:rPr>
@@ -2589,7 +2316,7 @@
           <w:b/>
           <w:lang w:eastAsia="zh-CN"/>
         </w:rPr>
-        <w:t>全程没填过一张表单。</w:t>
+        <w:t>AI 写出来的每一行我都逐条看过，能不能留下由测试说了算。</w:t>
       </w:r>
       <w:r>
         <w:t xml:space="preserve"> </w:t>
@@ -2600,14 +2327,14 @@
           <w:b/>
           <w:lang w:eastAsia="zh-CN"/>
         </w:rPr>
-        <w:t>（P23）</w:t>
+        <w:t>（P18 提示词）</w:t>
       </w:r>
       <w:r>
         <w:rPr>
           <w:rFonts w:ascii="微软雅黑" w:eastAsia="微软雅黑" w:hAnsi="微软雅黑" w:cs="微软雅黑" w:hint="eastAsia"/>
           <w:lang w:eastAsia="zh-CN"/>
         </w:rPr>
-        <w:t xml:space="preserve"> 到点是整个屏幕挡一下，中间是你自己写的那句话；底图、配色、字号都能换，改的时候能实时预览。关掉后缩回托盘继续计时，不打扰你。 </w:t>
+        <w:t xml:space="preserve"> 用大模型最要紧的一件事是</w:t>
       </w:r>
       <w:r>
         <w:rPr>
@@ -2615,30 +2342,24 @@
           <w:b/>
           <w:lang w:eastAsia="zh-CN"/>
         </w:rPr>
-        <w:t>（P24）</w:t>
-      </w:r>
-      <w:r>
-        <w:t xml:space="preserve"> </w:t>
+        <w:t>提示词</w:t>
       </w:r>
       <w:r>
         <w:rPr>
           <w:rFonts w:ascii="微软雅黑" w:eastAsia="微软雅黑" w:hAnsi="微软雅黑" w:cs="微软雅黑" w:hint="eastAsia"/>
           <w:lang w:eastAsia="zh-CN"/>
         </w:rPr>
-        <w:t>带锁屏关机时，右下角先倒数</w:t>
-      </w:r>
-      <w:r>
-        <w:t xml:space="preserve"> 60 </w:t>
+        <w:t>：先把输出格式约束死</w:t>
+      </w:r>
+      <w:r>
+        <w:t>——</w:t>
       </w:r>
       <w:r>
         <w:rPr>
           <w:rFonts w:ascii="微软雅黑" w:eastAsia="微软雅黑" w:hAnsi="微软雅黑" w:cs="微软雅黑" w:hint="eastAsia"/>
           <w:lang w:eastAsia="zh-CN"/>
         </w:rPr>
-        <w:t>秒，这期间随时能点掉；执行失败弹窗会留着让你重试。</w:t>
-      </w:r>
-      <w:r>
-        <w:t xml:space="preserve"> </w:t>
+        <w:t>只准输出类型、时间、重复、系统操作这几样；再让模型去理解自然语言；最后结果永远过一遍校验层。</w:t>
       </w:r>
       <w:r>
         <w:rPr>
@@ -2646,47 +2367,7 @@
           <w:b/>
           <w:lang w:eastAsia="zh-CN"/>
         </w:rPr>
-        <w:t>（P25）</w:t>
-      </w:r>
-      <w:r>
-        <w:t xml:space="preserve"> </w:t>
-      </w:r>
-      <w:r>
-        <w:rPr>
-          <w:rFonts w:ascii="微软雅黑" w:eastAsia="微软雅黑" w:hAnsi="微软雅黑" w:cs="微软雅黑" w:hint="eastAsia"/>
-          <w:lang w:eastAsia="zh-CN"/>
-        </w:rPr>
-        <w:t>平时还有两件事：休息节律默认每</w:t>
-      </w:r>
-      <w:r>
-        <w:t xml:space="preserve"> 40 </w:t>
-      </w:r>
-      <w:r>
-        <w:rPr>
-          <w:rFonts w:ascii="微软雅黑" w:eastAsia="微软雅黑" w:hAnsi="微软雅黑" w:cs="微软雅黑" w:hint="eastAsia"/>
-          <w:lang w:eastAsia="zh-CN"/>
-        </w:rPr>
-        <w:t>分钟提醒一次，间隔和提示语随时改；不知道该干嘛时点</w:t>
-      </w:r>
-      <w:r>
-        <w:t>"</w:t>
-      </w:r>
-      <w:r>
-        <w:rPr>
-          <w:rFonts w:ascii="微软雅黑" w:eastAsia="微软雅黑" w:hAnsi="微软雅黑" w:cs="微软雅黑" w:hint="eastAsia"/>
-          <w:lang w:eastAsia="zh-CN"/>
-        </w:rPr>
-        <w:t>换个建议</w:t>
-      </w:r>
-      <w:r>
-        <w:t>"</w:t>
-      </w:r>
-      <w:r>
-        <w:rPr>
-          <w:rFonts w:ascii="微软雅黑" w:eastAsia="微软雅黑" w:hAnsi="微软雅黑" w:cs="微软雅黑" w:hint="eastAsia"/>
-          <w:lang w:eastAsia="zh-CN"/>
-        </w:rPr>
-        <w:t>，它按你的间隔和已提醒次数，给一句能马上做的事。</w:t>
+        <w:t>顺序不能反：先有固定格式，才谈得上让它理解。</w:t>
       </w:r>
       <w:r>
         <w:t xml:space="preserve"> </w:t>
@@ -2697,7 +2378,7 @@
           <w:b/>
           <w:lang w:eastAsia="zh-CN"/>
         </w:rPr>
-        <w:t>（P26，现场断网）</w:t>
+        <w:t>（P19 模型选型）</w:t>
       </w:r>
       <w:r>
         <w:t xml:space="preserve"> </w:t>
@@ -2707,27 +2388,47 @@
           <w:rFonts w:ascii="微软雅黑" w:eastAsia="微软雅黑" w:hAnsi="微软雅黑" w:cs="微软雅黑" w:hint="eastAsia"/>
           <w:lang w:eastAsia="zh-CN"/>
         </w:rPr>
-        <w:t>再说大家关心的：没网怎么办？我现在把</w:t>
-      </w:r>
-      <w:r>
-        <w:t xml:space="preserve"> Wi-Fi </w:t>
+        <w:t>模型上我们不绑死一家：接口用通用格式，想换就改</w:t>
+      </w:r>
+      <w:r>
+        <w:t>"</w:t>
       </w:r>
       <w:r>
         <w:rPr>
           <w:rFonts w:ascii="微软雅黑" w:eastAsia="微软雅黑" w:hAnsi="微软雅黑" w:cs="微软雅黑" w:hint="eastAsia"/>
           <w:lang w:eastAsia="zh-CN"/>
         </w:rPr>
-        <w:t>关掉</w:t>
-      </w:r>
-      <w:r>
-        <w:t>——</w:t>
+        <w:t>地址</w:t>
+      </w:r>
+      <w:r>
+        <w:t>"</w:t>
       </w:r>
       <w:r>
         <w:rPr>
           <w:rFonts w:ascii="微软雅黑" w:eastAsia="微软雅黑" w:hAnsi="微软雅黑" w:cs="微软雅黑" w:hint="eastAsia"/>
           <w:lang w:eastAsia="zh-CN"/>
         </w:rPr>
-        <w:t>再解析一次，</w:t>
+        <w:t>和</w:t>
+      </w:r>
+      <w:r>
+        <w:t>"</w:t>
+      </w:r>
+      <w:r>
+        <w:rPr>
+          <w:rFonts w:ascii="微软雅黑" w:eastAsia="微软雅黑" w:hAnsi="微软雅黑" w:cs="微软雅黑" w:hint="eastAsia"/>
+          <w:lang w:eastAsia="zh-CN"/>
+        </w:rPr>
+        <w:t>模型名</w:t>
+      </w:r>
+      <w:r>
+        <w:t>"</w:t>
+      </w:r>
+      <w:r>
+        <w:rPr>
+          <w:rFonts w:ascii="微软雅黑" w:eastAsia="微软雅黑" w:hAnsi="微软雅黑" w:cs="微软雅黑" w:hint="eastAsia"/>
+          <w:lang w:eastAsia="zh-CN"/>
+        </w:rPr>
+        <w:t>两格，不用动代码，</w:t>
       </w:r>
       <w:r>
         <w:rPr>
@@ -2735,34 +2436,14 @@
           <w:b/>
           <w:lang w:eastAsia="zh-CN"/>
         </w:rPr>
-        <w:t>还能用</w:t>
+        <w:t>不填也完全能用</w:t>
       </w:r>
       <w:r>
         <w:rPr>
           <w:rFonts w:ascii="微软雅黑" w:eastAsia="微软雅黑" w:hAnsi="微软雅黑" w:cs="微软雅黑" w:hint="eastAsia"/>
           <w:lang w:eastAsia="zh-CN"/>
         </w:rPr>
-        <w:t>。它会提示</w:t>
-      </w:r>
-      <w:r>
-        <w:t>"</w:t>
-      </w:r>
-      <w:r>
-        <w:rPr>
-          <w:rFonts w:ascii="微软雅黑" w:eastAsia="微软雅黑" w:hAnsi="微软雅黑" w:cs="微软雅黑" w:hint="eastAsia"/>
-          <w:lang w:eastAsia="zh-CN"/>
-        </w:rPr>
-        <w:t>云端不可用，已自动切换本机规则引擎</w:t>
-      </w:r>
-      <w:r>
-        <w:t>"</w:t>
-      </w:r>
-      <w:r>
-        <w:rPr>
-          <w:rFonts w:ascii="微软雅黑" w:eastAsia="微软雅黑" w:hAnsi="微软雅黑" w:cs="微软雅黑" w:hint="eastAsia"/>
-          <w:lang w:eastAsia="zh-CN"/>
-        </w:rPr>
-        <w:t>。想更聪明就填三个格子：地址、模型名、密钥，不用写代码。</w:t>
+        <w:t xml:space="preserve">，密钥只存本机。 </w:t>
       </w:r>
       <w:r>
         <w:rPr>
@@ -2770,10 +2451,37 @@
           <w:b/>
           <w:lang w:eastAsia="zh-CN"/>
         </w:rPr>
-        <w:t>接上了更聪明，不接照样好用。</w:t>
+        <w:t>（P20 通道一）</w:t>
       </w:r>
       <w:r>
         <w:t xml:space="preserve"> </w:t>
+      </w:r>
+      <w:r>
+        <w:rPr>
+          <w:rFonts w:ascii="微软雅黑" w:eastAsia="微软雅黑" w:hAnsi="微软雅黑" w:cs="微软雅黑" w:hint="eastAsia"/>
+          <w:lang w:eastAsia="zh-CN"/>
+        </w:rPr>
+        <w:t>联网这条路：语序随便、说法自由，</w:t>
+      </w:r>
+      <w:r>
+        <w:t>"</w:t>
+      </w:r>
+      <w:r>
+        <w:rPr>
+          <w:rFonts w:ascii="微软雅黑" w:eastAsia="微软雅黑" w:hAnsi="微软雅黑" w:cs="微软雅黑" w:hint="eastAsia"/>
+          <w:lang w:eastAsia="zh-CN"/>
+        </w:rPr>
+        <w:t>周五下午提醒我站起来走走</w:t>
+      </w:r>
+      <w:r>
+        <w:t>"</w:t>
+      </w:r>
+      <w:r>
+        <w:rPr>
+          <w:rFonts w:ascii="微软雅黑" w:eastAsia="微软雅黑" w:hAnsi="微软雅黑" w:cs="微软雅黑" w:hint="eastAsia"/>
+          <w:lang w:eastAsia="zh-CN"/>
+        </w:rPr>
+        <w:t>也能接住；等太久或者连不上会自动退回本机规则，不会卡住。</w:t>
       </w:r>
       <w:r>
         <w:rPr>
@@ -2781,14 +2489,10 @@
           <w:b/>
           <w:lang w:eastAsia="zh-CN"/>
         </w:rPr>
-        <w:t>（P27）</w:t>
-      </w:r>
-      <w:r>
-        <w:rPr>
-          <w:rFonts w:ascii="微软雅黑" w:eastAsia="微软雅黑" w:hAnsi="微软雅黑" w:cs="微软雅黑" w:hint="eastAsia"/>
-          <w:lang w:eastAsia="zh-CN"/>
-        </w:rPr>
-        <w:t xml:space="preserve"> 用数字收尾：</w:t>
+        <w:t>它只提建议，下决定的是你。</w:t>
+      </w:r>
+      <w:r>
+        <w:t xml:space="preserve"> </w:t>
       </w:r>
       <w:r>
         <w:rPr>
@@ -2796,47 +2500,57 @@
           <w:b/>
           <w:lang w:eastAsia="zh-CN"/>
         </w:rPr>
-        <w:t>138 项自动检查全部通过</w:t>
+        <w:t>（P21 通道二）</w:t>
+      </w:r>
+      <w:r>
+        <w:t xml:space="preserve"> </w:t>
       </w:r>
       <w:r>
         <w:rPr>
           <w:rFonts w:ascii="微软雅黑" w:eastAsia="微软雅黑" w:hAnsi="微软雅黑" w:cs="微软雅黑" w:hint="eastAsia"/>
           <w:lang w:eastAsia="zh-CN"/>
         </w:rPr>
-        <w:t>（界面</w:t>
-      </w:r>
-      <w:r>
-        <w:t xml:space="preserve"> 77 + </w:t>
+        <w:t>没网这条路：软件自带规则，</w:t>
+      </w:r>
+      <w:r>
+        <w:t xml:space="preserve">"30 </w:t>
       </w:r>
       <w:r>
         <w:rPr>
           <w:rFonts w:ascii="微软雅黑" w:eastAsia="微软雅黑" w:hAnsi="微软雅黑" w:cs="微软雅黑" w:hint="eastAsia"/>
           <w:lang w:eastAsia="zh-CN"/>
         </w:rPr>
-        <w:t>核心</w:t>
-      </w:r>
-      <w:r>
-        <w:t xml:space="preserve"> 61</w:t>
+        <w:t>分钟后接水</w:t>
+      </w:r>
+      <w:r>
+        <w:t>""</w:t>
       </w:r>
       <w:r>
         <w:rPr>
           <w:rFonts w:ascii="微软雅黑" w:eastAsia="微软雅黑" w:hAnsi="微软雅黑" w:cs="微软雅黑" w:hint="eastAsia"/>
           <w:lang w:eastAsia="zh-CN"/>
         </w:rPr>
-        <w:t>，通过率</w:t>
-      </w:r>
-      <w:r>
-        <w:t xml:space="preserve"> 100%</w:t>
+        <w:t>每周一三五</w:t>
+      </w:r>
+      <w:r>
+        <w:t xml:space="preserve"> 17:30 </w:t>
       </w:r>
       <w:r>
         <w:rPr>
           <w:rFonts w:ascii="微软雅黑" w:eastAsia="微软雅黑" w:hAnsi="微软雅黑" w:cs="微软雅黑" w:hint="eastAsia"/>
           <w:lang w:eastAsia="zh-CN"/>
         </w:rPr>
-        <w:t>），每改一次代码自动跑一遍，有一项不过这次改动就不算完。加上官网能下载、两个平台能装、中英双语、不用注册</w:t>
-      </w:r>
-      <w:r>
-        <w:t>——</w:t>
+        <w:t>锁屏</w:t>
+      </w:r>
+      <w:r>
+        <w:t>"</w:t>
+      </w:r>
+      <w:r>
+        <w:rPr>
+          <w:rFonts w:ascii="微软雅黑" w:eastAsia="微软雅黑" w:hAnsi="微软雅黑" w:cs="微软雅黑" w:hint="eastAsia"/>
+          <w:lang w:eastAsia="zh-CN"/>
+        </w:rPr>
+        <w:t>这些日常说法照样能认，一共五类。</w:t>
       </w:r>
       <w:r>
         <w:rPr>
@@ -2844,35 +2558,165 @@
           <w:b/>
           <w:lang w:eastAsia="zh-CN"/>
         </w:rPr>
-        <w:t>这是一个做完的东西，不是一个效果图。</w:t>
-      </w:r>
-    </w:p>
-    <w:p>
-      <w:pPr>
-        <w:jc w:val="left"/>
-      </w:pPr>
-      <w:r>
-        <w:t>*</w:t>
+        <w:t>不用配任何东西，装完就是这个模式。</w:t>
+      </w:r>
+      <w:r>
+        <w:t xml:space="preserve"> </w:t>
+      </w:r>
+      <w:r>
+        <w:rPr>
+          <w:rFonts w:ascii="微软雅黑" w:eastAsia="微软雅黑" w:hAnsi="微软雅黑" w:cs="微软雅黑" w:hint="eastAsia"/>
+          <w:b/>
+          <w:lang w:eastAsia="zh-CN"/>
+        </w:rPr>
+        <w:t>（P22 校验层）</w:t>
+      </w:r>
+      <w:r>
+        <w:t xml:space="preserve"> </w:t>
       </w:r>
       <w:r>
         <w:rPr>
           <w:rFonts w:ascii="微软雅黑" w:eastAsia="微软雅黑" w:hAnsi="微软雅黑" w:cs="微软雅黑" w:hint="eastAsia"/>
           <w:lang w:eastAsia="zh-CN"/>
         </w:rPr>
-        <w:t>（时间紧的话：跳过现场操作，直接按</w:t>
-      </w:r>
-      <w:r>
-        <w:t xml:space="preserve"> P22 / P23 / P24 / P26 </w:t>
+        <w:t>最关键的是中间那道检查：类型只收白名单、时间必须能解析、重复限定枚举、系统操作只认锁屏关机</w:t>
+      </w:r>
+      <w:r>
+        <w:t>——</w:t>
       </w:r>
       <w:r>
         <w:rPr>
           <w:rFonts w:ascii="微软雅黑" w:eastAsia="微软雅黑" w:hAnsi="微软雅黑" w:cs="微软雅黑" w:hint="eastAsia"/>
           <w:lang w:eastAsia="zh-CN"/>
         </w:rPr>
-        <w:t>的截图讲，效果几乎一样。）</w:t>
-      </w:r>
-      <w:r>
-        <w:t>*</w:t>
+        <w:t>不合规的退回或丢掉。</w:t>
+      </w:r>
+      <w:r>
+        <w:rPr>
+          <w:rFonts w:ascii="微软雅黑" w:eastAsia="微软雅黑" w:hAnsi="微软雅黑" w:cs="微软雅黑" w:hint="eastAsia"/>
+          <w:b/>
+          <w:lang w:eastAsia="zh-CN"/>
+        </w:rPr>
+        <w:t>大模型只负责提建议，能不能写进去软件说了算。</w:t>
+      </w:r>
+      <w:r>
+        <w:t xml:space="preserve"> </w:t>
+      </w:r>
+      <w:r>
+        <w:rPr>
+          <w:rFonts w:ascii="微软雅黑" w:eastAsia="微软雅黑" w:hAnsi="微软雅黑" w:cs="微软雅黑" w:hint="eastAsia"/>
+          <w:b/>
+          <w:lang w:eastAsia="zh-CN"/>
+        </w:rPr>
+        <w:t>（P23 真实案例，建议放慢）</w:t>
+      </w:r>
+      <w:r>
+        <w:t xml:space="preserve"> </w:t>
+      </w:r>
+      <w:r>
+        <w:rPr>
+          <w:rFonts w:ascii="微软雅黑" w:eastAsia="微软雅黑" w:hAnsi="微软雅黑" w:cs="微软雅黑" w:hint="eastAsia"/>
+          <w:lang w:eastAsia="zh-CN"/>
+        </w:rPr>
+        <w:t>举个真实的返工。我说</w:t>
+      </w:r>
+      <w:r>
+        <w:t>"</w:t>
+      </w:r>
+      <w:r>
+        <w:rPr>
+          <w:rFonts w:ascii="微软雅黑" w:eastAsia="微软雅黑" w:hAnsi="微软雅黑" w:cs="微软雅黑" w:hint="eastAsia"/>
+          <w:lang w:eastAsia="zh-CN"/>
+        </w:rPr>
+        <w:t>三十分钟后锁屏</w:t>
+      </w:r>
+      <w:r>
+        <w:t>"</w:t>
+      </w:r>
+      <w:r>
+        <w:rPr>
+          <w:rFonts w:ascii="微软雅黑" w:eastAsia="微软雅黑" w:hAnsi="微软雅黑" w:cs="微软雅黑" w:hint="eastAsia"/>
+          <w:lang w:eastAsia="zh-CN"/>
+        </w:rPr>
+        <w:t>，它被排到了第二天早上</w:t>
+      </w:r>
+      <w:r>
+        <w:t xml:space="preserve"> 9 </w:t>
+      </w:r>
+      <w:r>
+        <w:rPr>
+          <w:rFonts w:ascii="微软雅黑" w:eastAsia="微软雅黑" w:hAnsi="微软雅黑" w:cs="微软雅黑" w:hint="eastAsia"/>
+          <w:lang w:eastAsia="zh-CN"/>
+        </w:rPr>
+        <w:t>点。定位下来是：代码只认阿拉伯数字，</w:t>
+      </w:r>
+      <w:r>
+        <w:t>"</w:t>
+      </w:r>
+      <w:r>
+        <w:rPr>
+          <w:rFonts w:ascii="微软雅黑" w:eastAsia="微软雅黑" w:hAnsi="微软雅黑" w:cs="微软雅黑" w:hint="eastAsia"/>
+          <w:lang w:eastAsia="zh-CN"/>
+        </w:rPr>
+        <w:t>三十</w:t>
+      </w:r>
+      <w:r>
+        <w:t>"</w:t>
+      </w:r>
+      <w:r>
+        <w:rPr>
+          <w:rFonts w:ascii="微软雅黑" w:eastAsia="微软雅黑" w:hAnsi="微软雅黑" w:cs="微软雅黑" w:hint="eastAsia"/>
+          <w:lang w:eastAsia="zh-CN"/>
+        </w:rPr>
+        <w:t>取不到，就当成没说时间。改法是按</w:t>
+      </w:r>
+      <w:r>
+        <w:t>"</w:t>
+      </w:r>
+      <w:r>
+        <w:rPr>
+          <w:rFonts w:ascii="微软雅黑" w:eastAsia="微软雅黑" w:hAnsi="微软雅黑" w:cs="微软雅黑" w:hint="eastAsia"/>
+          <w:lang w:eastAsia="zh-CN"/>
+        </w:rPr>
+        <w:t>数量词</w:t>
+      </w:r>
+      <w:r>
+        <w:t xml:space="preserve"> + </w:t>
+      </w:r>
+      <w:r>
+        <w:rPr>
+          <w:rFonts w:ascii="微软雅黑" w:eastAsia="微软雅黑" w:hAnsi="微软雅黑" w:cs="微软雅黑" w:hint="eastAsia"/>
+          <w:lang w:eastAsia="zh-CN"/>
+        </w:rPr>
+        <w:t>单位</w:t>
+      </w:r>
+      <w:r>
+        <w:t xml:space="preserve"> + </w:t>
+      </w:r>
+      <w:r>
+        <w:rPr>
+          <w:rFonts w:ascii="微软雅黑" w:eastAsia="微软雅黑" w:hAnsi="微软雅黑" w:cs="微软雅黑" w:hint="eastAsia"/>
+          <w:lang w:eastAsia="zh-CN"/>
+        </w:rPr>
+        <w:t>后</w:t>
+      </w:r>
+      <w:r>
+        <w:t>"</w:t>
+      </w:r>
+      <w:r>
+        <w:rPr>
+          <w:rFonts w:ascii="微软雅黑" w:eastAsia="微软雅黑" w:hAnsi="微软雅黑" w:cs="微软雅黑" w:hint="eastAsia"/>
+          <w:lang w:eastAsia="zh-CN"/>
+        </w:rPr>
+        <w:t>来扫，中文数字也能认；修完再补一条测试专门盯这个偏移分钟数。</w:t>
+      </w:r>
+      <w:r>
+        <w:rPr>
+          <w:rFonts w:ascii="微软雅黑" w:eastAsia="微软雅黑" w:hAnsi="微软雅黑" w:cs="微软雅黑" w:hint="eastAsia"/>
+          <w:b/>
+          <w:lang w:eastAsia="zh-CN"/>
+        </w:rPr>
+        <w:t>现在每次改动都会自动跑 138 项测试。AI 写的代码，也要靠调试和测试才敢用。</w:t>
       </w:r>
     </w:p>
     <w:p>
@@ -2887,7 +2731,7 @@
           <w:sz w:val="24"/>
           <w:lang w:eastAsia="zh-CN"/>
         </w:rPr>
-        <w:t>【第 6 段】不一样的地方 + 横向对比（8:00 — 8:50）· P28—P29</w:t>
+        <w:t>【第 6 段】实施计划与预期成果（6:00 — 7:20）· P24—P29</w:t>
       </w:r>
     </w:p>
     <w:p>
@@ -2908,14 +2752,90 @@
           <w:b/>
           <w:lang w:eastAsia="zh-CN"/>
         </w:rPr>
-        <w:t>（P28）</w:t>
+        <w:t>（P25 时间轴）</w:t>
+      </w:r>
+      <w:r>
+        <w:t xml:space="preserve"> </w:t>
       </w:r>
       <w:r>
         <w:rPr>
           <w:rFonts w:ascii="微软雅黑" w:eastAsia="微软雅黑" w:hAnsi="微软雅黑" w:cs="微软雅黑" w:hint="eastAsia"/>
           <w:lang w:eastAsia="zh-CN"/>
         </w:rPr>
-        <w:t xml:space="preserve"> 总结一下我们跟别人不一样的地方： 第一，</w:t>
+        <w:t>节奏是这样的：</w:t>
+      </w:r>
+      <w:r>
+        <w:t xml:space="preserve">10 </w:t>
+      </w:r>
+      <w:r>
+        <w:rPr>
+          <w:rFonts w:ascii="微软雅黑" w:eastAsia="微软雅黑" w:hAnsi="微软雅黑" w:cs="微软雅黑" w:hint="eastAsia"/>
+          <w:lang w:eastAsia="zh-CN"/>
+        </w:rPr>
+        <w:t>月</w:t>
+      </w:r>
+      <w:r>
+        <w:t xml:space="preserve"> 15 </w:t>
+      </w:r>
+      <w:r>
+        <w:rPr>
+          <w:rFonts w:ascii="微软雅黑" w:eastAsia="微软雅黑" w:hAnsi="微软雅黑" w:cs="微软雅黑" w:hint="eastAsia"/>
+          <w:lang w:eastAsia="zh-CN"/>
+        </w:rPr>
+        <w:t>日前完成校级初赛；</w:t>
+      </w:r>
+      <w:r>
+        <w:t xml:space="preserve">10 </w:t>
+      </w:r>
+      <w:r>
+        <w:rPr>
+          <w:rFonts w:ascii="微软雅黑" w:eastAsia="微软雅黑" w:hAnsi="微软雅黑" w:cs="微软雅黑" w:hint="eastAsia"/>
+          <w:lang w:eastAsia="zh-CN"/>
+        </w:rPr>
+        <w:t>月</w:t>
+      </w:r>
+      <w:r>
+        <w:t xml:space="preserve"> 16 </w:t>
+      </w:r>
+      <w:r>
+        <w:rPr>
+          <w:rFonts w:ascii="微软雅黑" w:eastAsia="微软雅黑" w:hAnsi="微软雅黑" w:cs="微软雅黑" w:hint="eastAsia"/>
+          <w:lang w:eastAsia="zh-CN"/>
+        </w:rPr>
+        <w:t>日到</w:t>
+      </w:r>
+      <w:r>
+        <w:t xml:space="preserve"> 26 </w:t>
+      </w:r>
+      <w:r>
+        <w:rPr>
+          <w:rFonts w:ascii="微软雅黑" w:eastAsia="微软雅黑" w:hAnsi="微软雅黑" w:cs="微软雅黑" w:hint="eastAsia"/>
+          <w:lang w:eastAsia="zh-CN"/>
+        </w:rPr>
+        <w:t>日复赛官网提交材料；</w:t>
+      </w:r>
+      <w:r>
+        <w:t xml:space="preserve">10 </w:t>
+      </w:r>
+      <w:r>
+        <w:rPr>
+          <w:rFonts w:ascii="微软雅黑" w:eastAsia="微软雅黑" w:hAnsi="微软雅黑" w:cs="微软雅黑" w:hint="eastAsia"/>
+          <w:lang w:eastAsia="zh-CN"/>
+        </w:rPr>
+        <w:t>月底网络评审；</w:t>
+      </w:r>
+      <w:r>
+        <w:t xml:space="preserve">11 </w:t>
+      </w:r>
+      <w:r>
+        <w:rPr>
+          <w:rFonts w:ascii="微软雅黑" w:eastAsia="微软雅黑" w:hAnsi="微软雅黑" w:cs="微软雅黑" w:hint="eastAsia"/>
+          <w:lang w:eastAsia="zh-CN"/>
+        </w:rPr>
+        <w:t>月中旬决赛路演答辩。</w:t>
+      </w:r>
+      <w:r>
+        <w:t xml:space="preserve"> </w:t>
       </w:r>
       <w:r>
         <w:rPr>
@@ -2923,14 +2843,60 @@
           <w:b/>
           <w:lang w:eastAsia="zh-CN"/>
         </w:rPr>
-        <w:t>说一句话就把提醒设好</w:t>
+        <w:t>（P26 两阶段）</w:t>
+      </w:r>
+      <w:r>
+        <w:t xml:space="preserve"> </w:t>
       </w:r>
       <w:r>
         <w:rPr>
           <w:rFonts w:ascii="微软雅黑" w:eastAsia="微软雅黑" w:hAnsi="微软雅黑" w:cs="微软雅黑" w:hint="eastAsia"/>
           <w:lang w:eastAsia="zh-CN"/>
         </w:rPr>
-        <w:t>，不用点一堆表单； 第二，</w:t>
+        <w:t>开发上分两个阶段：阶段一已经完成</w:t>
+      </w:r>
+      <w:r>
+        <w:t>——</w:t>
+      </w:r>
+      <w:r>
+        <w:rPr>
+          <w:rFonts w:ascii="微软雅黑" w:eastAsia="微软雅黑" w:hAnsi="微软雅黑" w:cs="微软雅黑" w:hint="eastAsia"/>
+          <w:lang w:eastAsia="zh-CN"/>
+        </w:rPr>
+        <w:t>双平台实现、双通道打通、</w:t>
+      </w:r>
+      <w:r>
+        <w:t xml:space="preserve">138 </w:t>
+      </w:r>
+      <w:r>
+        <w:rPr>
+          <w:rFonts w:ascii="微软雅黑" w:eastAsia="微软雅黑" w:hAnsi="微软雅黑" w:cs="微软雅黑" w:hint="eastAsia"/>
+          <w:lang w:eastAsia="zh-CN"/>
+        </w:rPr>
+        <w:t>项测试全绿、小范围内测可用；阶段二正在进行</w:t>
+      </w:r>
+      <w:r>
+        <w:t>——</w:t>
+      </w:r>
+      <w:r>
+        <w:rPr>
+          <w:rFonts w:ascii="微软雅黑" w:eastAsia="微软雅黑" w:hAnsi="微软雅黑" w:cs="微软雅黑" w:hint="eastAsia"/>
+          <w:lang w:eastAsia="zh-CN"/>
+        </w:rPr>
+        <w:t>官网提供下载、</w:t>
+      </w:r>
+      <w:r>
+        <w:t xml:space="preserve">CI </w:t>
+      </w:r>
+      <w:r>
+        <w:rPr>
+          <w:rFonts w:ascii="微软雅黑" w:eastAsia="微软雅黑" w:hAnsi="微软雅黑" w:cs="微软雅黑" w:hint="eastAsia"/>
+          <w:lang w:eastAsia="zh-CN"/>
+        </w:rPr>
+        <w:t>自动打包、参赛材料和路演准备。</w:t>
+      </w:r>
+      <w:r>
+        <w:t xml:space="preserve"> </w:t>
       </w:r>
       <w:r>
         <w:rPr>
@@ -2938,14 +2904,14 @@
           <w:b/>
           <w:lang w:eastAsia="zh-CN"/>
         </w:rPr>
-        <w:t>没网也能听懂你</w:t>
+        <w:t>（P28 成果）</w:t>
       </w:r>
       <w:r>
         <w:rPr>
           <w:rFonts w:ascii="微软雅黑" w:eastAsia="微软雅黑" w:hAnsi="微软雅黑" w:cs="微软雅黑" w:hint="eastAsia"/>
           <w:lang w:eastAsia="zh-CN"/>
         </w:rPr>
-        <w:t>，软件自带规则，功能不断； 第三，</w:t>
+        <w:t xml:space="preserve"> 已经做成的部分，用数字说话：</w:t>
       </w:r>
       <w:r>
         <w:rPr>
@@ -2953,14 +2919,57 @@
           <w:b/>
           <w:lang w:eastAsia="zh-CN"/>
         </w:rPr>
-        <w:t>AI 说的会先核一遍</w:t>
+        <w:t>138 项自动化测试全部通过</w:t>
       </w:r>
       <w:r>
         <w:rPr>
           <w:rFonts w:ascii="微软雅黑" w:eastAsia="微软雅黑" w:hAnsi="微软雅黑" w:cs="微软雅黑" w:hint="eastAsia"/>
           <w:lang w:eastAsia="zh-CN"/>
         </w:rPr>
-        <w:t>，不合规的写不进去； 第四，</w:t>
+        <w:t>，其中前端</w:t>
+      </w:r>
+      <w:r>
+        <w:t xml:space="preserve"> 77 </w:t>
+      </w:r>
+      <w:r>
+        <w:rPr>
+          <w:rFonts w:ascii="微软雅黑" w:eastAsia="微软雅黑" w:hAnsi="微软雅黑" w:cs="微软雅黑" w:hint="eastAsia"/>
+          <w:lang w:eastAsia="zh-CN"/>
+        </w:rPr>
+        <w:t>项、</w:t>
+      </w:r>
+      <w:r>
+        <w:t xml:space="preserve">Rust 61 </w:t>
+      </w:r>
+      <w:r>
+        <w:rPr>
+          <w:rFonts w:ascii="微软雅黑" w:eastAsia="微软雅黑" w:hAnsi="微软雅黑" w:cs="微软雅黑" w:hint="eastAsia"/>
+          <w:lang w:eastAsia="zh-CN"/>
+        </w:rPr>
+        <w:t>项；</w:t>
+      </w:r>
+      <w:r>
+        <w:t xml:space="preserve">Windows </w:t>
+      </w:r>
+      <w:r>
+        <w:rPr>
+          <w:rFonts w:ascii="微软雅黑" w:eastAsia="微软雅黑" w:hAnsi="微软雅黑" w:cs="微软雅黑" w:hint="eastAsia"/>
+          <w:lang w:eastAsia="zh-CN"/>
+        </w:rPr>
+        <w:t>和</w:t>
+      </w:r>
+      <w:r>
+        <w:t xml:space="preserve"> macOS </w:t>
+      </w:r>
+      <w:r>
+        <w:rPr>
+          <w:rFonts w:ascii="微软雅黑" w:eastAsia="微软雅黑" w:hAnsi="微软雅黑" w:cs="微软雅黑" w:hint="eastAsia"/>
+          <w:lang w:eastAsia="zh-CN"/>
+        </w:rPr>
+        <w:t>两个平台的安装包都能从官网下载。</w:t>
+      </w:r>
+      <w:r>
+        <w:t xml:space="preserve"> </w:t>
       </w:r>
       <w:r>
         <w:rPr>
@@ -2968,106 +2977,14 @@
           <w:b/>
           <w:lang w:eastAsia="zh-CN"/>
         </w:rPr>
-        <w:t>这是一个人加 AI 助手做出来的</w:t>
-      </w:r>
-      <w:r>
-        <w:t>——</w:t>
+        <w:t>（P29 清单）</w:t>
       </w:r>
       <w:r>
         <w:rPr>
           <w:rFonts w:ascii="微软雅黑" w:eastAsia="微软雅黑" w:hAnsi="微软雅黑" w:cs="微软雅黑" w:hint="eastAsia"/>
           <w:lang w:eastAsia="zh-CN"/>
         </w:rPr>
-        <w:t>想法、结构、检查都是我自己定的，</w:t>
-      </w:r>
-      <w:r>
-        <w:t xml:space="preserve">AI </w:t>
-      </w:r>
-      <w:r>
-        <w:rPr>
-          <w:rFonts w:ascii="微软雅黑" w:eastAsia="微软雅黑" w:hAnsi="微软雅黑" w:cs="微软雅黑" w:hint="eastAsia"/>
-          <w:lang w:eastAsia="zh-CN"/>
-        </w:rPr>
-        <w:t>帮忙写代码，</w:t>
-      </w:r>
-      <w:r>
-        <w:t xml:space="preserve">138 </w:t>
-      </w:r>
-      <w:r>
-        <w:rPr>
-          <w:rFonts w:ascii="微软雅黑" w:eastAsia="微软雅黑" w:hAnsi="微软雅黑" w:cs="微软雅黑" w:hint="eastAsia"/>
-          <w:lang w:eastAsia="zh-CN"/>
-        </w:rPr>
-        <w:t>项检查兜底。这也是我作为一个高职学生，用</w:t>
-      </w:r>
-      <w:r>
-        <w:t xml:space="preserve"> AI </w:t>
-      </w:r>
-      <w:r>
-        <w:rPr>
-          <w:rFonts w:ascii="微软雅黑" w:eastAsia="微软雅黑" w:hAnsi="微软雅黑" w:cs="微软雅黑" w:hint="eastAsia"/>
-          <w:lang w:eastAsia="zh-CN"/>
-        </w:rPr>
-        <w:t>辅助开发做出跨平台软件的完整过程；</w:t>
-      </w:r>
-      <w:r>
-        <w:t xml:space="preserve"> </w:t>
-      </w:r>
-      <w:r>
-        <w:rPr>
-          <w:rFonts w:ascii="微软雅黑" w:eastAsia="微软雅黑" w:hAnsi="微软雅黑" w:cs="微软雅黑" w:hint="eastAsia"/>
-          <w:lang w:eastAsia="zh-CN"/>
-        </w:rPr>
-        <w:t>第五，</w:t>
-      </w:r>
-      <w:r>
-        <w:rPr>
-          <w:rFonts w:ascii="微软雅黑" w:eastAsia="微软雅黑" w:hAnsi="微软雅黑" w:cs="微软雅黑" w:hint="eastAsia"/>
-          <w:b/>
-          <w:lang w:eastAsia="zh-CN"/>
-        </w:rPr>
-        <w:t>立场是让你休息</w:t>
-      </w:r>
-      <w:r>
-        <w:t>——</w:t>
-      </w:r>
-      <w:r>
-        <w:rPr>
-          <w:rFonts w:ascii="微软雅黑" w:eastAsia="微软雅黑" w:hAnsi="微软雅黑" w:cs="微软雅黑" w:hint="eastAsia"/>
-          <w:lang w:eastAsia="zh-CN"/>
-        </w:rPr>
-        <w:t>不催你干活，不比谁更拼，文案也不制造焦虑。</w:t>
-      </w:r>
-      <w:r>
-        <w:t xml:space="preserve"> </w:t>
-      </w:r>
-      <w:r>
-        <w:rPr>
-          <w:rFonts w:ascii="微软雅黑" w:eastAsia="微软雅黑" w:hAnsi="微软雅黑" w:cs="微软雅黑" w:hint="eastAsia"/>
-          <w:b/>
-          <w:lang w:eastAsia="zh-CN"/>
-        </w:rPr>
-        <w:t>（P29）</w:t>
-      </w:r>
-      <w:r>
-        <w:t xml:space="preserve"> </w:t>
-      </w:r>
-      <w:r>
-        <w:rPr>
-          <w:rFonts w:ascii="微软雅黑" w:eastAsia="微软雅黑" w:hAnsi="微软雅黑" w:cs="微软雅黑" w:hint="eastAsia"/>
-          <w:lang w:eastAsia="zh-CN"/>
-        </w:rPr>
-        <w:t>跟常用工具比就四行：建提醒，别人填表单，我们说一句话；断网，别人多半歇菜，我们照样能用；到点锁屏关机，别人基本没有，我们还有</w:t>
-      </w:r>
-      <w:r>
-        <w:t xml:space="preserve"> 60 </w:t>
-      </w:r>
-      <w:r>
-        <w:rPr>
-          <w:rFonts w:ascii="微软雅黑" w:eastAsia="微软雅黑" w:hAnsi="微软雅黑" w:cs="微软雅黑" w:hint="eastAsia"/>
-          <w:lang w:eastAsia="zh-CN"/>
-        </w:rPr>
-        <w:t>秒反悔；账号，别人不少要登录，我们数据就在你自己电脑上。</w:t>
+        <w:t xml:space="preserve"> 交付物四件套：软件、官网、文档、测试，全部齐备。</w:t>
       </w:r>
     </w:p>
     <w:p>
@@ -3082,7 +2999,7 @@
           <w:sz w:val="24"/>
           <w:lang w:eastAsia="zh-CN"/>
         </w:rPr>
-        <w:t>【第 7 段】收尾（8:50 — 9:10）· P30</w:t>
+        <w:t>【第 7 段】创新点（7:20 — 9:00）★重点 · P30—P35</w:t>
       </w:r>
     </w:p>
     <w:p>
@@ -3103,7 +3020,350 @@
           <w:b/>
           <w:lang w:eastAsia="zh-CN"/>
         </w:rPr>
-        <w:t>（切到 P30，停顿半秒）</w:t>
+        <w:t>（P31 概览）</w:t>
+      </w:r>
+      <w:r>
+        <w:rPr>
+          <w:rFonts w:ascii="微软雅黑" w:eastAsia="微软雅黑" w:hAnsi="微软雅黑" w:cs="微软雅黑" w:hint="eastAsia"/>
+          <w:lang w:eastAsia="zh-CN"/>
+        </w:rPr>
+        <w:t xml:space="preserve"> 我们跟别人不一样的地方，一共五条。 </w:t>
+      </w:r>
+      <w:r>
+        <w:rPr>
+          <w:rFonts w:ascii="微软雅黑" w:eastAsia="微软雅黑" w:hAnsi="微软雅黑" w:cs="微软雅黑" w:hint="eastAsia"/>
+          <w:b/>
+          <w:lang w:eastAsia="zh-CN"/>
+        </w:rPr>
+        <w:t>（P32）</w:t>
+      </w:r>
+      <w:r>
+        <w:rPr>
+          <w:rFonts w:ascii="微软雅黑" w:eastAsia="微软雅黑" w:hAnsi="微软雅黑" w:cs="微软雅黑" w:hint="eastAsia"/>
+          <w:lang w:eastAsia="zh-CN"/>
+        </w:rPr>
+        <w:t xml:space="preserve"> 第一，</w:t>
+      </w:r>
+      <w:r>
+        <w:rPr>
+          <w:rFonts w:ascii="微软雅黑" w:eastAsia="微软雅黑" w:hAnsi="微软雅黑" w:cs="微软雅黑" w:hint="eastAsia"/>
+          <w:b/>
+          <w:lang w:eastAsia="zh-CN"/>
+        </w:rPr>
+        <w:t>说一句话建提醒</w:t>
+      </w:r>
+      <w:r>
+        <w:rPr>
+          <w:rFonts w:ascii="微软雅黑" w:eastAsia="微软雅黑" w:hAnsi="微软雅黑" w:cs="微软雅黑" w:hint="eastAsia"/>
+          <w:lang w:eastAsia="zh-CN"/>
+        </w:rPr>
+        <w:t xml:space="preserve">。自然语言替代一堆表单，第一次用就能上手，门槛就是会说中文。 </w:t>
+      </w:r>
+      <w:r>
+        <w:rPr>
+          <w:rFonts w:ascii="微软雅黑" w:eastAsia="微软雅黑" w:hAnsi="微软雅黑" w:cs="微软雅黑" w:hint="eastAsia"/>
+          <w:b/>
+          <w:lang w:eastAsia="zh-CN"/>
+        </w:rPr>
+        <w:t>（P33）</w:t>
+      </w:r>
+      <w:r>
+        <w:rPr>
+          <w:rFonts w:ascii="微软雅黑" w:eastAsia="微软雅黑" w:hAnsi="微软雅黑" w:cs="微软雅黑" w:hint="eastAsia"/>
+          <w:lang w:eastAsia="zh-CN"/>
+        </w:rPr>
+        <w:t xml:space="preserve"> 第二，</w:t>
+      </w:r>
+      <w:r>
+        <w:rPr>
+          <w:rFonts w:ascii="微软雅黑" w:eastAsia="微软雅黑" w:hAnsi="微软雅黑" w:cs="微软雅黑" w:hint="eastAsia"/>
+          <w:b/>
+          <w:lang w:eastAsia="zh-CN"/>
+        </w:rPr>
+        <w:t>AI 校验机制</w:t>
+      </w:r>
+      <w:r>
+        <w:rPr>
+          <w:rFonts w:ascii="微软雅黑" w:eastAsia="微软雅黑" w:hAnsi="微软雅黑" w:cs="微软雅黑" w:hint="eastAsia"/>
+          <w:lang w:eastAsia="zh-CN"/>
+        </w:rPr>
+        <w:t>。大模型只出建议，校验层只放行白名单，越界的一律丢掉</w:t>
+      </w:r>
+      <w:r>
+        <w:t>——</w:t>
+      </w:r>
+      <w:r>
+        <w:rPr>
+          <w:rFonts w:ascii="微软雅黑" w:eastAsia="微软雅黑" w:hAnsi="微软雅黑" w:cs="微软雅黑" w:hint="eastAsia"/>
+          <w:lang w:eastAsia="zh-CN"/>
+        </w:rPr>
+        <w:t>你的提醒列表永远干净。这是</w:t>
+      </w:r>
+      <w:r>
+        <w:t>"</w:t>
+      </w:r>
+      <w:r>
+        <w:rPr>
+          <w:rFonts w:ascii="微软雅黑" w:eastAsia="微软雅黑" w:hAnsi="微软雅黑" w:cs="微软雅黑" w:hint="eastAsia"/>
+          <w:lang w:eastAsia="zh-CN"/>
+        </w:rPr>
+        <w:t>敢用</w:t>
+      </w:r>
+      <w:r>
+        <w:t xml:space="preserve"> AI"</w:t>
+      </w:r>
+      <w:r>
+        <w:rPr>
+          <w:rFonts w:ascii="微软雅黑" w:eastAsia="微软雅黑" w:hAnsi="微软雅黑" w:cs="微软雅黑" w:hint="eastAsia"/>
+          <w:lang w:eastAsia="zh-CN"/>
+        </w:rPr>
+        <w:t>的关键。</w:t>
+      </w:r>
+      <w:r>
+        <w:t xml:space="preserve"> </w:t>
+      </w:r>
+      <w:r>
+        <w:rPr>
+          <w:rFonts w:ascii="微软雅黑" w:eastAsia="微软雅黑" w:hAnsi="微软雅黑" w:cs="微软雅黑" w:hint="eastAsia"/>
+          <w:b/>
+          <w:lang w:eastAsia="zh-CN"/>
+        </w:rPr>
+        <w:t>（P34）</w:t>
+      </w:r>
+      <w:r>
+        <w:rPr>
+          <w:rFonts w:ascii="微软雅黑" w:eastAsia="微软雅黑" w:hAnsi="微软雅黑" w:cs="微软雅黑" w:hint="eastAsia"/>
+          <w:lang w:eastAsia="zh-CN"/>
+        </w:rPr>
+        <w:t xml:space="preserve"> 第三，</w:t>
+      </w:r>
+      <w:r>
+        <w:rPr>
+          <w:rFonts w:ascii="微软雅黑" w:eastAsia="微软雅黑" w:hAnsi="微软雅黑" w:cs="微软雅黑" w:hint="eastAsia"/>
+          <w:b/>
+          <w:lang w:eastAsia="zh-CN"/>
+        </w:rPr>
+        <w:t>人机协同开发</w:t>
+      </w:r>
+      <w:r>
+        <w:rPr>
+          <w:rFonts w:ascii="微软雅黑" w:eastAsia="微软雅黑" w:hAnsi="微软雅黑" w:cs="微软雅黑" w:hint="eastAsia"/>
+          <w:lang w:eastAsia="zh-CN"/>
+        </w:rPr>
+        <w:t>。一名高职生加</w:t>
+      </w:r>
+      <w:r>
+        <w:t xml:space="preserve"> AI </w:t>
+      </w:r>
+      <w:r>
+        <w:rPr>
+          <w:rFonts w:ascii="微软雅黑" w:eastAsia="微软雅黑" w:hAnsi="微软雅黑" w:cs="微软雅黑" w:hint="eastAsia"/>
+          <w:lang w:eastAsia="zh-CN"/>
+        </w:rPr>
+        <w:t>助手，做出跨平台桌面软件，背后是</w:t>
+      </w:r>
+      <w:r>
+        <w:t xml:space="preserve"> 138 </w:t>
+      </w:r>
+      <w:r>
+        <w:rPr>
+          <w:rFonts w:ascii="微软雅黑" w:eastAsia="微软雅黑" w:hAnsi="微软雅黑" w:cs="微软雅黑" w:hint="eastAsia"/>
+          <w:lang w:eastAsia="zh-CN"/>
+        </w:rPr>
+        <w:t>项自动检查兜底</w:t>
+      </w:r>
+      <w:r>
+        <w:t>——</w:t>
+      </w:r>
+      <w:r>
+        <w:rPr>
+          <w:rFonts w:ascii="微软雅黑" w:eastAsia="微软雅黑" w:hAnsi="微软雅黑" w:cs="微软雅黑" w:hint="eastAsia"/>
+          <w:lang w:eastAsia="zh-CN"/>
+        </w:rPr>
+        <w:t>这本身就是</w:t>
+      </w:r>
+      <w:r>
+        <w:t>"</w:t>
+      </w:r>
+      <w:r>
+        <w:rPr>
+          <w:rFonts w:ascii="微软雅黑" w:eastAsia="微软雅黑" w:hAnsi="微软雅黑" w:cs="微软雅黑" w:hint="eastAsia"/>
+          <w:lang w:eastAsia="zh-CN"/>
+        </w:rPr>
+        <w:t>智能体</w:t>
+      </w:r>
+      <w:r>
+        <w:t xml:space="preserve"> + </w:t>
+      </w:r>
+      <w:r>
+        <w:rPr>
+          <w:rFonts w:ascii="微软雅黑" w:eastAsia="微软雅黑" w:hAnsi="微软雅黑" w:cs="微软雅黑" w:hint="eastAsia"/>
+          <w:lang w:eastAsia="zh-CN"/>
+        </w:rPr>
+        <w:t>低代码</w:t>
+      </w:r>
+      <w:r>
+        <w:t>"</w:t>
+      </w:r>
+      <w:r>
+        <w:rPr>
+          <w:rFonts w:ascii="微软雅黑" w:eastAsia="微软雅黑" w:hAnsi="微软雅黑" w:cs="微软雅黑" w:hint="eastAsia"/>
+          <w:lang w:eastAsia="zh-CN"/>
+        </w:rPr>
+        <w:t>的一次实践。</w:t>
+      </w:r>
+      <w:r>
+        <w:t xml:space="preserve"> </w:t>
+      </w:r>
+      <w:r>
+        <w:rPr>
+          <w:rFonts w:ascii="微软雅黑" w:eastAsia="微软雅黑" w:hAnsi="微软雅黑" w:cs="微软雅黑" w:hint="eastAsia"/>
+          <w:b/>
+          <w:lang w:eastAsia="zh-CN"/>
+        </w:rPr>
+        <w:t>（P35）</w:t>
+      </w:r>
+      <w:r>
+        <w:rPr>
+          <w:rFonts w:ascii="微软雅黑" w:eastAsia="微软雅黑" w:hAnsi="微软雅黑" w:cs="微软雅黑" w:hint="eastAsia"/>
+          <w:lang w:eastAsia="zh-CN"/>
+        </w:rPr>
+        <w:t xml:space="preserve"> 第四，</w:t>
+      </w:r>
+      <w:r>
+        <w:rPr>
+          <w:rFonts w:ascii="微软雅黑" w:eastAsia="微软雅黑" w:hAnsi="微软雅黑" w:cs="微软雅黑" w:hint="eastAsia"/>
+          <w:b/>
+          <w:lang w:eastAsia="zh-CN"/>
+        </w:rPr>
+        <w:t>立场让你休息</w:t>
+      </w:r>
+      <w:r>
+        <w:rPr>
+          <w:rFonts w:ascii="微软雅黑" w:eastAsia="微软雅黑" w:hAnsi="微软雅黑" w:cs="微软雅黑" w:hint="eastAsia"/>
+          <w:lang w:eastAsia="zh-CN"/>
+        </w:rPr>
+        <w:t>。它的立场是让你休息，不是催你多干：没有排行榜、没有连续打卡、没有</w:t>
+      </w:r>
+      <w:r>
+        <w:t>"</w:t>
+      </w:r>
+      <w:r>
+        <w:rPr>
+          <w:rFonts w:ascii="微软雅黑" w:eastAsia="微软雅黑" w:hAnsi="微软雅黑" w:cs="微软雅黑" w:hint="eastAsia"/>
+          <w:lang w:eastAsia="zh-CN"/>
+        </w:rPr>
+        <w:t>再看一会</w:t>
+      </w:r>
+      <w:r>
+        <w:t>"</w:t>
+      </w:r>
+      <w:r>
+        <w:rPr>
+          <w:rFonts w:ascii="微软雅黑" w:eastAsia="微软雅黑" w:hAnsi="微软雅黑" w:cs="微软雅黑" w:hint="eastAsia"/>
+          <w:lang w:eastAsia="zh-CN"/>
+        </w:rPr>
+        <w:t>，到点就提醒你该停下了。</w:t>
+      </w:r>
+      <w:r>
+        <w:t xml:space="preserve"> </w:t>
+      </w:r>
+      <w:r>
+        <w:rPr>
+          <w:rFonts w:ascii="微软雅黑" w:eastAsia="微软雅黑" w:hAnsi="微软雅黑" w:cs="微软雅黑" w:hint="eastAsia"/>
+          <w:b/>
+          <w:lang w:eastAsia="zh-CN"/>
+        </w:rPr>
+        <w:t>（回指 P31 第五条）</w:t>
+      </w:r>
+      <w:r>
+        <w:rPr>
+          <w:rFonts w:ascii="微软雅黑" w:eastAsia="微软雅黑" w:hAnsi="微软雅黑" w:cs="微软雅黑" w:hint="eastAsia"/>
+          <w:lang w:eastAsia="zh-CN"/>
+        </w:rPr>
+        <w:t xml:space="preserve"> 第五，</w:t>
+      </w:r>
+      <w:r>
+        <w:rPr>
+          <w:rFonts w:ascii="微软雅黑" w:eastAsia="微软雅黑" w:hAnsi="微软雅黑" w:cs="微软雅黑" w:hint="eastAsia"/>
+          <w:b/>
+          <w:lang w:eastAsia="zh-CN"/>
+        </w:rPr>
+        <w:t>双通道加本机数据</w:t>
+      </w:r>
+      <w:r>
+        <w:rPr>
+          <w:rFonts w:ascii="微软雅黑" w:eastAsia="微软雅黑" w:hAnsi="微软雅黑" w:cs="微软雅黑" w:hint="eastAsia"/>
+          <w:lang w:eastAsia="zh-CN"/>
+        </w:rPr>
+        <w:t>：断网也能用，数据留在本机，隐私可控。</w:t>
+      </w:r>
+    </w:p>
+    <w:p>
+      <w:pPr>
+        <w:pStyle w:val="Heading3"/>
+      </w:pPr>
+      <w:r>
+        <w:rPr>
+          <w:rFonts w:ascii="微软雅黑" w:hAnsi="微软雅黑" w:eastAsia="微软雅黑" w:cs="微软雅黑" w:hint="eastAsia"/>
+          <w:b/>
+          <w:color w:val="1565C0"/>
+          <w:sz w:val="24"/>
+          <w:lang w:eastAsia="zh-CN"/>
+        </w:rPr>
+        <w:t>【第 8 段】应用价值与收尾（9:00 — 9:50）· P36—P38</w:t>
+      </w:r>
+    </w:p>
+    <w:p>
+      <w:pPr>
+        <w:spacing w:after="360"/>
+        <w:jc w:val="left"/>
+        <w:pBdr>
+          <w:left w:val="single" w:sz="18" w:space="0" w:color="1565C0"/>
+        </w:pBdr>
+        <w:shd w:val="clear" w:color="auto" w:fill="F5F7FA"/>
+      </w:pPr>
+      <w:r>
+        <w:t xml:space="preserve">  </w:t>
+      </w:r>
+      <w:r>
+        <w:rPr>
+          <w:rFonts w:ascii="微软雅黑" w:eastAsia="微软雅黑" w:hAnsi="微软雅黑" w:cs="微软雅黑" w:hint="eastAsia"/>
+          <w:b/>
+          <w:lang w:eastAsia="zh-CN"/>
+        </w:rPr>
+        <w:t>（P37 对比与价值）</w:t>
+      </w:r>
+      <w:r>
+        <w:t xml:space="preserve"> </w:t>
+      </w:r>
+      <w:r>
+        <w:rPr>
+          <w:rFonts w:ascii="微软雅黑" w:eastAsia="微软雅黑" w:hAnsi="微软雅黑" w:cs="微软雅黑" w:hint="eastAsia"/>
+          <w:lang w:eastAsia="zh-CN"/>
+        </w:rPr>
+        <w:t>横向对比：建提醒，别人填表单，我们说一句话；隐私上，数据留本机；断网了，照样能用。价值上分三层：对个人，少久坐、护视力；对教育，示范高职生用</w:t>
+      </w:r>
+      <w:r>
+        <w:t xml:space="preserve"> AI </w:t>
+      </w:r>
+      <w:r>
+        <w:rPr>
+          <w:rFonts w:ascii="微软雅黑" w:eastAsia="微软雅黑" w:hAnsi="微软雅黑" w:cs="微软雅黑" w:hint="eastAsia"/>
+          <w:lang w:eastAsia="zh-CN"/>
+        </w:rPr>
+        <w:t>做出产品；对社会，倡导健康用机、关注休息权。</w:t>
+      </w:r>
+      <w:r>
+        <w:t xml:space="preserve"> </w:t>
+      </w:r>
+      <w:r>
+        <w:rPr>
+          <w:rFonts w:ascii="微软雅黑" w:eastAsia="微软雅黑" w:hAnsi="微软雅黑" w:cs="微软雅黑" w:hint="eastAsia"/>
+          <w:b/>
+          <w:lang w:eastAsia="zh-CN"/>
+        </w:rPr>
+        <w:t>（切到 P38，停顿半秒）</w:t>
       </w:r>
       <w:r>
         <w:t xml:space="preserve"> </w:t>
@@ -3408,7 +3668,7 @@
                 <w:color w:val="212121"/>
                 <w:sz w:val="18"/>
               </w:rPr>
-              <w:t xml:space="preserve">6—7 </w:t>
+              <w:t xml:space="preserve">7—8 </w:t>
             </w:r>
             <w:r>
               <w:rPr>
@@ -3537,7 +3797,35 @@
                 <w:color w:val="212121"/>
                 <w:sz w:val="18"/>
               </w:rPr>
-              <w:t>6</w:t>
+              <w:t>7</w:t>
+            </w:r>
+            <w:r>
+              <w:rPr>
+                <w:color w:val="212121"/>
+                <w:sz w:val="18"/>
+              </w:rPr>
+              <w:t xml:space="preserve"> </w:t>
+            </w:r>
+            <w:r>
+              <w:rPr>
+                <w:color w:val="212121"/>
+                <w:sz w:val="18"/>
+              </w:rPr>
+              <w:t>、</w:t>
+            </w:r>
+            <w:r>
+              <w:rPr>
+                <w:color w:val="212121"/>
+                <w:sz w:val="18"/>
+              </w:rPr>
+              <w:t xml:space="preserve"> </w:t>
+            </w:r>
+            <w:r>
+              <w:rPr>
+                <w:color w:val="212121"/>
+                <w:sz w:val="18"/>
+              </w:rPr>
+              <w:t>8</w:t>
             </w:r>
           </w:p>
         </w:tc>
@@ -3582,7 +3870,7 @@
                 <w:color w:val="212121"/>
                 <w:sz w:val="18"/>
               </w:rPr>
-              <w:t xml:space="preserve"> 2 </w:t>
+              <w:t xml:space="preserve"> 2</w:t>
             </w:r>
             <w:r>
               <w:rPr>
@@ -3596,7 +3884,7 @@
                 <w:color w:val="212121"/>
                 <w:sz w:val="18"/>
               </w:rPr>
-              <w:t>段压到</w:t>
+              <w:t>、</w:t>
             </w:r>
             <w:r>
               <w:rPr>
@@ -3610,7 +3898,35 @@
                 <w:color w:val="212121"/>
                 <w:sz w:val="18"/>
               </w:rPr>
-              <w:t xml:space="preserve"> 30 </w:t>
+              <w:t xml:space="preserve">4 </w:t>
+            </w:r>
+            <w:r>
+              <w:rPr>
+                <w:color w:val="212121"/>
+                <w:sz w:val="18"/>
+              </w:rPr>
+              <w:t xml:space="preserve"> </w:t>
+            </w:r>
+            <w:r>
+              <w:rPr>
+                <w:color w:val="212121"/>
+                <w:sz w:val="18"/>
+              </w:rPr>
+              <w:t>段各压到</w:t>
+            </w:r>
+            <w:r>
+              <w:rPr>
+                <w:color w:val="212121"/>
+                <w:sz w:val="18"/>
+              </w:rPr>
+              <w:t xml:space="preserve"> </w:t>
+            </w:r>
+            <w:r>
+              <w:rPr>
+                <w:color w:val="212121"/>
+                <w:sz w:val="18"/>
+              </w:rPr>
+              <w:t xml:space="preserve"> 20 </w:t>
             </w:r>
             <w:r>
               <w:rPr>
@@ -3638,7 +3954,7 @@
                 <w:color w:val="212121"/>
                 <w:sz w:val="18"/>
               </w:rPr>
-              <w:t xml:space="preserve"> 4 </w:t>
+              <w:t xml:space="preserve"> 6 </w:t>
             </w:r>
             <w:r>
               <w:rPr>
@@ -3666,7 +3982,21 @@
                 <w:color w:val="212121"/>
                 <w:sz w:val="18"/>
               </w:rPr>
-              <w:t xml:space="preserve"> P15 + P18</w:t>
+              <w:t xml:space="preserve"> P28 </w:t>
+            </w:r>
+            <w:r>
+              <w:rPr>
+                <w:color w:val="212121"/>
+                <w:sz w:val="18"/>
+              </w:rPr>
+              <w:t xml:space="preserve"> </w:t>
+            </w:r>
+            <w:r>
+              <w:rPr>
+                <w:color w:val="212121"/>
+                <w:sz w:val="18"/>
+              </w:rPr>
+              <w:t>成果</w:t>
             </w:r>
           </w:p>
         </w:tc>
@@ -3699,7 +4029,7 @@
                 <w:color w:val="212121"/>
                 <w:sz w:val="18"/>
               </w:rPr>
-              <w:t xml:space="preserve">5 </w:t>
+              <w:t xml:space="preserve">5—6 </w:t>
             </w:r>
             <w:r>
               <w:rPr>
@@ -3772,6 +4102,34 @@
                 <w:color w:val="212121"/>
                 <w:sz w:val="18"/>
               </w:rPr>
+              <w:t>3</w:t>
+            </w:r>
+            <w:r>
+              <w:rPr>
+                <w:color w:val="212121"/>
+                <w:sz w:val="18"/>
+              </w:rPr>
+              <w:t xml:space="preserve"> </w:t>
+            </w:r>
+            <w:r>
+              <w:rPr>
+                <w:color w:val="212121"/>
+                <w:sz w:val="18"/>
+              </w:rPr>
+              <w:t>、</w:t>
+            </w:r>
+            <w:r>
+              <w:rPr>
+                <w:color w:val="212121"/>
+                <w:sz w:val="18"/>
+              </w:rPr>
+              <w:t xml:space="preserve"> </w:t>
+            </w:r>
+            <w:r>
+              <w:rPr>
+                <w:color w:val="212121"/>
+                <w:sz w:val="18"/>
+              </w:rPr>
               <w:t>5</w:t>
             </w:r>
             <w:r>
@@ -3800,7 +4158,7 @@
                 <w:color w:val="212121"/>
                 <w:sz w:val="18"/>
               </w:rPr>
-              <w:t>6</w:t>
+              <w:t>8</w:t>
             </w:r>
           </w:p>
         </w:tc>
@@ -3831,7 +4189,7 @@
                 <w:color w:val="212121"/>
                 <w:sz w:val="18"/>
               </w:rPr>
-              <w:t>演示改播</w:t>
+              <w:t>第</w:t>
             </w:r>
             <w:r>
               <w:rPr>
@@ -3845,7 +4203,7 @@
                 <w:color w:val="212121"/>
                 <w:sz w:val="18"/>
               </w:rPr>
-              <w:t xml:space="preserve"> 15 </w:t>
+              <w:t xml:space="preserve"> 5 </w:t>
             </w:r>
             <w:r>
               <w:rPr>
@@ -3859,7 +4217,7 @@
                 <w:color w:val="212121"/>
                 <w:sz w:val="18"/>
               </w:rPr>
-              <w:t>秒录屏；实现章只留</w:t>
+              <w:t>段只讲</w:t>
             </w:r>
             <w:r>
               <w:rPr>
@@ -3873,7 +4231,7 @@
                 <w:color w:val="212121"/>
                 <w:sz w:val="18"/>
               </w:rPr>
-              <w:t xml:space="preserve"> P10 </w:t>
+              <w:t xml:space="preserve"> P17 </w:t>
             </w:r>
             <w:r>
               <w:rPr>
@@ -3887,7 +4245,63 @@
                 <w:color w:val="212121"/>
                 <w:sz w:val="18"/>
               </w:rPr>
-              <w:t>五步流程</w:t>
+              <w:t>分工</w:t>
+            </w:r>
+            <w:r>
+              <w:rPr>
+                <w:color w:val="212121"/>
+                <w:sz w:val="18"/>
+              </w:rPr>
+              <w:t xml:space="preserve"> </w:t>
+            </w:r>
+            <w:r>
+              <w:rPr>
+                <w:color w:val="212121"/>
+                <w:sz w:val="18"/>
+              </w:rPr>
+              <w:t xml:space="preserve"> + P23 </w:t>
+            </w:r>
+            <w:r>
+              <w:rPr>
+                <w:color w:val="212121"/>
+                <w:sz w:val="18"/>
+              </w:rPr>
+              <w:t xml:space="preserve"> </w:t>
+            </w:r>
+            <w:r>
+              <w:rPr>
+                <w:color w:val="212121"/>
+                <w:sz w:val="18"/>
+              </w:rPr>
+              <w:t>调试实录；创新点只讲</w:t>
+            </w:r>
+            <w:r>
+              <w:rPr>
+                <w:color w:val="212121"/>
+                <w:sz w:val="18"/>
+              </w:rPr>
+              <w:t xml:space="preserve"> </w:t>
+            </w:r>
+            <w:r>
+              <w:rPr>
+                <w:color w:val="212121"/>
+                <w:sz w:val="18"/>
+              </w:rPr>
+              <w:t xml:space="preserve"> P31 </w:t>
+            </w:r>
+            <w:r>
+              <w:rPr>
+                <w:color w:val="212121"/>
+                <w:sz w:val="18"/>
+              </w:rPr>
+              <w:t xml:space="preserve"> </w:t>
+            </w:r>
+            <w:r>
+              <w:rPr>
+                <w:color w:val="212121"/>
+                <w:sz w:val="18"/>
+              </w:rPr>
+              <w:t>五条概览</w:t>
             </w:r>
           </w:p>
         </w:tc>
@@ -3993,7 +4407,7 @@
                 <w:color w:val="212121"/>
                 <w:sz w:val="18"/>
               </w:rPr>
-              <w:t xml:space="preserve"> + 5 + 6</w:t>
+              <w:t xml:space="preserve"> + 3 + 8</w:t>
             </w:r>
           </w:p>
         </w:tc>
@@ -4024,7 +4438,7 @@
                 <w:color w:val="212121"/>
                 <w:sz w:val="18"/>
               </w:rPr>
-              <w:t>只讲三步建提醒、</w:t>
+              <w:t>只讲三步建提醒、断网兜底、</w:t>
             </w:r>
             <w:r>
               <w:rPr>
@@ -4038,7 +4452,7 @@
                 <w:color w:val="212121"/>
                 <w:sz w:val="18"/>
               </w:rPr>
-              <w:t xml:space="preserve">60 </w:t>
+              <w:t xml:space="preserve">138 </w:t>
             </w:r>
             <w:r>
               <w:rPr>
@@ -4052,7 +4466,7 @@
                 <w:color w:val="212121"/>
                 <w:sz w:val="18"/>
               </w:rPr>
-              <w:t>秒反悔、五个不一样</w:t>
+              <w:t>项全绿能下载</w:t>
             </w:r>
           </w:p>
         </w:tc>
@@ -4085,7 +4499,7 @@
           <w:rFonts w:ascii="微软雅黑" w:eastAsia="微软雅黑" w:hAnsi="微软雅黑" w:cs="微软雅黑" w:hint="eastAsia"/>
           <w:lang w:eastAsia="zh-CN"/>
         </w:rPr>
-        <w:t>一句话建提醒（演示）；</w:t>
+        <w:t>一句话建提醒；</w:t>
       </w:r>
       <w:r>
         <w:t xml:space="preserve">② </w:t>
@@ -4411,7 +4825,7 @@
                 <w:color w:val="212121"/>
                 <w:sz w:val="18"/>
               </w:rPr>
-              <w:t>P21</w:t>
+              <w:t>P09</w:t>
             </w:r>
           </w:p>
         </w:tc>
@@ -4649,7 +5063,7 @@
                 <w:color w:val="212121"/>
                 <w:sz w:val="18"/>
               </w:rPr>
-              <w:t>P11 / P12</w:t>
+              <w:t>P20 / P21</w:t>
             </w:r>
           </w:p>
         </w:tc>
@@ -4803,7 +5217,7 @@
                 <w:color w:val="212121"/>
                 <w:sz w:val="18"/>
               </w:rPr>
-              <w:t>P22</w:t>
+              <w:t>P20</w:t>
             </w:r>
           </w:p>
         </w:tc>
@@ -4929,7 +5343,7 @@
                 <w:color w:val="212121"/>
                 <w:sz w:val="18"/>
               </w:rPr>
-              <w:t>P13 / P22</w:t>
+              <w:t>P20 / P22</w:t>
             </w:r>
           </w:p>
         </w:tc>
@@ -5055,7 +5469,7 @@
                 <w:color w:val="212121"/>
                 <w:sz w:val="18"/>
               </w:rPr>
-              <w:t>P22</w:t>
+              <w:t>P11</w:t>
             </w:r>
           </w:p>
         </w:tc>
@@ -5223,7 +5637,7 @@
                 <w:color w:val="212121"/>
                 <w:sz w:val="18"/>
               </w:rPr>
-              <w:t>P26</w:t>
+              <w:t>P21</w:t>
             </w:r>
           </w:p>
         </w:tc>
@@ -5254,49 +5668,7 @@
                 <w:color w:val="212121"/>
                 <w:sz w:val="18"/>
               </w:rPr>
-              <w:t>页面提示</w:t>
-            </w:r>
-            <w:r>
-              <w:rPr>
-                <w:color w:val="212121"/>
-                <w:sz w:val="18"/>
-              </w:rPr>
-              <w:t xml:space="preserve"> </w:t>
-            </w:r>
-            <w:r>
-              <w:rPr>
-                <w:color w:val="212121"/>
-                <w:sz w:val="18"/>
-              </w:rPr>
-              <w:t>"</w:t>
-            </w:r>
-            <w:r>
-              <w:rPr>
-                <w:color w:val="212121"/>
-                <w:sz w:val="18"/>
-              </w:rPr>
-              <w:t xml:space="preserve"> </w:t>
-            </w:r>
-            <w:r>
-              <w:rPr>
-                <w:color w:val="212121"/>
-                <w:sz w:val="18"/>
-              </w:rPr>
-              <w:t>云端不可用，已自动切换本机规则引擎</w:t>
-            </w:r>
-            <w:r>
-              <w:rPr>
-                <w:color w:val="212121"/>
-                <w:sz w:val="18"/>
-              </w:rPr>
-              <w:t xml:space="preserve"> </w:t>
-            </w:r>
-            <w:r>
-              <w:rPr>
-                <w:color w:val="212121"/>
-                <w:sz w:val="18"/>
-              </w:rPr>
-              <w:t>"</w:t>
+              <w:t>走本机引擎，照样解析成功</w:t>
             </w:r>
           </w:p>
         </w:tc>
@@ -5360,7 +5732,7 @@
                 <w:color w:val="212121"/>
                 <w:sz w:val="18"/>
               </w:rPr>
-              <w:t>切到「接入口」分区</w:t>
+              <w:t>切到智能体接入口分区</w:t>
             </w:r>
           </w:p>
         </w:tc>
@@ -5391,7 +5763,7 @@
                 <w:color w:val="212121"/>
                 <w:sz w:val="18"/>
               </w:rPr>
-              <w:t>P17 / P26</w:t>
+              <w:t>P19</w:t>
             </w:r>
           </w:p>
         </w:tc>
@@ -5601,7 +5973,7 @@
                 <w:color w:val="212121"/>
                 <w:sz w:val="18"/>
               </w:rPr>
-              <w:t>P23 / P24</w:t>
+              <w:t>P08</w:t>
             </w:r>
           </w:p>
         </w:tc>
@@ -5633,62 +6005,6 @@
                 <w:sz w:val="18"/>
               </w:rPr>
               <w:t>全屏弹窗</w:t>
-            </w:r>
-            <w:r>
-              <w:rPr>
-                <w:color w:val="212121"/>
-                <w:sz w:val="18"/>
-              </w:rPr>
-              <w:t xml:space="preserve"> </w:t>
-            </w:r>
-            <w:r>
-              <w:rPr>
-                <w:color w:val="212121"/>
-                <w:sz w:val="18"/>
-              </w:rPr>
-              <w:t xml:space="preserve"> + </w:t>
-            </w:r>
-            <w:r>
-              <w:rPr>
-                <w:color w:val="212121"/>
-                <w:sz w:val="18"/>
-              </w:rPr>
-              <w:t xml:space="preserve"> </w:t>
-            </w:r>
-            <w:r>
-              <w:rPr>
-                <w:color w:val="212121"/>
-                <w:sz w:val="18"/>
-              </w:rPr>
-              <w:t>底图</w:t>
-            </w:r>
-            <w:r>
-              <w:rPr>
-                <w:color w:val="212121"/>
-                <w:sz w:val="18"/>
-              </w:rPr>
-              <w:t xml:space="preserve"> </w:t>
-            </w:r>
-            <w:r>
-              <w:rPr>
-                <w:color w:val="212121"/>
-                <w:sz w:val="18"/>
-              </w:rPr>
-              <w:t xml:space="preserve"> + </w:t>
-            </w:r>
-            <w:r>
-              <w:rPr>
-                <w:color w:val="212121"/>
-                <w:sz w:val="18"/>
-              </w:rPr>
-              <w:t xml:space="preserve"> </w:t>
-            </w:r>
-            <w:r>
-              <w:rPr>
-                <w:color w:val="212121"/>
-                <w:sz w:val="18"/>
-              </w:rPr>
-              <w:t>提示语</w:t>
             </w:r>
             <w:r>
               <w:rPr>
@@ -6040,7 +6356,7 @@
                 <w:color w:val="212121"/>
                 <w:sz w:val="18"/>
               </w:rPr>
-              <w:t xml:space="preserve">20 </w:t>
+              <w:t xml:space="preserve">13 </w:t>
             </w:r>
             <w:r>
               <w:rPr>
@@ -6054,7 +6370,7 @@
                 <w:color w:val="212121"/>
                 <w:sz w:val="18"/>
               </w:rPr>
-              <w:t>张占位框已替换为真实截图），并播放录屏</w:t>
+              <w:t>处占位框已替换为真实素材），并播放录屏</w:t>
             </w:r>
           </w:p>
         </w:tc>
@@ -6252,7 +6568,7 @@
                 <w:color w:val="212121"/>
                 <w:sz w:val="18"/>
               </w:rPr>
-              <w:t xml:space="preserve"> P26</w:t>
+              <w:t xml:space="preserve"> P21</w:t>
             </w:r>
             <w:r>
               <w:rPr>
@@ -6267,6 +6583,126 @@
                 <w:sz w:val="18"/>
               </w:rPr>
               <w:t>）</w:t>
+            </w:r>
+          </w:p>
+        </w:tc>
+      </w:tr>
+      <w:tr>
+        <w:tc>
+          <w:tcPr>
+            <w:tcW w:type="dxa" w:w="4320"/>
+            <w:vAlign w:val="center"/>
+            <w:tcBorders>
+              <w:top w:val="single" w:sz="6" w:space="0" w:color="E0E0E0"/>
+              <w:bottom w:val="single" w:sz="6" w:space="0" w:color="E0E0E0"/>
+              <w:left w:val="single" w:sz="6" w:space="0" w:color="E0E0E0"/>
+              <w:right w:val="single" w:sz="6" w:space="0" w:color="E0E0E0"/>
+            </w:tcBorders>
+            <w:tcMar>
+              <w:top w:w="120" w:type="dxa"/>
+              <w:bottom w:w="120" w:type="dxa"/>
+              <w:left w:w="168" w:type="dxa"/>
+              <w:right w:w="168" w:type="dxa"/>
+            </w:tcMar>
+          </w:tcPr>
+          <w:p>
+            <w:pPr>
+              <w:jc w:val="left"/>
+              <w:spacing w:line="240" w:lineRule="auto" w:before="45" w:after="45"/>
+            </w:pPr>
+            <w:r>
+              <w:rPr>
+                <w:color w:val="212121"/>
+                <w:sz w:val="18"/>
+              </w:rPr>
+              <w:t>数据图占位未替换</w:t>
+            </w:r>
+          </w:p>
+        </w:tc>
+        <w:tc>
+          <w:tcPr>
+            <w:tcW w:type="dxa" w:w="4320"/>
+            <w:vAlign w:val="center"/>
+            <w:tcBorders>
+              <w:top w:val="single" w:sz="6" w:space="0" w:color="E0E0E0"/>
+              <w:bottom w:val="single" w:sz="6" w:space="0" w:color="E0E0E0"/>
+              <w:left w:val="single" w:sz="6" w:space="0" w:color="E0E0E0"/>
+              <w:right w:val="single" w:sz="6" w:space="0" w:color="E0E0E0"/>
+            </w:tcBorders>
+            <w:tcMar>
+              <w:top w:w="120" w:type="dxa"/>
+              <w:bottom w:w="120" w:type="dxa"/>
+              <w:left w:w="168" w:type="dxa"/>
+              <w:right w:w="168" w:type="dxa"/>
+            </w:tcMar>
+          </w:tcPr>
+          <w:p>
+            <w:pPr>
+              <w:jc w:val="left"/>
+              <w:spacing w:line="240" w:lineRule="auto" w:before="45" w:after="45"/>
+            </w:pPr>
+            <w:r>
+              <w:rPr>
+                <w:color w:val="212121"/>
+                <w:sz w:val="18"/>
+              </w:rPr>
+              <w:t>照常讲观点，说明</w:t>
+            </w:r>
+            <w:r>
+              <w:rPr>
+                <w:color w:val="212121"/>
+                <w:sz w:val="18"/>
+              </w:rPr>
+              <w:t xml:space="preserve"> </w:t>
+            </w:r>
+            <w:r>
+              <w:rPr>
+                <w:color w:val="212121"/>
+                <w:sz w:val="18"/>
+              </w:rPr>
+              <w:t>"</w:t>
+            </w:r>
+            <w:r>
+              <w:rPr>
+                <w:color w:val="212121"/>
+                <w:sz w:val="18"/>
+              </w:rPr>
+              <w:t xml:space="preserve"> </w:t>
+            </w:r>
+            <w:r>
+              <w:rPr>
+                <w:color w:val="212121"/>
+                <w:sz w:val="18"/>
+              </w:rPr>
+              <w:t>调研数据整理中</w:t>
+            </w:r>
+            <w:r>
+              <w:rPr>
+                <w:color w:val="212121"/>
+                <w:sz w:val="18"/>
+              </w:rPr>
+              <w:t xml:space="preserve"> </w:t>
+            </w:r>
+            <w:r>
+              <w:rPr>
+                <w:color w:val="212121"/>
+                <w:sz w:val="18"/>
+              </w:rPr>
+              <w:t>"</w:t>
+            </w:r>
+            <w:r>
+              <w:rPr>
+                <w:color w:val="212121"/>
+                <w:sz w:val="18"/>
+              </w:rPr>
+              <w:t xml:space="preserve"> </w:t>
+            </w:r>
+            <w:r>
+              <w:rPr>
+                <w:color w:val="212121"/>
+                <w:sz w:val="18"/>
+              </w:rPr>
+              <w:t>，不现场编数字</w:t>
             </w:r>
           </w:p>
         </w:tc>
@@ -6556,7 +6992,7 @@
     <w:sectPr>
       <w:footerReference w:type="default" r:id="rId9"/>
       <w:pgSz w:w="11906" w:h="16838"/>
-      <w:pgMar w:top="1417" w:right="1417" w:bottom="1134" w:left="1417" w:header="720" w:footer="720" w:gutter="0"/>
+      <w:pgMar w:top="1440" w:right="1797" w:bottom="1440" w:left="1797" w:header="720" w:footer="720" w:gutter="0"/>
       <w:cols w:space="720"/>
       <w:docGrid w:linePitch="360"/>
       <w:pgNumType w:start="1"/>
@@ -6571,8 +7007,8 @@
     <w:pPr>
       <w:pStyle w:val="Footer"/>
       <w:tabs>
-        <w:tab w:pos="4536" w:val="center"/>
-        <w:tab w:pos="9072" w:val="right"/>
+        <w:tab w:pos="4156" w:val="center"/>
+        <w:tab w:pos="8312" w:val="right"/>
       </w:tabs>
     </w:pPr>
     <w:r>
